--- a/Your First YouTube Channel That Sells/Your First YouTube Channel That Sells.docx
+++ b/Your First YouTube Channel That Sells/Your First YouTube Channel That Sells.docx
@@ -17,7 +17,7 @@
         <w:pStyle w:val="Subtitle"/>
       </w:pPr>
       <w:r>
-        <w:t>How to Make Videos Cheaply, Win the Click, and Build a Channel That Can Pay</w:t>
+        <w:t>How to Choose One Offer, Make the Videos That Sell It, and Get Paid</w:t>
       </w:r>
     </w:p>
     <w:p>
@@ -62,7 +62,7 @@
             <w:color w:val="1F4E79"/>
             <w:u w:val="single"/>
           </w:rPr>
-          <w:t>1 The Click Is the Whole Business</w:t>
+          <w:t>1 Sell One Thing</w:t>
         </w:r>
       </w:hyperlink>
     </w:p>
@@ -76,7 +76,7 @@
             <w:color w:val="1F4E79"/>
             <w:u w:val="single"/>
           </w:rPr>
-          <w:t>2 Nobody Can Tell What It Cost</w:t>
+          <w:t>2 The Click Is the Whole Business</w:t>
         </w:r>
       </w:hyperlink>
     </w:p>
@@ -90,13 +90,97 @@
             <w:color w:val="1F4E79"/>
             <w:u w:val="single"/>
           </w:rPr>
-          <w:t>3 Where the Money Actually Comes From</w:t>
+          <w:t>3 Nobody Can Tell What It Cost</w:t>
         </w:r>
       </w:hyperlink>
     </w:p>
     <w:p>
       <w:pPr/>
       <w:hyperlink w:anchor="ch4">
+        <w:r>
+          <w:rPr>
+            <w:rFonts w:ascii="Calibri" w:hAnsi="Calibri"/>
+            <w:sz w:val="22"/>
+            <w:color w:val="1F4E79"/>
+            <w:u w:val="single"/>
+          </w:rPr>
+          <w:t>4 The Videos That Do the Selling</w:t>
+        </w:r>
+      </w:hyperlink>
+    </w:p>
+    <w:p>
+      <w:pPr/>
+      <w:hyperlink w:anchor="ch5">
+        <w:r>
+          <w:rPr>
+            <w:rFonts w:ascii="Calibri" w:hAnsi="Calibri"/>
+            <w:sz w:val="22"/>
+            <w:color w:val="1F4E79"/>
+            <w:u w:val="single"/>
+          </w:rPr>
+          <w:t>5 Where the Money Actually Comes From</w:t>
+        </w:r>
+      </w:hyperlink>
+    </w:p>
+    <w:p>
+      <w:pPr/>
+      <w:hyperlink w:anchor="ch6">
+        <w:r>
+          <w:rPr>
+            <w:rFonts w:ascii="Calibri" w:hAnsi="Calibri"/>
+            <w:sz w:val="22"/>
+            <w:color w:val="1F4E79"/>
+            <w:u w:val="single"/>
+          </w:rPr>
+          <w:t>6 Six Weeks to a Live Offer</w:t>
+        </w:r>
+      </w:hyperlink>
+    </w:p>
+    <w:p>
+      <w:pPr/>
+      <w:hyperlink w:anchor="ch7">
+        <w:r>
+          <w:rPr>
+            <w:rFonts w:ascii="Calibri" w:hAnsi="Calibri"/>
+            <w:sz w:val="22"/>
+            <w:color w:val="1F4E79"/>
+            <w:u w:val="single"/>
+          </w:rPr>
+          <w:t>7 Say This</w:t>
+        </w:r>
+      </w:hyperlink>
+    </w:p>
+    <w:p>
+      <w:pPr/>
+      <w:hyperlink w:anchor="ch8">
+        <w:r>
+          <w:rPr>
+            <w:rFonts w:ascii="Calibri" w:hAnsi="Calibri"/>
+            <w:sz w:val="22"/>
+            <w:color w:val="1F4E79"/>
+            <w:u w:val="single"/>
+          </w:rPr>
+          <w:t>8 The Channel Workbook</w:t>
+        </w:r>
+      </w:hyperlink>
+    </w:p>
+    <w:p>
+      <w:pPr/>
+      <w:hyperlink w:anchor="ch9">
+        <w:r>
+          <w:rPr>
+            <w:rFonts w:ascii="Calibri" w:hAnsi="Calibri"/>
+            <w:sz w:val="22"/>
+            <w:color w:val="1F4E79"/>
+            <w:u w:val="single"/>
+          </w:rPr>
+          <w:t>9 When Nothing Sells</w:t>
+        </w:r>
+      </w:hyperlink>
+    </w:p>
+    <w:p>
+      <w:pPr/>
+      <w:hyperlink w:anchor="ch10">
         <w:r>
           <w:rPr>
             <w:rFonts w:ascii="Calibri" w:hAnsi="Calibri"/>
@@ -123,55 +207,71 @@
         <w:rPr>
           <w:rFonts w:ascii="Calibri" w:hAnsi="Calibri"/>
         </w:rPr>
-        <w:t>A channel starts when a stranger can find a video, tell what it offers, and decide it is worth their time. This guide is the process for doing that on a small budget: make the video cheaply, win the click honestly, and know which numbers a platform requires before it pays you.</w:t>
-      </w:r>
-    </w:p>
-    <w:p>
-      <w:r>
-        <w:rPr>
-          <w:rFonts w:ascii="Calibri" w:hAnsi="Calibri"/>
-        </w:rPr>
-        <w:t>Read the chapters in order if you are starting. If you already post, open the chapter that matches the problem you can see.</w:t>
-      </w:r>
-    </w:p>
-    <w:p>
-      <w:r>
-        <w:rPr>
-          <w:rFonts w:ascii="Calibri" w:hAnsi="Calibri"/>
-        </w:rPr>
-        <w:t>Chapter 1 is the click. A thumbnail and a title win or lose the viewer before a second of the video plays. The chapter covers the title, description, and tag limits you can count in the upload form, the words that can suppress reach, captions, retention as creator consensus rather than a published formula, and a short-form to long-form posting rhythm.</w:t>
-      </w:r>
-    </w:p>
-    <w:p>
-      <w:r>
-        <w:rPr>
-          <w:rFonts w:ascii="Calibri" w:hAnsi="Calibri"/>
-        </w:rPr>
-        <w:t>Chapter 2 is production. Footage, music, a voice, and an export each have a free or near-free tool. None of those tools tell you what you are allowed to publish. The license check is yours.</w:t>
-      </w:r>
-    </w:p>
-    <w:p>
-      <w:r>
-        <w:rPr>
-          <w:rFonts w:ascii="Calibri" w:hAnsi="Calibri"/>
-        </w:rPr>
-        <w:t>Chapter 3 is the money. A subscriber count is not a monetized channel. YouTube’s Partner Program has two gates, a second channel starts back at zero, other platforms pay on different terms that change quickly, and an affiliate link does not depend on any one of those programs surviving.</w:t>
-      </w:r>
-    </w:p>
-    <w:p>
-      <w:r>
-        <w:rPr>
-          <w:rFonts w:ascii="Calibri" w:hAnsi="Calibri"/>
-        </w:rPr>
-        <w:t>Character limits, export settings, and eligibility rules are stated as facts because they are checkable in the product. Ranking behavior and retention percentages are labeled as inference or creator consensus. Tool prices and platform thresholds move. Recheck the upload form and the linked help pages before you build a plan on a specific number.</w:t>
-      </w:r>
-    </w:p>
-    <w:p>
-      <w:r>
-        <w:rPr>
-          <w:rFonts w:ascii="Calibri" w:hAnsi="Calibri"/>
-        </w:rPr>
-        <w:t>This is a companion to a Kindle publishing guide, not a chapter of it. It does not tell you what your videos should be about, and it is not legal, tax, or official platform advice.</w:t>
+        <w:t>A channel that sells has one thing a stranger can buy. Views, subscribers, and a monetization badge are not that thing. This book is the path from no offer to a small set of videos that point at one price.</w:t>
+      </w:r>
+    </w:p>
+    <w:p>
+      <w:r>
+        <w:rPr>
+          <w:rFonts w:ascii="Calibri" w:hAnsi="Calibri"/>
+        </w:rPr>
+        <w:t>Read it in order if you are starting. If you already post, use the last chapter to find the earliest break, then go to the chapter that fixes that break.</w:t>
+      </w:r>
+    </w:p>
+    <w:p>
+      <w:r>
+        <w:rPr>
+          <w:rFonts w:ascii="Calibri" w:hAnsi="Calibri"/>
+        </w:rPr>
+        <w:t>Chapter 1 names the buyer and the single offer, and puts a price on a page before you film.</w:t>
+      </w:r>
+    </w:p>
+    <w:p>
+      <w:r>
+        <w:rPr>
+          <w:rFonts w:ascii="Calibri" w:hAnsi="Calibri"/>
+        </w:rPr>
+        <w:t>Chapter 2 wins the click: titles, descriptions, tags, captions, and a posting rhythm you can keep. Ranking claims are labeled as creator consensus, not platform formulas.</w:t>
+      </w:r>
+    </w:p>
+    <w:p>
+      <w:r>
+        <w:rPr>
+          <w:rFonts w:ascii="Calibri" w:hAnsi="Calibri"/>
+        </w:rPr>
+        <w:t>Chapter 3 makes the videos cheaply enough that you can continue, and tells you which licenses you still have to read.</w:t>
+      </w:r>
+    </w:p>
+    <w:p>
+      <w:r>
+        <w:rPr>
+          <w:rFonts w:ascii="Calibri" w:hAnsi="Calibri"/>
+        </w:rPr>
+        <w:t>Chapter 4 is the first eight videos, each with one job, including the video that states the offer.</w:t>
+      </w:r>
+    </w:p>
+    <w:p>
+      <w:r>
+        <w:rPr>
+          <w:rFonts w:ascii="Calibri" w:hAnsi="Calibri"/>
+        </w:rPr>
+        <w:t>Chapter 5 is how money actually arrives: platform programs, their thresholds, and affiliate links. Ad revenue is extra. It is not the offer.</w:t>
+      </w:r>
+    </w:p>
+    <w:p>
+      <w:r>
+        <w:rPr>
+          <w:rFonts w:ascii="Calibri" w:hAnsi="Calibri"/>
+        </w:rPr>
+        <w:t>Chapter 6 is six weeks to get that offer in front of strangers. Chapter 7 is wording you can paste and then make true. Chapter 8 is the notebook. Chapter 9 is what to fix when nothing sells.</w:t>
+      </w:r>
+    </w:p>
+    <w:p>
+      <w:r>
+        <w:rPr>
+          <w:rFonts w:ascii="Calibri" w:hAnsi="Calibri"/>
+        </w:rPr>
+        <w:t>Character limits, export settings, and eligibility rules are facts you can check in the product. They move. The planning numbers in this book are arithmetic, not promises of income. This is not legal, tax, or official platform advice.</w:t>
       </w:r>
     </w:p>
     <w:p>
@@ -180,9 +280,362 @@
         <w:pStyle w:val="Heading1"/>
       </w:pPr>
       <w:r>
-        <w:t>1 The Click Is the Whole Business</w:t>
+        <w:t>1 Sell One Thing</w:t>
       </w:r>
       <w:bookmarkEnd w:id="2"/>
+    </w:p>
+    <w:p>
+      <w:r>
+        <w:rPr>
+          <w:rFonts w:ascii="Calibri" w:hAnsi="Calibri"/>
+          <w:i/>
+        </w:rPr>
+        <w:t>A channel that sells has one thing a stranger can buy. Views are not that thing.</w:t>
+      </w:r>
+    </w:p>
+    <w:p>
+      <w:r>
+        <w:rPr>
+          <w:rFonts w:ascii="Calibri" w:hAnsi="Calibri"/>
+        </w:rPr>
+        <w:t>The title of this book is a job description. A channel that sells does not mean a channel with a lot of views, a round subscriber number, or a monetization badge you hope will arrive later. It means a stranger can watch a video, understand one offer, and pay for it. Everything else in this book — the click, the cheap production, the platform thresholds — exists to make that sale more likely and less expensive to attempt.</w:t>
+      </w:r>
+    </w:p>
+    <w:p>
+      <w:r>
+        <w:rPr>
+          <w:rFonts w:ascii="Calibri" w:hAnsi="Calibri"/>
+        </w:rPr>
+        <w:t>If you cannot name the offer in one sentence, you do not have a channel that sells yet. You have a place to post. Posting is allowed. It is not the goal.</w:t>
+      </w:r>
+    </w:p>
+    <w:p>
+      <w:pPr>
+        <w:pStyle w:val="Heading2"/>
+      </w:pPr>
+      <w:r>
+        <w:t>I. Name the buyer before the topic</w:t>
+      </w:r>
+    </w:p>
+    <w:p>
+      <w:r>
+        <w:rPr>
+          <w:rFonts w:ascii="Calibri" w:hAnsi="Calibri"/>
+        </w:rPr>
+        <w:t>A topic is not a buyer. “Fitness,” “personal finance,” and “home repair” describe shelves. A buyer is a person with a situation and a reason to spend money on it.</w:t>
+      </w:r>
+    </w:p>
+    <w:p>
+      <w:r>
+        <w:rPr>
+          <w:rFonts w:ascii="Calibri" w:hAnsi="Calibri"/>
+        </w:rPr>
+        <w:t>Finish this sentence before you design a banner: “This channel helps [specific person] who wants [specific result] and is willing to pay for [specific offer].” If the last bracket is “my videos,” rewrite it. The video is how they find the offer. It is not the offer, unless you are selling a course and the video is the sample of that course.</w:t>
+      </w:r>
+    </w:p>
+    <w:p>
+      <w:r>
+        <w:rPr>
+          <w:rFonts w:ascii="Calibri" w:hAnsi="Calibri"/>
+        </w:rPr>
+        <w:t>Write a second sentence: “This channel is a poor fit for people who want [different result].” A retirement-planning channel that also tries to serve day traders will teach neither of them well enough to earn the trust a purchase requires. Narrowing is not a branding exercise. It is how you stop making videos for people who will never buy.</w:t>
+      </w:r>
+    </w:p>
+    <w:p>
+      <w:pPr>
+        <w:pStyle w:val="Heading2"/>
+      </w:pPr>
+      <w:r>
+        <w:t>II. One offer, on purpose</w:t>
+      </w:r>
+    </w:p>
+    <w:p>
+      <w:r>
+        <w:rPr>
+          <w:rFonts w:ascii="Calibri" w:hAnsi="Calibri"/>
+        </w:rPr>
+        <w:t>Pick one of these for the first ninety days. You may add a second later. You may not start with all three and call it a business.</w:t>
+      </w:r>
+    </w:p>
+    <w:p>
+      <w:pPr>
+        <w:pStyle w:val="ListBullet"/>
+      </w:pPr>
+      <w:r>
+        <w:rPr>
+          <w:rFonts w:ascii="Calibri" w:hAnsi="Calibri"/>
+          <w:b/>
+        </w:rPr>
+        <w:t>A thing you made.</w:t>
+      </w:r>
+      <w:r>
+        <w:rPr>
+          <w:rFonts w:ascii="Calibri" w:hAnsi="Calibri"/>
+        </w:rPr>
+        <w:t xml:space="preserve"> A short paid guide, a template pack, a recorded class, a physical product you can ship. You keep most of the money. You also own the support.</w:t>
+      </w:r>
+    </w:p>
+    <w:p>
+      <w:pPr>
+        <w:pStyle w:val="ListBullet"/>
+      </w:pPr>
+      <w:r>
+        <w:rPr>
+          <w:rFonts w:ascii="Calibri" w:hAnsi="Calibri"/>
+          <w:b/>
+        </w:rPr>
+        <w:t>A service you do.</w:t>
+      </w:r>
+      <w:r>
+        <w:rPr>
+          <w:rFonts w:ascii="Calibri" w:hAnsi="Calibri"/>
+        </w:rPr>
+        <w:t xml:space="preserve"> An audit, a setup, a consult, a done-for-you job with a written scope. One clear price or a small menu of two. “Message me for rates” is not an offer.</w:t>
+      </w:r>
+    </w:p>
+    <w:p>
+      <w:pPr>
+        <w:pStyle w:val="ListBullet"/>
+      </w:pPr>
+      <w:r>
+        <w:rPr>
+          <w:rFonts w:ascii="Calibri" w:hAnsi="Calibri"/>
+          <w:b/>
+        </w:rPr>
+        <w:t>Someone else’s product, with a disclosed affiliate link.</w:t>
+      </w:r>
+      <w:r>
+        <w:rPr>
+          <w:rFonts w:ascii="Calibri" w:hAnsi="Calibri"/>
+        </w:rPr>
+        <w:t xml:space="preserve"> You recommend a tool or book you would use anyway, and you are paid if the viewer buys. The link has to be allowed on the platform, and the disclosure has to sit next to the link, not in a footnote. The money chapter covers placement. This chapter only requires that you choose the product before you film the recommendation.</w:t>
+      </w:r>
+    </w:p>
+    <w:p>
+      <w:r>
+        <w:rPr>
+          <w:rFonts w:ascii="Calibri" w:hAnsi="Calibri"/>
+        </w:rPr>
+        <w:t>Ad revenue from a platform partner program is not this offer. It can become extra income after the thresholds in the money chapter. It is a slow, uncertain side effect of attention. Do not build the channel as if the badge is the product. A channel with no offer can be popular and still sell nothing you control.</w:t>
+      </w:r>
+    </w:p>
+    <w:p>
+      <w:pPr>
+        <w:pStyle w:val="Heading2"/>
+      </w:pPr>
+      <w:r>
+        <w:t>III. The promise the video has to keep</w:t>
+      </w:r>
+    </w:p>
+    <w:p>
+      <w:r>
+        <w:rPr>
+          <w:rFonts w:ascii="Calibri" w:hAnsi="Calibri"/>
+        </w:rPr>
+        <w:t>Write the offer the way you would say it out loud at the end of a video, in under twenty seconds:</w:t>
+      </w:r>
+    </w:p>
+    <w:p>
+      <w:r>
+        <w:rPr>
+          <w:rFonts w:ascii="Calibri" w:hAnsi="Calibri"/>
+        </w:rPr>
+        <w:t>“If you want [result], I made [offer]. It costs [price]. Here is the link. You do not have to buy it to use what this video already taught you.”</w:t>
+      </w:r>
+    </w:p>
+    <w:p>
+      <w:r>
+        <w:rPr>
+          <w:rFonts w:ascii="Calibri" w:hAnsi="Calibri"/>
+        </w:rPr>
+        <w:t>That last sentence matters. A useful video that withholds the actual steps until checkout trains people to distrust you. Give the teaching away. Sell the faster path, the template, the personal help, or the tool that saves the work. The scam version is a video that promises a method and delivers only a pitch. Do not make that video.</w:t>
+      </w:r>
+    </w:p>
+    <w:p>
+      <w:r>
+        <w:rPr>
+          <w:rFonts w:ascii="Calibri" w:hAnsi="Calibri"/>
+        </w:rPr>
+        <w:t>Check the promise against the product. If the guide says it includes a checklist, the file includes a checklist. If the service says “one revision,” the page says what a revision is. Disappointment after payment is more expensive than a slow start, because the same viewers tell other people.</w:t>
+      </w:r>
+    </w:p>
+    <w:p>
+      <w:pPr>
+        <w:pStyle w:val="Heading2"/>
+      </w:pPr>
+      <w:r>
+        <w:t>IV. A price you can explain</w:t>
+      </w:r>
+    </w:p>
+    <w:p>
+      <w:r>
+        <w:rPr>
+          <w:rFonts w:ascii="Calibri" w:hAnsi="Calibri"/>
+        </w:rPr>
+        <w:t>You do not need a perfect price. You need a price you can say without flinching, and a reason you would change it.</w:t>
+      </w:r>
+    </w:p>
+    <w:p>
+      <w:r>
+        <w:rPr>
+          <w:rFonts w:ascii="Calibri" w:hAnsi="Calibri"/>
+        </w:rPr>
+        <w:t>Use arithmetic, not a feeling. These figures are hypothetical planning numbers, not typical results.</w:t>
+      </w:r>
+    </w:p>
+    <w:p>
+      <w:r>
+        <w:rPr>
+          <w:rFonts w:ascii="Calibri" w:hAnsi="Calibri"/>
+        </w:rPr>
+        <w:t>Suppose the offer earns you $30 after fees on each sale. Suppose, as a planning guess you will replace with your own count, that 2 of every 100 people who watch the video where you make the offer go on to buy. You need about 50 views of that video for one sale, and about $30 of earnings. If those 50 views cost you more than $30 in ads or in time you cannot spare, the offer is not carrying the channel yet. Change the offer, the video, or the price. Do not answer that result by posting more videos with no offer in them.</w:t>
+      </w:r>
+    </w:p>
+    <w:p>
+      <w:r>
+        <w:rPr>
+          <w:rFonts w:ascii="Calibri" w:hAnsi="Calibri"/>
+        </w:rPr>
+        <w:t>A service priced at $150 with the same 2-in-100 guess needs only the same 50 views to earn $150. Fewer buyers can be a better business than many buyers of a $9 file, if you can deliver the service without drowning. Write down which one you can actually fulfill this month.</w:t>
+      </w:r>
+    </w:p>
+    <w:p>
+      <w:pPr>
+        <w:pStyle w:val="Heading2"/>
+      </w:pPr>
+      <w:r>
+        <w:t>V. Put the sale where a stranger can reach it</w:t>
+      </w:r>
+    </w:p>
+    <w:p>
+      <w:r>
+        <w:rPr>
+          <w:rFonts w:ascii="Calibri" w:hAnsi="Calibri"/>
+        </w:rPr>
+        <w:t>The sale does not happen inside the player unless the platform gives you a product shelf and you are eligible to use it. For almost every new channel, the sale happens at a link: a simple page with the name of the offer, the price, what is included, and a way to pay or book.</w:t>
+      </w:r>
+    </w:p>
+    <w:p>
+      <w:r>
+        <w:rPr>
+          <w:rFonts w:ascii="Calibri" w:hAnsi="Calibri"/>
+        </w:rPr>
+        <w:t>Before the first video, that page exists. The channel description links to it. The video where you explain the offer links to it in the first two lines of the description and in the pinned comment. One primary link. A row of six competing links is a menu, and menus are where undecided people go to leave.</w:t>
+      </w:r>
+    </w:p>
+    <w:p>
+      <w:r>
+        <w:rPr>
+          <w:rFonts w:ascii="Calibri" w:hAnsi="Calibri"/>
+        </w:rPr>
+        <w:t>If you are not ready to take money, you are not ready to call the channel a channel that sells. A waitlist with no offer is a delay. A free email list is allowed as a step only if you say what they will be offered and when. “Join my community” is not a sale.</w:t>
+      </w:r>
+    </w:p>
+    <w:p>
+      <w:pPr>
+        <w:pStyle w:val="Heading2"/>
+      </w:pPr>
+      <w:r>
+        <w:t>VI. Do this before you film</w:t>
+      </w:r>
+    </w:p>
+    <w:p>
+      <w:r>
+        <w:rPr>
+          <w:rFonts w:ascii="Calibri" w:hAnsi="Calibri"/>
+        </w:rPr>
+        <w:t>Write the buyer sentence, the unfit-viewer sentence, and the twenty-second offer. Create the page with the price on it. Put that single link in the channel description. If you cannot do those four things, the next chapters will help you get watched and will not help you get paid.</w:t>
+      </w:r>
+    </w:p>
+    <w:p>
+      <w:pPr>
+        <w:pStyle w:val="Heading2"/>
+      </w:pPr>
+      <w:r>
+        <w:t>VII. Claims that do not survive a checkout page</w:t>
+      </w:r>
+    </w:p>
+    <w:p>
+      <w:pPr>
+        <w:pStyle w:val="ListBullet"/>
+      </w:pPr>
+      <w:r>
+        <w:rPr>
+          <w:rFonts w:ascii="Calibri" w:hAnsi="Calibri"/>
+        </w:rPr>
+        <w:t>That a channel sells once it has subscribers. Subscribers are people who might see the next video. They are not customers until they pay.</w:t>
+      </w:r>
+    </w:p>
+    <w:p>
+      <w:pPr>
+        <w:pStyle w:val="ListBullet"/>
+      </w:pPr>
+      <w:r>
+        <w:rPr>
+          <w:rFonts w:ascii="Calibri" w:hAnsi="Calibri"/>
+        </w:rPr>
+        <w:t>That you should wait for a partner program before you sell anything. The program pays the platform’s advertisers. Your offer pays you on a sale you can see.</w:t>
+      </w:r>
+    </w:p>
+    <w:p>
+      <w:pPr>
+        <w:pStyle w:val="ListBullet"/>
+      </w:pPr>
+      <w:r>
+        <w:rPr>
+          <w:rFonts w:ascii="Calibri" w:hAnsi="Calibri"/>
+        </w:rPr>
+        <w:t>That more offers convert better than one. One clear offer gives a new viewer a decision. Five offers give them an excuse to make none.</w:t>
+      </w:r>
+    </w:p>
+    <w:p>
+      <w:pPr>
+        <w:pStyle w:val="ListBullet"/>
+      </w:pPr>
+      <w:r>
+        <w:rPr>
+          <w:rFonts w:ascii="Calibri" w:hAnsi="Calibri"/>
+        </w:rPr>
+        <w:t>That the best videos never mention the product. A teaching video can stand alone and still end with one honest next step. Hiding the offer is not integrity. It is a missing price tag.</w:t>
+      </w:r>
+    </w:p>
+    <w:p>
+      <w:pPr>
+        <w:pStyle w:val="ListBullet"/>
+      </w:pPr>
+      <w:r>
+        <w:rPr>
+          <w:rFonts w:ascii="Calibri" w:hAnsi="Calibri"/>
+        </w:rPr>
+        <w:t>That a specific conversion rate is normal. The 2-in-100 figure above is a planning placeholder. Replace it with your own count after the offer video has real views. Until then it is arithmetic, not a promise.</w:t>
+      </w:r>
+    </w:p>
+    <w:p>
+      <w:r>
+        <w:rPr>
+          <w:rFonts w:ascii="Calibri" w:hAnsi="Calibri"/>
+        </w:rPr>
+        <w:t>A last limit. This chapter will not choose your niche for you, and it will not make a weak product sell. It will refuse the version of a channel that posts for months and still has nothing a stranger can buy.</w:t>
+      </w:r>
+    </w:p>
+    <w:p>
+      <w:r>
+        <w:rPr>
+          <w:rFonts w:ascii="Calibri" w:hAnsi="Calibri"/>
+          <w:i/>
+        </w:rPr>
+        <w:t>Sources: The distinction between an offer and platform ad revenue follows from how those programs pay, as described in the money chapter of this book. The conversion arithmetic is a hypothetical planning example, not a measured rate. Disclosure expectations for affiliate recommendations are the same practical rule stated in that money chapter: say that the link pays you, next to the link. Not legal, tax, or platform-policy advice.</w:t>
+      </w:r>
+    </w:p>
+    <w:p>
+      <w:bookmarkStart w:id="3" w:name="ch2"/>
+      <w:pPr>
+        <w:pStyle w:val="Heading1"/>
+      </w:pPr>
+      <w:r>
+        <w:t>2 The Click Is the Whole Business</w:t>
+      </w:r>
+      <w:bookmarkEnd w:id="3"/>
     </w:p>
     <w:p>
       <w:r>
@@ -981,14 +1434,14 @@
       </w:r>
     </w:p>
     <w:p>
-      <w:bookmarkStart w:id="3" w:name="ch2"/>
+      <w:bookmarkStart w:id="4" w:name="ch3"/>
       <w:pPr>
         <w:pStyle w:val="Heading1"/>
       </w:pPr>
       <w:r>
-        <w:t>2 Nobody Can Tell What It Cost</w:t>
-      </w:r>
-      <w:bookmarkEnd w:id="3"/>
+        <w:t>3 Nobody Can Tell What It Cost</w:t>
+      </w:r>
+      <w:bookmarkEnd w:id="4"/>
     </w:p>
     <w:p>
       <w:r>
@@ -2591,7 +3044,7 @@
         <w:rPr>
           <w:rFonts w:ascii="Calibri" w:hAnsi="Calibri"/>
         </w:rPr>
-        <w:t xml:space="preserve"> does the reverse job — turning a recorded voice into text — which is worth knowing about specifically because that transcript can go straight into the caption workflow this book’s first chapter covers, rather than requiring a second, separate transcription pass.</w:t>
+        <w:t xml:space="preserve"> does the reverse job — turning a recorded voice into text — which is worth knowing about specifically because that transcript can go straight into the caption workflow in The Click Is the Whole Business, rather than requiring a second, separate transcription pass.</w:t>
       </w:r>
     </w:p>
     <w:p>
@@ -2825,7 +3278,7 @@
         <w:rPr>
           <w:rFonts w:ascii="Calibri" w:hAnsi="Calibri"/>
         </w:rPr>
-        <w:t>That auto-transcribed narration is caption-ready the moment it is generated. It still needs the same review pass this book’s first chapter describes for automatic captions — a transcription tool mishears the same way a captioning one does.</w:t>
+        <w:t>That auto-transcribed narration is caption-ready the moment it is generated. It still needs the same review pass the click chapter describes for automatic captions — a transcription tool mishears the same way a captioning one does.</w:t>
       </w:r>
     </w:p>
     <w:p>
@@ -2898,14 +3351,393 @@
       </w:r>
     </w:p>
     <w:p>
-      <w:bookmarkStart w:id="4" w:name="ch3"/>
+      <w:bookmarkStart w:id="5" w:name="ch4"/>
       <w:pPr>
         <w:pStyle w:val="Heading1"/>
       </w:pPr>
       <w:r>
-        <w:t>3 Where the Money Actually Comes From</w:t>
-      </w:r>
-      <w:bookmarkEnd w:id="4"/>
+        <w:t>4 The Videos That Do the Selling</w:t>
+      </w:r>
+      <w:bookmarkEnd w:id="5"/>
+    </w:p>
+    <w:p>
+      <w:r>
+        <w:rPr>
+          <w:rFonts w:ascii="Calibri" w:hAnsi="Calibri"/>
+          <w:i/>
+        </w:rPr>
+        <w:t>Eight videos, each with one job. A channel that sells is a small set of videos that point at one offer, not a pile of posts.</w:t>
+      </w:r>
+    </w:p>
+    <w:p>
+      <w:r>
+        <w:rPr>
+          <w:rFonts w:ascii="Calibri" w:hAnsi="Calibri"/>
+        </w:rPr>
+        <w:t>Once the offer exists, the channel needs videos that do work. “Content” is not work. A video either helps a specific buyer decide, or it fills a calendar. Calendars feel productive. Buyers pay.</w:t>
+      </w:r>
+    </w:p>
+    <w:p>
+      <w:r>
+        <w:rPr>
+          <w:rFonts w:ascii="Calibri" w:hAnsi="Calibri"/>
+        </w:rPr>
+        <w:t>You do not need thirty videos to find out whether the offer can sell. You need a short set you can finish, each aimed at one question the buyer already has. Make them in the cheap way the production chapter describes. Package them the way the click chapter describes. Point them at the single link from the offer chapter.</w:t>
+      </w:r>
+    </w:p>
+    <w:p>
+      <w:pPr>
+        <w:pStyle w:val="Heading2"/>
+      </w:pPr>
+      <w:r>
+        <w:t>I. Give every video one job</w:t>
+      </w:r>
+    </w:p>
+    <w:p>
+      <w:r>
+        <w:rPr>
+          <w:rFonts w:ascii="Calibri" w:hAnsi="Calibri"/>
+        </w:rPr>
+        <w:t>Before you write a title, write the job in a single line: “After this video, the viewer can [do one thing] or can decide whether [the offer] is for them.” If the line needs “and,” split the video.</w:t>
+      </w:r>
+    </w:p>
+    <w:p>
+      <w:r>
+        <w:rPr>
+          <w:rFonts w:ascii="Calibri" w:hAnsi="Calibri"/>
+        </w:rPr>
+        <w:t>Jobs that sell, used in this order:</w:t>
+      </w:r>
+    </w:p>
+    <w:p>
+      <w:pPr>
+        <w:pStyle w:val="ListNumber"/>
+      </w:pPr>
+      <w:r>
+        <w:rPr>
+          <w:rFonts w:ascii="Calibri" w:hAnsi="Calibri"/>
+          <w:b/>
+        </w:rPr>
+        <w:t>Who it is for.</w:t>
+      </w:r>
+      <w:r>
+        <w:rPr>
+          <w:rFonts w:ascii="Calibri" w:hAnsi="Calibri"/>
+        </w:rPr>
+        <w:t xml:space="preserve"> The buyer recognizes themselves in the first ten seconds. People who are not the buyer can leave without feeling tricked.</w:t>
+      </w:r>
+    </w:p>
+    <w:p>
+      <w:pPr>
+        <w:pStyle w:val="ListNumber"/>
+      </w:pPr>
+      <w:r>
+        <w:rPr>
+          <w:rFonts w:ascii="Calibri" w:hAnsi="Calibri"/>
+          <w:b/>
+        </w:rPr>
+        <w:t>The problem, in their words.</w:t>
+      </w:r>
+      <w:r>
+        <w:rPr>
+          <w:rFonts w:ascii="Calibri" w:hAnsi="Calibri"/>
+        </w:rPr>
+        <w:t xml:space="preserve"> Use the phrase they would type, not the clever name you prefer. The click chapter’s rule still applies: describe the situation, not a crisis word that can suppress the video.</w:t>
+      </w:r>
+    </w:p>
+    <w:p>
+      <w:pPr>
+        <w:pStyle w:val="ListNumber"/>
+      </w:pPr>
+      <w:r>
+        <w:rPr>
+          <w:rFonts w:ascii="Calibri" w:hAnsi="Calibri"/>
+          <w:b/>
+        </w:rPr>
+        <w:t>The method, given away.</w:t>
+      </w:r>
+      <w:r>
+        <w:rPr>
+          <w:rFonts w:ascii="Calibri" w:hAnsi="Calibri"/>
+        </w:rPr>
+        <w:t xml:space="preserve"> Show the real steps. A withheld step is a leak in trust. The offer, later, is the shortcut, the template, or the help, not the half you hid.</w:t>
+      </w:r>
+    </w:p>
+    <w:p>
+      <w:pPr>
+        <w:pStyle w:val="ListNumber"/>
+      </w:pPr>
+      <w:r>
+        <w:rPr>
+          <w:rFonts w:ascii="Calibri" w:hAnsi="Calibri"/>
+          <w:b/>
+        </w:rPr>
+        <w:t>Proof it can be done.</w:t>
+      </w:r>
+      <w:r>
+        <w:rPr>
+          <w:rFonts w:ascii="Calibri" w:hAnsi="Calibri"/>
+        </w:rPr>
+        <w:t xml:space="preserve"> A before and after, a worked example, a walk-through with numbers you actually have. Invented results are a lie, and lies do not survive a refund.</w:t>
+      </w:r>
+    </w:p>
+    <w:p>
+      <w:pPr>
+        <w:pStyle w:val="ListNumber"/>
+      </w:pPr>
+      <w:r>
+        <w:rPr>
+          <w:rFonts w:ascii="Calibri" w:hAnsi="Calibri"/>
+          <w:b/>
+        </w:rPr>
+        <w:t>The comparison.</w:t>
+      </w:r>
+      <w:r>
+        <w:rPr>
+          <w:rFonts w:ascii="Calibri" w:hAnsi="Calibri"/>
+        </w:rPr>
+        <w:t xml:space="preserve"> What you recommend versus the common alternative, including “do it by hand.” Say who should not buy.</w:t>
+      </w:r>
+    </w:p>
+    <w:p>
+      <w:pPr>
+        <w:pStyle w:val="ListNumber"/>
+      </w:pPr>
+      <w:r>
+        <w:rPr>
+          <w:rFonts w:ascii="Calibri" w:hAnsi="Calibri"/>
+          <w:b/>
+        </w:rPr>
+        <w:t>The objection.</w:t>
+      </w:r>
+      <w:r>
+        <w:rPr>
+          <w:rFonts w:ascii="Calibri" w:hAnsi="Calibri"/>
+        </w:rPr>
+        <w:t xml:space="preserve"> Price, time, skill, “I tried this before.” Answer one objection per video. Do not stack them into a speech.</w:t>
+      </w:r>
+    </w:p>
+    <w:p>
+      <w:pPr>
+        <w:pStyle w:val="ListNumber"/>
+      </w:pPr>
+      <w:r>
+        <w:rPr>
+          <w:rFonts w:ascii="Calibri" w:hAnsi="Calibri"/>
+          <w:b/>
+        </w:rPr>
+        <w:t>The offer.</w:t>
+      </w:r>
+      <w:r>
+        <w:rPr>
+          <w:rFonts w:ascii="Calibri" w:hAnsi="Calibri"/>
+        </w:rPr>
+        <w:t xml:space="preserve"> The twenty-second version from the offer chapter, filmed as its own short video and also spoken once at the end of the others.</w:t>
+      </w:r>
+    </w:p>
+    <w:p>
+      <w:pPr>
+        <w:pStyle w:val="ListNumber"/>
+      </w:pPr>
+      <w:r>
+        <w:rPr>
+          <w:rFonts w:ascii="Calibri" w:hAnsi="Calibri"/>
+          <w:b/>
+        </w:rPr>
+        <w:t>The next video.</w:t>
+      </w:r>
+      <w:r>
+        <w:rPr>
+          <w:rFonts w:ascii="Calibri" w:hAnsi="Calibri"/>
+        </w:rPr>
+        <w:t xml:space="preserve"> Tell them which of the seven to watch next, by name. A channel that sells is a path, not a feed.</w:t>
+      </w:r>
+    </w:p>
+    <w:p>
+      <w:r>
+        <w:rPr>
+          <w:rFonts w:ascii="Calibri" w:hAnsi="Calibri"/>
+        </w:rPr>
+        <w:t>That is the first eight. You may post shorts that point at these. You do not need a ninth idea until these eight exist and the offer link has been clicked by someone who is not you.</w:t>
+      </w:r>
+    </w:p>
+    <w:p>
+      <w:pPr>
+        <w:pStyle w:val="Heading2"/>
+      </w:pPr>
+      <w:r>
+        <w:t>II. The offer video is not a commercial with nothing in it</w:t>
+      </w:r>
+    </w:p>
+    <w:p>
+      <w:r>
+        <w:rPr>
+          <w:rFonts w:ascii="Calibri" w:hAnsi="Calibri"/>
+        </w:rPr>
+        <w:t>The offer video still teaches. Open with the result, show one piece of the method so the viewer sees you know it, then say what the paid version adds and what it costs. Put the link in the first two lines of the description and in the pinned comment. Say that an affiliate link pays you, if it does.</w:t>
+      </w:r>
+    </w:p>
+    <w:p>
+      <w:r>
+        <w:rPr>
+          <w:rFonts w:ascii="Calibri" w:hAnsi="Calibri"/>
+        </w:rPr>
+        <w:t>Keep it short enough that you can remake it when the price or the scope changes. A twelve-minute commercial about your feelings is not an offer video. A four-minute video that shows the checklist and then sells the filled-in version is.</w:t>
+      </w:r>
+    </w:p>
+    <w:p>
+      <w:pPr>
+        <w:pStyle w:val="Heading2"/>
+      </w:pPr>
+      <w:r>
+        <w:t>III. Titles that sell name the buyer’s job</w:t>
+      </w:r>
+    </w:p>
+    <w:p>
+      <w:r>
+        <w:rPr>
+          <w:rFonts w:ascii="Calibri" w:hAnsi="Calibri"/>
+        </w:rPr>
+        <w:t>Use the click chapter’s formula — keyword, benefit, hook — and add one constraint: the keyword is the buyer’s problem, not your brand. “How I grew my channel” is about you. “How to price a bathroom repair so the quote matches the work” is about a buyer, if that is your offer. The second one can sell. The first one can only flatter you.</w:t>
+      </w:r>
+    </w:p>
+    <w:p>
+      <w:r>
+        <w:rPr>
+          <w:rFonts w:ascii="Calibri" w:hAnsi="Calibri"/>
+        </w:rPr>
+        <w:t>Write the title before you film, and write the one action you will ask for at the end in the same sitting. If you cannot say the action, you do not know the job yet.</w:t>
+      </w:r>
+    </w:p>
+    <w:p>
+      <w:pPr>
+        <w:pStyle w:val="Heading2"/>
+      </w:pPr>
+      <w:r>
+        <w:t>IV. Stop when the set is done</w:t>
+      </w:r>
+    </w:p>
+    <w:p>
+      <w:r>
+        <w:rPr>
+          <w:rFonts w:ascii="Calibri" w:hAnsi="Calibri"/>
+        </w:rPr>
+        <w:t>Eight finished videos aimed at one offer beat forty videos aimed at “the algorithm.” The posting rhythm in the click chapter is a floor for staying visible, not an order to invent topics. If you can publish one of the eight a week, publish one of the eight a week. If a week is too fast to keep the teaching accurate, slow down. A wrong video that contradicts the offer does more damage than a quiet week.</w:t>
+      </w:r>
+    </w:p>
+    <w:p>
+      <w:r>
+        <w:rPr>
+          <w:rFonts w:ascii="Calibri" w:hAnsi="Calibri"/>
+        </w:rPr>
+        <w:t>When the eight are live, look at one number before you invent video nine: did anyone reach the offer page from a video? Not views. Not likes. The page. If the page was never visited, the next video is not a new topic. It is a clearer path from a video you already have — a better title, a link in the first lines, a pinned comment, an end that says the name of the offer.</w:t>
+      </w:r>
+    </w:p>
+    <w:p>
+      <w:pPr>
+        <w:pStyle w:val="Heading2"/>
+      </w:pPr>
+      <w:r>
+        <w:t>V. Do this before you batch-film</w:t>
+      </w:r>
+    </w:p>
+    <w:p>
+      <w:r>
+        <w:rPr>
+          <w:rFonts w:ascii="Calibri" w:hAnsi="Calibri"/>
+        </w:rPr>
+        <w:t>List the eight jobs with a working title under each. Mark the offer video. Confirm each title would make sense to the buyer in section I of the offer chapter, and that none of them require a tool or a claim you cannot show. Film the “who it is for” video and the offer video first. Those two, with the link live, are enough to test whether a stranger understands what you sell.</w:t>
+      </w:r>
+    </w:p>
+    <w:p>
+      <w:pPr>
+        <w:pStyle w:val="Heading2"/>
+      </w:pPr>
+      <w:r>
+        <w:t>VI. Claims that do not survive the offer page</w:t>
+      </w:r>
+    </w:p>
+    <w:p>
+      <w:pPr>
+        <w:pStyle w:val="ListBullet"/>
+      </w:pPr>
+      <w:r>
+        <w:rPr>
+          <w:rFonts w:ascii="Calibri" w:hAnsi="Calibri"/>
+        </w:rPr>
+        <w:t>That you should post for months before you mention a product. Mention it when the video’s job is to help the buyer decide. Mention it briefly when the job is to teach. Silence is not a strategy.</w:t>
+      </w:r>
+    </w:p>
+    <w:p>
+      <w:pPr>
+        <w:pStyle w:val="ListBullet"/>
+      </w:pPr>
+      <w:r>
+        <w:rPr>
+          <w:rFonts w:ascii="Calibri" w:hAnsi="Calibri"/>
+        </w:rPr>
+        <w:t>That viral videos sell the offer by themselves. A video can be widely watched by people who are not the buyer. Wide and unpaid is a hobby with an audience.</w:t>
+      </w:r>
+    </w:p>
+    <w:p>
+      <w:pPr>
+        <w:pStyle w:val="ListBullet"/>
+      </w:pPr>
+      <w:r>
+        <w:rPr>
+          <w:rFonts w:ascii="Calibri" w:hAnsi="Calibri"/>
+        </w:rPr>
+        <w:t>That you need daily uploads to deserve a sale. You need a path from the video to one link. Frequency does not replace that path.</w:t>
+      </w:r>
+    </w:p>
+    <w:p>
+      <w:pPr>
+        <w:pStyle w:val="ListBullet"/>
+      </w:pPr>
+      <w:r>
+        <w:rPr>
+          <w:rFonts w:ascii="Calibri" w:hAnsi="Calibri"/>
+        </w:rPr>
+        <w:t>That proof can be a screenshot you found. Proof is a result you can explain. If you do not have one yet, show the method on a small real example and do not invent a larger one.</w:t>
+      </w:r>
+    </w:p>
+    <w:p>
+      <w:pPr>
+        <w:pStyle w:val="ListBullet"/>
+      </w:pPr>
+      <w:r>
+        <w:rPr>
+          <w:rFonts w:ascii="Calibri" w:hAnsi="Calibri"/>
+        </w:rPr>
+        <w:t>That the next video should chase whatever got the most views. Chase the video that sent people to the offer, or fix the one that should have and did not.</w:t>
+      </w:r>
+    </w:p>
+    <w:p>
+      <w:r>
+        <w:rPr>
+          <w:rFonts w:ascii="Calibri" w:hAnsi="Calibri"/>
+        </w:rPr>
+        <w:t>A last limit. This chapter will not hand you a niche or a script for your life. It will refuse a content calendar that has no offer video on it.</w:t>
+      </w:r>
+    </w:p>
+    <w:p>
+      <w:r>
+        <w:rPr>
+          <w:rFonts w:ascii="Calibri" w:hAnsi="Calibri"/>
+          <w:i/>
+        </w:rPr>
+        <w:t>Sources: Title structure refers to the click chapter of this book. Production cost refers to the production chapter. No platform ranking formula is claimed here. The instruction to watch the offer page rather than views is editorial guidance for a channel whose goal is a sale. Not platform-policy advice.</w:t>
+      </w:r>
+    </w:p>
+    <w:p>
+      <w:bookmarkStart w:id="6" w:name="ch5"/>
+      <w:pPr>
+        <w:pStyle w:val="Heading1"/>
+      </w:pPr>
+      <w:r>
+        <w:t>5 Where the Money Actually Comes From</w:t>
+      </w:r>
+      <w:bookmarkEnd w:id="6"/>
     </w:p>
     <w:p>
       <w:r>
@@ -4392,21 +5224,1508 @@
       </w:r>
     </w:p>
     <w:p>
-      <w:bookmarkStart w:id="5" w:name="ch4"/>
+      <w:bookmarkStart w:id="7" w:name="ch6"/>
       <w:pPr>
         <w:pStyle w:val="Heading1"/>
       </w:pPr>
       <w:r>
+        <w:t>6 Six Weeks to a Live Offer</w:t>
+      </w:r>
+      <w:bookmarkEnd w:id="7"/>
+    </w:p>
+    <w:p>
+      <w:r>
+        <w:rPr>
+          <w:rFonts w:ascii="Calibri" w:hAnsi="Calibri"/>
+          <w:i/>
+        </w:rPr>
+        <w:t>A calendar for getting one offer in front of strangers. Move the dates. Do not skip the offer.</w:t>
+      </w:r>
+    </w:p>
+    <w:p>
+      <w:r>
+        <w:rPr>
+          <w:rFonts w:ascii="Calibri" w:hAnsi="Calibri"/>
+        </w:rPr>
+        <w:t>Use this as a frame, the way you would use a launch calendar for a book. If a step is not true yet — the page does not take payment, the example in the video is fake, the license on the footage is unread — move the date. A channel that goes live with nothing to buy has followed a posting schedule and missed the title of this book.</w:t>
+      </w:r>
+    </w:p>
+    <w:p>
+      <w:r>
+        <w:rPr>
+          <w:rFonts w:ascii="Calibri" w:hAnsi="Calibri"/>
+        </w:rPr>
+        <w:t>Hours below are a modest pace for one person using the free tools in the production chapter. If you have less time, stretch a week into two. Do not delete the offer to save an evening.</w:t>
+      </w:r>
+    </w:p>
+    <w:p>
+      <w:pPr>
+        <w:pStyle w:val="Heading2"/>
+      </w:pPr>
+      <w:r>
+        <w:t>I. Week one: the offer on a page</w:t>
+      </w:r>
+    </w:p>
+    <w:p>
+      <w:r>
+        <w:rPr>
+          <w:rFonts w:ascii="Calibri" w:hAnsi="Calibri"/>
+        </w:rPr>
+        <w:t>Write the buyer sentence, the unfit-viewer sentence, and the twenty-second offer. Choose one of the three offer types. Put a price on the page, or a booking link with the scope written in plain language. Read it aloud. If you stumble, the viewer will leave.</w:t>
+      </w:r>
+    </w:p>
+    <w:p>
+      <w:r>
+        <w:rPr>
+          <w:rFonts w:ascii="Calibri" w:hAnsi="Calibri"/>
+        </w:rPr>
+        <w:t>Set up the channel only as far as the offer needs: a name a buyer understands, a description whose first lines say who it helps and contain the link, and a banner you can read on a phone. Skip the logo exploration. The page is the product. The banner is a sign.</w:t>
+      </w:r>
+    </w:p>
+    <w:p>
+      <w:pPr>
+        <w:pStyle w:val="Heading2"/>
+      </w:pPr>
+      <w:r>
+        <w:t>II. Week two: two videos, not eight</w:t>
+      </w:r>
+    </w:p>
+    <w:p>
+      <w:r>
+        <w:rPr>
+          <w:rFonts w:ascii="Calibri" w:hAnsi="Calibri"/>
+        </w:rPr>
+        <w:t>Film “who it is for” and the offer video. Package them with the click chapter’s limits: keyword first in the title, benefit in the first lines of the description, one link, pinned comment with the same link. Review the captions before you publish. A misheard price in the automatic captions is a broken offer.</w:t>
+      </w:r>
+    </w:p>
+    <w:p>
+      <w:r>
+        <w:rPr>
+          <w:rFonts w:ascii="Calibri" w:hAnsi="Calibri"/>
+        </w:rPr>
+        <w:t>Publish both in the same week if they are ready. Tell three people who match the buyer sentence, not three people who like you, and ask them to try to find the price without your help. If they cannot, fix the description before you make video three.</w:t>
+      </w:r>
+    </w:p>
+    <w:p>
+      <w:pPr>
+        <w:pStyle w:val="Heading2"/>
+      </w:pPr>
+      <w:r>
+        <w:t>III. Week three: the method, given away</w:t>
+      </w:r>
+    </w:p>
+    <w:p>
+      <w:r>
+        <w:rPr>
+          <w:rFonts w:ascii="Calibri" w:hAnsi="Calibri"/>
+        </w:rPr>
+        <w:t>Film the method video. Show the steps you would be embarrassed to hide. Export it with the settings in the production chapter. Publish it with the same single link, and say once, near the end, what the paid version adds.</w:t>
+      </w:r>
+    </w:p>
+    <w:p>
+      <w:r>
+        <w:rPr>
+          <w:rFonts w:ascii="Calibri" w:hAnsi="Calibri"/>
+        </w:rPr>
+        <w:t>This is the week most people skip, because giving the method away feels like losing the sale. It is the opposite. The viewer who can finish a small version alone is the viewer who believes you can help with the larger one.</w:t>
+      </w:r>
+    </w:p>
+    <w:p>
+      <w:pPr>
+        <w:pStyle w:val="Heading2"/>
+      </w:pPr>
+      <w:r>
+        <w:t>IV. Week four: proof and one objection</w:t>
+      </w:r>
+    </w:p>
+    <w:p>
+      <w:r>
+        <w:rPr>
+          <w:rFonts w:ascii="Calibri" w:hAnsi="Calibri"/>
+        </w:rPr>
+        <w:t>Film proof you actually have. If the proof is small, say it is small. Film one objection video: the reason a sensible buyer hesitates, answered without insulting them.</w:t>
+      </w:r>
+    </w:p>
+    <w:p>
+      <w:r>
+        <w:rPr>
+          <w:rFonts w:ascii="Calibri" w:hAnsi="Calibri"/>
+        </w:rPr>
+        <w:t>Check the offer page again. Does it match what these videos now promise? Update the page before you update the thumbnails. A sharper thumbnail sending people to a stale page is a faster way to disappoint them.</w:t>
+      </w:r>
+    </w:p>
+    <w:p>
+      <w:pPr>
+        <w:pStyle w:val="Heading2"/>
+      </w:pPr>
+      <w:r>
+        <w:t>V. Week five: comparison, then quiet measurement</w:t>
+      </w:r>
+    </w:p>
+    <w:p>
+      <w:r>
+        <w:rPr>
+          <w:rFonts w:ascii="Calibri" w:hAnsi="Calibri"/>
+        </w:rPr>
+        <w:t>Film the comparison: your offer versus the usual alternative, including doing nothing. Publish it. Then stop making new videos for several days and read only these counts, written down with the date:</w:t>
+      </w:r>
+    </w:p>
+    <w:p>
+      <w:pPr>
+        <w:pStyle w:val="ListBullet"/>
+      </w:pPr>
+      <w:r>
+        <w:rPr>
+          <w:rFonts w:ascii="Calibri" w:hAnsi="Calibri"/>
+        </w:rPr>
+        <w:t>Views on the offer video.</w:t>
+      </w:r>
+    </w:p>
+    <w:p>
+      <w:pPr>
+        <w:pStyle w:val="ListBullet"/>
+      </w:pPr>
+      <w:r>
+        <w:rPr>
+          <w:rFonts w:ascii="Calibri" w:hAnsi="Calibri"/>
+        </w:rPr>
+        <w:t>Clicks from your videos to the offer page, if your page or the platform shows them. If you cannot see clicks, count visits to the page another honest way, or ask the three buyers from week two what they clicked.</w:t>
+      </w:r>
+    </w:p>
+    <w:p>
+      <w:pPr>
+        <w:pStyle w:val="ListBullet"/>
+      </w:pPr>
+      <w:r>
+        <w:rPr>
+          <w:rFonts w:ascii="Calibri" w:hAnsi="Calibri"/>
+        </w:rPr>
+        <w:t>Payments, including zero.</w:t>
+      </w:r>
+    </w:p>
+    <w:p>
+      <w:pPr>
+        <w:pStyle w:val="ListBullet"/>
+      </w:pPr>
+      <w:r>
+        <w:rPr>
+          <w:rFonts w:ascii="Calibri" w:hAnsi="Calibri"/>
+        </w:rPr>
+        <w:t>The question people actually asked, in their words.</w:t>
+      </w:r>
+    </w:p>
+    <w:p>
+      <w:r>
+        <w:rPr>
+          <w:rFonts w:ascii="Calibri" w:hAnsi="Calibri"/>
+        </w:rPr>
+        <w:t>Do not change the price, the title, and the offer in the same week. You would not know which change mattered.</w:t>
+      </w:r>
+    </w:p>
+    <w:p>
+      <w:pPr>
+        <w:pStyle w:val="Heading2"/>
+      </w:pPr>
+      <w:r>
+        <w:t>VI. Week six: one decision</w:t>
+      </w:r>
+    </w:p>
+    <w:p>
+      <w:r>
+        <w:rPr>
+          <w:rFonts w:ascii="Calibri" w:hAnsi="Calibri"/>
+        </w:rPr>
+        <w:t>Choose one of these, and write the reason in a sentence:</w:t>
+      </w:r>
+    </w:p>
+    <w:p>
+      <w:pPr>
+        <w:pStyle w:val="ListBullet"/>
+      </w:pPr>
+      <w:r>
+        <w:rPr>
+          <w:rFonts w:ascii="Calibri" w:hAnsi="Calibri"/>
+          <w:b/>
+        </w:rPr>
+        <w:t>Keep the offer and make the remaining videos</w:t>
+      </w:r>
+      <w:r>
+        <w:rPr>
+          <w:rFonts w:ascii="Calibri" w:hAnsi="Calibri"/>
+        </w:rPr>
+        <w:t xml:space="preserve"> from the eight-video set, because someone who is not a friend reached the page or paid.</w:t>
+      </w:r>
+    </w:p>
+    <w:p>
+      <w:pPr>
+        <w:pStyle w:val="ListBullet"/>
+      </w:pPr>
+      <w:r>
+        <w:rPr>
+          <w:rFonts w:ascii="Calibri" w:hAnsi="Calibri"/>
+          <w:b/>
+        </w:rPr>
+        <w:t>Rewrite the offer video and the first lines of the description,</w:t>
+      </w:r>
+      <w:r>
+        <w:rPr>
+          <w:rFonts w:ascii="Calibri" w:hAnsi="Calibri"/>
+        </w:rPr>
+        <w:t xml:space="preserve"> because people watched and did not reach the page.</w:t>
+      </w:r>
+    </w:p>
+    <w:p>
+      <w:pPr>
+        <w:pStyle w:val="ListBullet"/>
+      </w:pPr>
+      <w:r>
+        <w:rPr>
+          <w:rFonts w:ascii="Calibri" w:hAnsi="Calibri"/>
+          <w:b/>
+        </w:rPr>
+        <w:t>Change the offer,</w:t>
+      </w:r>
+      <w:r>
+        <w:rPr>
+          <w:rFonts w:ascii="Calibri" w:hAnsi="Calibri"/>
+        </w:rPr>
+        <w:t xml:space="preserve"> because people reached the page and the same objection showed up twice. Change the price, the scope, or the buyer. Do not change all three.</w:t>
+      </w:r>
+    </w:p>
+    <w:p>
+      <w:pPr>
+        <w:pStyle w:val="ListBullet"/>
+      </w:pPr>
+      <w:r>
+        <w:rPr>
+          <w:rFonts w:ascii="Calibri" w:hAnsi="Calibri"/>
+          <w:b/>
+        </w:rPr>
+        <w:t>Stop spending money to push it,</w:t>
+      </w:r>
+      <w:r>
+        <w:rPr>
+          <w:rFonts w:ascii="Calibri" w:hAnsi="Calibri"/>
+        </w:rPr>
+        <w:t xml:space="preserve"> if you bought ads or a boost and the page still got no visits from strangers. Fix the path before you buy more attention.</w:t>
+      </w:r>
+    </w:p>
+    <w:p>
+      <w:r>
+        <w:rPr>
+          <w:rFonts w:ascii="Calibri" w:hAnsi="Calibri"/>
+        </w:rPr>
+        <w:t>Then schedule the next four weeks as production of the videos you still lack, not as a new niche. A second niche in week six is how a channel that might have sold becomes two hobbies.</w:t>
+      </w:r>
+    </w:p>
+    <w:p>
+      <w:pPr>
+        <w:pStyle w:val="Heading2"/>
+      </w:pPr>
+      <w:r>
+        <w:t>VII. Do this on paper first</w:t>
+      </w:r>
+    </w:p>
+    <w:p>
+      <w:r>
+        <w:rPr>
+          <w:rFonts w:ascii="Calibri" w:hAnsi="Calibri"/>
+        </w:rPr>
+        <w:t>Copy the six weeks onto one page with your real dates. Put the offer-page link at the top. If a week has no task that touches the offer, that week is optional. The filming is not optional forever. The offer is not optional at all.</w:t>
+      </w:r>
+    </w:p>
+    <w:p>
+      <w:pPr>
+        <w:pStyle w:val="Heading2"/>
+      </w:pPr>
+      <w:r>
+        <w:t>VIII. Claims that do not survive week six</w:t>
+      </w:r>
+    </w:p>
+    <w:p>
+      <w:pPr>
+        <w:pStyle w:val="ListBullet"/>
+      </w:pPr>
+      <w:r>
+        <w:rPr>
+          <w:rFonts w:ascii="Calibri" w:hAnsi="Calibri"/>
+        </w:rPr>
+        <w:t>That six weeks is a guarantee of income. It is a deadline for learning whether a stranger can find the price. Income is the later count.</w:t>
+      </w:r>
+    </w:p>
+    <w:p>
+      <w:pPr>
+        <w:pStyle w:val="ListBullet"/>
+      </w:pPr>
+      <w:r>
+        <w:rPr>
+          <w:rFonts w:ascii="Calibri" w:hAnsi="Calibri"/>
+        </w:rPr>
+        <w:t>That you should wait to publish until all eight videos are perfect. Two honest videos and a live price teach you more than eight private drafts.</w:t>
+      </w:r>
+    </w:p>
+    <w:p>
+      <w:pPr>
+        <w:pStyle w:val="ListBullet"/>
+      </w:pPr>
+      <w:r>
+        <w:rPr>
+          <w:rFonts w:ascii="Calibri" w:hAnsi="Calibri"/>
+        </w:rPr>
+        <w:t>That a quiet week means the topic is dead. Quiet means you do not have evidence yet. Evidence is page visits and payments, not a feeling about the niche.</w:t>
+      </w:r>
+    </w:p>
+    <w:p>
+      <w:pPr>
+        <w:pStyle w:val="ListBullet"/>
+      </w:pPr>
+      <w:r>
+        <w:rPr>
+          <w:rFonts w:ascii="Calibri" w:hAnsi="Calibri"/>
+        </w:rPr>
+        <w:t>That ads can replace weeks two through five. Ads send strangers to whatever you already published. If the path is missing, you paid to show them a gap.</w:t>
+      </w:r>
+    </w:p>
+    <w:p>
+      <w:pPr>
+        <w:pStyle w:val="ListBullet"/>
+      </w:pPr>
+      <w:r>
+        <w:rPr>
+          <w:rFonts w:ascii="Calibri" w:hAnsi="Calibri"/>
+        </w:rPr>
+        <w:t>That changing everything in week six is decisive. One change, then another quiet measurement, is decisive. A new banner, a new niche, and a new price is a new project.</w:t>
+      </w:r>
+    </w:p>
+    <w:p>
+      <w:r>
+        <w:rPr>
+          <w:rFonts w:ascii="Calibri" w:hAnsi="Calibri"/>
+        </w:rPr>
+        <w:t>A last limit. This calendar will not negotiate with a missing price. If the page cannot take money or a booking by the end of week one, week two does not start.</w:t>
+      </w:r>
+    </w:p>
+    <w:p>
+      <w:r>
+        <w:rPr>
+          <w:rFonts w:ascii="Calibri" w:hAnsi="Calibri"/>
+          <w:i/>
+        </w:rPr>
+        <w:t>Sources: Packaging limits and caption review refer to the click chapter. Export settings refer to the production chapter. The six-week frame is editorial planning, not a platform requirement and not a forecast of sales. Not legal or tax advice.</w:t>
+      </w:r>
+    </w:p>
+    <w:p>
+      <w:bookmarkStart w:id="8" w:name="ch7"/>
+      <w:pPr>
+        <w:pStyle w:val="Heading1"/>
+      </w:pPr>
+      <w:r>
+        <w:t>7 Say This</w:t>
+      </w:r>
+      <w:bookmarkEnd w:id="8"/>
+    </w:p>
+    <w:p>
+      <w:r>
+        <w:rPr>
+          <w:rFonts w:ascii="Calibri" w:hAnsi="Calibri"/>
+          <w:i/>
+        </w:rPr>
+        <w:t>Words you can paste and then make true. Replace every bracket. Delete any sentence that is not yet real.</w:t>
+      </w:r>
+    </w:p>
+    <w:p>
+      <w:r>
+        <w:rPr>
+          <w:rFonts w:ascii="Calibri" w:hAnsi="Calibri"/>
+        </w:rPr>
+        <w:t>These are your words, not a script for a viewer’s comment and not a fake testimonial. If a sentence overclaims, cut it. A channel that sells says a smaller true thing.</w:t>
+      </w:r>
+    </w:p>
+    <w:p>
+      <w:pPr>
+        <w:pStyle w:val="Heading2"/>
+      </w:pPr>
+      <w:r>
+        <w:t>I. Channel description</w:t>
+      </w:r>
+    </w:p>
+    <w:p>
+      <w:r>
+        <w:rPr>
+          <w:rFonts w:ascii="Calibri" w:hAnsi="Calibri"/>
+        </w:rPr>
+        <w:t>I help [specific person] who wants [specific result].</w:t>
+      </w:r>
+    </w:p>
+    <w:p>
+      <w:r>
+        <w:rPr>
+          <w:rFonts w:ascii="Calibri" w:hAnsi="Calibri"/>
+        </w:rPr>
+        <w:t>The offer is [name of offer] — [what it includes] for [price].</w:t>
+      </w:r>
+    </w:p>
+    <w:p>
+      <w:r>
+        <w:rPr>
+          <w:rFonts w:ascii="Calibri" w:hAnsi="Calibri"/>
+        </w:rPr>
+        <w:t>Start here: [one link]</w:t>
+      </w:r>
+    </w:p>
+    <w:p>
+      <w:r>
+        <w:rPr>
+          <w:rFonts w:ascii="Calibri" w:hAnsi="Calibri"/>
+        </w:rPr>
+        <w:t>New videos walk through [the method] so you can do a small version yourself. The paid version is for when you want [the shortcut, template, or help].</w:t>
+      </w:r>
+    </w:p>
+    <w:p>
+      <w:pPr>
+        <w:pStyle w:val="Heading2"/>
+      </w:pPr>
+      <w:r>
+        <w:t>II. Description of a teaching video</w:t>
+      </w:r>
+    </w:p>
+    <w:p>
+      <w:r>
+        <w:rPr>
+          <w:rFonts w:ascii="Calibri" w:hAnsi="Calibri"/>
+        </w:rPr>
+        <w:t>[Buyer’s problem, in their words]. This video shows [the one job of this video].</w:t>
+      </w:r>
+    </w:p>
+    <w:p>
+      <w:r>
+        <w:rPr>
+          <w:rFonts w:ascii="Calibri" w:hAnsi="Calibri"/>
+        </w:rPr>
+        <w:t>I cover [three concrete steps, named].</w:t>
+      </w:r>
+    </w:p>
+    <w:p>
+      <w:r>
+        <w:rPr>
+          <w:rFonts w:ascii="Calibri" w:hAnsi="Calibri"/>
+        </w:rPr>
+        <w:t>If you want the [offer] instead of doing it from scratch, it is here: [one link]. [If affiliate: This is an affiliate link. I earn a commission if you buy, at no extra cost to you.]</w:t>
+      </w:r>
+    </w:p>
+    <w:p>
+      <w:r>
+        <w:rPr>
+          <w:rFonts w:ascii="Calibri" w:hAnsi="Calibri"/>
+        </w:rPr>
+        <w:t>Chapters: 0:00 [who it is for] [timestamp] [step] [timestamp] [what the offer adds]</w:t>
+      </w:r>
+    </w:p>
+    <w:p>
+      <w:pPr>
+        <w:pStyle w:val="Heading2"/>
+      </w:pPr>
+      <w:r>
+        <w:t>III. Description of the offer video</w:t>
+      </w:r>
+    </w:p>
+    <w:p>
+      <w:r>
+        <w:rPr>
+          <w:rFonts w:ascii="Calibri" w:hAnsi="Calibri"/>
+        </w:rPr>
+        <w:t>[Offer name] is for [specific person] who wants [result].</w:t>
+      </w:r>
+    </w:p>
+    <w:p>
+      <w:r>
+        <w:rPr>
+          <w:rFonts w:ascii="Calibri" w:hAnsi="Calibri"/>
+        </w:rPr>
+        <w:t>It includes [list]. It costs [price]. It does not include [the thing buyers often assume].</w:t>
+      </w:r>
+    </w:p>
+    <w:p>
+      <w:r>
+        <w:rPr>
+          <w:rFonts w:ascii="Calibri" w:hAnsi="Calibri"/>
+        </w:rPr>
+        <w:t>Get it here: [one link]</w:t>
+      </w:r>
+    </w:p>
+    <w:p>
+      <w:r>
+        <w:rPr>
+          <w:rFonts w:ascii="Calibri" w:hAnsi="Calibri"/>
+        </w:rPr>
+        <w:t>You can do the basic version with the free steps in this video. The link is the faster path, not a locked door.</w:t>
+      </w:r>
+    </w:p>
+    <w:p>
+      <w:pPr>
+        <w:pStyle w:val="Heading2"/>
+      </w:pPr>
+      <w:r>
+        <w:t>IV. Pinned comment</w:t>
+      </w:r>
+    </w:p>
+    <w:p>
+      <w:r>
+        <w:rPr>
+          <w:rFonts w:ascii="Calibri" w:hAnsi="Calibri"/>
+        </w:rPr>
+        <w:t>The link for [offer name] is [one link]. [Price]. [One sentence on what is included.] [Affiliate disclosure in the same comment, if it applies.]</w:t>
+      </w:r>
+    </w:p>
+    <w:p>
+      <w:pPr>
+        <w:pStyle w:val="Heading2"/>
+      </w:pPr>
+      <w:r>
+        <w:t>V. The twenty seconds at the end of a video</w:t>
+      </w:r>
+    </w:p>
+    <w:p>
+      <w:r>
+        <w:rPr>
+          <w:rFonts w:ascii="Calibri" w:hAnsi="Calibri"/>
+        </w:rPr>
+        <w:t>If you want [result] without building [the tedious part] yourself, I made [offer name]. It is [price] and it includes [the single most useful part]. The link is in the first line of the description and in the pinned comment. If you would rather do it yourself, the steps in this video are enough.</w:t>
+      </w:r>
+    </w:p>
+    <w:p>
+      <w:pPr>
+        <w:pStyle w:val="Heading2"/>
+      </w:pPr>
+      <w:r>
+        <w:t>VI. The reply when someone asks the price in a comment</w:t>
+      </w:r>
+    </w:p>
+    <w:p>
+      <w:r>
+        <w:rPr>
+          <w:rFonts w:ascii="Calibri" w:hAnsi="Calibri"/>
+        </w:rPr>
+        <w:t>[Offer name] is [price]. Here is what is included: [one sentence]. Link: [one link]. Happy to answer a question about fit. I do not change the price in the comments.</w:t>
+      </w:r>
+    </w:p>
+    <w:p>
+      <w:pPr>
+        <w:pStyle w:val="Heading2"/>
+      </w:pPr>
+      <w:r>
+        <w:t>VII. What you do not say</w:t>
+      </w:r>
+    </w:p>
+    <w:p>
+      <w:r>
+        <w:rPr>
+          <w:rFonts w:ascii="Calibri" w:hAnsi="Calibri"/>
+        </w:rPr>
+        <w:t>Do not say the video will change their life, guarantee income, or “blow up” their own channel. Do not tell a viewer to comment a keyword so you can pretend the comment count is demand. Do not ask for a subscription in the same breath as the price. One ask. The ask that matches a channel that sells is the offer, not the bell.</w:t>
+      </w:r>
+    </w:p>
+    <w:p>
+      <w:r>
+        <w:rPr>
+          <w:rFonts w:ascii="Calibri" w:hAnsi="Calibri"/>
+        </w:rPr>
+        <w:t>Do not paste a review you wrote yourself. If a buyer tells you a result, ask before you quote them, and do not enlarge the result.</w:t>
+      </w:r>
+    </w:p>
+    <w:p>
+      <w:pPr>
+        <w:pStyle w:val="Heading2"/>
+      </w:pPr>
+      <w:r>
+        <w:t>VIII. Claims that do not survive being read aloud</w:t>
+      </w:r>
+    </w:p>
+    <w:p>
+      <w:pPr>
+        <w:pStyle w:val="ListBullet"/>
+      </w:pPr>
+      <w:r>
+        <w:rPr>
+          <w:rFonts w:ascii="Calibri" w:hAnsi="Calibri"/>
+        </w:rPr>
+        <w:t>That clever copy outperforms a clear price. The buyer has to find the number. Cleverness that hides it is a lost sale.</w:t>
+      </w:r>
+    </w:p>
+    <w:p>
+      <w:pPr>
+        <w:pStyle w:val="ListBullet"/>
+      </w:pPr>
+      <w:r>
+        <w:rPr>
+          <w:rFonts w:ascii="Calibri" w:hAnsi="Calibri"/>
+        </w:rPr>
+        <w:t>That you need a different link in every video. One primary link. Different videos may explain different parts. They send people to the same offer until that offer has earned a second one.</w:t>
+      </w:r>
+    </w:p>
+    <w:p>
+      <w:pPr>
+        <w:pStyle w:val="ListBullet"/>
+      </w:pPr>
+      <w:r>
+        <w:rPr>
+          <w:rFonts w:ascii="Calibri" w:hAnsi="Calibri"/>
+        </w:rPr>
+        <w:t>That disclosure ruins affiliate sales. Hiding an affiliate relationship ruins trust, and on many platforms it breaks the rule. Say it next to the link.</w:t>
+      </w:r>
+    </w:p>
+    <w:p>
+      <w:pPr>
+        <w:pStyle w:val="ListBullet"/>
+      </w:pPr>
+      <w:r>
+        <w:rPr>
+          <w:rFonts w:ascii="Calibri" w:hAnsi="Calibri"/>
+        </w:rPr>
+        <w:t>That the description can wait until you are “bigger.” The description is the shelf. A video with no shelf can be watched and still sell nothing.</w:t>
+      </w:r>
+    </w:p>
+    <w:p>
+      <w:r>
+        <w:rPr>
+          <w:rFonts w:ascii="Calibri" w:hAnsi="Calibri"/>
+        </w:rPr>
+        <w:t>A last limit. If you would be ashamed to say the filled-in version to a careful person, do not publish it. Rewrite the offer until the sentences are dull and true.</w:t>
+      </w:r>
+    </w:p>
+    <w:p>
+      <w:r>
+        <w:rPr>
+          <w:rFonts w:ascii="Calibri" w:hAnsi="Calibri"/>
+          <w:i/>
+        </w:rPr>
+        <w:t>Sources: These are author templates, not platform-required wording. Affiliate disclosure is editorial guidance consistent with the money chapter; confirm the current rule on the platform where you post and, for U.S. advertising claims, the FTC’s endorsement guidance. Not legal advice.</w:t>
+      </w:r>
+    </w:p>
+    <w:p>
+      <w:bookmarkStart w:id="9" w:name="ch8"/>
+      <w:pPr>
+        <w:pStyle w:val="Heading1"/>
+      </w:pPr>
+      <w:r>
+        <w:t>8 The Channel Workbook</w:t>
+      </w:r>
+      <w:bookmarkEnd w:id="9"/>
+    </w:p>
+    <w:p>
+      <w:r>
+        <w:rPr>
+          <w:rFonts w:ascii="Calibri" w:hAnsi="Calibri"/>
+          <w:i/>
+        </w:rPr>
+        <w:t>Copy these into a notebook. Keep the first answers so you can see what you changed.</w:t>
+      </w:r>
+    </w:p>
+    <w:p>
+      <w:r>
+        <w:rPr>
+          <w:rFonts w:ascii="Calibri" w:hAnsi="Calibri"/>
+        </w:rPr>
+        <w:t>A channel that sells leaves a trail: who it was for, what it cost, what you asked people to buy, and what they did. Memory is a poor record. The point of these sheets is to stop you from “improving” three things at once and then guessing which one mattered.</w:t>
+      </w:r>
+    </w:p>
+    <w:p>
+      <w:pPr>
+        <w:pStyle w:val="Heading2"/>
+      </w:pPr>
+      <w:r>
+        <w:t>I. Buyer sheet</w:t>
+      </w:r>
+    </w:p>
+    <w:p>
+      <w:r>
+        <w:rPr>
+          <w:rFonts w:ascii="Calibri" w:hAnsi="Calibri"/>
+        </w:rPr>
+        <w:t>Who the channel is for:</w:t>
+      </w:r>
+    </w:p>
+    <w:p>
+      <w:r>
+        <w:rPr>
+          <w:rFonts w:ascii="Calibri" w:hAnsi="Calibri"/>
+        </w:rPr>
+        <w:t>The result they want:</w:t>
+      </w:r>
+    </w:p>
+    <w:p>
+      <w:r>
+        <w:rPr>
+          <w:rFonts w:ascii="Calibri" w:hAnsi="Calibri"/>
+        </w:rPr>
+        <w:t>Who it is not for:</w:t>
+      </w:r>
+    </w:p>
+    <w:p>
+      <w:r>
+        <w:rPr>
+          <w:rFonts w:ascii="Calibri" w:hAnsi="Calibri"/>
+        </w:rPr>
+        <w:t>The phrase they would type into search:</w:t>
+      </w:r>
+    </w:p>
+    <w:p>
+      <w:r>
+        <w:rPr>
+          <w:rFonts w:ascii="Calibri" w:hAnsi="Calibri"/>
+        </w:rPr>
+        <w:t>The promise in one sentence:</w:t>
+      </w:r>
+    </w:p>
+    <w:p>
+      <w:r>
+        <w:rPr>
+          <w:rFonts w:ascii="Calibri" w:hAnsi="Calibri"/>
+        </w:rPr>
+        <w:t>One proof you actually have:</w:t>
+      </w:r>
+    </w:p>
+    <w:p>
+      <w:pPr>
+        <w:pStyle w:val="Heading2"/>
+      </w:pPr>
+      <w:r>
+        <w:t>II. Offer sheet</w:t>
+      </w:r>
+    </w:p>
+    <w:p>
+      <w:r>
+        <w:rPr>
+          <w:rFonts w:ascii="Calibri" w:hAnsi="Calibri"/>
+        </w:rPr>
+        <w:t>Offer type: thing you made / service / affiliate</w:t>
+      </w:r>
+    </w:p>
+    <w:p>
+      <w:r>
+        <w:rPr>
+          <w:rFonts w:ascii="Calibri" w:hAnsi="Calibri"/>
+        </w:rPr>
+        <w:t>Name:</w:t>
+      </w:r>
+    </w:p>
+    <w:p>
+      <w:r>
+        <w:rPr>
+          <w:rFonts w:ascii="Calibri" w:hAnsi="Calibri"/>
+        </w:rPr>
+        <w:t>Price after fees:</w:t>
+      </w:r>
+    </w:p>
+    <w:p>
+      <w:r>
+        <w:rPr>
+          <w:rFonts w:ascii="Calibri" w:hAnsi="Calibri"/>
+        </w:rPr>
+        <w:t>What is included:</w:t>
+      </w:r>
+    </w:p>
+    <w:p>
+      <w:r>
+        <w:rPr>
+          <w:rFonts w:ascii="Calibri" w:hAnsi="Calibri"/>
+        </w:rPr>
+        <w:t>What is not included:</w:t>
+      </w:r>
+    </w:p>
+    <w:p>
+      <w:r>
+        <w:rPr>
+          <w:rFonts w:ascii="Calibri" w:hAnsi="Calibri"/>
+        </w:rPr>
+        <w:t>The page link:</w:t>
+      </w:r>
+    </w:p>
+    <w:p>
+      <w:r>
+        <w:rPr>
+          <w:rFonts w:ascii="Calibri" w:hAnsi="Calibri"/>
+        </w:rPr>
+        <w:t>The twenty-second spoken version:</w:t>
+      </w:r>
+    </w:p>
+    <w:p>
+      <w:r>
+        <w:rPr>
+          <w:rFonts w:ascii="Calibri" w:hAnsi="Calibri"/>
+        </w:rPr>
+        <w:t>What would make you change the price:</w:t>
+      </w:r>
+    </w:p>
+    <w:p>
+      <w:r>
+        <w:rPr>
+          <w:rFonts w:ascii="Calibri" w:hAnsi="Calibri"/>
+        </w:rPr>
+        <w:t>Can you deliver ten sales this month without breaking the promise: yes / no</w:t>
+      </w:r>
+    </w:p>
+    <w:p>
+      <w:pPr>
+        <w:pStyle w:val="Heading2"/>
+      </w:pPr>
+      <w:r>
+        <w:t>III. The eight videos</w:t>
+      </w:r>
+    </w:p>
+    <w:p>
+      <w:r>
+        <w:rPr>
+          <w:rFonts w:ascii="Calibri" w:hAnsi="Calibri"/>
+        </w:rPr>
+        <w:t>For each, write the job, the working title, and the one action at the end.</w:t>
+      </w:r>
+    </w:p>
+    <w:p>
+      <w:pPr>
+        <w:pStyle w:val="ListNumber"/>
+      </w:pPr>
+      <w:r>
+        <w:rPr>
+          <w:rFonts w:ascii="Calibri" w:hAnsi="Calibri"/>
+        </w:rPr>
+        <w:t>Who it is for —</w:t>
+      </w:r>
+    </w:p>
+    <w:p>
+      <w:pPr>
+        <w:pStyle w:val="ListNumber"/>
+      </w:pPr>
+      <w:r>
+        <w:rPr>
+          <w:rFonts w:ascii="Calibri" w:hAnsi="Calibri"/>
+        </w:rPr>
+        <w:t>The problem in their words —</w:t>
+      </w:r>
+    </w:p>
+    <w:p>
+      <w:pPr>
+        <w:pStyle w:val="ListNumber"/>
+      </w:pPr>
+      <w:r>
+        <w:rPr>
+          <w:rFonts w:ascii="Calibri" w:hAnsi="Calibri"/>
+        </w:rPr>
+        <w:t>The method, given away —</w:t>
+      </w:r>
+    </w:p>
+    <w:p>
+      <w:pPr>
+        <w:pStyle w:val="ListNumber"/>
+      </w:pPr>
+      <w:r>
+        <w:rPr>
+          <w:rFonts w:ascii="Calibri" w:hAnsi="Calibri"/>
+        </w:rPr>
+        <w:t>Proof —</w:t>
+      </w:r>
+    </w:p>
+    <w:p>
+      <w:pPr>
+        <w:pStyle w:val="ListNumber"/>
+      </w:pPr>
+      <w:r>
+        <w:rPr>
+          <w:rFonts w:ascii="Calibri" w:hAnsi="Calibri"/>
+        </w:rPr>
+        <w:t>Comparison —</w:t>
+      </w:r>
+    </w:p>
+    <w:p>
+      <w:pPr>
+        <w:pStyle w:val="ListNumber"/>
+      </w:pPr>
+      <w:r>
+        <w:rPr>
+          <w:rFonts w:ascii="Calibri" w:hAnsi="Calibri"/>
+        </w:rPr>
+        <w:t>One objection —</w:t>
+      </w:r>
+    </w:p>
+    <w:p>
+      <w:pPr>
+        <w:pStyle w:val="ListNumber"/>
+      </w:pPr>
+      <w:r>
+        <w:rPr>
+          <w:rFonts w:ascii="Calibri" w:hAnsi="Calibri"/>
+        </w:rPr>
+        <w:t>The offer —</w:t>
+      </w:r>
+    </w:p>
+    <w:p>
+      <w:pPr>
+        <w:pStyle w:val="ListNumber"/>
+      </w:pPr>
+      <w:r>
+        <w:rPr>
+          <w:rFonts w:ascii="Calibri" w:hAnsi="Calibri"/>
+        </w:rPr>
+        <w:t>Which video to watch next —</w:t>
+      </w:r>
+    </w:p>
+    <w:p>
+      <w:r>
+        <w:rPr>
+          <w:rFonts w:ascii="Calibri" w:hAnsi="Calibri"/>
+        </w:rPr>
+        <w:t>Offer video published on:</w:t>
+      </w:r>
+    </w:p>
+    <w:p>
+      <w:r>
+        <w:rPr>
+          <w:rFonts w:ascii="Calibri" w:hAnsi="Calibri"/>
+        </w:rPr>
+        <w:t>Link in the first two description lines: yes / no</w:t>
+      </w:r>
+    </w:p>
+    <w:p>
+      <w:r>
+        <w:rPr>
+          <w:rFonts w:ascii="Calibri" w:hAnsi="Calibri"/>
+        </w:rPr>
+        <w:t>Pinned comment matches that link: yes / no</w:t>
+      </w:r>
+    </w:p>
+    <w:p>
+      <w:pPr>
+        <w:pStyle w:val="Heading2"/>
+      </w:pPr>
+      <w:r>
+        <w:t>IV. Week sheet</w:t>
+      </w:r>
+    </w:p>
+    <w:p>
+      <w:r>
+        <w:rPr>
+          <w:rFonts w:ascii="Calibri" w:hAnsi="Calibri"/>
+        </w:rPr>
+        <w:t>Week of:</w:t>
+      </w:r>
+    </w:p>
+    <w:p>
+      <w:r>
+        <w:rPr>
+          <w:rFonts w:ascii="Calibri" w:hAnsi="Calibri"/>
+        </w:rPr>
+        <w:t>What you published:</w:t>
+      </w:r>
+    </w:p>
+    <w:p>
+      <w:r>
+        <w:rPr>
+          <w:rFonts w:ascii="Calibri" w:hAnsi="Calibri"/>
+        </w:rPr>
+        <w:t>Views on the offer video:</w:t>
+      </w:r>
+    </w:p>
+    <w:p>
+      <w:r>
+        <w:rPr>
+          <w:rFonts w:ascii="Calibri" w:hAnsi="Calibri"/>
+        </w:rPr>
+        <w:t>Visits or clicks to the offer page:</w:t>
+      </w:r>
+    </w:p>
+    <w:p>
+      <w:r>
+        <w:rPr>
+          <w:rFonts w:ascii="Calibri" w:hAnsi="Calibri"/>
+        </w:rPr>
+        <w:t>Payments:</w:t>
+      </w:r>
+    </w:p>
+    <w:p>
+      <w:r>
+        <w:rPr>
+          <w:rFonts w:ascii="Calibri" w:hAnsi="Calibri"/>
+        </w:rPr>
+        <w:t>The question people asked, in their words:</w:t>
+      </w:r>
+    </w:p>
+    <w:p>
+      <w:r>
+        <w:rPr>
+          <w:rFonts w:ascii="Calibri" w:hAnsi="Calibri"/>
+        </w:rPr>
+        <w:t>The one thing you will change next, and the date you will look again:</w:t>
+      </w:r>
+    </w:p>
+    <w:p>
+      <w:r>
+        <w:rPr>
+          <w:rFonts w:ascii="Calibri" w:hAnsi="Calibri"/>
+        </w:rPr>
+        <w:t>What you will not change this week:</w:t>
+      </w:r>
+    </w:p>
+    <w:p>
+      <w:pPr>
+        <w:pStyle w:val="Heading2"/>
+      </w:pPr>
+      <w:r>
+        <w:t>V. Money sheet</w:t>
+      </w:r>
+    </w:p>
+    <w:p>
+      <w:r>
+        <w:rPr>
+          <w:rFonts w:ascii="Calibri" w:hAnsi="Calibri"/>
+        </w:rPr>
+        <w:t>Cost to make this week’s video, in money and in hours:</w:t>
+      </w:r>
+    </w:p>
+    <w:p>
+      <w:r>
+        <w:rPr>
+          <w:rFonts w:ascii="Calibri" w:hAnsi="Calibri"/>
+        </w:rPr>
+        <w:t>Money spent to promote it:</w:t>
+      </w:r>
+    </w:p>
+    <w:p>
+      <w:r>
+        <w:rPr>
+          <w:rFonts w:ascii="Calibri" w:hAnsi="Calibri"/>
+        </w:rPr>
+        <w:t>Earnings from the offer:</w:t>
+      </w:r>
+    </w:p>
+    <w:p>
+      <w:r>
+        <w:rPr>
+          <w:rFonts w:ascii="Calibri" w:hAnsi="Calibri"/>
+        </w:rPr>
+        <w:t>Earnings from any platform program, kept separate:</w:t>
+      </w:r>
+    </w:p>
+    <w:p>
+      <w:r>
+        <w:rPr>
+          <w:rFonts w:ascii="Calibri" w:hAnsi="Calibri"/>
+        </w:rPr>
+        <w:t>Net this week: earnings minus promotion minus money spent making it</w:t>
+      </w:r>
+    </w:p>
+    <w:p>
+      <w:r>
+        <w:rPr>
+          <w:rFonts w:ascii="Calibri" w:hAnsi="Calibri"/>
+        </w:rPr>
+        <w:t>Hours are not nothing. If the video took ten hours and earned $20, write that down. You do not have to quit. You do have to see it. A channel that sells is allowed to be small. It is not allowed to pretend hours were free if you needed those hours for rent.</w:t>
+      </w:r>
+    </w:p>
+    <w:p>
+      <w:r>
+        <w:rPr>
+          <w:rFonts w:ascii="Calibri" w:hAnsi="Calibri"/>
+        </w:rPr>
+        <w:t>Platform ad money does not get mixed into offer money. They answer different questions. The money chapter is where the platform thresholds live. This sheet is where your offer either paid you or did not.</w:t>
+      </w:r>
+    </w:p>
+    <w:p>
+      <w:pPr>
+        <w:pStyle w:val="Heading2"/>
+      </w:pPr>
+      <w:r>
+        <w:t>VI. Decision log</w:t>
+      </w:r>
+    </w:p>
+    <w:p>
+      <w:r>
+        <w:rPr>
+          <w:rFonts w:ascii="Calibri" w:hAnsi="Calibri"/>
+        </w:rPr>
+        <w:t>Date:</w:t>
+      </w:r>
+    </w:p>
+    <w:p>
+      <w:r>
+        <w:rPr>
+          <w:rFonts w:ascii="Calibri" w:hAnsi="Calibri"/>
+        </w:rPr>
+        <w:t>What you changed:</w:t>
+      </w:r>
+    </w:p>
+    <w:p>
+      <w:r>
+        <w:rPr>
+          <w:rFonts w:ascii="Calibri" w:hAnsi="Calibri"/>
+        </w:rPr>
+        <w:t>What you left alone:</w:t>
+      </w:r>
+    </w:p>
+    <w:p>
+      <w:r>
+        <w:rPr>
+          <w:rFonts w:ascii="Calibri" w:hAnsi="Calibri"/>
+        </w:rPr>
+        <w:t>What you expected:</w:t>
+      </w:r>
+    </w:p>
+    <w:p>
+      <w:r>
+        <w:rPr>
+          <w:rFonts w:ascii="Calibri" w:hAnsi="Calibri"/>
+        </w:rPr>
+        <w:t>What you counted, and over how many days:</w:t>
+      </w:r>
+    </w:p>
+    <w:p>
+      <w:r>
+        <w:rPr>
+          <w:rFonts w:ascii="Calibri" w:hAnsi="Calibri"/>
+        </w:rPr>
+        <w:t>What you will do next:</w:t>
+      </w:r>
+    </w:p>
+    <w:p>
+      <w:r>
+        <w:rPr>
+          <w:rFonts w:ascii="Calibri" w:hAnsi="Calibri"/>
+        </w:rPr>
+        <w:t>A useful line sounds like this: “Changed only the first two lines of the offer-video description. Same title, same price. Seven days. Page visits went from none to four. No payment yet. Hold the price. Look again in seven days.” That is more useful than “descriptions don’t work.”</w:t>
+      </w:r>
+    </w:p>
+    <w:p>
+      <w:pPr>
+        <w:pStyle w:val="Heading2"/>
+      </w:pPr>
+      <w:r>
+        <w:t>VII. Claims that do not survive the sheet</w:t>
+      </w:r>
+    </w:p>
+    <w:p>
+      <w:pPr>
+        <w:pStyle w:val="ListBullet"/>
+      </w:pPr>
+      <w:r>
+        <w:rPr>
+          <w:rFonts w:ascii="Calibri" w:hAnsi="Calibri"/>
+        </w:rPr>
+        <w:t>That you will remember the price you tested. You will not. Write it.</w:t>
+      </w:r>
+    </w:p>
+    <w:p>
+      <w:pPr>
+        <w:pStyle w:val="ListBullet"/>
+      </w:pPr>
+      <w:r>
+        <w:rPr>
+          <w:rFonts w:ascii="Calibri" w:hAnsi="Calibri"/>
+        </w:rPr>
+        <w:t>That likes are a substitute for the payment line. Likes are polite. The payment line is the title of this book.</w:t>
+      </w:r>
+    </w:p>
+    <w:p>
+      <w:pPr>
+        <w:pStyle w:val="ListBullet"/>
+      </w:pPr>
+      <w:r>
+        <w:rPr>
+          <w:rFonts w:ascii="Calibri" w:hAnsi="Calibri"/>
+        </w:rPr>
+        <w:t>That a blank “can you deliver ten sales” box can stay blank. If the answer is no, shrink the offer until the answer is yes. Do not advertise a service you will resent on sale three.</w:t>
+      </w:r>
+    </w:p>
+    <w:p>
+      <w:r>
+        <w:rPr>
+          <w:rFonts w:ascii="Calibri" w:hAnsi="Calibri"/>
+        </w:rPr>
+        <w:t>A last limit. Blank sheets do not make a channel sell. Filled sheets make the next decision obvious, including the decision to stop.</w:t>
+      </w:r>
+    </w:p>
+    <w:p>
+      <w:r>
+        <w:rPr>
+          <w:rFonts w:ascii="Calibri" w:hAnsi="Calibri"/>
+          <w:i/>
+        </w:rPr>
+        <w:t>Sources: This workbook is editorial structure for the rest of this book. It states no platform rule. Not accounting or tax advice; keep whatever records your own situation requires.</w:t>
+      </w:r>
+    </w:p>
+    <w:p>
+      <w:bookmarkStart w:id="10" w:name="ch9"/>
+      <w:pPr>
+        <w:pStyle w:val="Heading1"/>
+      </w:pPr>
+      <w:r>
+        <w:t>9 When Nothing Sells</w:t>
+      </w:r>
+      <w:bookmarkEnd w:id="10"/>
+    </w:p>
+    <w:p>
+      <w:r>
+        <w:rPr>
+          <w:rFonts w:ascii="Calibri" w:hAnsi="Calibri"/>
+          <w:i/>
+        </w:rPr>
+        <w:t>Find the earliest break in the path. A new video is not a diagnosis.</w:t>
+      </w:r>
+    </w:p>
+    <w:p>
+      <w:r>
+        <w:rPr>
+          <w:rFonts w:ascii="Calibri" w:hAnsi="Calibri"/>
+        </w:rPr>
+        <w:t>When a channel does not sell, the tempting explanation is “the algorithm” or “the niche.” Sometimes the videos are simply hard to find. More often the path from a stranger to a payment is broken in a specific place, and another video will not repair a missing price. Start at the top of this list. Fix the first item that is true. Do not fix item six while item two is still true.</w:t>
+      </w:r>
+    </w:p>
+    <w:p>
+      <w:pPr>
+        <w:pStyle w:val="Heading2"/>
+      </w:pPr>
+      <w:r>
+        <w:t>I. You cannot say what you sell</w:t>
+      </w:r>
+    </w:p>
+    <w:p>
+      <w:r>
+        <w:rPr>
+          <w:rFonts w:ascii="Calibri" w:hAnsi="Calibri"/>
+        </w:rPr>
+        <w:t>If the twenty-second offer is still unfinished, stop. The offer chapter is the whole diagnosis. No title, thumbnail, or posting schedule sells an unnamed thing. Write the sentence. Put a price on a page. Then come back.</w:t>
+      </w:r>
+    </w:p>
+    <w:p>
+      <w:pPr>
+        <w:pStyle w:val="Heading2"/>
+      </w:pPr>
+      <w:r>
+        <w:t>II. People cannot find the price</w:t>
+      </w:r>
+    </w:p>
+    <w:p>
+      <w:r>
+        <w:rPr>
+          <w:rFonts w:ascii="Calibri" w:hAnsi="Calibri"/>
+        </w:rPr>
+        <w:t>The videos exist. The page exists. Viewers still do not arrive there. Look at the first two lines of the description, the pinned comment, and the words you say at the end. If the link is under a paragraph about your story, move it up. If you never say the name of the offer, say it. If three test viewers cannot find the price without you pointing, the packaging failed and the niche did not.</w:t>
+      </w:r>
+    </w:p>
+    <w:p>
+      <w:r>
+        <w:rPr>
+          <w:rFonts w:ascii="Calibri" w:hAnsi="Calibri"/>
+        </w:rPr>
+        <w:t>This is the same shelf as the click chapter, applied to money instead of curiosity. A title can win the click and still lose the sale if the click leads nowhere.</w:t>
+      </w:r>
+    </w:p>
+    <w:p>
+      <w:pPr>
+        <w:pStyle w:val="Heading2"/>
+      </w:pPr>
+      <w:r>
+        <w:t>III. The wrong people are watching</w:t>
+      </w:r>
+    </w:p>
+    <w:p>
+      <w:r>
+        <w:rPr>
+          <w:rFonts w:ascii="Calibri" w:hAnsi="Calibri"/>
+        </w:rPr>
+        <w:t>The offer video has views, and the viewers are not the buyer you named. Read the comments and the search phrases if the platform shows them. If they came for a different promise — entertainment, a face, a controversy — your teaching will not convert them, and it should not. Change the title and the first ten seconds so the unfit viewer leaves early. Do not rewrite the offer to chase whoever happened to arrive.</w:t>
+      </w:r>
+    </w:p>
+    <w:p>
+      <w:pPr>
+        <w:pStyle w:val="Heading2"/>
+      </w:pPr>
+      <w:r>
+        <w:t>IV. The right people watch and do not believe you</w:t>
+      </w:r>
+    </w:p>
+    <w:p>
+      <w:r>
+        <w:rPr>
+          <w:rFonts w:ascii="Calibri" w:hAnsi="Calibri"/>
+        </w:rPr>
+        <w:t>They reach the page and do not pay. Ask what is missing, of the page and of the proof video. Common true answers: the scope is vague, the price has no reason, the method video hid the hard step, the proof is a claim without a walk-through. Fix one of those. A discount is not the first fix. A discount on a vague offer teaches people to wait for a lower price on something they still do not understand.</w:t>
+      </w:r>
+    </w:p>
+    <w:p>
+      <w:pPr>
+        <w:pStyle w:val="Heading2"/>
+      </w:pPr>
+      <w:r>
+        <w:t>V. They believe you and the checkout fails</w:t>
+      </w:r>
+    </w:p>
+    <w:p>
+      <w:r>
+        <w:rPr>
+          <w:rFonts w:ascii="Calibri" w:hAnsi="Calibri"/>
+        </w:rPr>
+        <w:t>They mean to pay, and the page breaks, the booking tool confuses them, or you take three days to reply. That is not a content problem. Buy the thing yourself, on a phone, as a stranger would. Fix the step where you stalled. If you cannot deliver, stop taking orders until you can, and say so on the page.</w:t>
+      </w:r>
+    </w:p>
+    <w:p>
+      <w:pPr>
+        <w:pStyle w:val="Heading2"/>
+      </w:pPr>
+      <w:r>
+        <w:t>VI. You are spending to hide the break</w:t>
+      </w:r>
+    </w:p>
+    <w:p>
+      <w:r>
+        <w:rPr>
+          <w:rFonts w:ascii="Calibri" w:hAnsi="Calibri"/>
+        </w:rPr>
+        <w:t>Ads, boosts, and “growth” services send more people into the same path. If the path loses them, you bought a faster loss. Turn the spend off until a handful of unpaid viewers can reach the page. Then, if you spend at all, cap it the way you would cap any test: a number written down before you start, and a date when you stop even if you are curious.</w:t>
+      </w:r>
+    </w:p>
+    <w:p>
+      <w:r>
+        <w:rPr>
+          <w:rFonts w:ascii="Calibri" w:hAnsi="Calibri"/>
+        </w:rPr>
+        <w:t>Platform ad revenue, if you ever qualify, does not repair a broken offer. It can sit beside a working one. It cannot substitute for one.</w:t>
+      </w:r>
+    </w:p>
+    <w:p>
+      <w:pPr>
+        <w:pStyle w:val="Heading2"/>
+      </w:pPr>
+      <w:r>
+        <w:t>VII. The honest stop</w:t>
+      </w:r>
+    </w:p>
+    <w:p>
+      <w:r>
+        <w:rPr>
+          <w:rFonts w:ascii="Calibri" w:hAnsi="Calibri"/>
+        </w:rPr>
+        <w:t>Some offers should not continue. If, after the path is clear, the right people have seen a true demonstration and still will not pay a price that covers your time, the channel is not failing to sell. The offer is being refused. Change the buyer, the promise, or the price once. If you change all three, you started a different business, and the old sheets should be labeled as closed so you do not mix the counts.</w:t>
+      </w:r>
+    </w:p>
+    <w:p>
+      <w:r>
+        <w:rPr>
+          <w:rFonts w:ascii="Calibri" w:hAnsi="Calibri"/>
+        </w:rPr>
+        <w:t>Quitting a refused offer is more useful than another month of videos that protect you from hearing no.</w:t>
+      </w:r>
+    </w:p>
+    <w:p>
+      <w:pPr>
+        <w:pStyle w:val="Heading2"/>
+      </w:pPr>
+      <w:r>
+        <w:t>VIII. Do this once</w:t>
+      </w:r>
+    </w:p>
+    <w:p>
+      <w:r>
+        <w:rPr>
+          <w:rFonts w:ascii="Calibri" w:hAnsi="Calibri"/>
+        </w:rPr>
+        <w:t>Write which of the seven breaks is true today. Do the single fix that break requires. Set a date to count page visits and payments again. Leave every other variable alone until that date.</w:t>
+      </w:r>
+    </w:p>
+    <w:p>
+      <w:pPr>
+        <w:pStyle w:val="Heading2"/>
+      </w:pPr>
+      <w:r>
+        <w:t>IX. Claims that do not survive the path</w:t>
+      </w:r>
+    </w:p>
+    <w:p>
+      <w:pPr>
+        <w:pStyle w:val="ListBullet"/>
+      </w:pPr>
+      <w:r>
+        <w:rPr>
+          <w:rFonts w:ascii="Calibri" w:hAnsi="Calibri"/>
+        </w:rPr>
+        <w:t>That low views and no sales are the same problem. No views means people are not arriving. Views with no page visits means the shelf is hidden. Page visits with no payment means the offer, the proof, or the checkout. Treat them as different jobs.</w:t>
+      </w:r>
+    </w:p>
+    <w:p>
+      <w:pPr>
+        <w:pStyle w:val="ListBullet"/>
+      </w:pPr>
+      <w:r>
+        <w:rPr>
+          <w:rFonts w:ascii="Calibri" w:hAnsi="Calibri"/>
+        </w:rPr>
+        <w:t>That a new niche is the fix for a hidden link. Moving the link up is the fix for a hidden link.</w:t>
+      </w:r>
+    </w:p>
+    <w:p>
+      <w:pPr>
+        <w:pStyle w:val="ListBullet"/>
+      </w:pPr>
+      <w:r>
+        <w:rPr>
+          <w:rFonts w:ascii="Calibri" w:hAnsi="Calibri"/>
+        </w:rPr>
+        <w:t>That you need more subscribers before anyone will buy. You need one buyer who can find the price. Subscribers can wait.</w:t>
+      </w:r>
+    </w:p>
+    <w:p>
+      <w:pPr>
+        <w:pStyle w:val="ListBullet"/>
+      </w:pPr>
+      <w:r>
+        <w:rPr>
+          <w:rFonts w:ascii="Calibri" w:hAnsi="Calibri"/>
+        </w:rPr>
+        <w:t>That harsh comments are the diagnosis. A comment that names a missing step is useful. A comment that dislikes your face is not a business plan.</w:t>
+      </w:r>
+    </w:p>
+    <w:p>
+      <w:pPr>
+        <w:pStyle w:val="ListBullet"/>
+      </w:pPr>
+      <w:r>
+        <w:rPr>
+          <w:rFonts w:ascii="Calibri" w:hAnsi="Calibri"/>
+        </w:rPr>
+        <w:t>That persistence means never changing the offer. Persistence means keeping the count. Refusal is data. Ignoring refusal is how a hobby becomes expensive.</w:t>
+      </w:r>
+    </w:p>
+    <w:p>
+      <w:r>
+        <w:rPr>
+          <w:rFonts w:ascii="Calibri" w:hAnsi="Calibri"/>
+        </w:rPr>
+        <w:t>A last limit. This chapter will not promise that every clear offer eventually sells. It will make the reason it does not sell visible, which is the only way the next month is more useful than the last one.</w:t>
+      </w:r>
+    </w:p>
+    <w:p>
+      <w:r>
+        <w:rPr>
+          <w:rFonts w:ascii="Calibri" w:hAnsi="Calibri"/>
+          <w:i/>
+        </w:rPr>
+        <w:t>Sources: This chapter is a diagnostic order for the rest of the book. It states no ranking formula and no expected conversion rate. Platform advertising products change; any spend cap is your own limit, not a platform setting. Not legal, tax, or financial advice.</w:t>
+      </w:r>
+    </w:p>
+    <w:p>
+      <w:bookmarkStart w:id="11" w:name="ch10"/>
+      <w:pPr>
+        <w:pStyle w:val="Heading1"/>
+      </w:pPr>
+      <w:r>
         <w:t>Official sources and updates</w:t>
       </w:r>
-      <w:bookmarkEnd w:id="5"/>
-    </w:p>
-    <w:p>
-      <w:r>
-        <w:rPr>
-          <w:rFonts w:ascii="Calibri" w:hAnsi="Calibri"/>
-        </w:rPr>
-        <w:t>These notes support the claims in the chapters. Planning methods and creator-consensus tactics are editorial guidance, not platform requirements. Accessed September 2026.</w:t>
+      <w:bookmarkEnd w:id="11"/>
+    </w:p>
+    <w:p>
+      <w:r>
+        <w:rPr>
+          <w:rFonts w:ascii="Calibri" w:hAnsi="Calibri"/>
+        </w:rPr>
+        <w:t>These notes support the claims in the chapters. Planning methods, worksheets, and creator-consensus tactics are editorial guidance, not platform requirements. The sample conversion figures are arithmetic placeholders, not measured rates. Accessed September 2026.</w:t>
       </w:r>
     </w:p>
     <w:p>
@@ -4415,7 +6734,7 @@
           <w:rFonts w:ascii="Calibri" w:hAnsi="Calibri"/>
           <w:i/>
         </w:rPr>
-        <w:t>Chapter 1. YouTube Studio’s own upload interface (title, description, and tag character limits, and the captions workflow). YouTube’s advertiser-friendly content guidelines, for the existence of a sensitive-content category. Retention benchmarks and posting-cadence figures are creator consensus, not published platform figures.</w:t>
+        <w:t>Chapters 1, 4, and 6 through 9 are a selling path: one offer, eight videos, a six-week calendar, wording, a workbook, and a diagnosis when nothing sells. They state no ranking formula.</w:t>
       </w:r>
     </w:p>
     <w:p>
@@ -4424,7 +6743,7 @@
           <w:rFonts w:ascii="Calibri" w:hAnsi="Calibri"/>
           <w:i/>
         </w:rPr>
-        <w:t>Chapter 2. Tool names and URLs come from working bookmark lists of video, footage, music, and voice tools. A few transferable techniques — reference-image consistency, mixing ratios, export settings, and the fully original workflow — were taken from saved research and rewritten. Specific personal projects were not used. Pricing, licenses, and features change.</w:t>
+        <w:t>Chapter 2. YouTube Studio’s upload interface for title, description, and tag limits, and the captions workflow. YouTube’s advertiser-friendly content guidelines, for the existence of a sensitive-content category. Retention benchmarks and posting cadence are creator consensus, not published platform figures.</w:t>
       </w:r>
     </w:p>
     <w:p>
@@ -4433,7 +6752,16 @@
           <w:rFonts w:ascii="Calibri" w:hAnsi="Calibri"/>
           <w:i/>
         </w:rPr>
-        <w:t>Chapter 3. YouTube Partner Program requirements were checked against YouTube’s own monetization guidance. Other platforms were checked against their own creator or help pages. Dailymotion’s requirements could not be confirmed to the same standard and are flagged in the chapter. Subscriber-conversion tactics and affiliate-link placement are creator consensus, not published policy.</w:t>
+        <w:t>Chapter 3. Tool names and URLs come from working bookmark lists. Pricing, licenses, and features change. Specific personal projects were not used.</w:t>
+      </w:r>
+    </w:p>
+    <w:p>
+      <w:r>
+        <w:rPr>
+          <w:rFonts w:ascii="Calibri" w:hAnsi="Calibri"/>
+          <w:i/>
+        </w:rPr>
+        <w:t>Chapter 5. YouTube Partner Program requirements were checked against YouTube’s own monetization guidance. Other platforms were checked against their own creator or help pages. Dailymotion’s requirements could not be confirmed to the same standard and are flagged in the chapter. Affiliate-link placement is creator consensus plus a disclosure habit, not a promise of income.</w:t>
       </w:r>
     </w:p>
     <w:p>

--- a/Your First YouTube Channel That Sells/Your First YouTube Channel That Sells.docx
+++ b/Your First YouTube Channel That Sells/Your First YouTube Channel That Sells.docx
@@ -520,7 +520,7 @@
             <w:color w:val="1F4E79"/>
             <w:u w:val="single"/>
           </w:rPr>
-          <w:t>V. Four people, and the move you can copy</w:t>
+          <w:t>V. Four people, and which move is yours</w:t>
         </w:r>
       </w:hyperlink>
     </w:p>
@@ -1377,6 +1377,19 @@
       </w:r>
     </w:p>
     <w:p>
+      <w:pPr>
+        <w:sectPr>
+          <w:headerReference w:type="default" r:id="rId9"/>
+          <w:footerReference w:type="default" r:id="rId10"/>
+          <w:pgSz w:w="10080" w:h="14400"/>
+          <w:pgMar w:top="1008" w:right="1008" w:bottom="1008" w:left="1008" w:header="504" w:footer="504" w:gutter="0"/>
+          <w:cols w:space="720"/>
+          <w:titlePg/>
+          <w:docGrid w:linePitch="360"/>
+        </w:sectPr>
+      </w:pPr>
+    </w:p>
+    <w:p>
       <w:bookmarkStart w:id="2" w:name="toc1"/>
       <w:pPr>
         <w:pStyle w:val="Heading1"/>
@@ -1674,6 +1687,158 @@
         <w:rPr>
           <w:rFonts w:ascii="Calibri" w:hAnsi="Calibri"/>
         </w:rPr>
+        <w:t>Week one of the calendar builds the page for the shape you picked, and you say that shape’s sentence. One page. One sentence. One shape for ninety days.</w:t>
+      </w:r>
+    </w:p>
+    <w:p>
+      <w:pPr>
+        <w:pStyle w:val="ListBullet"/>
+      </w:pPr>
+      <w:r>
+        <w:rPr>
+          <w:rFonts w:ascii="Calibri" w:hAnsi="Calibri"/>
+          <w:b/>
+        </w:rPr>
+        <w:t>File.</w:t>
+      </w:r>
+      <w:r>
+        <w:rPr>
+          <w:rFonts w:ascii="Calibri" w:hAnsi="Calibri"/>
+        </w:rPr>
+        <w:t xml:space="preserve"> The page names the file, the price, and what is in it. Say: “I made [name]. It costs [price]. Here is the link.”</w:t>
+      </w:r>
+    </w:p>
+    <w:p>
+      <w:pPr>
+        <w:pStyle w:val="ListBullet"/>
+      </w:pPr>
+      <w:r>
+        <w:rPr>
+          <w:rFonts w:ascii="Calibri" w:hAnsi="Calibri"/>
+          <w:b/>
+        </w:rPr>
+        <w:t>Ticket.</w:t>
+      </w:r>
+      <w:r>
+        <w:rPr>
+          <w:rFonts w:ascii="Calibri" w:hAnsi="Calibri"/>
+        </w:rPr>
+        <w:t xml:space="preserve"> The page names the date, the length, and the price. Say: “On [date] I teach [result]. It costs [price]. Here is the link.” After that date, sell the recording as the file, or stop. Do not leave both on the page.</w:t>
+      </w:r>
+    </w:p>
+    <w:p>
+      <w:pPr>
+        <w:pStyle w:val="ListBullet"/>
+      </w:pPr>
+      <w:r>
+        <w:rPr>
+          <w:rFonts w:ascii="Calibri" w:hAnsi="Calibri"/>
+          <w:b/>
+        </w:rPr>
+        <w:t>A thing you ship.</w:t>
+      </w:r>
+      <w:r>
+        <w:rPr>
+          <w:rFonts w:ascii="Calibri" w:hAnsi="Calibri"/>
+        </w:rPr>
+        <w:t xml:space="preserve"> The page names what arrives, how long it takes, and the price, including whether shipping is inside the number. Say: “I will send you [thing]. It costs [price]. Here is the link.”</w:t>
+      </w:r>
+    </w:p>
+    <w:p>
+      <w:pPr>
+        <w:pStyle w:val="ListBullet"/>
+      </w:pPr>
+      <w:r>
+        <w:rPr>
+          <w:rFonts w:ascii="Calibri" w:hAnsi="Calibri"/>
+          <w:b/>
+        </w:rPr>
+        <w:t>License.</w:t>
+      </w:r>
+      <w:r>
+        <w:rPr>
+          <w:rFonts w:ascii="Calibri" w:hAnsi="Calibri"/>
+        </w:rPr>
+        <w:t xml:space="preserve"> The page says what the buyer may do with the clip or the template, and what they may not. Say: “You can use [thing] for [the use you wrote down]. It costs [price]. Here is the link.”</w:t>
+      </w:r>
+    </w:p>
+    <w:p>
+      <w:pPr>
+        <w:pStyle w:val="ListBullet"/>
+      </w:pPr>
+      <w:r>
+        <w:rPr>
+          <w:rFonts w:ascii="Calibri" w:hAnsi="Calibri"/>
+          <w:b/>
+        </w:rPr>
+        <w:t>Call.</w:t>
+      </w:r>
+      <w:r>
+        <w:rPr>
+          <w:rFonts w:ascii="Calibri" w:hAnsi="Calibri"/>
+        </w:rPr>
+        <w:t xml:space="preserve"> The page names the length, the result, and the price. Say: “I will [result] with you for [length]. It costs [price]. Here is the link.”</w:t>
+      </w:r>
+    </w:p>
+    <w:p>
+      <w:pPr>
+        <w:pStyle w:val="ListBullet"/>
+      </w:pPr>
+      <w:r>
+        <w:rPr>
+          <w:rFonts w:ascii="Calibri" w:hAnsi="Calibri"/>
+          <w:b/>
+        </w:rPr>
+        <w:t>One affiliate product.</w:t>
+      </w:r>
+      <w:r>
+        <w:rPr>
+          <w:rFonts w:ascii="Calibri" w:hAnsi="Calibri"/>
+        </w:rPr>
+        <w:t xml:space="preserve"> The page the stranger pays on is the merchant’s. Your sentence carries the disclosure. Say: “I use [product]. This is an affiliate link. The price on their page is [price].”</w:t>
+      </w:r>
+    </w:p>
+    <w:p>
+      <w:pPr>
+        <w:pStyle w:val="ListBullet"/>
+      </w:pPr>
+      <w:r>
+        <w:rPr>
+          <w:rFonts w:ascii="Calibri" w:hAnsi="Calibri"/>
+          <w:b/>
+        </w:rPr>
+        <w:t>Monthly pass.</w:t>
+      </w:r>
+      <w:r>
+        <w:rPr>
+          <w:rFonts w:ascii="Calibri" w:hAnsi="Calibri"/>
+        </w:rPr>
+        <w:t xml:space="preserve"> The page says what arrives each month and when the next charge happens. Say: “Each month you get [thing]. It costs [price] a month. Here is the link. You can cancel before the next charge.”</w:t>
+      </w:r>
+    </w:p>
+    <w:p>
+      <w:pPr>
+        <w:pStyle w:val="ListBullet"/>
+      </w:pPr>
+      <w:r>
+        <w:rPr>
+          <w:rFonts w:ascii="Calibri" w:hAnsi="Calibri"/>
+          <w:b/>
+        </w:rPr>
+        <w:t>One sponsor.</w:t>
+      </w:r>
+      <w:r>
+        <w:rPr>
+          <w:rFonts w:ascii="Calibri" w:hAnsi="Calibri"/>
+        </w:rPr>
+        <w:t xml:space="preserve"> If the sponsor pays you directly, the sentence is the disclosure. Say: “[Sponsor] paid for this video. The link is theirs.” Do not also name your file.</w:t>
+      </w:r>
+    </w:p>
+    <w:p>
+      <w:r>
+        <w:rPr>
+          <w:rFonts w:ascii="Calibri" w:hAnsi="Calibri"/>
+        </w:rPr>
         <w:t>Ad revenue from a platform partner program is not this offer. It can become extra income after the thresholds in the money chapter. It is a slow, uncertain side effect of attention. Do not build the channel as if the badge is the product. A channel with no offer can be popular and still sell nothing you control.</w:t>
       </w:r>
     </w:p>
@@ -1762,6 +1927,14 @@
       </w:r>
     </w:p>
     <w:p>
+      <w:r>
+        <w:rPr>
+          <w:rFonts w:ascii="Calibri" w:hAnsi="Calibri"/>
+        </w:rPr>
+        <w:t>Price the hours as well. Suppose the offer video takes eight hours, and you need those hours to be worth $25 each. The video costs $200 of your time before a sale. At $30 a sale you need seven sales, about 350 views of that video at the 2-in-100 guess, before the time is covered. The $150 call covers those same hours on the second sale. Write your own hours and your own rate on the money sheet. If the file cannot cover the hours, sell the call, or make a shorter video. The 2-in-100 figure stays a placeholder until your own count replaces it.</w:t>
+      </w:r>
+    </w:p>
+    <w:p>
       <w:bookmarkStart w:id="7" w:name="toc6"/>
       <w:pPr>
         <w:pStyle w:val="Heading2"/>
@@ -1808,7 +1981,15 @@
         <w:rPr>
           <w:rFonts w:ascii="Calibri" w:hAnsi="Calibri"/>
         </w:rPr>
-        <w:t>Then buy it yourself. On your phone, open the link the way a stranger will, from the description, not from a bookmark you already trust. Finish the payment or the booking. If the tool allows a refund of that test, refund it. The step where you stalled is the step a buyer will abandon. Do this before the first video.</w:t>
+        <w:t>Then buy it yourself. On your phone, open the link the way a stranger will, from the description, not from a bookmark you already trust.</w:t>
+      </w:r>
+    </w:p>
+    <w:p>
+      <w:r>
+        <w:rPr>
+          <w:rFonts w:ascii="Calibri" w:hAnsi="Calibri"/>
+        </w:rPr>
+        <w:t>Here is the test when it fails. The page says “request a quote.” Or the pay button loads and the form will not take the card. You stop. That stall is the buyer’s stall. Fix the page before you film. If a payment did go through and the tool allows a refund, refund it. The step where you stalled is the step a buyer will abandon. Do this before the first video.</w:t>
       </w:r>
     </w:p>
     <w:p>
@@ -1826,7 +2007,7 @@
         </w:rPr>
         <w:t xml:space="preserve">YouTube also lets a channel publish posts. </w:t>
       </w:r>
-      <w:hyperlink r:id="rId9">
+      <w:hyperlink r:id="rId13">
         <w:r>
           <w:rPr>
             <w:rStyle w:val="Hyperlink"/>
@@ -2023,6 +2204,19 @@
       </w:r>
     </w:p>
     <w:p>
+      <w:pPr>
+        <w:sectPr>
+          <w:headerReference w:type="default" r:id="rId11"/>
+          <w:footerReference w:type="default" r:id="rId12"/>
+          <w:pgSz w:w="10080" w:h="14400"/>
+          <w:pgMar w:top="1008" w:right="1008" w:bottom="1008" w:left="1008" w:header="504" w:footer="504" w:gutter="0"/>
+          <w:cols w:space="720"/>
+          <w:titlePg/>
+          <w:docGrid w:linePitch="360"/>
+        </w:sectPr>
+      </w:pPr>
+    </w:p>
+    <w:p>
       <w:bookmarkStart w:id="10" w:name="toc9"/>
       <w:pPr>
         <w:pStyle w:val="Heading1"/>
@@ -2172,7 +2366,7 @@
         </w:rPr>
         <w:t xml:space="preserve">A title that leads with the hook and buries the keyword reads well and ranks poorly; search does not give credit for personality it cannot parse. Put the keyword first when the two goals conflict. </w:t>
       </w:r>
-      <w:hyperlink r:id="rId10">
+      <w:hyperlink r:id="rId16">
         <w:r>
           <w:rPr>
             <w:rStyle w:val="Hyperlink"/>
@@ -2204,7 +2398,7 @@
         </w:rPr>
         <w:t xml:space="preserve">The thumbnail does not repeat the title. The title carries the keyword. The picture shows the result or the problem. Neither may promise a result the video does not deliver. Where Studio offers a title-and-thumbnail test, </w:t>
       </w:r>
-      <w:hyperlink r:id="rId11">
+      <w:hyperlink r:id="rId17">
         <w:r>
           <w:rPr>
             <w:rStyle w:val="Hyperlink"/>
@@ -2568,7 +2762,7 @@
       </w:r>
     </w:p>
     <w:p>
-      <w:hyperlink r:id="rId12">
+      <w:hyperlink r:id="rId18">
         <w:r>
           <w:rPr>
             <w:rStyle w:val="Hyperlink"/>
@@ -2594,7 +2788,7 @@
       </w:r>
     </w:p>
     <w:p>
-      <w:hyperlink r:id="rId13">
+      <w:hyperlink r:id="rId19">
         <w:r>
           <w:rPr>
             <w:rStyle w:val="Hyperlink"/>
@@ -2820,7 +3014,7 @@
         </w:rPr>
         <w:t xml:space="preserve">YouTube does publish one retention measurement, and it is not a ranking formula. In Studio, open that video’s Analytics and the audience-retention report. The report usually takes one to two days to appear. The intro line is the percentage of viewers still watching after the first 30 seconds. </w:t>
       </w:r>
-      <w:hyperlink r:id="rId14">
+      <w:hyperlink r:id="rId20">
         <w:r>
           <w:rPr>
             <w:rStyle w:val="Hyperlink"/>
@@ -2838,7 +3032,7 @@
       </w:r>
     </w:p>
     <w:p>
-      <w:hyperlink r:id="rId13">
+      <w:hyperlink r:id="rId19">
         <w:r>
           <w:rPr>
             <w:rStyle w:val="Hyperlink"/>
@@ -2856,7 +3050,7 @@
       </w:r>
     </w:p>
     <w:p>
-      <w:hyperlink r:id="rId15">
+      <w:hyperlink r:id="rId21">
         <w:r>
           <w:rPr>
             <w:rStyle w:val="Hyperlink"/>
@@ -2904,7 +3098,7 @@
         <w:rPr>
           <w:rFonts w:ascii="Calibri" w:hAnsi="Calibri"/>
         </w:rPr>
-        <w:t>Connect them in three places. Name the long video as the Short’s related video. Say the destination out loud inside the Short, and show it. A pinned comment on the Short is not a buy link. YouTube’s sharing-links page says a Short’s comments are not clickable. The spoken pointer still matters. Do all three. One of them does not replace the others.</w:t>
+        <w:t>Connect them in three places. Name the long video as the Short’s related video. Say the destination out loud inside the Short, and show it. A pinned comment on the Short is not a buy link. The money chapter has the rule, from YouTube’s own page: a Short’s description and comments are not clickable. The spoken pointer still matters.</w:t>
       </w:r>
     </w:p>
     <w:p>
@@ -2914,7 +3108,7 @@
         </w:rPr>
         <w:t xml:space="preserve">A Short is ranked for a person, not for a format. </w:t>
       </w:r>
-      <w:hyperlink r:id="rId16">
+      <w:hyperlink r:id="rId22">
         <w:r>
           <w:rPr>
             <w:rStyle w:val="Hyperlink"/>
@@ -2938,7 +3132,7 @@
         </w:rPr>
         <w:t xml:space="preserve">In Analytics, open the Content tab and the Shorts chip. </w:t>
       </w:r>
-      <w:hyperlink r:id="rId17">
+      <w:hyperlink r:id="rId23">
         <w:r>
           <w:rPr>
             <w:rStyle w:val="Hyperlink"/>
@@ -2962,7 +3156,7 @@
         </w:rPr>
         <w:t xml:space="preserve">If several videos answer the same buyer’s next question, mark them as a </w:t>
       </w:r>
-      <w:hyperlink r:id="rId18">
+      <w:hyperlink r:id="rId24">
         <w:r>
           <w:rPr>
             <w:rStyle w:val="Hyperlink"/>
@@ -2984,7 +3178,15 @@
         <w:rPr>
           <w:rFonts w:ascii="Calibri" w:hAnsi="Calibri"/>
         </w:rPr>
-        <w:t>Four long videos and six shorts in a month is a load a person can finish. YouTube does not publish it as a quota. One of the four is the offer video. The other three are that buyer’s next questions, not a new subject every Sunday. Posting every week for six months beats a daily plan you drop in week three.</w:t>
+        <w:t>The load you can finish is the eight jobs in the videos chapter. The six-week calendar films those eight. YouTube does not publish that set as a quota. There is not a second month of four long videos and six Shorts sitting on top of them.</w:t>
+      </w:r>
+    </w:p>
+    <w:p>
+      <w:r>
+        <w:rPr>
+          <w:rFonts w:ascii="Calibri" w:hAnsi="Calibri"/>
+        </w:rPr>
+        <w:t>Four of the eight have to be long videos, because a Short cannot carry the link: who it is for, the problem in their words, the method, and the offer. Proof, the comparison, the objection, and the video that names which one to watch next can be long videos too. If the month is short, those four can be Shorts that point at the long video which already did that job. The offer itself is never only a Short. It has to be long enough for a clickable description. Posting a week you can finish beats a daily plan you drop in week three.</w:t>
       </w:r>
     </w:p>
     <w:tbl>
@@ -3156,7 +3358,7 @@
           <w:rFonts w:ascii="Calibri" w:hAnsi="Calibri"/>
           <w:i/>
         </w:rPr>
-        <w:t>Sources: YouTube Studio’s own upload interface (title, description, and tag character limits, and the captions workflow). YouTube’s thumbnail and title tips, its description tips, its title-and-thumbnail test, its audience-retention report, its pages on recommendation signals and on the recommendation system, its Shorts discovery page, its Shorts analytics tips, and its series-playlist settings, each cited in the section where it is used. YouTube’s advertiser-friendly content guidelines for the existence of a sensitive-content category. The “four long videos and six shorts” month is a production load, not a figure YouTube publishes. Confirm the live help pages before you rely on a number.</w:t>
+        <w:t>Sources: YouTube Studio’s own upload interface (title, description, and tag character limits, and the captions workflow). YouTube’s thumbnail and title tips, its description tips, its title-and-thumbnail test, its audience-retention report, its pages on recommendation signals and on the recommendation system, its Shorts discovery page, its Shorts analytics tips, and its series-playlist settings, each cited in the section where it is used. YouTube’s advertiser-friendly content guidelines for the existence of a sensitive-content category. The eight jobs are the production load, spelled out again in the videos chapter and on the six-week calendar. YouTube does not publish that set as a quota. Confirm the live help pages before you rely on a number.</w:t>
       </w:r>
     </w:p>
     <w:p>
@@ -3169,6 +3371,19 @@
       </w:r>
     </w:p>
     <w:p>
+      <w:pPr>
+        <w:sectPr>
+          <w:headerReference w:type="default" r:id="rId14"/>
+          <w:footerReference w:type="default" r:id="rId15"/>
+          <w:pgSz w:w="10080" w:h="14400"/>
+          <w:pgMar w:top="1008" w:right="1008" w:bottom="1008" w:left="1008" w:header="504" w:footer="504" w:gutter="0"/>
+          <w:cols w:space="720"/>
+          <w:titlePg/>
+          <w:docGrid w:linePitch="360"/>
+        </w:sectPr>
+      </w:pPr>
+    </w:p>
+    <w:p>
       <w:bookmarkStart w:id="18" w:name="toc17"/>
       <w:pPr>
         <w:pStyle w:val="Heading1"/>
@@ -3216,7 +3431,31 @@
         <w:rPr>
           <w:rFonts w:ascii="Calibri" w:hAnsi="Calibri"/>
         </w:rPr>
-        <w:t>You are here because the videos in the next chapter have to be cheap enough to finish. The tools are how you make those videos. They are not a second hobby of collecting apps. Make the one video in front of you, with the free tool that does that one job, and read its license before you publish.</w:t>
+        <w:t>You are here because the videos in the next chapter have to be cheap enough to finish. Make the one video in front of you. The tools are how. They are not a second hobby of collecting apps.</w:t>
+      </w:r>
+    </w:p>
+    <w:p>
+      <w:r>
+        <w:rPr>
+          <w:rFonts w:ascii="Calibri" w:hAnsi="Calibri"/>
+        </w:rPr>
+        <w:t xml:space="preserve">The default stack is four things. Your voice, or a text-to-speech voice that is not a clone of someone else. One track from YouTube’s Audio Library. One editor that will export the whole video: </w:t>
+      </w:r>
+      <w:hyperlink r:id="rId27">
+        <w:r>
+          <w:rPr>
+            <w:rStyle w:val="Hyperlink"/>
+            <w:sz w:val="22"/>
+            <w:rFonts w:ascii="Calibri" w:hAnsi="Calibri"/>
+          </w:rPr>
+          <w:t xml:space="preserve">CapCut</w:t>
+        </w:r>
+      </w:hyperlink>
+      <w:r>
+        <w:rPr>
+          <w:rFonts w:ascii="Calibri" w:hAnsi="Calibri"/>
+        </w:rPr>
+        <w:t xml:space="preserve"> is enough. Footage you filmed, drew, or photographed, or one stock clip after you have read that clip’s license. Finish with that stack. The rest of this chapter is what to open when the stack cannot make the shot. Read the license before you publish.</w:t>
       </w:r>
     </w:p>
     <w:p>
@@ -3239,7 +3478,7 @@
                     <pic:cNvPicPr/>
                   </pic:nvPicPr>
                   <pic:blipFill>
-                    <a:blip r:embed="rId19"/>
+                    <a:blip r:embed="rId28"/>
                     <a:stretch>
                       <a:fillRect/>
                     </a:stretch>
@@ -3282,14 +3521,14 @@
         <w:rPr>
           <w:rFonts w:ascii="Calibri" w:hAnsi="Calibri"/>
         </w:rPr>
-        <w:t>Describe a shot. A text-to-video tool gives you a few seconds that did not exist an hour ago. Use one tool for the shot in front of you.</w:t>
+        <w:t>Describe a shot. A text-to-video tool gives you a few seconds that did not exist an hour ago. Use one tool for the shot the default stack cannot film, then stop.</w:t>
       </w:r>
     </w:p>
     <w:p>
       <w:pPr>
         <w:pStyle w:val="ListBullet"/>
       </w:pPr>
-      <w:hyperlink r:id="rId20">
+      <w:hyperlink r:id="rId29">
         <w:r>
           <w:rPr>
             <w:rStyle w:val="Hyperlink"/>
@@ -3310,29 +3549,76 @@
       <w:pPr>
         <w:pStyle w:val="ListBullet"/>
       </w:pPr>
-      <w:r>
-        <w:rPr>
-          <w:rFonts w:ascii="Calibri" w:hAnsi="Calibri"/>
-        </w:rPr>
-        <w:t>InVideo, Media.io, VEED, and Magic Hour do that job in a browser. Magic Hour also offers face swap, a talking head from one photo, lip sync, and restyling. A face you did not film is someone else’s face. Section VI is the check.</w:t>
+      <w:hyperlink r:id="rId30">
+        <w:r>
+          <w:rPr>
+            <w:rStyle w:val="Hyperlink"/>
+            <w:sz w:val="22"/>
+            <w:rFonts w:ascii="Calibri" w:hAnsi="Calibri"/>
+          </w:rPr>
+          <w:t xml:space="preserve">InVideo</w:t>
+        </w:r>
+      </w:hyperlink>
+      <w:r>
+        <w:rPr>
+          <w:rFonts w:ascii="Calibri" w:hAnsi="Calibri"/>
+        </w:rPr>
+        <w:t xml:space="preserve">, </w:t>
+      </w:r>
+      <w:hyperlink r:id="rId31">
+        <w:r>
+          <w:rPr>
+            <w:rStyle w:val="Hyperlink"/>
+            <w:sz w:val="22"/>
+            <w:rFonts w:ascii="Calibri" w:hAnsi="Calibri"/>
+          </w:rPr>
+          <w:t xml:space="preserve">Media.io</w:t>
+        </w:r>
+      </w:hyperlink>
+      <w:r>
+        <w:rPr>
+          <w:rFonts w:ascii="Calibri" w:hAnsi="Calibri"/>
+        </w:rPr>
+        <w:t xml:space="preserve">, </w:t>
+      </w:r>
+      <w:hyperlink r:id="rId32">
+        <w:r>
+          <w:rPr>
+            <w:rStyle w:val="Hyperlink"/>
+            <w:sz w:val="22"/>
+            <w:rFonts w:ascii="Calibri" w:hAnsi="Calibri"/>
+          </w:rPr>
+          <w:t xml:space="preserve">VEED</w:t>
+        </w:r>
+      </w:hyperlink>
+      <w:r>
+        <w:rPr>
+          <w:rFonts w:ascii="Calibri" w:hAnsi="Calibri"/>
+        </w:rPr>
+        <w:t xml:space="preserve">, and </w:t>
+      </w:r>
+      <w:hyperlink r:id="rId33">
+        <w:r>
+          <w:rPr>
+            <w:rStyle w:val="Hyperlink"/>
+            <w:sz w:val="22"/>
+            <w:rFonts w:ascii="Calibri" w:hAnsi="Calibri"/>
+          </w:rPr>
+          <w:t xml:space="preserve">Magic Hour</w:t>
+        </w:r>
+      </w:hyperlink>
+      <w:r>
+        <w:rPr>
+          <w:rFonts w:ascii="Calibri" w:hAnsi="Calibri"/>
+        </w:rPr>
+        <w:t xml:space="preserve"> do that job in a browser.</w:t>
       </w:r>
     </w:p>
     <w:p>
       <w:pPr>
         <w:pStyle w:val="ListBullet"/>
       </w:pPr>
-      <w:r>
-        <w:rPr>
-          <w:rFonts w:ascii="Calibri" w:hAnsi="Calibri"/>
-        </w:rPr>
-        <w:t>Remaker and Deepswap are built around face swap. Same check.</w:t>
-      </w:r>
-    </w:p>
-    <w:p>
-      <w:pPr>
-        <w:pStyle w:val="ListBullet"/>
-      </w:pPr>
-      <w:hyperlink r:id="rId21">
+      <w:hyperlink r:id="rId34">
         <w:r>
           <w:rPr>
             <w:rStyle w:val="Hyperlink"/>
@@ -3346,7 +3632,23 @@
         <w:rPr>
           <w:rFonts w:ascii="Calibri" w:hAnsi="Calibri"/>
         </w:rPr>
-        <w:t xml:space="preserve"> and Synthesys put a generated presenter on screen from a script. Use one when the video needs a person at a desk and you are not filming yourself.</w:t>
+        <w:t xml:space="preserve"> and </w:t>
+      </w:r>
+      <w:hyperlink r:id="rId35">
+        <w:r>
+          <w:rPr>
+            <w:rStyle w:val="Hyperlink"/>
+            <w:sz w:val="22"/>
+            <w:rFonts w:ascii="Calibri" w:hAnsi="Calibri"/>
+          </w:rPr>
+          <w:t xml:space="preserve">Synthesys</w:t>
+        </w:r>
+      </w:hyperlink>
+      <w:r>
+        <w:rPr>
+          <w:rFonts w:ascii="Calibri" w:hAnsi="Calibri"/>
+        </w:rPr>
+        <w:t xml:space="preserve"> put a generated presenter on screen from a script, when the video needs a person at a desk and you are not filming yourself.</w:t>
       </w:r>
     </w:p>
     <w:p>
@@ -3511,7 +3813,7 @@
                 <w:sz w:val="21"/>
               </w:rPr>
             </w:r>
-            <w:hyperlink r:id="rId22">
+            <w:hyperlink r:id="rId36">
               <w:r>
                 <w:rPr>
                   <w:rStyle w:val="Hyperlink"/>
@@ -3588,7 +3890,7 @@
                 <w:sz w:val="21"/>
               </w:rPr>
             </w:r>
-            <w:hyperlink r:id="rId23">
+            <w:hyperlink r:id="rId37">
               <w:r>
                 <w:rPr>
                   <w:rStyle w:val="Hyperlink"/>
@@ -3665,7 +3967,7 @@
                 <w:sz w:val="21"/>
               </w:rPr>
             </w:r>
-            <w:hyperlink r:id="rId24">
+            <w:hyperlink r:id="rId38">
               <w:r>
                 <w:rPr>
                   <w:rStyle w:val="Hyperlink"/>
@@ -3742,7 +4044,7 @@
                 <w:sz w:val="21"/>
               </w:rPr>
             </w:r>
-            <w:hyperlink r:id="rId25">
+            <w:hyperlink r:id="rId39">
               <w:r>
                 <w:rPr>
                   <w:rStyle w:val="Hyperlink"/>
@@ -3819,7 +4121,7 @@
                 <w:sz w:val="21"/>
               </w:rPr>
             </w:r>
-            <w:hyperlink r:id="rId26">
+            <w:hyperlink r:id="rId40">
               <w:r>
                 <w:rPr>
                   <w:rStyle w:val="Hyperlink"/>
@@ -3896,7 +4198,7 @@
                 <w:sz w:val="21"/>
               </w:rPr>
             </w:r>
-            <w:hyperlink r:id="rId27">
+            <w:hyperlink r:id="rId41">
               <w:r>
                 <w:rPr>
                   <w:rStyle w:val="Hyperlink"/>
@@ -3973,7 +4275,7 @@
                 <w:sz w:val="21"/>
               </w:rPr>
             </w:r>
-            <w:hyperlink r:id="rId28">
+            <w:hyperlink r:id="rId42">
               <w:r>
                 <w:rPr>
                   <w:rStyle w:val="Hyperlink"/>
@@ -4050,7 +4352,7 @@
                 <w:sz w:val="21"/>
               </w:rPr>
             </w:r>
-            <w:hyperlink r:id="rId29">
+            <w:hyperlink r:id="rId43">
               <w:r>
                 <w:rPr>
                   <w:rStyle w:val="Hyperlink"/>
@@ -4127,7 +4429,7 @@
                 <w:sz w:val="21"/>
               </w:rPr>
             </w:r>
-            <w:hyperlink r:id="rId30">
+            <w:hyperlink r:id="rId44">
               <w:r>
                 <w:rPr>
                   <w:rStyle w:val="Hyperlink"/>
@@ -4204,7 +4506,7 @@
                 <w:sz w:val="21"/>
               </w:rPr>
             </w:r>
-            <w:hyperlink r:id="rId31">
+            <w:hyperlink r:id="rId45">
               <w:r>
                 <w:rPr>
                   <w:rStyle w:val="Hyperlink"/>
@@ -4281,7 +4583,7 @@
                 <w:sz w:val="21"/>
               </w:rPr>
             </w:r>
-            <w:hyperlink r:id="rId32">
+            <w:hyperlink r:id="rId46">
               <w:r>
                 <w:rPr>
                   <w:rStyle w:val="Hyperlink"/>
@@ -4298,7 +4600,7 @@
               </w:rPr>
               <w:t xml:space="preserve"> / </w:t>
             </w:r>
-            <w:hyperlink r:id="rId33">
+            <w:hyperlink r:id="rId47">
               <w:r>
                 <w:rPr>
                   <w:rStyle w:val="Hyperlink"/>
@@ -4362,7 +4664,7 @@
     </w:tbl>
     <w:p/>
     <w:p>
-      <w:hyperlink r:id="rId34">
+      <w:hyperlink r:id="rId48">
         <w:r>
           <w:rPr>
             <w:rStyle w:val="Hyperlink"/>
@@ -4417,7 +4719,7 @@
         </w:rPr>
         <w:t xml:space="preserve">. </w:t>
       </w:r>
-      <w:hyperlink r:id="rId35">
+      <w:hyperlink r:id="rId49">
         <w:r>
           <w:rPr>
             <w:rStyle w:val="Hyperlink"/>
@@ -4433,7 +4735,7 @@
         </w:rPr>
         <w:t xml:space="preserve"> says it lives in YouTube Studio, on the left menu as Audio library, and also at </w:t>
       </w:r>
-      <w:hyperlink r:id="rId36">
+      <w:hyperlink r:id="rId50">
         <w:r>
           <w:rPr>
             <w:rStyle w:val="Hyperlink"/>
@@ -4457,7 +4759,7 @@
         </w:rPr>
         <w:t xml:space="preserve">Beyond it: </w:t>
       </w:r>
-      <w:hyperlink r:id="rId37">
+      <w:hyperlink r:id="rId51">
         <w:r>
           <w:rPr>
             <w:rStyle w:val="Hyperlink"/>
@@ -4473,7 +4775,7 @@
         </w:rPr>
         <w:t xml:space="preserve"> and </w:t>
       </w:r>
-      <w:hyperlink r:id="rId38">
+      <w:hyperlink r:id="rId52">
         <w:r>
           <w:rPr>
             <w:rStyle w:val="Hyperlink"/>
@@ -4489,7 +4791,7 @@
         </w:rPr>
         <w:t xml:space="preserve"> are free with no attribution required, the latter because its tracks are public domain outright. Sites built around a specific composer’s catalog, like Incompetech, or a named creator’s free tier, like Bensound, commonly require crediting that person by name in the video description even when the track itself costs nothing — read the attribution wording on the specific track, not just its price. For a sound effect that is not in that tab, </w:t>
       </w:r>
-      <w:hyperlink r:id="rId39">
+      <w:hyperlink r:id="rId53">
         <w:r>
           <w:rPr>
             <w:rStyle w:val="Hyperlink"/>
@@ -4505,7 +4807,7 @@
         </w:rPr>
         <w:t xml:space="preserve"> is one library of effects; read its license the same way you read a stock clip’s. </w:t>
       </w:r>
-      <w:hyperlink r:id="rId40">
+      <w:hyperlink r:id="rId54">
         <w:r>
           <w:rPr>
             <w:rStyle w:val="Hyperlink"/>
@@ -4523,7 +4825,7 @@
       </w:r>
     </w:p>
     <w:p>
-      <w:hyperlink r:id="rId41">
+      <w:hyperlink r:id="rId55">
         <w:r>
           <w:rPr>
             <w:rStyle w:val="Hyperlink"/>
@@ -4539,7 +4841,7 @@
         </w:rPr>
         <w:t xml:space="preserve"> clears its free tracks for monetized use if you keep a one-line credit, unless you pay to drop the credit. </w:t>
       </w:r>
-      <w:hyperlink r:id="rId42">
+      <w:hyperlink r:id="rId56">
         <w:r>
           <w:rPr>
             <w:rStyle w:val="Hyperlink"/>
@@ -4555,7 +4857,7 @@
         </w:rPr>
         <w:t xml:space="preserve"> hosts independent artists. Filter for the Creative Commons tracks. The rest of that library is not yours to use. </w:t>
       </w:r>
-      <w:hyperlink r:id="rId43">
+      <w:hyperlink r:id="rId57">
         <w:r>
           <w:rPr>
             <w:rStyle w:val="Hyperlink"/>
@@ -4587,7 +4889,7 @@
         </w:rPr>
         <w:t xml:space="preserve">A full song with vocals is a different job. </w:t>
       </w:r>
-      <w:hyperlink r:id="rId44">
+      <w:hyperlink r:id="rId58">
         <w:r>
           <w:rPr>
             <w:rStyle w:val="Hyperlink"/>
@@ -4603,7 +4905,7 @@
         </w:rPr>
         <w:t xml:space="preserve"> and </w:t>
       </w:r>
-      <w:hyperlink r:id="rId45">
+      <w:hyperlink r:id="rId59">
         <w:r>
           <w:rPr>
             <w:rStyle w:val="Hyperlink"/>
@@ -4647,7 +4949,7 @@
       <w:bookmarkEnd w:id="22"/>
     </w:p>
     <w:p>
-      <w:hyperlink r:id="rId46">
+      <w:hyperlink r:id="rId60">
         <w:r>
           <w:rPr>
             <w:rStyle w:val="Hyperlink"/>
@@ -4663,7 +4965,7 @@
         </w:rPr>
         <w:t xml:space="preserve"> and </w:t>
       </w:r>
-      <w:hyperlink r:id="rId47">
+      <w:hyperlink r:id="rId61">
         <w:r>
           <w:rPr>
             <w:rStyle w:val="Hyperlink"/>
@@ -4685,7 +4987,55 @@
         <w:rPr>
           <w:rFonts w:ascii="Calibri" w:hAnsi="Calibri"/>
         </w:rPr>
-        <w:t>ElevenLabs is the name creators most often call the most natural, as of this writing. Its free tier covers several short scripts a month. That reputation is creator talk. Listen to a sample on its own page before you pick it. NaturalReader and Speechify do the same job more simply. The voice sounds less natural. If your editor already speaks a script from the timeline, try that first. It skips a second export.</w:t>
+        <w:t xml:space="preserve">ElevenLabs is the name creators most often call the most natural, as of this writing. Its free tier covers several short scripts a month. That reputation is creator talk. Listen to a sample on </w:t>
+      </w:r>
+      <w:hyperlink r:id="rId62">
+        <w:r>
+          <w:rPr>
+            <w:rStyle w:val="Hyperlink"/>
+            <w:sz w:val="22"/>
+            <w:rFonts w:ascii="Calibri" w:hAnsi="Calibri"/>
+          </w:rPr>
+          <w:t xml:space="preserve">its own page</w:t>
+        </w:r>
+      </w:hyperlink>
+      <w:r>
+        <w:rPr>
+          <w:rFonts w:ascii="Calibri" w:hAnsi="Calibri"/>
+        </w:rPr>
+        <w:t xml:space="preserve"> before you pick it. </w:t>
+      </w:r>
+      <w:hyperlink r:id="rId63">
+        <w:r>
+          <w:rPr>
+            <w:rStyle w:val="Hyperlink"/>
+            <w:sz w:val="22"/>
+            <w:rFonts w:ascii="Calibri" w:hAnsi="Calibri"/>
+          </w:rPr>
+          <w:t xml:space="preserve">NaturalReader</w:t>
+        </w:r>
+      </w:hyperlink>
+      <w:r>
+        <w:rPr>
+          <w:rFonts w:ascii="Calibri" w:hAnsi="Calibri"/>
+        </w:rPr>
+        <w:t xml:space="preserve"> and </w:t>
+      </w:r>
+      <w:hyperlink r:id="rId64">
+        <w:r>
+          <w:rPr>
+            <w:rStyle w:val="Hyperlink"/>
+            <w:sz w:val="22"/>
+            <w:rFonts w:ascii="Calibri" w:hAnsi="Calibri"/>
+          </w:rPr>
+          <w:t xml:space="preserve">Speechify</w:t>
+        </w:r>
+      </w:hyperlink>
+      <w:r>
+        <w:rPr>
+          <w:rFonts w:ascii="Calibri" w:hAnsi="Calibri"/>
+        </w:rPr>
+        <w:t xml:space="preserve"> do the same job more simply. The voice sounds less natural. If your editor already speaks a script from the timeline, try that first. It skips a second export.</w:t>
       </w:r>
     </w:p>
     <w:p>
@@ -4727,9 +5077,9 @@
         <w:rPr>
           <w:rFonts w:ascii="Calibri" w:hAnsi="Calibri"/>
         </w:rPr>
-        <w:t xml:space="preserve">Trimming, a vertical frame, a join, a burned-in caption, and a format YouTube will take: a browser editor can do those at no cost. 123apps, EZGIF, Clideo, and </w:t>
-      </w:r>
-      <w:hyperlink r:id="rId48">
+        <w:t xml:space="preserve">Trimming, a vertical frame, a join, a burned-in caption, and a format YouTube will take: one browser editor can do those at no cost. </w:t>
+      </w:r>
+      <w:hyperlink r:id="rId27">
         <w:r>
           <w:rPr>
             <w:rStyle w:val="Hyperlink"/>
@@ -4743,9 +5093,57 @@
         <w:rPr>
           <w:rFonts w:ascii="Calibri" w:hAnsi="Calibri"/>
         </w:rPr>
-        <w:t xml:space="preserve"> each bundle most of them. </w:t>
-      </w:r>
-      <w:hyperlink r:id="rId49">
+        <w:t xml:space="preserve"> is the default. </w:t>
+      </w:r>
+      <w:hyperlink r:id="rId65">
+        <w:r>
+          <w:rPr>
+            <w:rStyle w:val="Hyperlink"/>
+            <w:sz w:val="22"/>
+            <w:rFonts w:ascii="Calibri" w:hAnsi="Calibri"/>
+          </w:rPr>
+          <w:t xml:space="preserve">123apps</w:t>
+        </w:r>
+      </w:hyperlink>
+      <w:r>
+        <w:rPr>
+          <w:rFonts w:ascii="Calibri" w:hAnsi="Calibri"/>
+        </w:rPr>
+        <w:t xml:space="preserve">, </w:t>
+      </w:r>
+      <w:hyperlink r:id="rId66">
+        <w:r>
+          <w:rPr>
+            <w:rStyle w:val="Hyperlink"/>
+            <w:sz w:val="22"/>
+            <w:rFonts w:ascii="Calibri" w:hAnsi="Calibri"/>
+          </w:rPr>
+          <w:t xml:space="preserve">EZGIF</w:t>
+        </w:r>
+      </w:hyperlink>
+      <w:r>
+        <w:rPr>
+          <w:rFonts w:ascii="Calibri" w:hAnsi="Calibri"/>
+        </w:rPr>
+        <w:t xml:space="preserve">, and </w:t>
+      </w:r>
+      <w:hyperlink r:id="rId67">
+        <w:r>
+          <w:rPr>
+            <w:rStyle w:val="Hyperlink"/>
+            <w:sz w:val="22"/>
+            <w:rFonts w:ascii="Calibri" w:hAnsi="Calibri"/>
+          </w:rPr>
+          <w:t xml:space="preserve">Clideo</w:t>
+        </w:r>
+      </w:hyperlink>
+      <w:r>
+        <w:rPr>
+          <w:rFonts w:ascii="Calibri" w:hAnsi="Calibri"/>
+        </w:rPr>
+        <w:t xml:space="preserve"> cover a single job when CapCut will not. </w:t>
+      </w:r>
+      <w:hyperlink r:id="rId68">
         <w:r>
           <w:rPr>
             <w:rStyle w:val="Hyperlink"/>
@@ -4759,7 +5157,23 @@
         <w:rPr>
           <w:rFonts w:ascii="Calibri" w:hAnsi="Calibri"/>
         </w:rPr>
-        <w:t xml:space="preserve"> is enough when all you need is a trim. cloudconvert.com turns one file format into another when the editor’s export list does not include the one you need.</w:t>
+        <w:t xml:space="preserve"> is enough when all you need is a trim. </w:t>
+      </w:r>
+      <w:hyperlink r:id="rId69">
+        <w:r>
+          <w:rPr>
+            <w:rStyle w:val="Hyperlink"/>
+            <w:sz w:val="22"/>
+            <w:rFonts w:ascii="Calibri" w:hAnsi="Calibri"/>
+          </w:rPr>
+          <w:t xml:space="preserve">CloudConvert</w:t>
+        </w:r>
+      </w:hyperlink>
+      <w:r>
+        <w:rPr>
+          <w:rFonts w:ascii="Calibri" w:hAnsi="Calibri"/>
+        </w:rPr>
+        <w:t xml:space="preserve"> turns one file format into another when the editor’s export list does not include the one you need.</w:t>
       </w:r>
     </w:p>
     <w:p>
@@ -4777,7 +5191,7 @@
         </w:rPr>
         <w:t xml:space="preserve">Underneath nearly all of these, doing the actual video processing, is </w:t>
       </w:r>
-      <w:hyperlink r:id="rId50">
+      <w:hyperlink r:id="rId70">
         <w:r>
           <w:rPr>
             <w:rStyle w:val="Hyperlink"/>
@@ -4814,7 +5228,7 @@
         </w:rPr>
         <w:t xml:space="preserve">Whatever tool does the final export, match </w:t>
       </w:r>
-      <w:hyperlink r:id="rId51">
+      <w:hyperlink r:id="rId71">
         <w:r>
           <w:rPr>
             <w:rStyle w:val="Hyperlink"/>
@@ -4871,6 +5285,14 @@
           <w:rFonts w:ascii="Calibri" w:hAnsi="Calibri"/>
         </w:rPr>
         <w:t>Before you post the same file on another site, read the license for that site. A grant that names YouTube does not automatically name every other logo. If the license is silent, do not post the file there.</w:t>
+      </w:r>
+    </w:p>
+    <w:p>
+      <w:r>
+        <w:rPr>
+          <w:rFonts w:ascii="Calibri" w:hAnsi="Calibri"/>
+        </w:rPr>
+        <w:t>A face swap, or a voice cloned from someone else, fails this check unless that person has agreed in writing. The tool’s terms do not supply that agreement. Do not build the video around either one.</w:t>
       </w:r>
     </w:p>
     <w:tbl>
@@ -5033,6 +5455,19 @@
       </w:r>
     </w:p>
     <w:p>
+      <w:pPr>
+        <w:sectPr>
+          <w:headerReference w:type="default" r:id="rId25"/>
+          <w:footerReference w:type="default" r:id="rId26"/>
+          <w:pgSz w:w="10080" w:h="14400"/>
+          <w:pgMar w:top="1008" w:right="1008" w:bottom="1008" w:left="1008" w:header="504" w:footer="504" w:gutter="0"/>
+          <w:cols w:space="720"/>
+          <w:titlePg/>
+          <w:docGrid w:linePitch="360"/>
+        </w:sectPr>
+      </w:pPr>
+    </w:p>
+    <w:p>
       <w:bookmarkStart w:id="26" w:name="toc25"/>
       <w:pPr>
         <w:pStyle w:val="Heading1"/>
@@ -5090,7 +5525,15 @@
         <w:rPr>
           <w:rFonts w:ascii="Calibri" w:hAnsi="Calibri"/>
         </w:rPr>
-        <w:t>Jobs that sell, used in this order:</w:t>
+        <w:t>The order is the buyer’s order. They have to recognize themselves before a method is worth hearing. They have to see the method before proof means anything. They have to see proof before a comparison is a choice. They have to hear the comparison and the one objection before the price is a decision. The last video names the path, so the set is not a feed.</w:t>
+      </w:r>
+    </w:p>
+    <w:p>
+      <w:r>
+        <w:rPr>
+          <w:rFonts w:ascii="Calibri" w:hAnsi="Calibri"/>
+        </w:rPr>
+        <w:t>Jobs that sell, in that order:</w:t>
       </w:r>
     </w:p>
     <w:p>
@@ -5244,7 +5687,7 @@
         <w:rPr>
           <w:rFonts w:ascii="Calibri" w:hAnsi="Calibri"/>
         </w:rPr>
-        <w:t xml:space="preserve"> The twenty-second version from the offer chapter, filmed as its own short video and also spoken once at the end of the others.</w:t>
+        <w:t xml:space="preserve"> The twenty-second version from the offer chapter, filmed as a brief video, long enough for a clickable description, and also spoken once at the end of the others. A YouTube Short cannot be this video. Its description is not a checkout.</w:t>
       </w:r>
     </w:p>
     <w:p>
@@ -5274,7 +5717,7 @@
         <w:rPr>
           <w:rFonts w:ascii="Calibri" w:hAnsi="Calibri"/>
         </w:rPr>
-        <w:t>That is the first eight. You may post shorts that point at these. You do not need a ninth idea until these eight exist and the offer link has been clicked by someone who is not you.</w:t>
+        <w:t>That is the first eight, and it is the only production load in this book. The click chapter uses the same eight. So does the six-week calendar. A Short may point at one of them. It does not add a second quota. You do not need a ninth idea until these eight exist and the offer link has been clicked by someone who is not you.</w:t>
       </w:r>
     </w:p>
     <w:p>
@@ -5344,7 +5787,7 @@
         <w:rPr>
           <w:rFonts w:ascii="Calibri" w:hAnsi="Calibri"/>
         </w:rPr>
-        <w:t>Eight finished videos aimed at one offer beat forty videos aimed at “the algorithm.” The posting rhythm in the click chapter is a floor for staying visible, not an order to invent topics. If you can publish one of the eight a week, publish one of the eight a week. If a week is too fast to keep the teaching accurate, slow down. A wrong video that contradicts the offer does more damage than a quiet week.</w:t>
+        <w:t>Eight finished videos aimed at one offer beat forty videos aimed at a posting streak. If you can publish one of the eight a week, do that. If a week is too fast to keep the teaching accurate, slow down. A wrong video that contradicts the offer does more damage than a quiet week.</w:t>
       </w:r>
     </w:p>
     <w:p>
@@ -5361,7 +5804,7 @@
         <w:pStyle w:val="Heading2"/>
       </w:pPr>
       <w:r>
-        <w:t>V. Four people, and the move you can copy</w:t>
+        <w:t>V. Four people, and which move is yours</w:t>
       </w:r>
       <w:bookmarkEnd w:id="31"/>
     </w:p>
@@ -5370,47 +5813,23 @@
         <w:rPr>
           <w:rFonts w:ascii="Calibri" w:hAnsi="Calibri"/>
         </w:rPr>
-        <w:t>These are not income promises. They are the early repeat, in the person’s own interviews. Copy the repeat. The later studio is not the lesson.</w:t>
-      </w:r>
-    </w:p>
-    <w:p>
-      <w:r>
-        <w:rPr>
-          <w:rFonts w:ascii="Calibri" w:hAnsi="Calibri"/>
-        </w:rPr>
-        <w:t>Marques Brownlee told The Verge he bought a laptop after watching reviews, found details those reviews had skipped, and turned on a webcam so the next buyer would not miss them. The video he counts as the start was about one accessory that came in the box. On Recode he described posting about Safari for Windows the day it was available, and waking up to on the order of 6,000 views when his other videos were not doing that. In the same interview he told people who ask which camera to buy to start with the gear they already have. A better camera did not make the first video. A buyer’s missing detail did.</w:t>
-      </w:r>
-    </w:p>
-    <w:p>
-      <w:r>
-        <w:rPr>
-          <w:rFonts w:ascii="Calibri" w:hAnsi="Calibri"/>
-        </w:rPr>
-        <w:t>Andrew Rea told Mashed the first Binging with Babish video was a one-off: a burger from a Parks and Recreation episode, filmed because he wanted to know what it tasted like. He had not planned a series. He kept going because he wanted to edit the next one the same night. He later added Basics with Babish, which taught ordinary technique instead of only the stunt recipe, and he published a cookbook of food from the videos. The free videos were the method. The book was the thing a stranger could buy.</w:t>
-      </w:r>
-    </w:p>
-    <w:p>
-      <w:r>
-        <w:rPr>
-          <w:rFonts w:ascii="Calibri" w:hAnsi="Calibri"/>
-        </w:rPr>
-        <w:t>Ali Abdaal told Mixergy he made a short course on editing, on someone else’s platform, in about a day, and it kept selling after he stopped promoting it. He then made his own course, because leaving the income on a platform he did not control felt fragile. The YouTube video stayed the piece he wanted to make. The other posts were cut from it.</w:t>
-      </w:r>
-    </w:p>
-    <w:p>
-      <w:r>
-        <w:rPr>
-          <w:rFonts w:ascii="Calibri" w:hAnsi="Calibri"/>
-        </w:rPr>
-        <w:t>Hannah Hart told The Verge the first year of her channel was a webcam, with the laptop on a stack of books. She recorded in Photo Booth and cut the video in iMovie. She said the first episode reached about 80,000 views, and that she was still filming without a crew years later. The Verge’s introduction notes that she later published a cookbook and, by that interview, a memoir. The early move is one video with the gear already on the desk. The books are the thing a stranger could buy. The later audience is not the lesson.</w:t>
-      </w:r>
-    </w:p>
-    <w:p>
-      <w:r>
-        <w:rPr>
-          <w:rFonts w:ascii="Calibri" w:hAnsi="Calibri"/>
-        </w:rPr>
-        <w:t>What you can copy is the early move, and only that. Brownlee filmed one missing detail a buyer would have wanted, on a webcam. Rea filmed one recipe he wanted to taste, and a cookbook came later. Abdaal sold a short course, then moved that sale onto something he controlled. Hart’s first year was a laptop on a stack of books, and the books a stranger could buy came after. None of that is this chapter’s eight-video set. The set is the method here. Their later studios, audiences, and income are not evidence the set works, and they are not a reason to wait for a studio before the offer exists.</w:t>
+        <w:t>These interviews are not income promises. They are not proof that the eight jobs work. Three of them are the path this book declines.</w:t>
+      </w:r>
+    </w:p>
+    <w:p>
+      <w:r>
+        <w:rPr>
+          <w:rFonts w:ascii="Calibri" w:hAnsi="Calibri"/>
+        </w:rPr>
+        <w:t>Marques Brownlee told The Verge he turned on a webcam so the next laptop buyer would not miss a detail the reviews had skipped. On Recode he told people who ask which camera to buy to start with the gear they already have, and he recalled a Safari-for-Windows video reaching on the order of 6,000 views. Andrew Rea told Mashed the first video was one burger he wanted to taste. A cookbook of the recipes came later. Hannah Hart told The Verge the first year was a webcam, the laptop on a stack of books, recorded in Photo Booth and cut in iMovie. She said the first episode reached about 80,000 views, and that she was still filming without a crew years later. The Verge’s introduction notes a cookbook and, by that interview, a memoir. Those products came after the audience. Film first, price later, is the order this book refuses. The page and the price come before the second video.</w:t>
+      </w:r>
+    </w:p>
+    <w:p>
+      <w:r>
+        <w:rPr>
+          <w:rFonts w:ascii="Calibri" w:hAnsi="Calibri"/>
+        </w:rPr>
+        <w:t>Ali Abdaal told Mixergy he made a short editing course, on someone else’s platform, in about a day, and it kept selling after he stopped promoting it. He then moved that sale onto a course he controlled, because leaving the income on a platform he did not own felt fragile. That is the move this book keeps: a price, on a page you control, while the videos are still small. His later audience is not the lesson. The eight jobs are the method. A studio is not a reason to wait for one.</w:t>
       </w:r>
     </w:p>
     <w:p>
@@ -5550,7 +5969,7 @@
         <w:rPr>
           <w:rFonts w:ascii="Calibri" w:hAnsi="Calibri"/>
         </w:rPr>
-        <w:t>That you need the studio those channels have now. Brownlee started on a webcam. Hart’s first year was a laptop on a stack of books. Rea started with one recipe he wanted to taste. The gear came after the repeat.</w:t>
+        <w:t>That you need the studio those channels have now. Brownlee, Rea, and Hart filmed with what was on the desk, and the product came after the audience. This book keeps Abdaal’s move instead: a price on a page you control, before the second video. The gear can be the gear you have. The missing price cannot.</w:t>
       </w:r>
     </w:p>
     <w:p>
@@ -5571,6 +5990,19 @@
       </w:r>
     </w:p>
     <w:p>
+      <w:pPr>
+        <w:sectPr>
+          <w:headerReference w:type="default" r:id="rId72"/>
+          <w:footerReference w:type="default" r:id="rId73"/>
+          <w:pgSz w:w="10080" w:h="14400"/>
+          <w:pgMar w:top="1008" w:right="1008" w:bottom="1008" w:left="1008" w:header="504" w:footer="504" w:gutter="0"/>
+          <w:cols w:space="720"/>
+          <w:titlePg/>
+          <w:docGrid w:linePitch="360"/>
+        </w:sectPr>
+      </w:pPr>
+    </w:p>
+    <w:p>
       <w:bookmarkStart w:id="34" w:name="toc33"/>
       <w:pPr>
         <w:pStyle w:val="Heading1"/>
@@ -5622,7 +6054,7 @@
         </w:rPr>
         <w:t xml:space="preserve">YouTube pays through two gates, and neither one is the first money. The offer in chapter 1 can pay on a sale before either gate opens. YouTube’s own ads on your videos, before you are accepted, are not your revenue. </w:t>
       </w:r>
-      <w:hyperlink r:id="rId52">
+      <w:hyperlink r:id="rId76">
         <w:r>
           <w:rPr>
             <w:rStyle w:val="Hyperlink"/>
@@ -5646,7 +6078,7 @@
         </w:rPr>
         <w:t xml:space="preserve">In countries where YouTube has opened the expanded program, the first gate is fan funding and Shopping: channel memberships, Super Chat, Super Stickers, Super Thanks, and product tags. </w:t>
       </w:r>
-      <w:hyperlink r:id="rId53">
+      <w:hyperlink r:id="rId77">
         <w:r>
           <w:rPr>
             <w:rStyle w:val="Hyperlink"/>
@@ -5845,7 +6277,7 @@
                     <pic:cNvPicPr/>
                   </pic:nvPicPr>
                   <pic:blipFill>
-                    <a:blip r:embed="rId54"/>
+                    <a:blip r:embed="rId78"/>
                     <a:stretch>
                       <a:fillRect/>
                     </a:stretch>
@@ -5870,1158 +6302,136 @@
           <w:rFonts w:ascii="Calibri" w:hAnsi="Calibri"/>
           <w:i/>
         </w:rPr>
-        <w:t>The highlighted YouTube bar is 1,000 subscribers, the ad-share gate from §I. The fan-funding gate is 500 subscribers and is deliberately not a second bar: this chart compares main ad programs, and a follower count alone still does not make a channel eligible. Figures as of the time of writing. The table below is the fuller picture.</w:t>
-      </w:r>
-    </w:p>
-    <w:tbl>
-      <w:tblPr>
-        <w:tblStyle w:val="TableGrid"/>
-        <w:tblW w:type="auto" w:w="0"/>
-        <w:tblLayout w:type="fixed"/>
-        <w:tblLook w:firstColumn="1" w:firstRow="1" w:lastColumn="0" w:lastRow="0" w:noHBand="0" w:noVBand="1" w:val="04A0"/>
-        <w:tblW w:w="8063" w:type="dxa"/>
-      </w:tblPr>
-      <w:tblGrid>
-        <w:gridCol w:w="2016"/>
-        <w:gridCol w:w="2016"/>
-        <w:gridCol w:w="2016"/>
-        <w:gridCol w:w="2016"/>
-      </w:tblGrid>
-      <w:tr>
-        <w:tc>
-          <w:tcPr>
-            <w:tcW w:type="dxa" w:w="2016"/>
-            <w:tcW w:w="1512" w:type="dxa"/>
-            <w:shd w:val="clear" w:color="auto" w:fill="F3F1EA"/>
-          </w:tcPr>
-          <w:p>
-            <w:pPr>
-              <w:spacing w:after="40" w:before="40"/>
-            </w:pPr>
-            <w:r>
-              <w:rPr>
-                <w:rFonts w:ascii="Calibri" w:hAnsi="Calibri"/>
-                <w:b/>
-                <w:sz w:val="21"/>
-              </w:rPr>
-            </w:r>
-            <w:r>
-              <w:rPr>
-                <w:rFonts w:ascii="Calibri" w:hAnsi="Calibri"/>
-                <w:b/>
-                <w:sz w:val="21"/>
-              </w:rPr>
-              <w:t>Platform</w:t>
-            </w:r>
-          </w:p>
-        </w:tc>
-        <w:tc>
-          <w:tcPr>
-            <w:tcW w:type="dxa" w:w="2016"/>
-            <w:tcW w:w="1728" w:type="dxa"/>
-            <w:shd w:val="clear" w:color="auto" w:fill="F3F1EA"/>
-          </w:tcPr>
-          <w:p>
-            <w:pPr>
-              <w:spacing w:after="40" w:before="40"/>
-            </w:pPr>
-            <w:r>
-              <w:rPr>
-                <w:rFonts w:ascii="Calibri" w:hAnsi="Calibri"/>
-                <w:b/>
-                <w:sz w:val="21"/>
-              </w:rPr>
-            </w:r>
-            <w:r>
-              <w:rPr>
-                <w:rFonts w:ascii="Calibri" w:hAnsi="Calibri"/>
-                <w:b/>
-                <w:sz w:val="21"/>
-              </w:rPr>
-              <w:t>Program</w:t>
-            </w:r>
-          </w:p>
-        </w:tc>
-        <w:tc>
-          <w:tcPr>
-            <w:tcW w:type="dxa" w:w="2016"/>
-            <w:tcW w:w="3168" w:type="dxa"/>
-            <w:shd w:val="clear" w:color="auto" w:fill="F3F1EA"/>
-          </w:tcPr>
-          <w:p>
-            <w:pPr>
-              <w:spacing w:after="40" w:before="40"/>
-            </w:pPr>
-            <w:r>
-              <w:rPr>
-                <w:rFonts w:ascii="Calibri" w:hAnsi="Calibri"/>
-                <w:b/>
-                <w:sz w:val="21"/>
-              </w:rPr>
-            </w:r>
-            <w:r>
-              <w:rPr>
-                <w:rFonts w:ascii="Calibri" w:hAnsi="Calibri"/>
-                <w:b/>
-                <w:sz w:val="21"/>
-              </w:rPr>
-              <w:t>Threshold (at time of writing)</w:t>
-            </w:r>
-          </w:p>
-        </w:tc>
-        <w:tc>
-          <w:tcPr>
-            <w:tcW w:type="dxa" w:w="2016"/>
-            <w:tcW w:w="1655" w:type="dxa"/>
-            <w:shd w:val="clear" w:color="auto" w:fill="F3F1EA"/>
-          </w:tcPr>
-          <w:p>
-            <w:pPr>
-              <w:spacing w:after="40" w:before="40"/>
-            </w:pPr>
-            <w:r>
-              <w:rPr>
-                <w:rFonts w:ascii="Calibri" w:hAnsi="Calibri"/>
-                <w:b/>
-                <w:sz w:val="21"/>
-              </w:rPr>
-            </w:r>
-            <w:r>
-              <w:rPr>
-                <w:rFonts w:ascii="Calibri" w:hAnsi="Calibri"/>
-                <w:b/>
-                <w:sz w:val="21"/>
-              </w:rPr>
-              <w:t>Model</w:t>
-            </w:r>
-          </w:p>
-        </w:tc>
-      </w:tr>
-      <w:tr>
-        <w:tc>
-          <w:tcPr>
-            <w:tcW w:type="dxa" w:w="2016"/>
-            <w:tcW w:w="1512" w:type="dxa"/>
-          </w:tcPr>
-          <w:p>
-            <w:pPr>
-              <w:spacing w:after="40" w:before="40"/>
-            </w:pPr>
-            <w:r>
-              <w:rPr>
-                <w:rFonts w:ascii="Calibri" w:hAnsi="Calibri"/>
-                <w:sz w:val="21"/>
-              </w:rPr>
-            </w:r>
-            <w:r>
-              <w:rPr>
-                <w:rFonts w:ascii="Calibri" w:hAnsi="Calibri"/>
-                <w:sz w:val="21"/>
-              </w:rPr>
-              <w:t>YouTube</w:t>
-            </w:r>
-          </w:p>
-        </w:tc>
-        <w:tc>
-          <w:tcPr>
-            <w:tcW w:type="dxa" w:w="2016"/>
-            <w:tcW w:w="1728" w:type="dxa"/>
-          </w:tcPr>
-          <w:p>
-            <w:pPr>
-              <w:spacing w:after="40" w:before="40"/>
-            </w:pPr>
-            <w:r>
-              <w:rPr>
-                <w:rFonts w:ascii="Calibri" w:hAnsi="Calibri"/>
-                <w:sz w:val="21"/>
-              </w:rPr>
-            </w:r>
-            <w:r>
-              <w:rPr>
-                <w:rFonts w:ascii="Calibri" w:hAnsi="Calibri"/>
-                <w:sz w:val="21"/>
-              </w:rPr>
-              <w:t>Partner Program</w:t>
-            </w:r>
-          </w:p>
-        </w:tc>
-        <w:tc>
-          <w:tcPr>
-            <w:tcW w:type="dxa" w:w="2016"/>
-            <w:tcW w:w="3168" w:type="dxa"/>
-          </w:tcPr>
-          <w:p>
-            <w:pPr>
-              <w:spacing w:after="40" w:before="40"/>
-            </w:pPr>
-            <w:r>
-              <w:rPr>
-                <w:rFonts w:ascii="Calibri" w:hAnsi="Calibri"/>
-                <w:sz w:val="21"/>
-              </w:rPr>
-            </w:r>
-            <w:r>
-              <w:rPr>
-                <w:rFonts w:ascii="Calibri" w:hAnsi="Calibri"/>
-                <w:sz w:val="21"/>
-              </w:rPr>
-              <w:t>1,000 subscribers + 4,000 watch hours/12 months, or 10M Shorts views/90 days</w:t>
-            </w:r>
-          </w:p>
-        </w:tc>
-        <w:tc>
-          <w:tcPr>
-            <w:tcW w:type="dxa" w:w="2016"/>
-            <w:tcW w:w="1655" w:type="dxa"/>
-          </w:tcPr>
-          <w:p>
-            <w:pPr>
-              <w:spacing w:after="40" w:before="40"/>
-            </w:pPr>
-            <w:r>
-              <w:rPr>
-                <w:rFonts w:ascii="Calibri" w:hAnsi="Calibri"/>
-                <w:sz w:val="21"/>
-              </w:rPr>
-            </w:r>
-            <w:r>
-              <w:rPr>
-                <w:rFonts w:ascii="Calibri" w:hAnsi="Calibri"/>
-                <w:sz w:val="21"/>
-              </w:rPr>
-              <w:t>Ad revenue share</w:t>
-            </w:r>
-          </w:p>
-        </w:tc>
-      </w:tr>
-      <w:tr>
-        <w:tc>
-          <w:tcPr>
-            <w:tcW w:type="dxa" w:w="2016"/>
-            <w:tcW w:w="1512" w:type="dxa"/>
-          </w:tcPr>
-          <w:p>
-            <w:pPr>
-              <w:spacing w:after="40" w:before="40"/>
-            </w:pPr>
-            <w:r>
-              <w:rPr>
-                <w:rFonts w:ascii="Calibri" w:hAnsi="Calibri"/>
-                <w:sz w:val="21"/>
-              </w:rPr>
-            </w:r>
-            <w:hyperlink r:id="rId55">
-              <w:r>
-                <w:rPr>
-                  <w:rStyle w:val="Hyperlink"/>
-                  <w:sz w:val="22"/>
-                  <w:rFonts w:ascii="Calibri" w:hAnsi="Calibri"/>
-                </w:rPr>
-                <w:t xml:space="preserve">TikTok</w:t>
-              </w:r>
-            </w:hyperlink>
-          </w:p>
-        </w:tc>
-        <w:tc>
-          <w:tcPr>
-            <w:tcW w:type="dxa" w:w="2016"/>
-            <w:tcW w:w="1728" w:type="dxa"/>
-          </w:tcPr>
-          <w:p>
-            <w:pPr>
-              <w:spacing w:after="40" w:before="40"/>
-            </w:pPr>
-            <w:r>
-              <w:rPr>
-                <w:rFonts w:ascii="Calibri" w:hAnsi="Calibri"/>
-                <w:sz w:val="21"/>
-              </w:rPr>
-            </w:r>
-            <w:r>
-              <w:rPr>
-                <w:rFonts w:ascii="Calibri" w:hAnsi="Calibri"/>
-                <w:sz w:val="21"/>
-              </w:rPr>
-              <w:t>Creator Rewards</w:t>
-            </w:r>
-          </w:p>
-        </w:tc>
-        <w:tc>
-          <w:tcPr>
-            <w:tcW w:type="dxa" w:w="2016"/>
-            <w:tcW w:w="3168" w:type="dxa"/>
-          </w:tcPr>
-          <w:p>
-            <w:pPr>
-              <w:spacing w:after="40" w:before="40"/>
-            </w:pPr>
-            <w:r>
-              <w:rPr>
-                <w:rFonts w:ascii="Calibri" w:hAnsi="Calibri"/>
-                <w:sz w:val="21"/>
-              </w:rPr>
-            </w:r>
-            <w:r>
-              <w:rPr>
-                <w:rFonts w:ascii="Calibri" w:hAnsi="Calibri"/>
-                <w:sz w:val="21"/>
-              </w:rPr>
-              <w:t>10,000 followers + 100,000 views/30 days; 18+; videos 60s or longer; limited countries</w:t>
-            </w:r>
-          </w:p>
-        </w:tc>
-        <w:tc>
-          <w:tcPr>
-            <w:tcW w:type="dxa" w:w="2016"/>
-            <w:tcW w:w="1655" w:type="dxa"/>
-          </w:tcPr>
-          <w:p>
-            <w:pPr>
-              <w:spacing w:after="40" w:before="40"/>
-            </w:pPr>
-            <w:r>
-              <w:rPr>
-                <w:rFonts w:ascii="Calibri" w:hAnsi="Calibri"/>
-                <w:sz w:val="21"/>
-              </w:rPr>
-            </w:r>
-            <w:r>
-              <w:rPr>
-                <w:rFonts w:ascii="Calibri" w:hAnsi="Calibri"/>
-                <w:sz w:val="21"/>
-              </w:rPr>
-              <w:t>Pay per qualified view</w:t>
-            </w:r>
-          </w:p>
-        </w:tc>
-      </w:tr>
-      <w:tr>
-        <w:tc>
-          <w:tcPr>
-            <w:tcW w:type="dxa" w:w="2016"/>
-            <w:tcW w:w="1512" w:type="dxa"/>
-          </w:tcPr>
-          <w:p>
-            <w:pPr>
-              <w:spacing w:after="40" w:before="40"/>
-            </w:pPr>
-            <w:r>
-              <w:rPr>
-                <w:rFonts w:ascii="Calibri" w:hAnsi="Calibri"/>
-                <w:sz w:val="21"/>
-              </w:rPr>
-            </w:r>
-            <w:hyperlink r:id="rId56">
-              <w:r>
-                <w:rPr>
-                  <w:rStyle w:val="Hyperlink"/>
-                  <w:sz w:val="22"/>
-                  <w:rFonts w:ascii="Calibri" w:hAnsi="Calibri"/>
-                </w:rPr>
-                <w:t xml:space="preserve">Facebook</w:t>
-              </w:r>
-            </w:hyperlink>
-          </w:p>
-        </w:tc>
-        <w:tc>
-          <w:tcPr>
-            <w:tcW w:type="dxa" w:w="2016"/>
-            <w:tcW w:w="1728" w:type="dxa"/>
-          </w:tcPr>
-          <w:p>
-            <w:pPr>
-              <w:spacing w:after="40" w:before="40"/>
-            </w:pPr>
-            <w:r>
-              <w:rPr>
-                <w:rFonts w:ascii="Calibri" w:hAnsi="Calibri"/>
-                <w:sz w:val="21"/>
-              </w:rPr>
-            </w:r>
-            <w:r>
-              <w:rPr>
-                <w:rFonts w:ascii="Calibri" w:hAnsi="Calibri"/>
-                <w:sz w:val="21"/>
-              </w:rPr>
-              <w:t>Content Monetization</w:t>
-            </w:r>
-          </w:p>
-        </w:tc>
-        <w:tc>
-          <w:tcPr>
-            <w:tcW w:type="dxa" w:w="2016"/>
-            <w:tcW w:w="3168" w:type="dxa"/>
-          </w:tcPr>
-          <w:p>
-            <w:pPr>
-              <w:spacing w:after="40" w:before="40"/>
-            </w:pPr>
-            <w:r>
-              <w:rPr>
-                <w:rFonts w:ascii="Calibri" w:hAnsi="Calibri"/>
-                <w:sz w:val="21"/>
-              </w:rPr>
-            </w:r>
-            <w:r>
-              <w:rPr>
-                <w:rFonts w:ascii="Calibri" w:hAnsi="Calibri"/>
-                <w:sz w:val="21"/>
-              </w:rPr>
-              <w:t>10,000 followers + 600,000 minutes watched/60 days + 5 videos on the Page</w:t>
-            </w:r>
-          </w:p>
-        </w:tc>
-        <w:tc>
-          <w:tcPr>
-            <w:tcW w:type="dxa" w:w="2016"/>
-            <w:tcW w:w="1655" w:type="dxa"/>
-          </w:tcPr>
-          <w:p>
-            <w:pPr>
-              <w:spacing w:after="40" w:before="40"/>
-            </w:pPr>
-            <w:r>
-              <w:rPr>
-                <w:rFonts w:ascii="Calibri" w:hAnsi="Calibri"/>
-                <w:sz w:val="21"/>
-              </w:rPr>
-            </w:r>
-            <w:r>
-              <w:rPr>
-                <w:rFonts w:ascii="Calibri" w:hAnsi="Calibri"/>
-                <w:sz w:val="21"/>
-              </w:rPr>
-              <w:t>Ad revenue share</w:t>
-            </w:r>
-          </w:p>
-        </w:tc>
-      </w:tr>
-      <w:tr>
-        <w:tc>
-          <w:tcPr>
-            <w:tcW w:type="dxa" w:w="2016"/>
-            <w:tcW w:w="1512" w:type="dxa"/>
-          </w:tcPr>
-          <w:p>
-            <w:pPr>
-              <w:spacing w:after="40" w:before="40"/>
-            </w:pPr>
-            <w:r>
-              <w:rPr>
-                <w:rFonts w:ascii="Calibri" w:hAnsi="Calibri"/>
-                <w:sz w:val="21"/>
-              </w:rPr>
-            </w:r>
-            <w:hyperlink r:id="rId57">
-              <w:r>
-                <w:rPr>
-                  <w:rStyle w:val="Hyperlink"/>
-                  <w:sz w:val="22"/>
-                  <w:rFonts w:ascii="Calibri" w:hAnsi="Calibri"/>
-                </w:rPr>
-                <w:t xml:space="preserve">Snapchat</w:t>
-              </w:r>
-            </w:hyperlink>
-          </w:p>
-        </w:tc>
-        <w:tc>
-          <w:tcPr>
-            <w:tcW w:type="dxa" w:w="2016"/>
-            <w:tcW w:w="1728" w:type="dxa"/>
-          </w:tcPr>
-          <w:p>
-            <w:pPr>
-              <w:spacing w:after="40" w:before="40"/>
-            </w:pPr>
-            <w:r>
-              <w:rPr>
-                <w:rFonts w:ascii="Calibri" w:hAnsi="Calibri"/>
-                <w:sz w:val="21"/>
-              </w:rPr>
-            </w:r>
-            <w:r>
-              <w:rPr>
-                <w:rFonts w:ascii="Calibri" w:hAnsi="Calibri"/>
-                <w:sz w:val="21"/>
-              </w:rPr>
-              <w:t>Spotlight monetization</w:t>
-            </w:r>
-          </w:p>
-        </w:tc>
-        <w:tc>
-          <w:tcPr>
-            <w:tcW w:type="dxa" w:w="2016"/>
-            <w:tcW w:w="3168" w:type="dxa"/>
-          </w:tcPr>
-          <w:p>
-            <w:pPr>
-              <w:spacing w:after="40" w:before="40"/>
-            </w:pPr>
-            <w:r>
-              <w:rPr>
-                <w:rFonts w:ascii="Calibri" w:hAnsi="Calibri"/>
-                <w:sz w:val="21"/>
-              </w:rPr>
-            </w:r>
-            <w:r>
-              <w:rPr>
-                <w:rFonts w:ascii="Calibri" w:hAnsi="Calibri"/>
-                <w:sz w:val="21"/>
-              </w:rPr>
-              <w:t>50,000 followers + 25 posts/month + 100 hours of Spotlight view time/28 days</w:t>
-            </w:r>
-          </w:p>
-        </w:tc>
-        <w:tc>
-          <w:tcPr>
-            <w:tcW w:type="dxa" w:w="2016"/>
-            <w:tcW w:w="1655" w:type="dxa"/>
-          </w:tcPr>
-          <w:p>
-            <w:pPr>
-              <w:spacing w:after="40" w:before="40"/>
-            </w:pPr>
-            <w:r>
-              <w:rPr>
-                <w:rFonts w:ascii="Calibri" w:hAnsi="Calibri"/>
-                <w:sz w:val="21"/>
-              </w:rPr>
-            </w:r>
-            <w:r>
-              <w:rPr>
-                <w:rFonts w:ascii="Calibri" w:hAnsi="Calibri"/>
-                <w:sz w:val="21"/>
-              </w:rPr>
-              <w:t>Ad revenue share</w:t>
-            </w:r>
-          </w:p>
-        </w:tc>
-      </w:tr>
-      <w:tr>
-        <w:tc>
-          <w:tcPr>
-            <w:tcW w:type="dxa" w:w="2016"/>
-            <w:tcW w:w="1512" w:type="dxa"/>
-          </w:tcPr>
-          <w:p>
-            <w:pPr>
-              <w:spacing w:after="40" w:before="40"/>
-            </w:pPr>
-            <w:r>
-              <w:rPr>
-                <w:rFonts w:ascii="Calibri" w:hAnsi="Calibri"/>
-                <w:sz w:val="21"/>
-              </w:rPr>
-            </w:r>
-            <w:hyperlink r:id="rId58">
-              <w:r>
-                <w:rPr>
-                  <w:rStyle w:val="Hyperlink"/>
-                  <w:sz w:val="22"/>
-                  <w:rFonts w:ascii="Calibri" w:hAnsi="Calibri"/>
-                </w:rPr>
-                <w:t xml:space="preserve">X</w:t>
-              </w:r>
-            </w:hyperlink>
-          </w:p>
-        </w:tc>
-        <w:tc>
-          <w:tcPr>
-            <w:tcW w:type="dxa" w:w="2016"/>
-            <w:tcW w:w="1728" w:type="dxa"/>
-          </w:tcPr>
-          <w:p>
-            <w:pPr>
-              <w:spacing w:after="40" w:before="40"/>
-            </w:pPr>
-            <w:r>
-              <w:rPr>
-                <w:rFonts w:ascii="Calibri" w:hAnsi="Calibri"/>
-                <w:sz w:val="21"/>
-              </w:rPr>
-            </w:r>
-            <w:r>
-              <w:rPr>
-                <w:rFonts w:ascii="Calibri" w:hAnsi="Calibri"/>
-                <w:sz w:val="21"/>
-              </w:rPr>
-              <w:t>Original Content Rewards</w:t>
-            </w:r>
-          </w:p>
-        </w:tc>
-        <w:tc>
-          <w:tcPr>
-            <w:tcW w:type="dxa" w:w="2016"/>
-            <w:tcW w:w="3168" w:type="dxa"/>
-          </w:tcPr>
-          <w:p>
-            <w:pPr>
-              <w:spacing w:after="40" w:before="40"/>
-            </w:pPr>
-            <w:r>
-              <w:rPr>
-                <w:rFonts w:ascii="Calibri" w:hAnsi="Calibri"/>
-                <w:sz w:val="21"/>
-              </w:rPr>
-            </w:r>
-            <w:r>
-              <w:rPr>
-                <w:rFonts w:ascii="Calibri" w:hAnsi="Calibri"/>
-                <w:sz w:val="21"/>
-              </w:rPr>
-              <w:t>Active Premium subscription + 500 verified followers + 500,000 impressions/90 days</w:t>
-            </w:r>
-          </w:p>
-        </w:tc>
-        <w:tc>
-          <w:tcPr>
-            <w:tcW w:type="dxa" w:w="2016"/>
-            <w:tcW w:w="1655" w:type="dxa"/>
-          </w:tcPr>
-          <w:p>
-            <w:pPr>
-              <w:spacing w:after="40" w:before="40"/>
-            </w:pPr>
-            <w:r>
-              <w:rPr>
-                <w:rFonts w:ascii="Calibri" w:hAnsi="Calibri"/>
-                <w:sz w:val="21"/>
-              </w:rPr>
-            </w:r>
-            <w:r>
-              <w:rPr>
-                <w:rFonts w:ascii="Calibri" w:hAnsi="Calibri"/>
-                <w:sz w:val="21"/>
-              </w:rPr>
-              <w:t>Pay per qualified impression</w:t>
-            </w:r>
-          </w:p>
-        </w:tc>
-      </w:tr>
-      <w:tr>
-        <w:tc>
-          <w:tcPr>
-            <w:tcW w:type="dxa" w:w="2016"/>
-            <w:tcW w:w="1512" w:type="dxa"/>
-          </w:tcPr>
-          <w:p>
-            <w:pPr>
-              <w:spacing w:after="40" w:before="40"/>
-            </w:pPr>
-            <w:r>
-              <w:rPr>
-                <w:rFonts w:ascii="Calibri" w:hAnsi="Calibri"/>
-                <w:sz w:val="21"/>
-              </w:rPr>
-            </w:r>
-            <w:hyperlink r:id="rId59">
-              <w:r>
-                <w:rPr>
-                  <w:rStyle w:val="Hyperlink"/>
-                  <w:sz w:val="22"/>
-                  <w:rFonts w:ascii="Calibri" w:hAnsi="Calibri"/>
-                </w:rPr>
-                <w:t xml:space="preserve">Rumble</w:t>
-              </w:r>
-            </w:hyperlink>
-          </w:p>
-        </w:tc>
-        <w:tc>
-          <w:tcPr>
-            <w:tcW w:type="dxa" w:w="2016"/>
-            <w:tcW w:w="1728" w:type="dxa"/>
-          </w:tcPr>
-          <w:p>
-            <w:pPr>
-              <w:spacing w:after="40" w:before="40"/>
-            </w:pPr>
-            <w:r>
-              <w:rPr>
-                <w:rFonts w:ascii="Calibri" w:hAnsi="Calibri"/>
-                <w:sz w:val="21"/>
-              </w:rPr>
-            </w:r>
-            <w:r>
-              <w:rPr>
-                <w:rFonts w:ascii="Calibri" w:hAnsi="Calibri"/>
-                <w:sz w:val="21"/>
-              </w:rPr>
-              <w:t>Partner Program</w:t>
-            </w:r>
-          </w:p>
-        </w:tc>
-        <w:tc>
-          <w:tcPr>
-            <w:tcW w:type="dxa" w:w="2016"/>
-            <w:tcW w:w="3168" w:type="dxa"/>
-          </w:tcPr>
-          <w:p>
-            <w:pPr>
-              <w:spacing w:after="40" w:before="40"/>
-            </w:pPr>
-            <w:r>
-              <w:rPr>
-                <w:rFonts w:ascii="Calibri" w:hAnsi="Calibri"/>
-                <w:sz w:val="21"/>
-              </w:rPr>
-            </w:r>
-            <w:r>
-              <w:rPr>
-                <w:rFonts w:ascii="Calibri" w:hAnsi="Calibri"/>
-                <w:sz w:val="21"/>
-              </w:rPr>
-              <w:t>No follower minimum; 30-day-old account in good standing, one original upload</w:t>
-            </w:r>
-          </w:p>
-        </w:tc>
-        <w:tc>
-          <w:tcPr>
-            <w:tcW w:type="dxa" w:w="2016"/>
-            <w:tcW w:w="1655" w:type="dxa"/>
-          </w:tcPr>
-          <w:p>
-            <w:pPr>
-              <w:spacing w:after="40" w:before="40"/>
-            </w:pPr>
-            <w:r>
-              <w:rPr>
-                <w:rFonts w:ascii="Calibri" w:hAnsi="Calibri"/>
-                <w:sz w:val="21"/>
-              </w:rPr>
-            </w:r>
-            <w:r>
-              <w:rPr>
-                <w:rFonts w:ascii="Calibri" w:hAnsi="Calibri"/>
-                <w:sz w:val="21"/>
-              </w:rPr>
-              <w:t>Ad revenue share</w:t>
-            </w:r>
-          </w:p>
-        </w:tc>
-      </w:tr>
-      <w:tr>
-        <w:tc>
-          <w:tcPr>
-            <w:tcW w:type="dxa" w:w="2016"/>
-            <w:tcW w:w="1512" w:type="dxa"/>
-          </w:tcPr>
-          <w:p>
-            <w:pPr>
-              <w:spacing w:after="40" w:before="40"/>
-            </w:pPr>
-            <w:r>
-              <w:rPr>
-                <w:rFonts w:ascii="Calibri" w:hAnsi="Calibri"/>
-                <w:sz w:val="21"/>
-              </w:rPr>
-            </w:r>
-            <w:hyperlink r:id="rId60">
-              <w:r>
-                <w:rPr>
-                  <w:rStyle w:val="Hyperlink"/>
-                  <w:sz w:val="22"/>
-                  <w:rFonts w:ascii="Calibri" w:hAnsi="Calibri"/>
-                </w:rPr>
-                <w:t xml:space="preserve">Dailymotion</w:t>
-              </w:r>
-            </w:hyperlink>
-          </w:p>
-        </w:tc>
-        <w:tc>
-          <w:tcPr>
-            <w:tcW w:type="dxa" w:w="2016"/>
-            <w:tcW w:w="1728" w:type="dxa"/>
-          </w:tcPr>
-          <w:p>
-            <w:pPr>
-              <w:spacing w:after="40" w:before="40"/>
-            </w:pPr>
-            <w:r>
-              <w:rPr>
-                <w:rFonts w:ascii="Calibri" w:hAnsi="Calibri"/>
-                <w:sz w:val="21"/>
-              </w:rPr>
-            </w:r>
-            <w:r>
-              <w:rPr>
-                <w:rFonts w:ascii="Calibri" w:hAnsi="Calibri"/>
-                <w:sz w:val="21"/>
-              </w:rPr>
-              <w:t>Partner Program</w:t>
-            </w:r>
-          </w:p>
-        </w:tc>
-        <w:tc>
-          <w:tcPr>
-            <w:tcW w:type="dxa" w:w="2016"/>
-            <w:tcW w:w="3168" w:type="dxa"/>
-          </w:tcPr>
-          <w:p>
-            <w:pPr>
-              <w:spacing w:after="40" w:before="40"/>
-            </w:pPr>
-            <w:r>
-              <w:rPr>
-                <w:rFonts w:ascii="Calibri" w:hAnsi="Calibri"/>
-                <w:sz w:val="21"/>
-              </w:rPr>
-            </w:r>
-            <w:r>
-              <w:rPr>
-                <w:rFonts w:ascii="Calibri" w:hAnsi="Calibri"/>
-                <w:sz w:val="21"/>
-              </w:rPr>
-              <w:t>Sources disagree — confirm directly with Dailymotion</w:t>
-            </w:r>
-          </w:p>
-        </w:tc>
-        <w:tc>
-          <w:tcPr>
-            <w:tcW w:type="dxa" w:w="2016"/>
-            <w:tcW w:w="1655" w:type="dxa"/>
-          </w:tcPr>
-          <w:p>
-            <w:pPr>
-              <w:spacing w:after="40" w:before="40"/>
-            </w:pPr>
-            <w:r>
-              <w:rPr>
-                <w:rFonts w:ascii="Calibri" w:hAnsi="Calibri"/>
-                <w:sz w:val="21"/>
-              </w:rPr>
-            </w:r>
-            <w:r>
-              <w:rPr>
-                <w:rFonts w:ascii="Calibri" w:hAnsi="Calibri"/>
-                <w:sz w:val="21"/>
-              </w:rPr>
-              <w:t>Ad revenue share</w:t>
-            </w:r>
-          </w:p>
-        </w:tc>
-      </w:tr>
-      <w:tr>
-        <w:tc>
-          <w:tcPr>
-            <w:tcW w:type="dxa" w:w="2016"/>
-            <w:tcW w:w="1512" w:type="dxa"/>
-          </w:tcPr>
-          <w:p>
-            <w:pPr>
-              <w:spacing w:after="40" w:before="40"/>
-            </w:pPr>
-            <w:r>
-              <w:rPr>
-                <w:rFonts w:ascii="Calibri" w:hAnsi="Calibri"/>
-                <w:sz w:val="21"/>
-              </w:rPr>
-            </w:r>
-            <w:r>
-              <w:rPr>
-                <w:rFonts w:ascii="Calibri" w:hAnsi="Calibri"/>
-                <w:sz w:val="21"/>
-              </w:rPr>
-              <w:t>Instagram</w:t>
-            </w:r>
-          </w:p>
-        </w:tc>
-        <w:tc>
-          <w:tcPr>
-            <w:tcW w:type="dxa" w:w="2016"/>
-            <w:tcW w:w="1728" w:type="dxa"/>
-          </w:tcPr>
-          <w:p>
-            <w:pPr>
-              <w:spacing w:after="40" w:before="40"/>
-            </w:pPr>
-            <w:r>
-              <w:rPr>
-                <w:rFonts w:ascii="Calibri" w:hAnsi="Calibri"/>
-                <w:sz w:val="21"/>
-              </w:rPr>
-            </w:r>
-            <w:r>
-              <w:rPr>
-                <w:rFonts w:ascii="Calibri" w:hAnsi="Calibri"/>
-                <w:sz w:val="21"/>
-              </w:rPr>
-              <w:t>Gifts / Subscriptions</w:t>
-            </w:r>
-          </w:p>
-        </w:tc>
-        <w:tc>
-          <w:tcPr>
-            <w:tcW w:type="dxa" w:w="2016"/>
-            <w:tcW w:w="3168" w:type="dxa"/>
-          </w:tcPr>
-          <w:p>
-            <w:pPr>
-              <w:spacing w:after="40" w:before="40"/>
-            </w:pPr>
-            <w:r>
-              <w:rPr>
-                <w:rFonts w:ascii="Calibri" w:hAnsi="Calibri"/>
-                <w:sz w:val="21"/>
-              </w:rPr>
-            </w:r>
-            <w:r>
-              <w:rPr>
-                <w:rFonts w:ascii="Calibri" w:hAnsi="Calibri"/>
-                <w:sz w:val="21"/>
-              </w:rPr>
-              <w:t>No fixed public threshold; direct-payout bonus programs are mostly invite-only</w:t>
-            </w:r>
-          </w:p>
-        </w:tc>
-        <w:tc>
-          <w:tcPr>
-            <w:tcW w:type="dxa" w:w="2016"/>
-            <w:tcW w:w="1655" w:type="dxa"/>
-          </w:tcPr>
-          <w:p>
-            <w:pPr>
-              <w:spacing w:after="40" w:before="40"/>
-            </w:pPr>
-            <w:r>
-              <w:rPr>
-                <w:rFonts w:ascii="Calibri" w:hAnsi="Calibri"/>
-                <w:sz w:val="21"/>
-              </w:rPr>
-            </w:r>
-            <w:r>
-              <w:rPr>
-                <w:rFonts w:ascii="Calibri" w:hAnsi="Calibri"/>
-                <w:sz w:val="21"/>
-              </w:rPr>
-              <w:t>Viewer tipping / subscriptions</w:t>
-            </w:r>
-          </w:p>
-        </w:tc>
-      </w:tr>
-      <w:tr>
-        <w:tc>
-          <w:tcPr>
-            <w:tcW w:type="dxa" w:w="2016"/>
-            <w:tcW w:w="1512" w:type="dxa"/>
-          </w:tcPr>
-          <w:p>
-            <w:pPr>
-              <w:spacing w:after="40" w:before="40"/>
-            </w:pPr>
-            <w:r>
-              <w:rPr>
-                <w:rFonts w:ascii="Calibri" w:hAnsi="Calibri"/>
-                <w:sz w:val="21"/>
-              </w:rPr>
-            </w:r>
-            <w:r>
-              <w:rPr>
-                <w:rFonts w:ascii="Calibri" w:hAnsi="Calibri"/>
-                <w:sz w:val="21"/>
-              </w:rPr>
-              <w:t>Vimeo</w:t>
-            </w:r>
-          </w:p>
-        </w:tc>
-        <w:tc>
-          <w:tcPr>
-            <w:tcW w:type="dxa" w:w="2016"/>
-            <w:tcW w:w="1728" w:type="dxa"/>
-          </w:tcPr>
-          <w:p>
-            <w:pPr>
-              <w:spacing w:after="40" w:before="40"/>
-            </w:pPr>
-            <w:r>
-              <w:rPr>
-                <w:rFonts w:ascii="Calibri" w:hAnsi="Calibri"/>
-                <w:sz w:val="21"/>
-              </w:rPr>
-            </w:r>
-            <w:r>
-              <w:rPr>
-                <w:rFonts w:ascii="Calibri" w:hAnsi="Calibri"/>
-                <w:sz w:val="21"/>
-              </w:rPr>
-              <w:t>—</w:t>
-            </w:r>
-          </w:p>
-        </w:tc>
-        <w:tc>
-          <w:tcPr>
-            <w:tcW w:type="dxa" w:w="2016"/>
-            <w:tcW w:w="3168" w:type="dxa"/>
-          </w:tcPr>
-          <w:p>
-            <w:pPr>
-              <w:spacing w:after="40" w:before="40"/>
-            </w:pPr>
-            <w:r>
-              <w:rPr>
-                <w:rFonts w:ascii="Calibri" w:hAnsi="Calibri"/>
-                <w:sz w:val="21"/>
-              </w:rPr>
-            </w:r>
-            <w:r>
-              <w:rPr>
-                <w:rFonts w:ascii="Calibri" w:hAnsi="Calibri"/>
-                <w:sz w:val="21"/>
-              </w:rPr>
-              <w:t>On Demand is being discontinued in 2026, not replaced with an equivalent</w:t>
-            </w:r>
-          </w:p>
-        </w:tc>
-        <w:tc>
-          <w:tcPr>
-            <w:tcW w:type="dxa" w:w="2016"/>
-            <w:tcW w:w="1655" w:type="dxa"/>
-          </w:tcPr>
-          <w:p>
-            <w:pPr>
-              <w:spacing w:after="40" w:before="40"/>
-            </w:pPr>
-            <w:r>
-              <w:rPr>
-                <w:rFonts w:ascii="Calibri" w:hAnsi="Calibri"/>
-                <w:sz w:val="21"/>
-              </w:rPr>
-            </w:r>
-            <w:r>
-              <w:rPr>
-                <w:rFonts w:ascii="Calibri" w:hAnsi="Calibri"/>
-                <w:sz w:val="21"/>
-              </w:rPr>
-              <w:t>Was pay-per-view; replaced by a paid-subscription tool, not a payout program</w:t>
-            </w:r>
-          </w:p>
-        </w:tc>
-      </w:tr>
-      <w:tr>
-        <w:tc>
-          <w:tcPr>
-            <w:tcW w:type="dxa" w:w="2016"/>
-            <w:tcW w:w="1512" w:type="dxa"/>
-          </w:tcPr>
-          <w:p>
-            <w:pPr>
-              <w:spacing w:after="40" w:before="40"/>
-            </w:pPr>
-            <w:r>
-              <w:rPr>
-                <w:rFonts w:ascii="Calibri" w:hAnsi="Calibri"/>
-                <w:sz w:val="21"/>
-              </w:rPr>
-            </w:r>
-            <w:hyperlink r:id="rId61">
-              <w:r>
-                <w:rPr>
-                  <w:rStyle w:val="Hyperlink"/>
-                  <w:sz w:val="22"/>
-                  <w:rFonts w:ascii="Calibri" w:hAnsi="Calibri"/>
-                </w:rPr>
-                <w:t xml:space="preserve">Tumblr</w:t>
-              </w:r>
-            </w:hyperlink>
-          </w:p>
-        </w:tc>
-        <w:tc>
-          <w:tcPr>
-            <w:tcW w:type="dxa" w:w="2016"/>
-            <w:tcW w:w="1728" w:type="dxa"/>
-          </w:tcPr>
-          <w:p>
-            <w:pPr>
-              <w:spacing w:after="40" w:before="40"/>
-            </w:pPr>
-            <w:r>
-              <w:rPr>
-                <w:rFonts w:ascii="Calibri" w:hAnsi="Calibri"/>
-                <w:sz w:val="21"/>
-              </w:rPr>
-            </w:r>
-            <w:r>
-              <w:rPr>
-                <w:rFonts w:ascii="Calibri" w:hAnsi="Calibri"/>
-                <w:sz w:val="21"/>
-              </w:rPr>
-              <w:t>—</w:t>
-            </w:r>
-          </w:p>
-        </w:tc>
-        <w:tc>
-          <w:tcPr>
-            <w:tcW w:type="dxa" w:w="2016"/>
-            <w:tcW w:w="3168" w:type="dxa"/>
-          </w:tcPr>
-          <w:p>
-            <w:pPr>
-              <w:spacing w:after="40" w:before="40"/>
-            </w:pPr>
-            <w:r>
-              <w:rPr>
-                <w:rFonts w:ascii="Calibri" w:hAnsi="Calibri"/>
-                <w:sz w:val="21"/>
-              </w:rPr>
-            </w:r>
-            <w:r>
-              <w:rPr>
-                <w:rFonts w:ascii="Calibri" w:hAnsi="Calibri"/>
-                <w:sz w:val="21"/>
-              </w:rPr>
-              <w:t>No dedicated video ad-monetization program</w:t>
-            </w:r>
-          </w:p>
-        </w:tc>
-        <w:tc>
-          <w:tcPr>
-            <w:tcW w:type="dxa" w:w="2016"/>
-            <w:tcW w:w="1655" w:type="dxa"/>
-          </w:tcPr>
-          <w:p>
-            <w:pPr>
-              <w:spacing w:after="40" w:before="40"/>
-            </w:pPr>
-            <w:r>
-              <w:rPr>
-                <w:rFonts w:ascii="Calibri" w:hAnsi="Calibri"/>
-                <w:sz w:val="21"/>
-              </w:rPr>
-            </w:r>
-            <w:r>
-              <w:rPr>
-                <w:rFonts w:ascii="Calibri" w:hAnsi="Calibri"/>
-                <w:sz w:val="21"/>
-              </w:rPr>
-              <w:t>Traffic and referral platform, not currently a payout source</w:t>
-            </w:r>
-          </w:p>
-        </w:tc>
-      </w:tr>
-    </w:tbl>
-    <w:p/>
-    <w:p>
-      <w:r>
-        <w:rPr>
-          <w:rFonts w:ascii="Calibri" w:hAnsi="Calibri"/>
-        </w:rPr>
-        <w:t>Two platforms in this table changed their entire monetization program within the same year this chapter was written. Facebook’s old In-Stream Ads program ended outright — for on-demand video in 2025, for Live video in mid-2026 — replaced by the unified Content Monetization Program above. X retired its original revenue-sharing program in September 2026, the same month this chapter was drafted, in favor of the Original Content Rewards Program shown here, which pays for qualified impressions on original content rather than for engagement on replies. Neither change was unusual; it is the normal pace at which a platform’s monetization terms move, and it is the reason every number in this table needs reconfirming before you rely on it.</w:t>
-      </w:r>
-    </w:p>
-    <w:p>
-      <w:r>
-        <w:rPr>
-          <w:rFonts w:ascii="Calibri" w:hAnsi="Calibri"/>
-        </w:rPr>
-        <w:t>Dailymotion’s own published requirements were inconsistent across sources at the time of writing — some describing a threshold that mirrors YouTube’s almost exactly, others describing a much lower bar. That inconsistency is itself useful information: check the platform’s own creator help center directly, here and for every platform in this table, rather than a secondhand guide.</w:t>
-      </w:r>
-    </w:p>
-    <w:p>
-      <w:r>
-        <w:rPr>
-          <w:rFonts w:ascii="Calibri" w:hAnsi="Calibri"/>
-        </w:rPr>
-        <w:t>Instagram and Tumblr are worth naming because creators ask about them, not because either is currently a strong ad-revenue-share platform for video the way YouTube or TikTok are. Instagram’s direct-payout bonus programs are largely invite-only; its dependable monetization tools are viewer-funded — Gifts and Subscriptions — which pay only if an audience is already willing to pay directly. Tumblr has no comparable video ad-monetization program at all; treat it as a place to post and link back to a monetized upload elsewhere, not as a payout source in its own right.</w:t>
+        <w:t>The highlighted YouTube bar is 1,000 subscribers, the ad-share gate from §I. The fan-funding gate is 500 subscribers and is deliberately not a second bar: this chart compares main ad programs, and a follower count alone still does not make a channel eligible. Figures checked September 2026. The list below is the fuller picture. Each line was opened on that platform’s own help. A program whose page would not yield one number is not on the list.</w:t>
+      </w:r>
+    </w:p>
+    <w:p>
+      <w:r>
+        <w:rPr>
+          <w:rFonts w:ascii="Calibri" w:hAnsi="Calibri"/>
+        </w:rPr>
+        <w:t>Checked September 2026. Open the link again before you plan a month around the number.</w:t>
+      </w:r>
+    </w:p>
+    <w:p>
+      <w:r>
+        <w:rPr>
+          <w:rFonts w:ascii="Calibri" w:hAnsi="Calibri"/>
+          <w:b/>
+        </w:rPr>
+        <w:t>YouTube — Partner Program.</w:t>
+      </w:r>
+      <w:r>
+        <w:rPr>
+          <w:rFonts w:ascii="Calibri" w:hAnsi="Calibri"/>
+        </w:rPr>
+        <w:t xml:space="preserve"> Ad revenue share. 1,000 subscribers and 4,000 long-form watch hours in 12 months, or 10 million Shorts views in 90 days. The page is the eligibility link in §I.</w:t>
+      </w:r>
+    </w:p>
+    <w:p>
+      <w:r>
+        <w:rPr>
+          <w:rFonts w:ascii="Calibri" w:hAnsi="Calibri"/>
+          <w:b/>
+        </w:rPr>
+        <w:t>[TikTok — Creator Rewards](https://www.tiktok.com/creator-academy/article/eligibility).</w:t>
+      </w:r>
+      <w:r>
+        <w:rPr>
+          <w:rFonts w:ascii="Calibri" w:hAnsi="Calibri"/>
+        </w:rPr>
+        <w:t xml:space="preserve"> Pay per qualified view. 10,000 followers and 100,000 views in 30 days. Age 18 or older. Videos 60 seconds or longer. Limited countries.</w:t>
+      </w:r>
+    </w:p>
+    <w:p>
+      <w:r>
+        <w:rPr>
+          <w:rFonts w:ascii="Calibri" w:hAnsi="Calibri"/>
+          <w:b/>
+        </w:rPr>
+        <w:t>[Facebook — Content Monetization](https://creators.facebook.com/tools/ad-breaks/v2/).</w:t>
+      </w:r>
+      <w:r>
+        <w:rPr>
+          <w:rFonts w:ascii="Calibri" w:hAnsi="Calibri"/>
+        </w:rPr>
+        <w:t xml:space="preserve"> Ad revenue share. 10,000 followers, 600,000 minutes watched in 60 days, and 5 videos on the Page.</w:t>
+      </w:r>
+    </w:p>
+    <w:p>
+      <w:r>
+        <w:rPr>
+          <w:rFonts w:ascii="Calibri" w:hAnsi="Calibri"/>
+          <w:b/>
+        </w:rPr>
+        <w:t>[Snapchat — Spotlight](https://help.snapchat.com/hc/en-us/articles/7012310905876).</w:t>
+      </w:r>
+      <w:r>
+        <w:rPr>
+          <w:rFonts w:ascii="Calibri" w:hAnsi="Calibri"/>
+        </w:rPr>
+        <w:t xml:space="preserve"> Ad revenue share. 50,000 followers, 25 posts a month, and 100 hours of Spotlight view time in 28 days.</w:t>
+      </w:r>
+    </w:p>
+    <w:p>
+      <w:r>
+        <w:rPr>
+          <w:rFonts w:ascii="Calibri" w:hAnsi="Calibri"/>
+          <w:b/>
+        </w:rPr>
+        <w:t>[X — Original Content Rewards](https://help.x.com/en/using-x/original-content-rewards).</w:t>
+      </w:r>
+      <w:r>
+        <w:rPr>
+          <w:rFonts w:ascii="Calibri" w:hAnsi="Calibri"/>
+        </w:rPr>
+        <w:t xml:space="preserve"> Pay per qualified impression. An active Premium subscription, 500 verified followers, and 500,000 impressions in 90 days.</w:t>
+      </w:r>
+    </w:p>
+    <w:p>
+      <w:r>
+        <w:rPr>
+          <w:rFonts w:ascii="Calibri" w:hAnsi="Calibri"/>
+          <w:b/>
+        </w:rPr>
+        <w:t>[Rumble — Partner Program](https://rumble.support/help/rumble-creator-program).</w:t>
+      </w:r>
+      <w:r>
+        <w:rPr>
+          <w:rFonts w:ascii="Calibri" w:hAnsi="Calibri"/>
+        </w:rPr>
+        <w:t xml:space="preserve"> Ad revenue share. No follower minimum. An account 30 days old and in good standing, and one original upload.</w:t>
+      </w:r>
+    </w:p>
+    <w:p>
+      <w:r>
+        <w:rPr>
+          <w:rFonts w:ascii="Calibri" w:hAnsi="Calibri"/>
+          <w:b/>
+        </w:rPr>
+        <w:t>[Tumblr](https://help.tumblr.com/knowledge-base/paid-feature-eligibility/).</w:t>
+      </w:r>
+      <w:r>
+        <w:rPr>
+          <w:rFonts w:ascii="Calibri" w:hAnsi="Calibri"/>
+        </w:rPr>
+        <w:t xml:space="preserve"> No video ad program on that page. A place to post and point back at the page where you actually charge.</w:t>
+      </w:r>
+    </w:p>
+    <w:p>
+      <w:r>
+        <w:rPr>
+          <w:rFonts w:ascii="Calibri" w:hAnsi="Calibri"/>
+        </w:rPr>
+        <w:t>Instagram, as of the same month, does not publish a fixed follower floor for gifts, and its bonus programs are described as invite-only. This list does not treat it as an ad-share plan. If you post there, the tap is the profile website and the Story sticker already named in §V. Dailymotion’s creator pages did not agree on one threshold in September 2026, so this chapter gives you no number for it. Vimeo On Demand was being discontinued, and this chapter has no replacement payout page it can send you to. If you still want one of those three, open that company’s own help and read the live page. Do not plan from this paragraph.</w:t>
+      </w:r>
+    </w:p>
+    <w:p>
+      <w:r>
+        <w:rPr>
+          <w:rFonts w:ascii="Calibri" w:hAnsi="Calibri"/>
+        </w:rPr>
+        <w:t>Two programs on the list replaced an older one in the year this chapter was written. Facebook’s In-Stream Ads ended for on-demand video in 2025 and for Live in mid-2026. The Content Monetization line above is the replacement. X retired its earlier revenue-sharing program in September 2026. Original Content Rewards is the replacement, and it pays for qualified impressions on original posts. That pace is why each line carries a month.</w:t>
       </w:r>
     </w:p>
     <w:p>
@@ -7047,7 +6457,7 @@
         <w:rPr>
           <w:rFonts w:ascii="Calibri" w:hAnsi="Calibri"/>
         </w:rPr>
-        <w:t>Disclose next to the link: “affiliate link” or “#ad.” The FTC pages in the sources apply on every site. Put that one link in the first two or three lines, the part a viewer sees before “more.” On a long video whose comments are clickable, a pinned comment can repeat it. Three to five links is a ceiling this book treats as creator consensus. Past that, the list is a menu. The first chapter already asked you to pick one product.</w:t>
+        <w:t>Disclose next to the link: “affiliate link” or “#ad.” The FTC pages in the sources are the US rule. Other countries have their own disclosure rules. Saying “affiliate” in the same sentence as the link is the minimum wherever you post. Put that one URL in the first two or three lines, the part a viewer sees before “more.” On a long video whose comments are clickable, the pinned comment repeats the same URL. The channel profile may repeat it once. YouTube’s sharing-links page allows up to 14 profile links. Use one. Leave the other thirteen empty. A second product in those slots is the menu chapter 1 already refused.</w:t>
       </w:r>
     </w:p>
     <w:p>
@@ -7065,7 +6475,7 @@
         </w:rPr>
         <w:t xml:space="preserve">A pasted address is not a link until YouTube will make it clickable. </w:t>
       </w:r>
-      <w:hyperlink r:id="rId62">
+      <w:hyperlink r:id="rId79">
         <w:r>
           <w:rPr>
             <w:rStyle w:val="Hyperlink"/>
@@ -7089,7 +6499,7 @@
         </w:rPr>
         <w:t xml:space="preserve">An </w:t>
       </w:r>
-      <w:hyperlink r:id="rId63">
+      <w:hyperlink r:id="rId80">
         <w:r>
           <w:rPr>
             <w:rStyle w:val="Hyperlink"/>
@@ -7105,7 +6515,7 @@
         </w:rPr>
         <w:t xml:space="preserve"> or an </w:t>
       </w:r>
-      <w:hyperlink r:id="rId64">
+      <w:hyperlink r:id="rId81">
         <w:r>
           <w:rPr>
             <w:rStyle w:val="Hyperlink"/>
@@ -7121,7 +6531,7 @@
         </w:rPr>
         <w:t xml:space="preserve"> that opens a site outside YouTube requires the </w:t>
       </w:r>
-      <w:hyperlink r:id="rId52">
+      <w:hyperlink r:id="rId76">
         <w:r>
           <w:rPr>
             <w:rStyle w:val="Hyperlink"/>
@@ -7135,7 +6545,7 @@
         <w:rPr>
           <w:rFonts w:ascii="Calibri" w:hAnsi="Calibri"/>
         </w:rPr>
-        <w:t>. An end screen can sit only in the last 5–20 seconds, and only on a video at least 25 seconds long. Those overlays are a later convenience. The first sale uses a long-form description, a pinned comment on that long video, and the links on the channel profile — YouTube’s sharing-links page allows up to 14 of those — once advanced features are on.</w:t>
+        <w:t>. An end screen can sit only in the last 5–20 seconds, and only on a video at least 25 seconds long. Those overlays are a later convenience. The first sale uses a long-form description and a pinned comment on that long video, once advanced features are on, plus the one profile link.</w:t>
       </w:r>
     </w:p>
     <w:p>
@@ -7153,7 +6563,7 @@
         <w:rPr>
           <w:rFonts w:ascii="Calibri" w:hAnsi="Calibri"/>
         </w:rPr>
-        <w:t>The table in §III is how a site might pay you for attention. This section is how a stranger pays you for the offer, on YouTube and on the other sites in that table.</w:t>
+        <w:t>The list in §III is how a site might pay you for attention. This section is how a stranger pays you for the offer, on YouTube and on the other sites in that list.</w:t>
       </w:r>
     </w:p>
     <w:p>
@@ -7234,7 +6644,7 @@
         </w:rPr>
         <w:t xml:space="preserve">Instagram’s help lists “Add a website to your Instagram profile” from its </w:t>
       </w:r>
-      <w:hyperlink r:id="rId65">
+      <w:hyperlink r:id="rId82">
         <w:r>
           <w:rPr>
             <w:rStyle w:val="Hyperlink"/>
@@ -7250,7 +6660,7 @@
         </w:rPr>
         <w:t xml:space="preserve"> page. Separately, </w:t>
       </w:r>
-      <w:hyperlink r:id="rId66">
+      <w:hyperlink r:id="rId83">
         <w:r>
           <w:rPr>
             <w:rStyle w:val="Hyperlink"/>
@@ -7277,7 +6687,7 @@
         </w:rPr>
         <w:t xml:space="preserve">TikTok’s help has a page for </w:t>
       </w:r>
-      <w:hyperlink r:id="rId67">
+      <w:hyperlink r:id="rId84">
         <w:r>
           <w:rPr>
             <w:rStyle w:val="Hyperlink"/>
@@ -7302,15 +6712,15 @@
         <w:rPr>
           <w:rFonts w:ascii="Calibri" w:hAnsi="Calibri"/>
         </w:rPr>
-        <w:t>Every other row in the table already links to that platform’s creator help. Use the profile, About, or description field that page names.</w:t>
-      </w:r>
-    </w:p>
-    <w:p>
-      <w:r>
-        <w:rPr>
-          <w:rFonts w:ascii="Calibri" w:hAnsi="Calibri"/>
-        </w:rPr>
-        <w:t>Then test the tap on your phone, the same way you test the payment page. If the caption is not clickable, the profile is the shelf. YouTube is the strict case already in §IV. A Short’s description and comments are not clickable. A long-form description waits until advanced features are on. The other sites are different. Confirm each one on your phone.</w:t>
+        <w:t>Every other name in the §III list already links to that platform’s creator help. Use the profile, About, or description field that page names.</w:t>
+      </w:r>
+    </w:p>
+    <w:p>
+      <w:r>
+        <w:rPr>
+          <w:rFonts w:ascii="Calibri" w:hAnsi="Calibri"/>
+        </w:rPr>
+        <w:t>Then test the tap on your phone, the same way you test the payment page. If the caption is not clickable, the profile is the shelf. YouTube’s strict case is already in §IV. The other sites are different. Confirm each one on your phone.</w:t>
       </w:r>
     </w:p>
     <w:p>
@@ -7329,7 +6739,7 @@
         <w:rPr>
           <w:rFonts w:ascii="Calibri" w:hAnsi="Calibri"/>
         </w:rPr>
-        <w:t>Its ad or rewards program, after you clear the row in the table. Write that money on the platform line of the money sheet, separate from offer money.</w:t>
+        <w:t>Its ad or rewards program, after you clear the line in §III. Write that money on the platform line of the money sheet, separate from offer money.</w:t>
       </w:r>
     </w:p>
     <w:p>
@@ -7467,7 +6877,7 @@
         <w:rPr>
           <w:rFonts w:ascii="Calibri" w:hAnsi="Calibri"/>
         </w:rPr>
-        <w:t>That more affiliate links are a better recommendation. Past three to five, the list is a menu. Chapter 1 already asked for one product.</w:t>
+        <w:t>That more links are a better recommendation. One URL. The description, the pinned comment, and one profile slot may each repeat it. A second product is a menu.</w:t>
       </w:r>
     </w:p>
     <w:p>
@@ -7550,7 +6960,7 @@
           <w:rFonts w:ascii="Calibri" w:hAnsi="Calibri"/>
           <w:i/>
         </w:rPr>
-        <w:t>Sources: YouTube Partner Program requirements verified against YouTube’s own creator-facing monetization guidance, current at the time of writing. Facebook, TikTok, Snapchat, X, Rumble, Instagram, Vimeo, and Tumblr monetization details are drawn from each platform’s own current creator or help pages, cross-checked against multiple independent sources; Dailymotion’s requirements could not be confirmed to the same standard and are flagged as such in the text. Subscriber-conversion tactics in §I and the three-to-five link ceiling in §IV are creator consensus drawn from the author’s own saved research on those topics, not published platform policy, and are labeled as such throughout. Which YouTube addresses are clickable, and which overlays can leave the site, are taken from YouTube’s own sharing-links, feature-eligibility, cards, and end-screen help, current at the time of writing. The second-channel rules in §II reflect YouTube’s own stated policy on multiple channels. The offer shapes in the first chapter, and the instruction in §V to use one offer on every site, are editorial. Instagram’s profile-website article is listed from its editing-your-profile help, and its link-sticker page says an organic Story sticker can send a tap to a website. TikTok’s help has a page for adding a website to a profile; this chapter does not add a follower minimum that page did not show in plain text. Where a link can be tapped on any other site, confirm that site’s own help, on your phone, before you rely on a caption.</w:t>
+        <w:t>Sources: YouTube Partner Program requirements verified against YouTube’s own creator-facing monetization guidance, checked September 2026. TikTok, Facebook, Snapchat, X, Rumble, and Tumblr figures in §III were taken from the linked page on each line, the same month. Instagram, Dailymotion, and Vimeo are named only to say this chapter has no number for them. Subscriber-conversion tactics in §I are creator consensus, labeled as tests, not published platform policy. One URL, repeated, is the rule in §IV. Which YouTube addresses are clickable, and which overlays can leave the site, are taken from YouTube’s own sharing-links, feature-eligibility, cards, and end-screen help. The second-channel rules in §II reflect YouTube’s own stated policy on multiple channels. The offer shapes in the first chapter, and the instruction in §V to use one offer on every site, are editorial. The FTC pages linked from the back of the book are US guidance. Other countries have their own disclosure rules. Instagram’s profile-website article is listed from its editing-your-profile help, and its link-sticker page says an organic Story sticker can send a tap to a website. TikTok’s help has a page for adding a website to a profile. Where a link can be tapped on any other site, confirm that site’s own help, on your phone, before you rely on a caption.</w:t>
       </w:r>
     </w:p>
     <w:p>
@@ -7563,6 +6973,19 @@
       </w:r>
     </w:p>
     <w:p>
+      <w:pPr>
+        <w:sectPr>
+          <w:headerReference w:type="default" r:id="rId74"/>
+          <w:footerReference w:type="default" r:id="rId75"/>
+          <w:pgSz w:w="10080" w:h="14400"/>
+          <w:pgMar w:top="1008" w:right="1008" w:bottom="1008" w:left="1008" w:header="504" w:footer="504" w:gutter="0"/>
+          <w:cols w:space="720"/>
+          <w:titlePg/>
+          <w:docGrid w:linePitch="360"/>
+        </w:sectPr>
+      </w:pPr>
+    </w:p>
+    <w:p>
       <w:bookmarkStart w:id="41" w:name="toc40"/>
       <w:pPr>
         <w:pStyle w:val="Heading1"/>
@@ -7612,7 +7035,15 @@
         <w:rPr>
           <w:rFonts w:ascii="Calibri" w:hAnsi="Calibri"/>
         </w:rPr>
-        <w:t>Write the buyer sentence, the unfit-viewer sentence, and the twenty-second offer. Choose one of the three offer types. Put a price on the page, or a booking link with the scope written in plain language. Read it aloud. If you stumble, the viewer will leave.</w:t>
+        <w:t>Write the buyer sentence, the unfit-viewer sentence, and the twenty-second offer. Pick one shape from the offer chapter and put that shape’s sentence on the page, with the price. Read it aloud. If you stumble, the viewer will leave.</w:t>
+      </w:r>
+    </w:p>
+    <w:p>
+      <w:r>
+        <w:rPr>
+          <w:rFonts w:ascii="Calibri" w:hAnsi="Calibri"/>
+        </w:rPr>
+        <w:t>The eight jobs in the videos chapter are the only set of videos this calendar films. The click chapter uses that same set. Week one does not add a second quota.</w:t>
       </w:r>
     </w:p>
     <w:p>
@@ -8016,6 +7447,19 @@
       </w:r>
     </w:p>
     <w:p>
+      <w:pPr>
+        <w:sectPr>
+          <w:headerReference w:type="default" r:id="rId85"/>
+          <w:footerReference w:type="default" r:id="rId86"/>
+          <w:pgSz w:w="10080" w:h="14400"/>
+          <w:pgMar w:top="1008" w:right="1008" w:bottom="1008" w:left="1008" w:header="504" w:footer="504" w:gutter="0"/>
+          <w:cols w:space="720"/>
+          <w:titlePg/>
+          <w:docGrid w:linePitch="360"/>
+        </w:sectPr>
+      </w:pPr>
+    </w:p>
+    <w:p>
       <w:bookmarkStart w:id="50" w:name="toc49"/>
       <w:pPr>
         <w:pStyle w:val="Heading1"/>
@@ -8427,6 +7871,19 @@
       </w:r>
     </w:p>
     <w:p>
+      <w:pPr>
+        <w:sectPr>
+          <w:headerReference w:type="default" r:id="rId87"/>
+          <w:footerReference w:type="default" r:id="rId88"/>
+          <w:pgSz w:w="10080" w:h="14400"/>
+          <w:pgMar w:top="1008" w:right="1008" w:bottom="1008" w:left="1008" w:header="504" w:footer="504" w:gutter="0"/>
+          <w:cols w:space="720"/>
+          <w:titlePg/>
+          <w:docGrid w:linePitch="360"/>
+        </w:sectPr>
+      </w:pPr>
+    </w:p>
+    <w:p>
       <w:bookmarkStart w:id="60" w:name="toc59"/>
       <w:pPr>
         <w:pStyle w:val="Heading1"/>
@@ -8567,6 +8024,14 @@
           <w:rFonts w:ascii="Calibri" w:hAnsi="Calibri"/>
         </w:rPr>
         <w:t>The page link:</w:t>
+      </w:r>
+    </w:p>
+    <w:p>
+      <w:r>
+        <w:rPr>
+          <w:rFonts w:ascii="Calibri" w:hAnsi="Calibri"/>
+        </w:rPr>
+        <w:t>The sentence for this shape, from the offer chapter:</w:t>
       </w:r>
     </w:p>
     <w:p>
@@ -9305,6 +8770,19 @@
       </w:r>
     </w:p>
     <w:p>
+      <w:pPr>
+        <w:sectPr>
+          <w:headerReference w:type="default" r:id="rId89"/>
+          <w:footerReference w:type="default" r:id="rId90"/>
+          <w:pgSz w:w="10080" w:h="14400"/>
+          <w:pgMar w:top="1008" w:right="1008" w:bottom="1008" w:left="1008" w:header="504" w:footer="504" w:gutter="0"/>
+          <w:cols w:space="720"/>
+          <w:titlePg/>
+          <w:docGrid w:linePitch="360"/>
+        </w:sectPr>
+      </w:pPr>
+    </w:p>
+    <w:p>
       <w:bookmarkStart w:id="69" w:name="toc68"/>
       <w:pPr>
         <w:pStyle w:val="Heading1"/>
@@ -9372,7 +8850,7 @@
         <w:rPr>
           <w:rFonts w:ascii="Calibri" w:hAnsi="Calibri"/>
         </w:rPr>
-        <w:t>The videos exist. The page exists. Viewers still do not arrive there. Look at the first two lines of the description, the pinned comment, and the words you say at the end. If the link is under a paragraph about your story, move it up. If you never say the name of the offer, say it. If you can read the address and cannot tap it, the price is hidden. That includes a YouTube Short, and any other site where you have not finished the phone test. If three test viewers cannot find the price without you pointing, the packaging failed and the niche did not.</w:t>
+        <w:t>The videos exist. The page exists. Viewers still do not arrive there. Look at the first two lines of the description, the pinned comment, and the words you say at the end. If the link is under a paragraph about your story, move it up. If you never say the name of the offer, say it. If you can read the address and cannot tap it, the price is hidden. A YouTube Short is the case the money chapter already states: the description and the comments do not tap. Any other site you have not tested on your phone is the same break. If three test viewers cannot find the price without you pointing, the packaging failed and the niche did not.</w:t>
       </w:r>
     </w:p>
     <w:p>
@@ -9636,6 +9114,19 @@
       </w:r>
     </w:p>
     <w:p>
+      <w:pPr>
+        <w:sectPr>
+          <w:headerReference w:type="default" r:id="rId91"/>
+          <w:footerReference w:type="default" r:id="rId92"/>
+          <w:pgSz w:w="10080" w:h="14400"/>
+          <w:pgMar w:top="1008" w:right="1008" w:bottom="1008" w:left="1008" w:header="504" w:footer="504" w:gutter="0"/>
+          <w:cols w:space="720"/>
+          <w:titlePg/>
+          <w:docGrid w:linePitch="360"/>
+        </w:sectPr>
+      </w:pPr>
+    </w:p>
+    <w:p>
       <w:bookmarkStart w:id="79" w:name="toc78"/>
       <w:pPr>
         <w:pStyle w:val="Heading1"/>
@@ -9659,6 +9150,81 @@
           <w:rFonts w:ascii="Calibri" w:hAnsi="Calibri"/>
           <w:b/>
         </w:rPr>
+        <w:t xml:space="preserve">Eight jobs. </w:t>
+      </w:r>
+      <w:r>
+        <w:rPr>
+          <w:rFonts w:ascii="Calibri" w:hAnsi="Calibri"/>
+        </w:rPr>
+        <w:t>The only set of videos this book asks you to finish: who it is for, the problem in their words, the method, proof, the comparison, one objection, the offer, and which video to watch next. The click chapter and the six-week calendar use this same set.</w:t>
+      </w:r>
+    </w:p>
+    <w:p>
+      <w:r>
+        <w:rPr>
+          <w:rFonts w:ascii="Calibri" w:hAnsi="Calibri"/>
+          <w:b/>
+        </w:rPr>
+        <w:t xml:space="preserve">Phone test. </w:t>
+      </w:r>
+      <w:r>
+        <w:rPr>
+          <w:rFonts w:ascii="Calibri" w:hAnsi="Calibri"/>
+        </w:rPr>
+        <w:t>On your phone, open the offer link the way a stranger will, from the description, and finish a payment or a booking. The step where you stall is the step a buyer will abandon. Refund the test if the tool allows it.</w:t>
+      </w:r>
+    </w:p>
+    <w:p>
+      <w:r>
+        <w:rPr>
+          <w:rFonts w:ascii="Calibri" w:hAnsi="Calibri"/>
+          <w:b/>
+        </w:rPr>
+        <w:t xml:space="preserve">Ticket. </w:t>
+      </w:r>
+      <w:r>
+        <w:rPr>
+          <w:rFonts w:ascii="Calibri" w:hAnsi="Calibri"/>
+        </w:rPr>
+        <w:t>One workshop on one date, with the date, the length, and the price on the page. After that date, sell the recording as the file, or stop. Do not leave both for sale.</w:t>
+      </w:r>
+    </w:p>
+    <w:p>
+      <w:r>
+        <w:rPr>
+          <w:rFonts w:ascii="Calibri" w:hAnsi="Calibri"/>
+          <w:b/>
+        </w:rPr>
+        <w:t xml:space="preserve">Monthly pass. </w:t>
+      </w:r>
+      <w:r>
+        <w:rPr>
+          <w:rFonts w:ascii="Calibri" w:hAnsi="Calibri"/>
+        </w:rPr>
+        <w:t>The next file or the next call, billed by you, on your page. The page says what arrives each month and when the next charge happens. A video site’s own membership button can wait until you have cleared that site’s gate.</w:t>
+      </w:r>
+    </w:p>
+    <w:p>
+      <w:r>
+        <w:rPr>
+          <w:rFonts w:ascii="Calibri" w:hAnsi="Calibri"/>
+          <w:b/>
+        </w:rPr>
+        <w:t xml:space="preserve">Sponsor. </w:t>
+      </w:r>
+      <w:r>
+        <w:rPr>
+          <w:rFonts w:ascii="Calibri" w:hAnsi="Calibri"/>
+        </w:rPr>
+        <w:t>One company pays you for one video. Say so in the video and next to the link. Do not also pitch your own file in that video.</w:t>
+      </w:r>
+    </w:p>
+    <w:p>
+      <w:r>
+        <w:rPr>
+          <w:rFonts w:ascii="Calibri" w:hAnsi="Calibri"/>
+          <w:b/>
+        </w:rPr>
         <w:t xml:space="preserve">Advanced features. </w:t>
       </w:r>
       <w:r>
@@ -9939,6 +9505,19 @@
       </w:r>
     </w:p>
     <w:p>
+      <w:pPr>
+        <w:sectPr>
+          <w:headerReference w:type="default" r:id="rId93"/>
+          <w:footerReference w:type="default" r:id="rId94"/>
+          <w:pgSz w:w="10080" w:h="14400"/>
+          <w:pgMar w:top="1008" w:right="1008" w:bottom="1008" w:left="1008" w:header="504" w:footer="504" w:gutter="0"/>
+          <w:cols w:space="720"/>
+          <w:titlePg/>
+          <w:docGrid w:linePitch="360"/>
+        </w:sectPr>
+      </w:pPr>
+    </w:p>
+    <w:p>
       <w:bookmarkStart w:id="80" w:name="toc79"/>
       <w:pPr>
         <w:pStyle w:val="Heading1"/>
@@ -9971,7 +9550,7 @@
           <w:rFonts w:ascii="Calibri" w:hAnsi="Calibri"/>
           <w:i/>
         </w:rPr>
-        <w:t>Chapter 2. Title, description, and tag limits, captions, thumbnails, the title-and-thumbnail test, audience retention, recommendation signals, the recommendation system, Shorts discovery, Shorts analytics, and series playlists are cited to YouTube’s own help pages in the chapter. The four-long-and-six-shorts month is a production load, not a YouTube quota. Advertiser-friendly guidelines are cited for the existence of a sensitive-content category. The exact words that trigger it are not published.</w:t>
+        <w:t>Chapter 2. Title, description, and tag limits, captions, thumbnails, the title-and-thumbnail test, audience retention, recommendation signals, the recommendation system, Shorts discovery, Shorts analytics, and series playlists are cited to YouTube’s own help pages in the chapter. The eight jobs are the only production load in this book. YouTube does not publish that set as a quota. Four of them have to be long videos, because a Short cannot carry the link. Advertiser-friendly guidelines are cited for the existence of a sensitive-content category. The exact words that trigger it are not published.</w:t>
       </w:r>
     </w:p>
     <w:p>
@@ -9989,7 +9568,7 @@
           <w:rFonts w:ascii="Calibri" w:hAnsi="Calibri"/>
           <w:i/>
         </w:rPr>
-        <w:t>Chapter 5. YouTube Partner Program requirements were checked against YouTube’s own monetization guidance. Other platforms were checked against their own creator or help pages. Dailymotion’s requirements could not be confirmed to the same standard and are flagged in the chapter. Affiliate-link placement is creator consensus plus a disclosure habit, not a promise of income. Using one offer on every site is editorial. Instagram’s link sticker and TikTok’s profile-website page are cited in the chapter. Confirm each tap on a phone.</w:t>
+        <w:t>Chapter 5. YouTube Partner Program requirements were checked against YouTube’s own monetization guidance. Other platforms on the list were checked against the linked help page in September 2026. Instagram, Dailymotion, and Vimeo have no number in the chapter. One URL, repeated, is the rule. The FTC pages are US guidance.</w:t>
       </w:r>
     </w:p>
     <w:p>
@@ -10009,7 +9588,7 @@
       </w:r>
     </w:p>
     <w:p>
-      <w:hyperlink r:id="rId51">
+      <w:hyperlink r:id="rId71">
         <w:r>
           <w:rPr>
             <w:rStyle w:val="Hyperlink"/>
@@ -10027,7 +9606,7 @@
       </w:r>
     </w:p>
     <w:p>
-      <w:hyperlink r:id="rId35">
+      <w:hyperlink r:id="rId49">
         <w:r>
           <w:rPr>
             <w:rStyle w:val="Hyperlink"/>
@@ -10045,7 +9624,7 @@
       </w:r>
     </w:p>
     <w:p>
-      <w:hyperlink r:id="rId52">
+      <w:hyperlink r:id="rId76">
         <w:r>
           <w:rPr>
             <w:rStyle w:val="Hyperlink"/>
@@ -10061,7 +9640,7 @@
         </w:rPr>
         <w:t xml:space="preserve">, </w:t>
       </w:r>
-      <w:hyperlink r:id="rId53">
+      <w:hyperlink r:id="rId77">
         <w:r>
           <w:rPr>
             <w:rStyle w:val="Hyperlink"/>
@@ -10077,7 +9656,7 @@
         </w:rPr>
         <w:t xml:space="preserve">, </w:t>
       </w:r>
-      <w:hyperlink r:id="rId62">
+      <w:hyperlink r:id="rId79">
         <w:r>
           <w:rPr>
             <w:rStyle w:val="Hyperlink"/>
@@ -10093,7 +9672,7 @@
         </w:rPr>
         <w:t xml:space="preserve">, </w:t>
       </w:r>
-      <w:hyperlink r:id="rId63">
+      <w:hyperlink r:id="rId80">
         <w:r>
           <w:rPr>
             <w:rStyle w:val="Hyperlink"/>
@@ -10109,7 +9688,7 @@
         </w:rPr>
         <w:t xml:space="preserve">, </w:t>
       </w:r>
-      <w:hyperlink r:id="rId64">
+      <w:hyperlink r:id="rId81">
         <w:r>
           <w:rPr>
             <w:rStyle w:val="Hyperlink"/>
@@ -10127,7 +9706,7 @@
       </w:r>
     </w:p>
     <w:p>
-      <w:hyperlink r:id="rId65">
+      <w:hyperlink r:id="rId82">
         <w:r>
           <w:rPr>
             <w:rStyle w:val="Hyperlink"/>
@@ -10143,7 +9722,7 @@
         </w:rPr>
         <w:t xml:space="preserve"> — lists adding a website to the profile. </w:t>
       </w:r>
-      <w:hyperlink r:id="rId66">
+      <w:hyperlink r:id="rId83">
         <w:r>
           <w:rPr>
             <w:rStyle w:val="Hyperlink"/>
@@ -10161,7 +9740,7 @@
       </w:r>
     </w:p>
     <w:p>
-      <w:hyperlink r:id="rId67">
+      <w:hyperlink r:id="rId84">
         <w:r>
           <w:rPr>
             <w:rStyle w:val="Hyperlink"/>
@@ -10179,7 +9758,7 @@
       </w:r>
     </w:p>
     <w:p>
-      <w:hyperlink r:id="rId68">
+      <w:hyperlink r:id="rId97">
         <w:r>
           <w:rPr>
             <w:rStyle w:val="Hyperlink"/>
@@ -10195,7 +9774,7 @@
         </w:rPr>
         <w:t xml:space="preserve"> and </w:t>
       </w:r>
-      <w:hyperlink r:id="rId69">
+      <w:hyperlink r:id="rId98">
         <w:r>
           <w:rPr>
             <w:rStyle w:val="Hyperlink"/>
@@ -10213,7 +9792,7 @@
       </w:r>
     </w:p>
     <w:p>
-      <w:hyperlink r:id="rId70">
+      <w:hyperlink r:id="rId99">
         <w:r>
           <w:rPr>
             <w:rStyle w:val="Hyperlink"/>
@@ -10229,7 +9808,7 @@
         </w:rPr>
         <w:t xml:space="preserve">. </w:t>
       </w:r>
-      <w:hyperlink r:id="rId71">
+      <w:hyperlink r:id="rId100">
         <w:r>
           <w:rPr>
             <w:rStyle w:val="Hyperlink"/>
@@ -10245,7 +9824,7 @@
         </w:rPr>
         <w:t xml:space="preserve">. </w:t>
       </w:r>
-      <w:hyperlink r:id="rId72">
+      <w:hyperlink r:id="rId101">
         <w:r>
           <w:rPr>
             <w:rStyle w:val="Hyperlink"/>
@@ -10261,7 +9840,7 @@
         </w:rPr>
         <w:t xml:space="preserve">. </w:t>
       </w:r>
-      <w:hyperlink r:id="rId73">
+      <w:hyperlink r:id="rId102">
         <w:r>
           <w:rPr>
             <w:rStyle w:val="Hyperlink"/>
@@ -10277,7 +9856,7 @@
         </w:rPr>
         <w:t xml:space="preserve">. </w:t>
       </w:r>
-      <w:hyperlink r:id="rId74">
+      <w:hyperlink r:id="rId103">
         <w:r>
           <w:rPr>
             <w:rStyle w:val="Hyperlink"/>
@@ -10295,13 +9874,640 @@
       </w:r>
     </w:p>
     <w:sectPr>
+      <w:headerReference w:type="default" r:id="rId95"/>
+      <w:footerReference w:type="default" r:id="rId96"/>
       <w:pgSz w:w="10080" w:h="14400"/>
-      <w:pgMar w:top="1008" w:right="1008" w:bottom="1008" w:left="1008" w:header="720" w:footer="720" w:gutter="0"/>
+      <w:pgMar w:top="1008" w:right="1008" w:bottom="1008" w:left="1008" w:header="504" w:footer="504" w:gutter="0"/>
       <w:cols w:space="720"/>
+      <w:titlePg/>
       <w:docGrid w:linePitch="360"/>
     </w:sectPr>
   </w:body>
 </w:document>
+</file>
+
+<file path=word/footer1.xml><?xml version="1.0" encoding="utf-8"?>
+<w:ftr xmlns:m="http://schemas.openxmlformats.org/officeDocument/2006/math" xmlns:mc="http://schemas.openxmlformats.org/markup-compatibility/2006" xmlns:mo="http://schemas.microsoft.com/office/mac/office/2008/main" xmlns:mv="urn:schemas-microsoft-com:mac:vml" xmlns:o="urn:schemas-microsoft-com:office:office" xmlns:r="http://schemas.openxmlformats.org/officeDocument/2006/relationships" xmlns:v="urn:schemas-microsoft-com:vml" xmlns:w10="urn:schemas-microsoft-com:office:word" xmlns:w14="http://schemas.microsoft.com/office/word/2010/wordml" xmlns:w="http://schemas.openxmlformats.org/wordprocessingml/2006/main" xmlns:wne="http://schemas.microsoft.com/office/word/2006/wordml" xmlns:wp14="http://schemas.microsoft.com/office/word/2010/wordprocessingDrawing" xmlns:wp="http://schemas.openxmlformats.org/drawingml/2006/wordprocessingDrawing" xmlns:wpc="http://schemas.microsoft.com/office/word/2010/wordprocessingCanvas" xmlns:wpg="http://schemas.microsoft.com/office/word/2010/wordprocessingGroup" xmlns:wpi="http://schemas.microsoft.com/office/word/2010/wordprocessingInk" xmlns:wps="http://schemas.microsoft.com/office/word/2010/wordprocessingShape" mc:Ignorable="w14 wp14">
+  <w:p>
+    <w:pPr>
+      <w:pStyle w:val="Footer"/>
+      <w:jc w:val="center"/>
+    </w:pPr>
+    <w:r>
+      <w:rPr>
+        <w:rFonts w:ascii="Calibri" w:hAnsi="Calibri"/>
+        <w:sz w:val="18"/>
+      </w:rPr>
+      <w:fldChar w:fldCharType="begin"/>
+    </w:r>
+    <w:r>
+      <w:rPr>
+        <w:rFonts w:ascii="Calibri" w:hAnsi="Calibri"/>
+        <w:sz w:val="18"/>
+      </w:rPr>
+      <w:instrText xml:space="preserve"> PAGE </w:instrText>
+    </w:r>
+    <w:r>
+      <w:rPr>
+        <w:rFonts w:ascii="Calibri" w:hAnsi="Calibri"/>
+        <w:sz w:val="18"/>
+      </w:rPr>
+      <w:fldChar w:fldCharType="end"/>
+    </w:r>
+  </w:p>
+</w:ftr>
+</file>
+
+<file path=word/footer10.xml><?xml version="1.0" encoding="utf-8"?>
+<w:ftr xmlns:m="http://schemas.openxmlformats.org/officeDocument/2006/math" xmlns:mc="http://schemas.openxmlformats.org/markup-compatibility/2006" xmlns:mo="http://schemas.microsoft.com/office/mac/office/2008/main" xmlns:mv="urn:schemas-microsoft-com:mac:vml" xmlns:o="urn:schemas-microsoft-com:office:office" xmlns:r="http://schemas.openxmlformats.org/officeDocument/2006/relationships" xmlns:v="urn:schemas-microsoft-com:vml" xmlns:w10="urn:schemas-microsoft-com:office:word" xmlns:w14="http://schemas.microsoft.com/office/word/2010/wordml" xmlns:w="http://schemas.openxmlformats.org/wordprocessingml/2006/main" xmlns:wne="http://schemas.microsoft.com/office/word/2006/wordml" xmlns:wp14="http://schemas.microsoft.com/office/word/2010/wordprocessingDrawing" xmlns:wp="http://schemas.openxmlformats.org/drawingml/2006/wordprocessingDrawing" xmlns:wpc="http://schemas.microsoft.com/office/word/2010/wordprocessingCanvas" xmlns:wpg="http://schemas.microsoft.com/office/word/2010/wordprocessingGroup" xmlns:wpi="http://schemas.microsoft.com/office/word/2010/wordprocessingInk" xmlns:wps="http://schemas.microsoft.com/office/word/2010/wordprocessingShape" mc:Ignorable="w14 wp14">
+  <w:p>
+    <w:pPr>
+      <w:pStyle w:val="Footer"/>
+      <w:jc w:val="center"/>
+    </w:pPr>
+    <w:r>
+      <w:rPr>
+        <w:rFonts w:ascii="Calibri" w:hAnsi="Calibri"/>
+        <w:sz w:val="18"/>
+      </w:rPr>
+      <w:fldChar w:fldCharType="begin"/>
+    </w:r>
+    <w:r>
+      <w:rPr>
+        <w:rFonts w:ascii="Calibri" w:hAnsi="Calibri"/>
+        <w:sz w:val="18"/>
+      </w:rPr>
+      <w:instrText xml:space="preserve"> PAGE </w:instrText>
+    </w:r>
+    <w:r>
+      <w:rPr>
+        <w:rFonts w:ascii="Calibri" w:hAnsi="Calibri"/>
+        <w:sz w:val="18"/>
+      </w:rPr>
+      <w:fldChar w:fldCharType="end"/>
+    </w:r>
+  </w:p>
+</w:ftr>
+</file>
+
+<file path=word/footer11.xml><?xml version="1.0" encoding="utf-8"?>
+<w:ftr xmlns:m="http://schemas.openxmlformats.org/officeDocument/2006/math" xmlns:mc="http://schemas.openxmlformats.org/markup-compatibility/2006" xmlns:mo="http://schemas.microsoft.com/office/mac/office/2008/main" xmlns:mv="urn:schemas-microsoft-com:mac:vml" xmlns:o="urn:schemas-microsoft-com:office:office" xmlns:r="http://schemas.openxmlformats.org/officeDocument/2006/relationships" xmlns:v="urn:schemas-microsoft-com:vml" xmlns:w10="urn:schemas-microsoft-com:office:word" xmlns:w14="http://schemas.microsoft.com/office/word/2010/wordml" xmlns:w="http://schemas.openxmlformats.org/wordprocessingml/2006/main" xmlns:wne="http://schemas.microsoft.com/office/word/2006/wordml" xmlns:wp14="http://schemas.microsoft.com/office/word/2010/wordprocessingDrawing" xmlns:wp="http://schemas.openxmlformats.org/drawingml/2006/wordprocessingDrawing" xmlns:wpc="http://schemas.microsoft.com/office/word/2010/wordprocessingCanvas" xmlns:wpg="http://schemas.microsoft.com/office/word/2010/wordprocessingGroup" xmlns:wpi="http://schemas.microsoft.com/office/word/2010/wordprocessingInk" xmlns:wps="http://schemas.microsoft.com/office/word/2010/wordprocessingShape" mc:Ignorable="w14 wp14">
+  <w:p>
+    <w:pPr>
+      <w:pStyle w:val="Footer"/>
+      <w:jc w:val="center"/>
+    </w:pPr>
+    <w:r>
+      <w:rPr>
+        <w:rFonts w:ascii="Calibri" w:hAnsi="Calibri"/>
+        <w:sz w:val="18"/>
+      </w:rPr>
+      <w:fldChar w:fldCharType="begin"/>
+    </w:r>
+    <w:r>
+      <w:rPr>
+        <w:rFonts w:ascii="Calibri" w:hAnsi="Calibri"/>
+        <w:sz w:val="18"/>
+      </w:rPr>
+      <w:instrText xml:space="preserve"> PAGE </w:instrText>
+    </w:r>
+    <w:r>
+      <w:rPr>
+        <w:rFonts w:ascii="Calibri" w:hAnsi="Calibri"/>
+        <w:sz w:val="18"/>
+      </w:rPr>
+      <w:fldChar w:fldCharType="end"/>
+    </w:r>
+  </w:p>
+</w:ftr>
+</file>
+
+<file path=word/footer12.xml><?xml version="1.0" encoding="utf-8"?>
+<w:ftr xmlns:m="http://schemas.openxmlformats.org/officeDocument/2006/math" xmlns:mc="http://schemas.openxmlformats.org/markup-compatibility/2006" xmlns:mo="http://schemas.microsoft.com/office/mac/office/2008/main" xmlns:mv="urn:schemas-microsoft-com:mac:vml" xmlns:o="urn:schemas-microsoft-com:office:office" xmlns:r="http://schemas.openxmlformats.org/officeDocument/2006/relationships" xmlns:v="urn:schemas-microsoft-com:vml" xmlns:w10="urn:schemas-microsoft-com:office:word" xmlns:w14="http://schemas.microsoft.com/office/word/2010/wordml" xmlns:w="http://schemas.openxmlformats.org/wordprocessingml/2006/main" xmlns:wne="http://schemas.microsoft.com/office/word/2006/wordml" xmlns:wp14="http://schemas.microsoft.com/office/word/2010/wordprocessingDrawing" xmlns:wp="http://schemas.openxmlformats.org/drawingml/2006/wordprocessingDrawing" xmlns:wpc="http://schemas.microsoft.com/office/word/2010/wordprocessingCanvas" xmlns:wpg="http://schemas.microsoft.com/office/word/2010/wordprocessingGroup" xmlns:wpi="http://schemas.microsoft.com/office/word/2010/wordprocessingInk" xmlns:wps="http://schemas.microsoft.com/office/word/2010/wordprocessingShape" mc:Ignorable="w14 wp14">
+  <w:p>
+    <w:pPr>
+      <w:pStyle w:val="Footer"/>
+      <w:jc w:val="center"/>
+    </w:pPr>
+    <w:r>
+      <w:rPr>
+        <w:rFonts w:ascii="Calibri" w:hAnsi="Calibri"/>
+        <w:sz w:val="18"/>
+      </w:rPr>
+      <w:fldChar w:fldCharType="begin"/>
+    </w:r>
+    <w:r>
+      <w:rPr>
+        <w:rFonts w:ascii="Calibri" w:hAnsi="Calibri"/>
+        <w:sz w:val="18"/>
+      </w:rPr>
+      <w:instrText xml:space="preserve"> PAGE </w:instrText>
+    </w:r>
+    <w:r>
+      <w:rPr>
+        <w:rFonts w:ascii="Calibri" w:hAnsi="Calibri"/>
+        <w:sz w:val="18"/>
+      </w:rPr>
+      <w:fldChar w:fldCharType="end"/>
+    </w:r>
+  </w:p>
+</w:ftr>
+</file>
+
+<file path=word/footer2.xml><?xml version="1.0" encoding="utf-8"?>
+<w:ftr xmlns:m="http://schemas.openxmlformats.org/officeDocument/2006/math" xmlns:mc="http://schemas.openxmlformats.org/markup-compatibility/2006" xmlns:mo="http://schemas.microsoft.com/office/mac/office/2008/main" xmlns:mv="urn:schemas-microsoft-com:mac:vml" xmlns:o="urn:schemas-microsoft-com:office:office" xmlns:r="http://schemas.openxmlformats.org/officeDocument/2006/relationships" xmlns:v="urn:schemas-microsoft-com:vml" xmlns:w10="urn:schemas-microsoft-com:office:word" xmlns:w14="http://schemas.microsoft.com/office/word/2010/wordml" xmlns:w="http://schemas.openxmlformats.org/wordprocessingml/2006/main" xmlns:wne="http://schemas.microsoft.com/office/word/2006/wordml" xmlns:wp14="http://schemas.microsoft.com/office/word/2010/wordprocessingDrawing" xmlns:wp="http://schemas.openxmlformats.org/drawingml/2006/wordprocessingDrawing" xmlns:wpc="http://schemas.microsoft.com/office/word/2010/wordprocessingCanvas" xmlns:wpg="http://schemas.microsoft.com/office/word/2010/wordprocessingGroup" xmlns:wpi="http://schemas.microsoft.com/office/word/2010/wordprocessingInk" xmlns:wps="http://schemas.microsoft.com/office/word/2010/wordprocessingShape" mc:Ignorable="w14 wp14">
+  <w:p>
+    <w:pPr>
+      <w:pStyle w:val="Footer"/>
+      <w:jc w:val="center"/>
+    </w:pPr>
+    <w:r>
+      <w:rPr>
+        <w:rFonts w:ascii="Calibri" w:hAnsi="Calibri"/>
+        <w:sz w:val="18"/>
+      </w:rPr>
+      <w:fldChar w:fldCharType="begin"/>
+    </w:r>
+    <w:r>
+      <w:rPr>
+        <w:rFonts w:ascii="Calibri" w:hAnsi="Calibri"/>
+        <w:sz w:val="18"/>
+      </w:rPr>
+      <w:instrText xml:space="preserve"> PAGE </w:instrText>
+    </w:r>
+    <w:r>
+      <w:rPr>
+        <w:rFonts w:ascii="Calibri" w:hAnsi="Calibri"/>
+        <w:sz w:val="18"/>
+      </w:rPr>
+      <w:fldChar w:fldCharType="end"/>
+    </w:r>
+  </w:p>
+</w:ftr>
+</file>
+
+<file path=word/footer3.xml><?xml version="1.0" encoding="utf-8"?>
+<w:ftr xmlns:m="http://schemas.openxmlformats.org/officeDocument/2006/math" xmlns:mc="http://schemas.openxmlformats.org/markup-compatibility/2006" xmlns:mo="http://schemas.microsoft.com/office/mac/office/2008/main" xmlns:mv="urn:schemas-microsoft-com:mac:vml" xmlns:o="urn:schemas-microsoft-com:office:office" xmlns:r="http://schemas.openxmlformats.org/officeDocument/2006/relationships" xmlns:v="urn:schemas-microsoft-com:vml" xmlns:w10="urn:schemas-microsoft-com:office:word" xmlns:w14="http://schemas.microsoft.com/office/word/2010/wordml" xmlns:w="http://schemas.openxmlformats.org/wordprocessingml/2006/main" xmlns:wne="http://schemas.microsoft.com/office/word/2006/wordml" xmlns:wp14="http://schemas.microsoft.com/office/word/2010/wordprocessingDrawing" xmlns:wp="http://schemas.openxmlformats.org/drawingml/2006/wordprocessingDrawing" xmlns:wpc="http://schemas.microsoft.com/office/word/2010/wordprocessingCanvas" xmlns:wpg="http://schemas.microsoft.com/office/word/2010/wordprocessingGroup" xmlns:wpi="http://schemas.microsoft.com/office/word/2010/wordprocessingInk" xmlns:wps="http://schemas.microsoft.com/office/word/2010/wordprocessingShape" mc:Ignorable="w14 wp14">
+  <w:p>
+    <w:pPr>
+      <w:pStyle w:val="Footer"/>
+      <w:jc w:val="center"/>
+    </w:pPr>
+    <w:r>
+      <w:rPr>
+        <w:rFonts w:ascii="Calibri" w:hAnsi="Calibri"/>
+        <w:sz w:val="18"/>
+      </w:rPr>
+      <w:fldChar w:fldCharType="begin"/>
+    </w:r>
+    <w:r>
+      <w:rPr>
+        <w:rFonts w:ascii="Calibri" w:hAnsi="Calibri"/>
+        <w:sz w:val="18"/>
+      </w:rPr>
+      <w:instrText xml:space="preserve"> PAGE </w:instrText>
+    </w:r>
+    <w:r>
+      <w:rPr>
+        <w:rFonts w:ascii="Calibri" w:hAnsi="Calibri"/>
+        <w:sz w:val="18"/>
+      </w:rPr>
+      <w:fldChar w:fldCharType="end"/>
+    </w:r>
+  </w:p>
+</w:ftr>
+</file>
+
+<file path=word/footer4.xml><?xml version="1.0" encoding="utf-8"?>
+<w:ftr xmlns:m="http://schemas.openxmlformats.org/officeDocument/2006/math" xmlns:mc="http://schemas.openxmlformats.org/markup-compatibility/2006" xmlns:mo="http://schemas.microsoft.com/office/mac/office/2008/main" xmlns:mv="urn:schemas-microsoft-com:mac:vml" xmlns:o="urn:schemas-microsoft-com:office:office" xmlns:r="http://schemas.openxmlformats.org/officeDocument/2006/relationships" xmlns:v="urn:schemas-microsoft-com:vml" xmlns:w10="urn:schemas-microsoft-com:office:word" xmlns:w14="http://schemas.microsoft.com/office/word/2010/wordml" xmlns:w="http://schemas.openxmlformats.org/wordprocessingml/2006/main" xmlns:wne="http://schemas.microsoft.com/office/word/2006/wordml" xmlns:wp14="http://schemas.microsoft.com/office/word/2010/wordprocessingDrawing" xmlns:wp="http://schemas.openxmlformats.org/drawingml/2006/wordprocessingDrawing" xmlns:wpc="http://schemas.microsoft.com/office/word/2010/wordprocessingCanvas" xmlns:wpg="http://schemas.microsoft.com/office/word/2010/wordprocessingGroup" xmlns:wpi="http://schemas.microsoft.com/office/word/2010/wordprocessingInk" xmlns:wps="http://schemas.microsoft.com/office/word/2010/wordprocessingShape" mc:Ignorable="w14 wp14">
+  <w:p>
+    <w:pPr>
+      <w:pStyle w:val="Footer"/>
+      <w:jc w:val="center"/>
+    </w:pPr>
+    <w:r>
+      <w:rPr>
+        <w:rFonts w:ascii="Calibri" w:hAnsi="Calibri"/>
+        <w:sz w:val="18"/>
+      </w:rPr>
+      <w:fldChar w:fldCharType="begin"/>
+    </w:r>
+    <w:r>
+      <w:rPr>
+        <w:rFonts w:ascii="Calibri" w:hAnsi="Calibri"/>
+        <w:sz w:val="18"/>
+      </w:rPr>
+      <w:instrText xml:space="preserve"> PAGE </w:instrText>
+    </w:r>
+    <w:r>
+      <w:rPr>
+        <w:rFonts w:ascii="Calibri" w:hAnsi="Calibri"/>
+        <w:sz w:val="18"/>
+      </w:rPr>
+      <w:fldChar w:fldCharType="end"/>
+    </w:r>
+  </w:p>
+</w:ftr>
+</file>
+
+<file path=word/footer5.xml><?xml version="1.0" encoding="utf-8"?>
+<w:ftr xmlns:m="http://schemas.openxmlformats.org/officeDocument/2006/math" xmlns:mc="http://schemas.openxmlformats.org/markup-compatibility/2006" xmlns:mo="http://schemas.microsoft.com/office/mac/office/2008/main" xmlns:mv="urn:schemas-microsoft-com:mac:vml" xmlns:o="urn:schemas-microsoft-com:office:office" xmlns:r="http://schemas.openxmlformats.org/officeDocument/2006/relationships" xmlns:v="urn:schemas-microsoft-com:vml" xmlns:w10="urn:schemas-microsoft-com:office:word" xmlns:w14="http://schemas.microsoft.com/office/word/2010/wordml" xmlns:w="http://schemas.openxmlformats.org/wordprocessingml/2006/main" xmlns:wne="http://schemas.microsoft.com/office/word/2006/wordml" xmlns:wp14="http://schemas.microsoft.com/office/word/2010/wordprocessingDrawing" xmlns:wp="http://schemas.openxmlformats.org/drawingml/2006/wordprocessingDrawing" xmlns:wpc="http://schemas.microsoft.com/office/word/2010/wordprocessingCanvas" xmlns:wpg="http://schemas.microsoft.com/office/word/2010/wordprocessingGroup" xmlns:wpi="http://schemas.microsoft.com/office/word/2010/wordprocessingInk" xmlns:wps="http://schemas.microsoft.com/office/word/2010/wordprocessingShape" mc:Ignorable="w14 wp14">
+  <w:p>
+    <w:pPr>
+      <w:pStyle w:val="Footer"/>
+      <w:jc w:val="center"/>
+    </w:pPr>
+    <w:r>
+      <w:rPr>
+        <w:rFonts w:ascii="Calibri" w:hAnsi="Calibri"/>
+        <w:sz w:val="18"/>
+      </w:rPr>
+      <w:fldChar w:fldCharType="begin"/>
+    </w:r>
+    <w:r>
+      <w:rPr>
+        <w:rFonts w:ascii="Calibri" w:hAnsi="Calibri"/>
+        <w:sz w:val="18"/>
+      </w:rPr>
+      <w:instrText xml:space="preserve"> PAGE </w:instrText>
+    </w:r>
+    <w:r>
+      <w:rPr>
+        <w:rFonts w:ascii="Calibri" w:hAnsi="Calibri"/>
+        <w:sz w:val="18"/>
+      </w:rPr>
+      <w:fldChar w:fldCharType="end"/>
+    </w:r>
+  </w:p>
+</w:ftr>
+</file>
+
+<file path=word/footer6.xml><?xml version="1.0" encoding="utf-8"?>
+<w:ftr xmlns:m="http://schemas.openxmlformats.org/officeDocument/2006/math" xmlns:mc="http://schemas.openxmlformats.org/markup-compatibility/2006" xmlns:mo="http://schemas.microsoft.com/office/mac/office/2008/main" xmlns:mv="urn:schemas-microsoft-com:mac:vml" xmlns:o="urn:schemas-microsoft-com:office:office" xmlns:r="http://schemas.openxmlformats.org/officeDocument/2006/relationships" xmlns:v="urn:schemas-microsoft-com:vml" xmlns:w10="urn:schemas-microsoft-com:office:word" xmlns:w14="http://schemas.microsoft.com/office/word/2010/wordml" xmlns:w="http://schemas.openxmlformats.org/wordprocessingml/2006/main" xmlns:wne="http://schemas.microsoft.com/office/word/2006/wordml" xmlns:wp14="http://schemas.microsoft.com/office/word/2010/wordprocessingDrawing" xmlns:wp="http://schemas.openxmlformats.org/drawingml/2006/wordprocessingDrawing" xmlns:wpc="http://schemas.microsoft.com/office/word/2010/wordprocessingCanvas" xmlns:wpg="http://schemas.microsoft.com/office/word/2010/wordprocessingGroup" xmlns:wpi="http://schemas.microsoft.com/office/word/2010/wordprocessingInk" xmlns:wps="http://schemas.microsoft.com/office/word/2010/wordprocessingShape" mc:Ignorable="w14 wp14">
+  <w:p>
+    <w:pPr>
+      <w:pStyle w:val="Footer"/>
+      <w:jc w:val="center"/>
+    </w:pPr>
+    <w:r>
+      <w:rPr>
+        <w:rFonts w:ascii="Calibri" w:hAnsi="Calibri"/>
+        <w:sz w:val="18"/>
+      </w:rPr>
+      <w:fldChar w:fldCharType="begin"/>
+    </w:r>
+    <w:r>
+      <w:rPr>
+        <w:rFonts w:ascii="Calibri" w:hAnsi="Calibri"/>
+        <w:sz w:val="18"/>
+      </w:rPr>
+      <w:instrText xml:space="preserve"> PAGE </w:instrText>
+    </w:r>
+    <w:r>
+      <w:rPr>
+        <w:rFonts w:ascii="Calibri" w:hAnsi="Calibri"/>
+        <w:sz w:val="18"/>
+      </w:rPr>
+      <w:fldChar w:fldCharType="end"/>
+    </w:r>
+  </w:p>
+</w:ftr>
+</file>
+
+<file path=word/footer7.xml><?xml version="1.0" encoding="utf-8"?>
+<w:ftr xmlns:m="http://schemas.openxmlformats.org/officeDocument/2006/math" xmlns:mc="http://schemas.openxmlformats.org/markup-compatibility/2006" xmlns:mo="http://schemas.microsoft.com/office/mac/office/2008/main" xmlns:mv="urn:schemas-microsoft-com:mac:vml" xmlns:o="urn:schemas-microsoft-com:office:office" xmlns:r="http://schemas.openxmlformats.org/officeDocument/2006/relationships" xmlns:v="urn:schemas-microsoft-com:vml" xmlns:w10="urn:schemas-microsoft-com:office:word" xmlns:w14="http://schemas.microsoft.com/office/word/2010/wordml" xmlns:w="http://schemas.openxmlformats.org/wordprocessingml/2006/main" xmlns:wne="http://schemas.microsoft.com/office/word/2006/wordml" xmlns:wp14="http://schemas.microsoft.com/office/word/2010/wordprocessingDrawing" xmlns:wp="http://schemas.openxmlformats.org/drawingml/2006/wordprocessingDrawing" xmlns:wpc="http://schemas.microsoft.com/office/word/2010/wordprocessingCanvas" xmlns:wpg="http://schemas.microsoft.com/office/word/2010/wordprocessingGroup" xmlns:wpi="http://schemas.microsoft.com/office/word/2010/wordprocessingInk" xmlns:wps="http://schemas.microsoft.com/office/word/2010/wordprocessingShape" mc:Ignorable="w14 wp14">
+  <w:p>
+    <w:pPr>
+      <w:pStyle w:val="Footer"/>
+      <w:jc w:val="center"/>
+    </w:pPr>
+    <w:r>
+      <w:rPr>
+        <w:rFonts w:ascii="Calibri" w:hAnsi="Calibri"/>
+        <w:sz w:val="18"/>
+      </w:rPr>
+      <w:fldChar w:fldCharType="begin"/>
+    </w:r>
+    <w:r>
+      <w:rPr>
+        <w:rFonts w:ascii="Calibri" w:hAnsi="Calibri"/>
+        <w:sz w:val="18"/>
+      </w:rPr>
+      <w:instrText xml:space="preserve"> PAGE </w:instrText>
+    </w:r>
+    <w:r>
+      <w:rPr>
+        <w:rFonts w:ascii="Calibri" w:hAnsi="Calibri"/>
+        <w:sz w:val="18"/>
+      </w:rPr>
+      <w:fldChar w:fldCharType="end"/>
+    </w:r>
+  </w:p>
+</w:ftr>
+</file>
+
+<file path=word/footer8.xml><?xml version="1.0" encoding="utf-8"?>
+<w:ftr xmlns:m="http://schemas.openxmlformats.org/officeDocument/2006/math" xmlns:mc="http://schemas.openxmlformats.org/markup-compatibility/2006" xmlns:mo="http://schemas.microsoft.com/office/mac/office/2008/main" xmlns:mv="urn:schemas-microsoft-com:mac:vml" xmlns:o="urn:schemas-microsoft-com:office:office" xmlns:r="http://schemas.openxmlformats.org/officeDocument/2006/relationships" xmlns:v="urn:schemas-microsoft-com:vml" xmlns:w10="urn:schemas-microsoft-com:office:word" xmlns:w14="http://schemas.microsoft.com/office/word/2010/wordml" xmlns:w="http://schemas.openxmlformats.org/wordprocessingml/2006/main" xmlns:wne="http://schemas.microsoft.com/office/word/2006/wordml" xmlns:wp14="http://schemas.microsoft.com/office/word/2010/wordprocessingDrawing" xmlns:wp="http://schemas.openxmlformats.org/drawingml/2006/wordprocessingDrawing" xmlns:wpc="http://schemas.microsoft.com/office/word/2010/wordprocessingCanvas" xmlns:wpg="http://schemas.microsoft.com/office/word/2010/wordprocessingGroup" xmlns:wpi="http://schemas.microsoft.com/office/word/2010/wordprocessingInk" xmlns:wps="http://schemas.microsoft.com/office/word/2010/wordprocessingShape" mc:Ignorable="w14 wp14">
+  <w:p>
+    <w:pPr>
+      <w:pStyle w:val="Footer"/>
+      <w:jc w:val="center"/>
+    </w:pPr>
+    <w:r>
+      <w:rPr>
+        <w:rFonts w:ascii="Calibri" w:hAnsi="Calibri"/>
+        <w:sz w:val="18"/>
+      </w:rPr>
+      <w:fldChar w:fldCharType="begin"/>
+    </w:r>
+    <w:r>
+      <w:rPr>
+        <w:rFonts w:ascii="Calibri" w:hAnsi="Calibri"/>
+        <w:sz w:val="18"/>
+      </w:rPr>
+      <w:instrText xml:space="preserve"> PAGE </w:instrText>
+    </w:r>
+    <w:r>
+      <w:rPr>
+        <w:rFonts w:ascii="Calibri" w:hAnsi="Calibri"/>
+        <w:sz w:val="18"/>
+      </w:rPr>
+      <w:fldChar w:fldCharType="end"/>
+    </w:r>
+  </w:p>
+</w:ftr>
+</file>
+
+<file path=word/footer9.xml><?xml version="1.0" encoding="utf-8"?>
+<w:ftr xmlns:m="http://schemas.openxmlformats.org/officeDocument/2006/math" xmlns:mc="http://schemas.openxmlformats.org/markup-compatibility/2006" xmlns:mo="http://schemas.microsoft.com/office/mac/office/2008/main" xmlns:mv="urn:schemas-microsoft-com:mac:vml" xmlns:o="urn:schemas-microsoft-com:office:office" xmlns:r="http://schemas.openxmlformats.org/officeDocument/2006/relationships" xmlns:v="urn:schemas-microsoft-com:vml" xmlns:w10="urn:schemas-microsoft-com:office:word" xmlns:w14="http://schemas.microsoft.com/office/word/2010/wordml" xmlns:w="http://schemas.openxmlformats.org/wordprocessingml/2006/main" xmlns:wne="http://schemas.microsoft.com/office/word/2006/wordml" xmlns:wp14="http://schemas.microsoft.com/office/word/2010/wordprocessingDrawing" xmlns:wp="http://schemas.openxmlformats.org/drawingml/2006/wordprocessingDrawing" xmlns:wpc="http://schemas.microsoft.com/office/word/2010/wordprocessingCanvas" xmlns:wpg="http://schemas.microsoft.com/office/word/2010/wordprocessingGroup" xmlns:wpi="http://schemas.microsoft.com/office/word/2010/wordprocessingInk" xmlns:wps="http://schemas.microsoft.com/office/word/2010/wordprocessingShape" mc:Ignorable="w14 wp14">
+  <w:p>
+    <w:pPr>
+      <w:pStyle w:val="Footer"/>
+      <w:jc w:val="center"/>
+    </w:pPr>
+    <w:r>
+      <w:rPr>
+        <w:rFonts w:ascii="Calibri" w:hAnsi="Calibri"/>
+        <w:sz w:val="18"/>
+      </w:rPr>
+      <w:fldChar w:fldCharType="begin"/>
+    </w:r>
+    <w:r>
+      <w:rPr>
+        <w:rFonts w:ascii="Calibri" w:hAnsi="Calibri"/>
+        <w:sz w:val="18"/>
+      </w:rPr>
+      <w:instrText xml:space="preserve"> PAGE </w:instrText>
+    </w:r>
+    <w:r>
+      <w:rPr>
+        <w:rFonts w:ascii="Calibri" w:hAnsi="Calibri"/>
+        <w:sz w:val="18"/>
+      </w:rPr>
+      <w:fldChar w:fldCharType="end"/>
+    </w:r>
+  </w:p>
+</w:ftr>
+</file>
+
+<file path=word/header1.xml><?xml version="1.0" encoding="utf-8"?>
+<w:hdr xmlns:m="http://schemas.openxmlformats.org/officeDocument/2006/math" xmlns:mc="http://schemas.openxmlformats.org/markup-compatibility/2006" xmlns:mo="http://schemas.microsoft.com/office/mac/office/2008/main" xmlns:mv="urn:schemas-microsoft-com:mac:vml" xmlns:o="urn:schemas-microsoft-com:office:office" xmlns:r="http://schemas.openxmlformats.org/officeDocument/2006/relationships" xmlns:v="urn:schemas-microsoft-com:vml" xmlns:w10="urn:schemas-microsoft-com:office:word" xmlns:w14="http://schemas.microsoft.com/office/word/2010/wordml" xmlns:w="http://schemas.openxmlformats.org/wordprocessingml/2006/main" xmlns:wne="http://schemas.microsoft.com/office/word/2006/wordml" xmlns:wp14="http://schemas.microsoft.com/office/word/2010/wordprocessingDrawing" xmlns:wp="http://schemas.openxmlformats.org/drawingml/2006/wordprocessingDrawing" xmlns:wpc="http://schemas.microsoft.com/office/word/2010/wordprocessingCanvas" xmlns:wpg="http://schemas.microsoft.com/office/word/2010/wordprocessingGroup" xmlns:wpi="http://schemas.microsoft.com/office/word/2010/wordprocessingInk" xmlns:wps="http://schemas.microsoft.com/office/word/2010/wordprocessingShape" mc:Ignorable="w14 wp14">
+  <w:p>
+    <w:pPr>
+      <w:pStyle w:val="Header"/>
+      <w:jc w:val="right"/>
+    </w:pPr>
+    <w:r>
+      <w:rPr>
+        <w:rFonts w:ascii="Calibri" w:hAnsi="Calibri"/>
+        <w:i/>
+        <w:color w:val="444444"/>
+        <w:sz w:val="18"/>
+      </w:rPr>
+      <w:t>Start here</w:t>
+    </w:r>
+  </w:p>
+</w:hdr>
+</file>
+
+<file path=word/header10.xml><?xml version="1.0" encoding="utf-8"?>
+<w:hdr xmlns:m="http://schemas.openxmlformats.org/officeDocument/2006/math" xmlns:mc="http://schemas.openxmlformats.org/markup-compatibility/2006" xmlns:mo="http://schemas.microsoft.com/office/mac/office/2008/main" xmlns:mv="urn:schemas-microsoft-com:mac:vml" xmlns:o="urn:schemas-microsoft-com:office:office" xmlns:r="http://schemas.openxmlformats.org/officeDocument/2006/relationships" xmlns:v="urn:schemas-microsoft-com:vml" xmlns:w10="urn:schemas-microsoft-com:office:word" xmlns:w14="http://schemas.microsoft.com/office/word/2010/wordml" xmlns:w="http://schemas.openxmlformats.org/wordprocessingml/2006/main" xmlns:wne="http://schemas.microsoft.com/office/word/2006/wordml" xmlns:wp14="http://schemas.microsoft.com/office/word/2010/wordprocessingDrawing" xmlns:wp="http://schemas.openxmlformats.org/drawingml/2006/wordprocessingDrawing" xmlns:wpc="http://schemas.microsoft.com/office/word/2010/wordprocessingCanvas" xmlns:wpg="http://schemas.microsoft.com/office/word/2010/wordprocessingGroup" xmlns:wpi="http://schemas.microsoft.com/office/word/2010/wordprocessingInk" xmlns:wps="http://schemas.microsoft.com/office/word/2010/wordprocessingShape" mc:Ignorable="w14 wp14">
+  <w:p>
+    <w:pPr>
+      <w:pStyle w:val="Header"/>
+      <w:jc w:val="right"/>
+    </w:pPr>
+    <w:r>
+      <w:rPr>
+        <w:rFonts w:ascii="Calibri" w:hAnsi="Calibri"/>
+        <w:i/>
+        <w:color w:val="444444"/>
+        <w:sz w:val="18"/>
+      </w:rPr>
+      <w:t>9  When Nothing Sells</w:t>
+    </w:r>
+  </w:p>
+</w:hdr>
+</file>
+
+<file path=word/header11.xml><?xml version="1.0" encoding="utf-8"?>
+<w:hdr xmlns:m="http://schemas.openxmlformats.org/officeDocument/2006/math" xmlns:mc="http://schemas.openxmlformats.org/markup-compatibility/2006" xmlns:mo="http://schemas.microsoft.com/office/mac/office/2008/main" xmlns:mv="urn:schemas-microsoft-com:mac:vml" xmlns:o="urn:schemas-microsoft-com:office:office" xmlns:r="http://schemas.openxmlformats.org/officeDocument/2006/relationships" xmlns:v="urn:schemas-microsoft-com:vml" xmlns:w10="urn:schemas-microsoft-com:office:word" xmlns:w14="http://schemas.microsoft.com/office/word/2010/wordml" xmlns:w="http://schemas.openxmlformats.org/wordprocessingml/2006/main" xmlns:wne="http://schemas.microsoft.com/office/word/2006/wordml" xmlns:wp14="http://schemas.microsoft.com/office/word/2010/wordprocessingDrawing" xmlns:wp="http://schemas.openxmlformats.org/drawingml/2006/wordprocessingDrawing" xmlns:wpc="http://schemas.microsoft.com/office/word/2010/wordprocessingCanvas" xmlns:wpg="http://schemas.microsoft.com/office/word/2010/wordprocessingGroup" xmlns:wpi="http://schemas.microsoft.com/office/word/2010/wordprocessingInk" xmlns:wps="http://schemas.microsoft.com/office/word/2010/wordprocessingShape" mc:Ignorable="w14 wp14">
+  <w:p>
+    <w:pPr>
+      <w:pStyle w:val="Header"/>
+      <w:jc w:val="right"/>
+    </w:pPr>
+    <w:r>
+      <w:rPr>
+        <w:rFonts w:ascii="Calibri" w:hAnsi="Calibri"/>
+        <w:i/>
+        <w:color w:val="444444"/>
+        <w:sz w:val="18"/>
+      </w:rPr>
+      <w:t>Glossary</w:t>
+    </w:r>
+  </w:p>
+</w:hdr>
+</file>
+
+<file path=word/header12.xml><?xml version="1.0" encoding="utf-8"?>
+<w:hdr xmlns:m="http://schemas.openxmlformats.org/officeDocument/2006/math" xmlns:mc="http://schemas.openxmlformats.org/markup-compatibility/2006" xmlns:mo="http://schemas.microsoft.com/office/mac/office/2008/main" xmlns:mv="urn:schemas-microsoft-com:mac:vml" xmlns:o="urn:schemas-microsoft-com:office:office" xmlns:r="http://schemas.openxmlformats.org/officeDocument/2006/relationships" xmlns:v="urn:schemas-microsoft-com:vml" xmlns:w10="urn:schemas-microsoft-com:office:word" xmlns:w14="http://schemas.microsoft.com/office/word/2010/wordml" xmlns:w="http://schemas.openxmlformats.org/wordprocessingml/2006/main" xmlns:wne="http://schemas.microsoft.com/office/word/2006/wordml" xmlns:wp14="http://schemas.microsoft.com/office/word/2010/wordprocessingDrawing" xmlns:wp="http://schemas.openxmlformats.org/drawingml/2006/wordprocessingDrawing" xmlns:wpc="http://schemas.microsoft.com/office/word/2010/wordprocessingCanvas" xmlns:wpg="http://schemas.microsoft.com/office/word/2010/wordprocessingGroup" xmlns:wpi="http://schemas.microsoft.com/office/word/2010/wordprocessingInk" xmlns:wps="http://schemas.microsoft.com/office/word/2010/wordprocessingShape" mc:Ignorable="w14 wp14">
+  <w:p>
+    <w:pPr>
+      <w:pStyle w:val="Header"/>
+      <w:jc w:val="right"/>
+    </w:pPr>
+    <w:r>
+      <w:rPr>
+        <w:rFonts w:ascii="Calibri" w:hAnsi="Calibri"/>
+        <w:i/>
+        <w:color w:val="444444"/>
+        <w:sz w:val="18"/>
+      </w:rPr>
+      <w:t>Sources</w:t>
+    </w:r>
+  </w:p>
+</w:hdr>
+</file>
+
+<file path=word/header2.xml><?xml version="1.0" encoding="utf-8"?>
+<w:hdr xmlns:m="http://schemas.openxmlformats.org/officeDocument/2006/math" xmlns:mc="http://schemas.openxmlformats.org/markup-compatibility/2006" xmlns:mo="http://schemas.microsoft.com/office/mac/office/2008/main" xmlns:mv="urn:schemas-microsoft-com:mac:vml" xmlns:o="urn:schemas-microsoft-com:office:office" xmlns:r="http://schemas.openxmlformats.org/officeDocument/2006/relationships" xmlns:v="urn:schemas-microsoft-com:vml" xmlns:w10="urn:schemas-microsoft-com:office:word" xmlns:w14="http://schemas.microsoft.com/office/word/2010/wordml" xmlns:w="http://schemas.openxmlformats.org/wordprocessingml/2006/main" xmlns:wne="http://schemas.microsoft.com/office/word/2006/wordml" xmlns:wp14="http://schemas.microsoft.com/office/word/2010/wordprocessingDrawing" xmlns:wp="http://schemas.openxmlformats.org/drawingml/2006/wordprocessingDrawing" xmlns:wpc="http://schemas.microsoft.com/office/word/2010/wordprocessingCanvas" xmlns:wpg="http://schemas.microsoft.com/office/word/2010/wordprocessingGroup" xmlns:wpi="http://schemas.microsoft.com/office/word/2010/wordprocessingInk" xmlns:wps="http://schemas.microsoft.com/office/word/2010/wordprocessingShape" mc:Ignorable="w14 wp14">
+  <w:p>
+    <w:pPr>
+      <w:pStyle w:val="Header"/>
+      <w:jc w:val="right"/>
+    </w:pPr>
+    <w:r>
+      <w:rPr>
+        <w:rFonts w:ascii="Calibri" w:hAnsi="Calibri"/>
+        <w:i/>
+        <w:color w:val="444444"/>
+        <w:sz w:val="18"/>
+      </w:rPr>
+      <w:t>1  Sell One Thing</w:t>
+    </w:r>
+  </w:p>
+</w:hdr>
+</file>
+
+<file path=word/header3.xml><?xml version="1.0" encoding="utf-8"?>
+<w:hdr xmlns:m="http://schemas.openxmlformats.org/officeDocument/2006/math" xmlns:mc="http://schemas.openxmlformats.org/markup-compatibility/2006" xmlns:mo="http://schemas.microsoft.com/office/mac/office/2008/main" xmlns:mv="urn:schemas-microsoft-com:mac:vml" xmlns:o="urn:schemas-microsoft-com:office:office" xmlns:r="http://schemas.openxmlformats.org/officeDocument/2006/relationships" xmlns:v="urn:schemas-microsoft-com:vml" xmlns:w10="urn:schemas-microsoft-com:office:word" xmlns:w14="http://schemas.microsoft.com/office/word/2010/wordml" xmlns:w="http://schemas.openxmlformats.org/wordprocessingml/2006/main" xmlns:wne="http://schemas.microsoft.com/office/word/2006/wordml" xmlns:wp14="http://schemas.microsoft.com/office/word/2010/wordprocessingDrawing" xmlns:wp="http://schemas.openxmlformats.org/drawingml/2006/wordprocessingDrawing" xmlns:wpc="http://schemas.microsoft.com/office/word/2010/wordprocessingCanvas" xmlns:wpg="http://schemas.microsoft.com/office/word/2010/wordprocessingGroup" xmlns:wpi="http://schemas.microsoft.com/office/word/2010/wordprocessingInk" xmlns:wps="http://schemas.microsoft.com/office/word/2010/wordprocessingShape" mc:Ignorable="w14 wp14">
+  <w:p>
+    <w:pPr>
+      <w:pStyle w:val="Header"/>
+      <w:jc w:val="right"/>
+    </w:pPr>
+    <w:r>
+      <w:rPr>
+        <w:rFonts w:ascii="Calibri" w:hAnsi="Calibri"/>
+        <w:i/>
+        <w:color w:val="444444"/>
+        <w:sz w:val="18"/>
+      </w:rPr>
+      <w:t>2  The Click Is the Whole Business</w:t>
+    </w:r>
+  </w:p>
+</w:hdr>
+</file>
+
+<file path=word/header4.xml><?xml version="1.0" encoding="utf-8"?>
+<w:hdr xmlns:m="http://schemas.openxmlformats.org/officeDocument/2006/math" xmlns:mc="http://schemas.openxmlformats.org/markup-compatibility/2006" xmlns:mo="http://schemas.microsoft.com/office/mac/office/2008/main" xmlns:mv="urn:schemas-microsoft-com:mac:vml" xmlns:o="urn:schemas-microsoft-com:office:office" xmlns:r="http://schemas.openxmlformats.org/officeDocument/2006/relationships" xmlns:v="urn:schemas-microsoft-com:vml" xmlns:w10="urn:schemas-microsoft-com:office:word" xmlns:w14="http://schemas.microsoft.com/office/word/2010/wordml" xmlns:w="http://schemas.openxmlformats.org/wordprocessingml/2006/main" xmlns:wne="http://schemas.microsoft.com/office/word/2006/wordml" xmlns:wp14="http://schemas.microsoft.com/office/word/2010/wordprocessingDrawing" xmlns:wp="http://schemas.openxmlformats.org/drawingml/2006/wordprocessingDrawing" xmlns:wpc="http://schemas.microsoft.com/office/word/2010/wordprocessingCanvas" xmlns:wpg="http://schemas.microsoft.com/office/word/2010/wordprocessingGroup" xmlns:wpi="http://schemas.microsoft.com/office/word/2010/wordprocessingInk" xmlns:wps="http://schemas.microsoft.com/office/word/2010/wordprocessingShape" mc:Ignorable="w14 wp14">
+  <w:p>
+    <w:pPr>
+      <w:pStyle w:val="Header"/>
+      <w:jc w:val="right"/>
+    </w:pPr>
+    <w:r>
+      <w:rPr>
+        <w:rFonts w:ascii="Calibri" w:hAnsi="Calibri"/>
+        <w:i/>
+        <w:color w:val="444444"/>
+        <w:sz w:val="18"/>
+      </w:rPr>
+      <w:t>3  Nobody Can Tell What It Cost</w:t>
+    </w:r>
+  </w:p>
+</w:hdr>
+</file>
+
+<file path=word/header5.xml><?xml version="1.0" encoding="utf-8"?>
+<w:hdr xmlns:m="http://schemas.openxmlformats.org/officeDocument/2006/math" xmlns:mc="http://schemas.openxmlformats.org/markup-compatibility/2006" xmlns:mo="http://schemas.microsoft.com/office/mac/office/2008/main" xmlns:mv="urn:schemas-microsoft-com:mac:vml" xmlns:o="urn:schemas-microsoft-com:office:office" xmlns:r="http://schemas.openxmlformats.org/officeDocument/2006/relationships" xmlns:v="urn:schemas-microsoft-com:vml" xmlns:w10="urn:schemas-microsoft-com:office:word" xmlns:w14="http://schemas.microsoft.com/office/word/2010/wordml" xmlns:w="http://schemas.openxmlformats.org/wordprocessingml/2006/main" xmlns:wne="http://schemas.microsoft.com/office/word/2006/wordml" xmlns:wp14="http://schemas.microsoft.com/office/word/2010/wordprocessingDrawing" xmlns:wp="http://schemas.openxmlformats.org/drawingml/2006/wordprocessingDrawing" xmlns:wpc="http://schemas.microsoft.com/office/word/2010/wordprocessingCanvas" xmlns:wpg="http://schemas.microsoft.com/office/word/2010/wordprocessingGroup" xmlns:wpi="http://schemas.microsoft.com/office/word/2010/wordprocessingInk" xmlns:wps="http://schemas.microsoft.com/office/word/2010/wordprocessingShape" mc:Ignorable="w14 wp14">
+  <w:p>
+    <w:pPr>
+      <w:pStyle w:val="Header"/>
+      <w:jc w:val="right"/>
+    </w:pPr>
+    <w:r>
+      <w:rPr>
+        <w:rFonts w:ascii="Calibri" w:hAnsi="Calibri"/>
+        <w:i/>
+        <w:color w:val="444444"/>
+        <w:sz w:val="18"/>
+      </w:rPr>
+      <w:t>4  The Videos That Do the Selling</w:t>
+    </w:r>
+  </w:p>
+</w:hdr>
+</file>
+
+<file path=word/header6.xml><?xml version="1.0" encoding="utf-8"?>
+<w:hdr xmlns:m="http://schemas.openxmlformats.org/officeDocument/2006/math" xmlns:mc="http://schemas.openxmlformats.org/markup-compatibility/2006" xmlns:mo="http://schemas.microsoft.com/office/mac/office/2008/main" xmlns:mv="urn:schemas-microsoft-com:mac:vml" xmlns:o="urn:schemas-microsoft-com:office:office" xmlns:r="http://schemas.openxmlformats.org/officeDocument/2006/relationships" xmlns:v="urn:schemas-microsoft-com:vml" xmlns:w10="urn:schemas-microsoft-com:office:word" xmlns:w14="http://schemas.microsoft.com/office/word/2010/wordml" xmlns:w="http://schemas.openxmlformats.org/wordprocessingml/2006/main" xmlns:wne="http://schemas.microsoft.com/office/word/2006/wordml" xmlns:wp14="http://schemas.microsoft.com/office/word/2010/wordprocessingDrawing" xmlns:wp="http://schemas.openxmlformats.org/drawingml/2006/wordprocessingDrawing" xmlns:wpc="http://schemas.microsoft.com/office/word/2010/wordprocessingCanvas" xmlns:wpg="http://schemas.microsoft.com/office/word/2010/wordprocessingGroup" xmlns:wpi="http://schemas.microsoft.com/office/word/2010/wordprocessingInk" xmlns:wps="http://schemas.microsoft.com/office/word/2010/wordprocessingShape" mc:Ignorable="w14 wp14">
+  <w:p>
+    <w:pPr>
+      <w:pStyle w:val="Header"/>
+      <w:jc w:val="right"/>
+    </w:pPr>
+    <w:r>
+      <w:rPr>
+        <w:rFonts w:ascii="Calibri" w:hAnsi="Calibri"/>
+        <w:i/>
+        <w:color w:val="444444"/>
+        <w:sz w:val="18"/>
+      </w:rPr>
+      <w:t>5  Where the Money Actually Comes From</w:t>
+    </w:r>
+  </w:p>
+</w:hdr>
+</file>
+
+<file path=word/header7.xml><?xml version="1.0" encoding="utf-8"?>
+<w:hdr xmlns:m="http://schemas.openxmlformats.org/officeDocument/2006/math" xmlns:mc="http://schemas.openxmlformats.org/markup-compatibility/2006" xmlns:mo="http://schemas.microsoft.com/office/mac/office/2008/main" xmlns:mv="urn:schemas-microsoft-com:mac:vml" xmlns:o="urn:schemas-microsoft-com:office:office" xmlns:r="http://schemas.openxmlformats.org/officeDocument/2006/relationships" xmlns:v="urn:schemas-microsoft-com:vml" xmlns:w10="urn:schemas-microsoft-com:office:word" xmlns:w14="http://schemas.microsoft.com/office/word/2010/wordml" xmlns:w="http://schemas.openxmlformats.org/wordprocessingml/2006/main" xmlns:wne="http://schemas.microsoft.com/office/word/2006/wordml" xmlns:wp14="http://schemas.microsoft.com/office/word/2010/wordprocessingDrawing" xmlns:wp="http://schemas.openxmlformats.org/drawingml/2006/wordprocessingDrawing" xmlns:wpc="http://schemas.microsoft.com/office/word/2010/wordprocessingCanvas" xmlns:wpg="http://schemas.microsoft.com/office/word/2010/wordprocessingGroup" xmlns:wpi="http://schemas.microsoft.com/office/word/2010/wordprocessingInk" xmlns:wps="http://schemas.microsoft.com/office/word/2010/wordprocessingShape" mc:Ignorable="w14 wp14">
+  <w:p>
+    <w:pPr>
+      <w:pStyle w:val="Header"/>
+      <w:jc w:val="right"/>
+    </w:pPr>
+    <w:r>
+      <w:rPr>
+        <w:rFonts w:ascii="Calibri" w:hAnsi="Calibri"/>
+        <w:i/>
+        <w:color w:val="444444"/>
+        <w:sz w:val="18"/>
+      </w:rPr>
+      <w:t>6  Six Weeks to a Live Offer</w:t>
+    </w:r>
+  </w:p>
+</w:hdr>
+</file>
+
+<file path=word/header8.xml><?xml version="1.0" encoding="utf-8"?>
+<w:hdr xmlns:m="http://schemas.openxmlformats.org/officeDocument/2006/math" xmlns:mc="http://schemas.openxmlformats.org/markup-compatibility/2006" xmlns:mo="http://schemas.microsoft.com/office/mac/office/2008/main" xmlns:mv="urn:schemas-microsoft-com:mac:vml" xmlns:o="urn:schemas-microsoft-com:office:office" xmlns:r="http://schemas.openxmlformats.org/officeDocument/2006/relationships" xmlns:v="urn:schemas-microsoft-com:vml" xmlns:w10="urn:schemas-microsoft-com:office:word" xmlns:w14="http://schemas.microsoft.com/office/word/2010/wordml" xmlns:w="http://schemas.openxmlformats.org/wordprocessingml/2006/main" xmlns:wne="http://schemas.microsoft.com/office/word/2006/wordml" xmlns:wp14="http://schemas.microsoft.com/office/word/2010/wordprocessingDrawing" xmlns:wp="http://schemas.openxmlformats.org/drawingml/2006/wordprocessingDrawing" xmlns:wpc="http://schemas.microsoft.com/office/word/2010/wordprocessingCanvas" xmlns:wpg="http://schemas.microsoft.com/office/word/2010/wordprocessingGroup" xmlns:wpi="http://schemas.microsoft.com/office/word/2010/wordprocessingInk" xmlns:wps="http://schemas.microsoft.com/office/word/2010/wordprocessingShape" mc:Ignorable="w14 wp14">
+  <w:p>
+    <w:pPr>
+      <w:pStyle w:val="Header"/>
+      <w:jc w:val="right"/>
+    </w:pPr>
+    <w:r>
+      <w:rPr>
+        <w:rFonts w:ascii="Calibri" w:hAnsi="Calibri"/>
+        <w:i/>
+        <w:color w:val="444444"/>
+        <w:sz w:val="18"/>
+      </w:rPr>
+      <w:t>7  Say This</w:t>
+    </w:r>
+  </w:p>
+</w:hdr>
+</file>
+
+<file path=word/header9.xml><?xml version="1.0" encoding="utf-8"?>
+<w:hdr xmlns:m="http://schemas.openxmlformats.org/officeDocument/2006/math" xmlns:mc="http://schemas.openxmlformats.org/markup-compatibility/2006" xmlns:mo="http://schemas.microsoft.com/office/mac/office/2008/main" xmlns:mv="urn:schemas-microsoft-com:mac:vml" xmlns:o="urn:schemas-microsoft-com:office:office" xmlns:r="http://schemas.openxmlformats.org/officeDocument/2006/relationships" xmlns:v="urn:schemas-microsoft-com:vml" xmlns:w10="urn:schemas-microsoft-com:office:word" xmlns:w14="http://schemas.microsoft.com/office/word/2010/wordml" xmlns:w="http://schemas.openxmlformats.org/wordprocessingml/2006/main" xmlns:wne="http://schemas.microsoft.com/office/word/2006/wordml" xmlns:wp14="http://schemas.microsoft.com/office/word/2010/wordprocessingDrawing" xmlns:wp="http://schemas.openxmlformats.org/drawingml/2006/wordprocessingDrawing" xmlns:wpc="http://schemas.microsoft.com/office/word/2010/wordprocessingCanvas" xmlns:wpg="http://schemas.microsoft.com/office/word/2010/wordprocessingGroup" xmlns:wpi="http://schemas.microsoft.com/office/word/2010/wordprocessingInk" xmlns:wps="http://schemas.microsoft.com/office/word/2010/wordprocessingShape" mc:Ignorable="w14 wp14">
+  <w:p>
+    <w:pPr>
+      <w:pStyle w:val="Header"/>
+      <w:jc w:val="right"/>
+    </w:pPr>
+    <w:r>
+      <w:rPr>
+        <w:rFonts w:ascii="Calibri" w:hAnsi="Calibri"/>
+        <w:i/>
+        <w:color w:val="444444"/>
+        <w:sz w:val="18"/>
+      </w:rPr>
+      <w:t>8  The Channel Workbook</w:t>
+    </w:r>
+  </w:p>
+</w:hdr>
 </file>
 
 <file path=word/numbering.xml><?xml version="1.0" encoding="utf-8"?>
@@ -10755,7 +10961,7 @@
     <w:pPr>
       <w:keepNext/>
       <w:keepLines/>
-      <w:pageBreakBefore/>
+      <w:pageBreakBefore w:val="0"/>
       <w:spacing w:before="480" w:after="0"/>
       <w:outlineLvl w:val="0"/>
     </w:pPr>
@@ -10780,7 +10986,7 @@
     <w:pPr>
       <w:keepNext/>
       <w:keepLines/>
-      <w:spacing w:before="240" w:after="120"/>
+      <w:spacing w:before="320" w:after="160"/>
       <w:outlineLvl w:val="1"/>
     </w:pPr>
     <w:rPr>
@@ -10788,7 +10994,7 @@
       <w:b/>
       <w:bCs/>
       <w:color w:val="000000"/>
-      <w:sz w:val="28"/>
+      <w:sz w:val="32"/>
       <w:szCs w:val="26"/>
     </w:rPr>
   </w:style>

--- a/Your First YouTube Channel That Sells/Your First YouTube Channel That Sells.docx
+++ b/Your First YouTube Channel That Sells/Your First YouTube Channel That Sells.docx
@@ -1473,7 +1473,7 @@
         <w:rPr>
           <w:rFonts w:ascii="Calibri" w:hAnsi="Calibri"/>
         </w:rPr>
-        <w:t>Pick one of these for the first ninety days. You may add a second later. You may not start with all three and call it a business.</w:t>
+        <w:t>Pick one shape for the first ninety days. You may add a second later. Two shapes on day one is a menu.</w:t>
       </w:r>
     </w:p>
     <w:p>
@@ -1485,13 +1485,13 @@
           <w:rFonts w:ascii="Calibri" w:hAnsi="Calibri"/>
           <w:b/>
         </w:rPr>
-        <w:t>A thing you made.</w:t>
-      </w:r>
-      <w:r>
-        <w:rPr>
-          <w:rFonts w:ascii="Calibri" w:hAnsi="Calibri"/>
-        </w:rPr>
-        <w:t xml:space="preserve"> A short paid guide, a template pack, a recorded class, a physical product you can ship. You keep most of the money. You also own the support.</w:t>
+        <w:t>A file.</w:t>
+      </w:r>
+      <w:r>
+        <w:rPr>
+          <w:rFonts w:ascii="Calibri" w:hAnsi="Calibri"/>
+        </w:rPr>
+        <w:t xml:space="preserve"> A checklist, a template, or a short recorded class. The free video shows one real step. The file is the rest, in order, with a price. The page names the file, the price, and what is in it. Say: “I made [name]. It costs [price]. Here is the link.”</w:t>
       </w:r>
     </w:p>
     <w:p>
@@ -1503,13 +1503,13 @@
           <w:rFonts w:ascii="Calibri" w:hAnsi="Calibri"/>
           <w:b/>
         </w:rPr>
-        <w:t>A service you do.</w:t>
-      </w:r>
-      <w:r>
-        <w:rPr>
-          <w:rFonts w:ascii="Calibri" w:hAnsi="Calibri"/>
-        </w:rPr>
-        <w:t xml:space="preserve"> An audit, a setup, a consult, a done-for-you job with a written scope. One clear price or a small menu of two. “Message me for rates” is not an offer.</w:t>
+        <w:t>A ticket.</w:t>
+      </w:r>
+      <w:r>
+        <w:rPr>
+          <w:rFonts w:ascii="Calibri" w:hAnsi="Calibri"/>
+        </w:rPr>
+        <w:t xml:space="preserve"> One workshop on one date. After that date, sell the recording as the file, or stop. Do not leave both on the page. The page names the date, the length, and the price. Say: “On [date] I teach [result]. It costs [price]. Here is the link.”</w:t>
       </w:r>
     </w:p>
     <w:p>
@@ -1521,21 +1521,13 @@
           <w:rFonts w:ascii="Calibri" w:hAnsi="Calibri"/>
           <w:b/>
         </w:rPr>
-        <w:t>Someone else’s product, with a disclosed affiliate link.</w:t>
-      </w:r>
-      <w:r>
-        <w:rPr>
-          <w:rFonts w:ascii="Calibri" w:hAnsi="Calibri"/>
-        </w:rPr>
-        <w:t xml:space="preserve"> You recommend a tool or book you would use anyway, and you are paid if the viewer buys. The link has to be allowed on the platform, and the disclosure has to sit next to the link, not in a footnote. Read that program’s own commission page before you film. A high percentage of a cheap download can pay less than a low percentage of an expensive tool, and a subscription can pay again next month. A roundup’s rate table is not the contract. The money chapter covers placement. This chapter only requires that you choose the product before you film the recommendation.</w:t>
-      </w:r>
-    </w:p>
-    <w:p>
-      <w:r>
-        <w:rPr>
-          <w:rFonts w:ascii="Calibri" w:hAnsi="Calibri"/>
-        </w:rPr>
-        <w:t>Ways to fill those three, still one at a time:</w:t>
+        <w:t>A thing you ship.</w:t>
+      </w:r>
+      <w:r>
+        <w:rPr>
+          <w:rFonts w:ascii="Calibri" w:hAnsi="Calibri"/>
+        </w:rPr>
+        <w:t xml:space="preserve"> Only if you can send ten of them this month without breaking the promise. The page names what arrives, how long it takes, and the price, including whether shipping is inside the number. Say: “I will send you [thing]. It costs [price]. Here is the link.”</w:t>
       </w:r>
     </w:p>
     <w:p>
@@ -1547,13 +1539,13 @@
           <w:rFonts w:ascii="Calibri" w:hAnsi="Calibri"/>
           <w:b/>
         </w:rPr>
-        <w:t>A file.</w:t>
-      </w:r>
-      <w:r>
-        <w:rPr>
-          <w:rFonts w:ascii="Calibri" w:hAnsi="Calibri"/>
-        </w:rPr>
-        <w:t xml:space="preserve"> A checklist, a template, or a short recorded class. The free video shows one real step. The file is the rest, in order, with a price.</w:t>
+        <w:t>A license.</w:t>
+      </w:r>
+      <w:r>
+        <w:rPr>
+          <w:rFonts w:ascii="Calibri" w:hAnsi="Calibri"/>
+        </w:rPr>
+        <w:t xml:space="preserve"> A set price for someone else to use a clip or a template you made. The page says what the buyer may do with it, and what they may not. Say: “You can use [thing] for [the use you wrote down]. It costs [price]. Here is the link.”</w:t>
       </w:r>
     </w:p>
     <w:p>
@@ -1565,13 +1557,13 @@
           <w:rFonts w:ascii="Calibri" w:hAnsi="Calibri"/>
           <w:b/>
         </w:rPr>
-        <w:t>A ticket.</w:t>
-      </w:r>
-      <w:r>
-        <w:rPr>
-          <w:rFonts w:ascii="Calibri" w:hAnsi="Calibri"/>
-        </w:rPr>
-        <w:t xml:space="preserve"> One workshop on one date. After that date, sell the recording as the file, or stop selling the ticket. Do not sell both as if they were two businesses.</w:t>
+        <w:t>A call.</w:t>
+      </w:r>
+      <w:r>
+        <w:rPr>
+          <w:rFonts w:ascii="Calibri" w:hAnsi="Calibri"/>
+        </w:rPr>
+        <w:t xml:space="preserve"> One length, one result, one price. Or one afternoon of office hours, a set number of seats, a set price. “Message me for rates” is not an offer. The page names the length, the result, and the price. Say: “I will [result] with you for [length]. It costs [price]. Here is the link.” The sales that count are the ones that cover the hours in §IV.</w:t>
       </w:r>
     </w:p>
     <w:p>
@@ -1583,13 +1575,13 @@
           <w:rFonts w:ascii="Calibri" w:hAnsi="Calibri"/>
           <w:b/>
         </w:rPr>
-        <w:t>A thing you ship.</w:t>
-      </w:r>
-      <w:r>
-        <w:rPr>
-          <w:rFonts w:ascii="Calibri" w:hAnsi="Calibri"/>
-        </w:rPr>
-        <w:t xml:space="preserve"> Only if you can send ten of them this month without breaking the promise.</w:t>
+        <w:t>One affiliate product.</w:t>
+      </w:r>
+      <w:r>
+        <w:rPr>
+          <w:rFonts w:ascii="Calibri" w:hAnsi="Calibri"/>
+        </w:rPr>
+        <w:t xml:space="preserve"> A tool or a book you already use. The link has to be allowed on the platform, and the disclosure sits next to the link. Read that program’s own commission page before you film. A high percentage of a cheap download can pay less than a low percentage of an expensive tool, and a subscription can pay again next month. A roundup’s rate table is not the contract. The money chapter covers placement. The page the stranger pays on is the merchant’s. Say: “I use [product]. This is an affiliate link. The price on their page is [price].”</w:t>
       </w:r>
     </w:p>
     <w:p>
@@ -1601,13 +1593,13 @@
           <w:rFonts w:ascii="Calibri" w:hAnsi="Calibri"/>
           <w:b/>
         </w:rPr>
-        <w:t>A license.</w:t>
-      </w:r>
-      <w:r>
-        <w:rPr>
-          <w:rFonts w:ascii="Calibri" w:hAnsi="Calibri"/>
-        </w:rPr>
-        <w:t xml:space="preserve"> A set price for someone else to use a clip or a template you made. The page says what they may do with it, and what they may not.</w:t>
+        <w:t>A monthly pass you bill yourself.</w:t>
+      </w:r>
+      <w:r>
+        <w:rPr>
+          <w:rFonts w:ascii="Calibri" w:hAnsi="Calibri"/>
+        </w:rPr>
+        <w:t xml:space="preserve"> The next file, or the next call, paid to you. A video site’s own membership button can wait until you have cleared that site’s gate. Until then, your page is the pass. The page says what arrives each month and when the next charge happens. Say: “Each month you get [thing]. It costs [price] a month. Here is the link. You can cancel before the next charge.”</w:t>
       </w:r>
     </w:p>
     <w:p>
@@ -1619,67 +1611,21 @@
           <w:rFonts w:ascii="Calibri" w:hAnsi="Calibri"/>
           <w:b/>
         </w:rPr>
-        <w:t>A call or a job.</w:t>
-      </w:r>
-      <w:r>
-        <w:rPr>
-          <w:rFonts w:ascii="Calibri" w:hAnsi="Calibri"/>
-        </w:rPr>
-        <w:t xml:space="preserve"> One length, one result, one price. Or one afternoon of office hours, a set number of seats, a set price. “Message me for rates” is still not an offer.</w:t>
-      </w:r>
-    </w:p>
-    <w:p>
-      <w:pPr>
-        <w:pStyle w:val="ListBullet"/>
-      </w:pPr>
-      <w:r>
-        <w:rPr>
-          <w:rFonts w:ascii="Calibri" w:hAnsi="Calibri"/>
-          <w:b/>
-        </w:rPr>
-        <w:t>One affiliate product.</w:t>
-      </w:r>
-      <w:r>
-        <w:rPr>
-          <w:rFonts w:ascii="Calibri" w:hAnsi="Calibri"/>
-        </w:rPr>
-        <w:t xml:space="preserve"> A tool or a book you already use. Not a list of ten.</w:t>
-      </w:r>
-    </w:p>
-    <w:p>
-      <w:pPr>
-        <w:pStyle w:val="ListBullet"/>
-      </w:pPr>
-      <w:r>
-        <w:rPr>
-          <w:rFonts w:ascii="Calibri" w:hAnsi="Calibri"/>
-          <w:b/>
-        </w:rPr>
-        <w:t>A monthly pass you bill yourself.</w:t>
-      </w:r>
-      <w:r>
-        <w:rPr>
-          <w:rFonts w:ascii="Calibri" w:hAnsi="Calibri"/>
-        </w:rPr>
-        <w:t xml:space="preserve"> The next file, or the next call, paid to you. A video site’s own membership button can wait until you have cleared that site’s gate. Until then, your page is the pass.</w:t>
-      </w:r>
-    </w:p>
-    <w:p>
-      <w:pPr>
-        <w:pStyle w:val="ListBullet"/>
-      </w:pPr>
-      <w:r>
-        <w:rPr>
-          <w:rFonts w:ascii="Calibri" w:hAnsi="Calibri"/>
-          <w:b/>
-        </w:rPr>
         <w:t>One sponsor, for one video.</w:t>
       </w:r>
       <w:r>
         <w:rPr>
           <w:rFonts w:ascii="Calibri" w:hAnsi="Calibri"/>
         </w:rPr>
-        <w:t xml:space="preserve"> Say so in the video and next to the link. Do not also pitch your file in that same video. Two asks is a menu. If the file is the offer, the sponsor waits.</w:t>
+        <w:t xml:space="preserve"> Say so in the video and next to the link. Do not also pitch your file in that same video. Two asks is a menu. If the file is the offer, the sponsor waits. If the sponsor pays you directly, the sentence is the disclosure. Say: “[Sponsor] paid for this video. The link is theirs.”</w:t>
+      </w:r>
+    </w:p>
+    <w:p>
+      <w:r>
+        <w:rPr>
+          <w:rFonts w:ascii="Calibri" w:hAnsi="Calibri"/>
+        </w:rPr>
+        <w:t>A file, a ticket, a thing you ship, and a license are things you made. You keep most of the money, and you own the support. A call is a service you do. An affiliate product is someone else’s. A monthly pass is the next file or the next call, billed by you. A sponsor is one company paying for one video.</w:t>
       </w:r>
     </w:p>
     <w:p>
@@ -1691,150 +1637,6 @@
       </w:r>
     </w:p>
     <w:p>
-      <w:pPr>
-        <w:pStyle w:val="ListBullet"/>
-      </w:pPr>
-      <w:r>
-        <w:rPr>
-          <w:rFonts w:ascii="Calibri" w:hAnsi="Calibri"/>
-          <w:b/>
-        </w:rPr>
-        <w:t>File.</w:t>
-      </w:r>
-      <w:r>
-        <w:rPr>
-          <w:rFonts w:ascii="Calibri" w:hAnsi="Calibri"/>
-        </w:rPr>
-        <w:t xml:space="preserve"> The page names the file, the price, and what is in it. Say: “I made [name]. It costs [price]. Here is the link.”</w:t>
-      </w:r>
-    </w:p>
-    <w:p>
-      <w:pPr>
-        <w:pStyle w:val="ListBullet"/>
-      </w:pPr>
-      <w:r>
-        <w:rPr>
-          <w:rFonts w:ascii="Calibri" w:hAnsi="Calibri"/>
-          <w:b/>
-        </w:rPr>
-        <w:t>Ticket.</w:t>
-      </w:r>
-      <w:r>
-        <w:rPr>
-          <w:rFonts w:ascii="Calibri" w:hAnsi="Calibri"/>
-        </w:rPr>
-        <w:t xml:space="preserve"> The page names the date, the length, and the price. Say: “On [date] I teach [result]. It costs [price]. Here is the link.” After that date, sell the recording as the file, or stop. Do not leave both on the page.</w:t>
-      </w:r>
-    </w:p>
-    <w:p>
-      <w:pPr>
-        <w:pStyle w:val="ListBullet"/>
-      </w:pPr>
-      <w:r>
-        <w:rPr>
-          <w:rFonts w:ascii="Calibri" w:hAnsi="Calibri"/>
-          <w:b/>
-        </w:rPr>
-        <w:t>A thing you ship.</w:t>
-      </w:r>
-      <w:r>
-        <w:rPr>
-          <w:rFonts w:ascii="Calibri" w:hAnsi="Calibri"/>
-        </w:rPr>
-        <w:t xml:space="preserve"> The page names what arrives, how long it takes, and the price, including whether shipping is inside the number. Say: “I will send you [thing]. It costs [price]. Here is the link.”</w:t>
-      </w:r>
-    </w:p>
-    <w:p>
-      <w:pPr>
-        <w:pStyle w:val="ListBullet"/>
-      </w:pPr>
-      <w:r>
-        <w:rPr>
-          <w:rFonts w:ascii="Calibri" w:hAnsi="Calibri"/>
-          <w:b/>
-        </w:rPr>
-        <w:t>License.</w:t>
-      </w:r>
-      <w:r>
-        <w:rPr>
-          <w:rFonts w:ascii="Calibri" w:hAnsi="Calibri"/>
-        </w:rPr>
-        <w:t xml:space="preserve"> The page says what the buyer may do with the clip or the template, and what they may not. Say: “You can use [thing] for [the use you wrote down]. It costs [price]. Here is the link.”</w:t>
-      </w:r>
-    </w:p>
-    <w:p>
-      <w:pPr>
-        <w:pStyle w:val="ListBullet"/>
-      </w:pPr>
-      <w:r>
-        <w:rPr>
-          <w:rFonts w:ascii="Calibri" w:hAnsi="Calibri"/>
-          <w:b/>
-        </w:rPr>
-        <w:t>Call.</w:t>
-      </w:r>
-      <w:r>
-        <w:rPr>
-          <w:rFonts w:ascii="Calibri" w:hAnsi="Calibri"/>
-        </w:rPr>
-        <w:t xml:space="preserve"> The page names the length, the result, and the price. Say: “I will [result] with you for [length]. It costs [price]. Here is the link.”</w:t>
-      </w:r>
-    </w:p>
-    <w:p>
-      <w:pPr>
-        <w:pStyle w:val="ListBullet"/>
-      </w:pPr>
-      <w:r>
-        <w:rPr>
-          <w:rFonts w:ascii="Calibri" w:hAnsi="Calibri"/>
-          <w:b/>
-        </w:rPr>
-        <w:t>One affiliate product.</w:t>
-      </w:r>
-      <w:r>
-        <w:rPr>
-          <w:rFonts w:ascii="Calibri" w:hAnsi="Calibri"/>
-        </w:rPr>
-        <w:t xml:space="preserve"> The page the stranger pays on is the merchant’s. Your sentence carries the disclosure. Say: “I use [product]. This is an affiliate link. The price on their page is [price].”</w:t>
-      </w:r>
-    </w:p>
-    <w:p>
-      <w:pPr>
-        <w:pStyle w:val="ListBullet"/>
-      </w:pPr>
-      <w:r>
-        <w:rPr>
-          <w:rFonts w:ascii="Calibri" w:hAnsi="Calibri"/>
-          <w:b/>
-        </w:rPr>
-        <w:t>Monthly pass.</w:t>
-      </w:r>
-      <w:r>
-        <w:rPr>
-          <w:rFonts w:ascii="Calibri" w:hAnsi="Calibri"/>
-        </w:rPr>
-        <w:t xml:space="preserve"> The page says what arrives each month and when the next charge happens. Say: “Each month you get [thing]. It costs [price] a month. Here is the link. You can cancel before the next charge.”</w:t>
-      </w:r>
-    </w:p>
-    <w:p>
-      <w:pPr>
-        <w:pStyle w:val="ListBullet"/>
-      </w:pPr>
-      <w:r>
-        <w:rPr>
-          <w:rFonts w:ascii="Calibri" w:hAnsi="Calibri"/>
-          <w:b/>
-        </w:rPr>
-        <w:t>One sponsor.</w:t>
-      </w:r>
-      <w:r>
-        <w:rPr>
-          <w:rFonts w:ascii="Calibri" w:hAnsi="Calibri"/>
-        </w:rPr>
-        <w:t xml:space="preserve"> If the sponsor pays you directly, the sentence is the disclosure. Say: “[Sponsor] paid for this video. The link is theirs.” Do not also name your file.</w:t>
-      </w:r>
-    </w:p>
-    <w:p>
       <w:r>
         <w:rPr>
           <w:rFonts w:ascii="Calibri" w:hAnsi="Calibri"/>
@@ -1931,7 +1733,7 @@
         <w:rPr>
           <w:rFonts w:ascii="Calibri" w:hAnsi="Calibri"/>
         </w:rPr>
-        <w:t>Price the hours as well. Suppose the offer video takes eight hours, and you need those hours to be worth $25 each. The video costs $200 of your time before a sale. At $30 a sale you need seven sales, about 350 views of that video at the 2-in-100 guess, before the time is covered. The $150 call covers those same hours on the second sale. Write your own hours and your own rate on the money sheet. If the file cannot cover the hours, sell the call, or make a shorter video. The 2-in-100 figure stays a placeholder until your own count replaces it.</w:t>
+        <w:t>Price the hours as well. Suppose the offer video takes eight hours, and you need those hours to be worth $25 each. That one video costs $200 of your time before a sale. At $30 a sale you need seven sales, about 350 views of that video at the 2-in-100 guess, before the time is covered. The $150 call covers those same hours on the second sale. The $200 is this video alone. The calendar films eight. Write the hours of the other seven on the money sheet before the decision in week six. A file that fails the test on the offer video will not look healthier after seven more videos of unpaid time. Write your own hours and your own rate. If the file cannot cover the hours, sell the call, or make a shorter video. The 2-in-100 figure stays a placeholder until your own count replaces it.</w:t>
       </w:r>
     </w:p>
     <w:p>
@@ -1949,7 +1751,7 @@
         <w:rPr>
           <w:rFonts w:ascii="Calibri" w:hAnsi="Calibri"/>
         </w:rPr>
-        <w:t>The sale does not happen inside the player unless the platform gives you a product shelf and you are eligible to use it. For almost every new channel, the sale happens at a link: a simple page with the name of the offer, the price, what is included, and a way to pay or book.</w:t>
+        <w:t>The sale does not happen inside the player unless the platform gives you a product shelf and you are eligible to use it. For almost every new channel, the sale happens on a page you control. The stranger sees the name of the offer, the price, what is included, and a way to pay or book, without an account on the video site. A pay button does that job for a file. A booking page does it for a call. The tool is whichever one takes the card or holds the seat. The test is your phone, not the brand name on the button.</w:t>
       </w:r>
     </w:p>
     <w:p>
@@ -2274,7 +2076,7 @@
         <w:rPr>
           <w:rFonts w:ascii="Calibri" w:hAnsi="Calibri"/>
         </w:rPr>
-        <w:t>A title has 100 characters. YouTube counts every one: letters, numbers, commas, spaces, hyphens. That is roughly twelve words. A title that describes the whole video will not fit. A title that gets the click will.</w:t>
+        <w:t>A title has 100 characters. YouTube counts every one: letters, numbers, commas, spaces, hyphens. The bathroom title in this section is 13 words and 68 characters, and it fits. A title that describes the whole video will not. A title that gets the click will.</w:t>
       </w:r>
     </w:p>
     <w:p>
@@ -2590,7 +2392,7 @@
                 <w:rFonts w:ascii="Calibri" w:hAnsi="Calibri"/>
                 <w:sz w:val="21"/>
               </w:rPr>
-              <w:t>About twelve words. Front-load the keyword.</w:t>
+              <w:t>The bathroom title in §I is 13 words and 68 characters. Front-load the keyword.</w:t>
             </w:r>
           </w:p>
         </w:tc>
@@ -3465,8 +3267,8 @@
       <w:r>
         <w:drawing>
           <wp:inline xmlns:a="http://schemas.openxmlformats.org/drawingml/2006/main" xmlns:pic="http://schemas.openxmlformats.org/drawingml/2006/picture">
-            <wp:extent cx="5120640" cy="2278685"/>
-            <wp:docPr id="1" name="Picture 1" descr="The Free Production Pipeline: five stages — Generate Footage (Sora 2, InVideo, Magic Hour), Stock Footage &amp; Photos (Pexels, Pixabay, Mixkit), Music &amp; Sound (YouTube Audio Library, FreePD, Incompetech), Voice (FineVoice, Revoicer, Turboscribe), and Edit &amp; Export (CapCut, 123apps, FFmpeg) — with a banner reading “Free tool ≠ free to use commercially. Read the license page before you publish.”"/>
+            <wp:extent cx="5120640" cy="2304288"/>
+            <wp:docPr id="1" name="Picture 1" descr="The default stack: four steps — your voice or text-to-speech that is not a clone, one YouTube Audio Library track, CapCut exporting the whole length, and footage you filmed, drew, or photographed or one licensed clip — then a side door for section I, Sora 2, InVideo, or Magic Hour, only when those four cannot make the shot. A banner reads: a free tool is not permission to sell the result. Read the license page before you publish."/>
             <wp:cNvGraphicFramePr>
               <a:graphicFrameLocks noChangeAspect="1"/>
             </wp:cNvGraphicFramePr>
@@ -3486,7 +3288,7 @@
                   <pic:spPr>
                     <a:xfrm>
                       <a:off x="0" y="0"/>
-                      <a:ext cx="5120640" cy="2278685"/>
+                      <a:ext cx="5120640" cy="2304288"/>
                     </a:xfrm>
                     <a:prstGeom prst="rect"/>
                   </pic:spPr>
@@ -3503,7 +3305,7 @@
           <w:rFonts w:ascii="Calibri" w:hAnsi="Calibri"/>
           <w:i/>
         </w:rPr>
-        <w:t>The five jobs this chapter covers, in order, with one example tool from each section below. Section numerals match.</w:t>
+        <w:t>The four things to finish with. Generators are the side door in section I, used when this stack cannot make the shot.</w:t>
       </w:r>
     </w:p>
     <w:p>
@@ -4789,9 +4591,41 @@
         <w:rPr>
           <w:rFonts w:ascii="Calibri" w:hAnsi="Calibri"/>
         </w:rPr>
-        <w:t xml:space="preserve"> are free with no attribution required, the latter because its tracks are public domain outright. Sites built around a specific composer’s catalog, like Incompetech, or a named creator’s free tier, like Bensound, commonly require crediting that person by name in the video description even when the track itself costs nothing — read the attribution wording on the specific track, not just its price. For a sound effect that is not in that tab, </w:t>
+        <w:t xml:space="preserve"> are free with no attribution required, the latter because its tracks are public domain outright. Sites built around a specific composer’s catalog, like </w:t>
       </w:r>
       <w:hyperlink r:id="rId53">
+        <w:r>
+          <w:rPr>
+            <w:rStyle w:val="Hyperlink"/>
+            <w:sz w:val="22"/>
+            <w:rFonts w:ascii="Calibri" w:hAnsi="Calibri"/>
+          </w:rPr>
+          <w:t xml:space="preserve">Incompetech</w:t>
+        </w:r>
+      </w:hyperlink>
+      <w:r>
+        <w:rPr>
+          <w:rFonts w:ascii="Calibri" w:hAnsi="Calibri"/>
+        </w:rPr>
+        <w:t xml:space="preserve">, or a named creator’s free tier, like </w:t>
+      </w:r>
+      <w:hyperlink r:id="rId54">
+        <w:r>
+          <w:rPr>
+            <w:rStyle w:val="Hyperlink"/>
+            <w:sz w:val="22"/>
+            <w:rFonts w:ascii="Calibri" w:hAnsi="Calibri"/>
+          </w:rPr>
+          <w:t xml:space="preserve">Bensound</w:t>
+        </w:r>
+      </w:hyperlink>
+      <w:r>
+        <w:rPr>
+          <w:rFonts w:ascii="Calibri" w:hAnsi="Calibri"/>
+        </w:rPr>
+        <w:t xml:space="preserve">, commonly require crediting that person by name in the video description even when the track itself costs nothing — read the attribution wording on the specific track, not just its price. For a sound effect that is not in that tab, </w:t>
+      </w:r>
+      <w:hyperlink r:id="rId55">
         <w:r>
           <w:rPr>
             <w:rStyle w:val="Hyperlink"/>
@@ -4807,7 +4641,7 @@
         </w:rPr>
         <w:t xml:space="preserve"> is one library of effects; read its license the same way you read a stock clip’s. </w:t>
       </w:r>
-      <w:hyperlink r:id="rId54">
+      <w:hyperlink r:id="rId56">
         <w:r>
           <w:rPr>
             <w:rStyle w:val="Hyperlink"/>
@@ -4825,7 +4659,7 @@
       </w:r>
     </w:p>
     <w:p>
-      <w:hyperlink r:id="rId55">
+      <w:hyperlink r:id="rId57">
         <w:r>
           <w:rPr>
             <w:rStyle w:val="Hyperlink"/>
@@ -4841,7 +4675,7 @@
         </w:rPr>
         <w:t xml:space="preserve"> clears its free tracks for monetized use if you keep a one-line credit, unless you pay to drop the credit. </w:t>
       </w:r>
-      <w:hyperlink r:id="rId56">
+      <w:hyperlink r:id="rId58">
         <w:r>
           <w:rPr>
             <w:rStyle w:val="Hyperlink"/>
@@ -4857,7 +4691,7 @@
         </w:rPr>
         <w:t xml:space="preserve"> hosts independent artists. Filter for the Creative Commons tracks. The rest of that library is not yours to use. </w:t>
       </w:r>
-      <w:hyperlink r:id="rId57">
+      <w:hyperlink r:id="rId59">
         <w:r>
           <w:rPr>
             <w:rStyle w:val="Hyperlink"/>
@@ -4889,7 +4723,7 @@
         </w:rPr>
         <w:t xml:space="preserve">A full song with vocals is a different job. </w:t>
       </w:r>
-      <w:hyperlink r:id="rId58">
+      <w:hyperlink r:id="rId60">
         <w:r>
           <w:rPr>
             <w:rStyle w:val="Hyperlink"/>
@@ -4905,7 +4739,7 @@
         </w:rPr>
         <w:t xml:space="preserve"> and </w:t>
       </w:r>
-      <w:hyperlink r:id="rId59">
+      <w:hyperlink r:id="rId61">
         <w:r>
           <w:rPr>
             <w:rStyle w:val="Hyperlink"/>
@@ -4949,7 +4783,7 @@
       <w:bookmarkEnd w:id="22"/>
     </w:p>
     <w:p>
-      <w:hyperlink r:id="rId60">
+      <w:hyperlink r:id="rId62">
         <w:r>
           <w:rPr>
             <w:rStyle w:val="Hyperlink"/>
@@ -4965,7 +4799,7 @@
         </w:rPr>
         <w:t xml:space="preserve"> and </w:t>
       </w:r>
-      <w:hyperlink r:id="rId61">
+      <w:hyperlink r:id="rId63">
         <w:r>
           <w:rPr>
             <w:rStyle w:val="Hyperlink"/>
@@ -4989,7 +4823,7 @@
         </w:rPr>
         <w:t xml:space="preserve">ElevenLabs is the name creators most often call the most natural, as of this writing. Its free tier covers several short scripts a month. That reputation is creator talk. Listen to a sample on </w:t>
       </w:r>
-      <w:hyperlink r:id="rId62">
+      <w:hyperlink r:id="rId64">
         <w:r>
           <w:rPr>
             <w:rStyle w:val="Hyperlink"/>
@@ -5005,7 +4839,7 @@
         </w:rPr>
         <w:t xml:space="preserve"> before you pick it. </w:t>
       </w:r>
-      <w:hyperlink r:id="rId63">
+      <w:hyperlink r:id="rId65">
         <w:r>
           <w:rPr>
             <w:rStyle w:val="Hyperlink"/>
@@ -5021,7 +4855,7 @@
         </w:rPr>
         <w:t xml:space="preserve"> and </w:t>
       </w:r>
-      <w:hyperlink r:id="rId64">
+      <w:hyperlink r:id="rId66">
         <w:r>
           <w:rPr>
             <w:rStyle w:val="Hyperlink"/>
@@ -5095,7 +4929,7 @@
         </w:rPr>
         <w:t xml:space="preserve"> is the default. </w:t>
       </w:r>
-      <w:hyperlink r:id="rId65">
+      <w:hyperlink r:id="rId67">
         <w:r>
           <w:rPr>
             <w:rStyle w:val="Hyperlink"/>
@@ -5111,7 +4945,7 @@
         </w:rPr>
         <w:t xml:space="preserve">, </w:t>
       </w:r>
-      <w:hyperlink r:id="rId66">
+      <w:hyperlink r:id="rId68">
         <w:r>
           <w:rPr>
             <w:rStyle w:val="Hyperlink"/>
@@ -5127,7 +4961,7 @@
         </w:rPr>
         <w:t xml:space="preserve">, and </w:t>
       </w:r>
-      <w:hyperlink r:id="rId67">
+      <w:hyperlink r:id="rId69">
         <w:r>
           <w:rPr>
             <w:rStyle w:val="Hyperlink"/>
@@ -5143,7 +4977,7 @@
         </w:rPr>
         <w:t xml:space="preserve"> cover a single job when CapCut will not. </w:t>
       </w:r>
-      <w:hyperlink r:id="rId68">
+      <w:hyperlink r:id="rId70">
         <w:r>
           <w:rPr>
             <w:rStyle w:val="Hyperlink"/>
@@ -5159,7 +4993,7 @@
         </w:rPr>
         <w:t xml:space="preserve"> is enough when all you need is a trim. </w:t>
       </w:r>
-      <w:hyperlink r:id="rId69">
+      <w:hyperlink r:id="rId71">
         <w:r>
           <w:rPr>
             <w:rStyle w:val="Hyperlink"/>
@@ -5191,7 +5025,7 @@
         </w:rPr>
         <w:t xml:space="preserve">Underneath nearly all of these, doing the actual video processing, is </w:t>
       </w:r>
-      <w:hyperlink r:id="rId70">
+      <w:hyperlink r:id="rId72">
         <w:r>
           <w:rPr>
             <w:rStyle w:val="Hyperlink"/>
@@ -5228,7 +5062,7 @@
         </w:rPr>
         <w:t xml:space="preserve">Whatever tool does the final export, match </w:t>
       </w:r>
-      <w:hyperlink r:id="rId71">
+      <w:hyperlink r:id="rId73">
         <w:r>
           <w:rPr>
             <w:rStyle w:val="Hyperlink"/>
@@ -5525,7 +5359,7 @@
         <w:rPr>
           <w:rFonts w:ascii="Calibri" w:hAnsi="Calibri"/>
         </w:rPr>
-        <w:t>The order is the buyer’s order. They have to recognize themselves before a method is worth hearing. They have to see the method before proof means anything. They have to see proof before a comparison is a choice. They have to hear the comparison and the one objection before the price is a decision. The last video names the path, so the set is not a feed.</w:t>
+        <w:t>The list below is the order a stranger should watch. They have to recognize themselves before a method is worth hearing. They have to see the method before proof means anything. They have to see proof before a comparison is a choice. They have to hear the comparison and the one objection before the path asks them to decide on the price. The last video names that path, so the set is not a feed. Publishing can start earlier. The calendar puts “who it is for” and the offer up in week two, so a stranger can find the price while the other six are still unfilmed. The eighth video is what puts a viewer back into this order.</w:t>
       </w:r>
     </w:p>
     <w:p>
@@ -5709,7 +5543,7 @@
         <w:rPr>
           <w:rFonts w:ascii="Calibri" w:hAnsi="Calibri"/>
         </w:rPr>
-        <w:t xml:space="preserve"> Tell them which of the seven to watch next, by name. A channel that sells is a path, not a feed.</w:t>
+        <w:t xml:space="preserve"> Tell them which of the seven to watch next, by name. A channel that sells is a path, not a feed. This video may be a long video, or a Short that points at one of them. The offer video may not be a Short.</w:t>
       </w:r>
     </w:p>
     <w:p>
@@ -5847,7 +5681,7 @@
         <w:rPr>
           <w:rFonts w:ascii="Calibri" w:hAnsi="Calibri"/>
         </w:rPr>
-        <w:t>List the eight jobs with a working title under each. Mark the offer video. Confirm each title would make sense to the buyer in section I of the offer chapter, and that none of them require a tool or a claim you cannot show. Film the “who it is for” video and the offer video first. Those two, with the link live, are enough to test whether a stranger understands what you sell.</w:t>
+        <w:t>List the eight jobs with a working title under each. Mark the offer video. Confirm each title would make sense to the buyer in section I of the offer chapter, and that none of them require a tool or a claim you cannot show. Film the “who it is for” video and the offer video first. Those two, with the link live, are enough to test whether a stranger understands what you sell. That pair is filming order. The numbered list above is watch order. The eighth video names the watch order.</w:t>
       </w:r>
     </w:p>
     <w:tbl>
@@ -5992,8 +5826,8 @@
     <w:p>
       <w:pPr>
         <w:sectPr>
-          <w:headerReference w:type="default" r:id="rId72"/>
-          <w:footerReference w:type="default" r:id="rId73"/>
+          <w:headerReference w:type="default" r:id="rId74"/>
+          <w:footerReference w:type="default" r:id="rId75"/>
           <w:pgSz w:w="10080" w:h="14400"/>
           <w:pgMar w:top="1008" w:right="1008" w:bottom="1008" w:left="1008" w:header="504" w:footer="504" w:gutter="0"/>
           <w:cols w:space="720"/>
@@ -6054,7 +5888,7 @@
         </w:rPr>
         <w:t xml:space="preserve">YouTube pays through two gates, and neither one is the first money. The offer in chapter 1 can pay on a sale before either gate opens. YouTube’s own ads on your videos, before you are accepted, are not your revenue. </w:t>
       </w:r>
-      <w:hyperlink r:id="rId76">
+      <w:hyperlink r:id="rId78">
         <w:r>
           <w:rPr>
             <w:rStyle w:val="Hyperlink"/>
@@ -6078,7 +5912,7 @@
         </w:rPr>
         <w:t xml:space="preserve">In countries where YouTube has opened the expanded program, the first gate is fan funding and Shopping: channel memberships, Super Chat, Super Stickers, Super Thanks, and product tags. </w:t>
       </w:r>
-      <w:hyperlink r:id="rId77">
+      <w:hyperlink r:id="rId79">
         <w:r>
           <w:rPr>
             <w:rStyle w:val="Hyperlink"/>
@@ -6124,7 +5958,7 @@
         <w:rPr>
           <w:rFonts w:ascii="Calibri" w:hAnsi="Calibri"/>
         </w:rPr>
-        <w:t>None of those thresholds move on their own. The tactics below are for those counters, and only after the offer link from chapter 1 actually works. If you have an hour, spend it on the page and the offer video. A subscribe button on a channel with nothing to buy collects an audience for a sale you have not made. None of the tactics cost money. None of them is a formula YouTube publishes.</w:t>
+        <w:t>The counters rise when someone watches. They do not rise because you want them to. The tactics below are for those counters, and only after the offer link from chapter 1 actually works. If you have an hour, spend it on the page and the offer video. A subscribe button on a channel with nothing to buy collects an audience for a sale you have not made. None of the tactics cost money. None of them is a formula YouTube publishes.</w:t>
       </w:r>
     </w:p>
     <w:p>
@@ -6135,7 +5969,7 @@
         <w:rPr>
           <w:rFonts w:ascii="Calibri" w:hAnsi="Calibri"/>
         </w:rPr>
-        <w:t>State a reason to subscribe, tied to the next video. A bare “subscribe” is the weaker test. Creators who watch their own numbers often prefer the reason. YouTube does not publish a comparison. Test it. Do not treat it as a law.</w:t>
+        <w:t>State a reason to subscribe, tied to the next video, and not in the same breath as the price. A bare “subscribe” is the weaker test. Creators who watch their own numbers often prefer the reason. YouTube does not publish a comparison. Test it. Do not treat it as a law. The wording chapter keeps the spoken ask as the offer.</w:t>
       </w:r>
     </w:p>
     <w:p>
@@ -6146,19 +5980,19 @@
         <w:rPr>
           <w:rFonts w:ascii="Calibri" w:hAnsi="Calibri"/>
         </w:rPr>
-        <w:t xml:space="preserve">Set a custom subscribe-confirmation link: </w:t>
-      </w:r>
-      <w:r>
-        <w:rPr>
-          <w:rFonts w:ascii="Calibri" w:hAnsi="Calibri"/>
-        </w:rPr>
-        <w:t>youtube.com/@YourHandle?sub_confirmation=1</w:t>
-      </w:r>
-      <w:r>
-        <w:rPr>
-          <w:rFonts w:ascii="Calibri" w:hAnsi="Calibri"/>
-        </w:rPr>
-        <w:t>. Build it from Customization, then Basic info, in Studio. Put it in the channel description, every video description, and a pinned comment. Clicking it opens a subscribe prompt. Creators who track their own numbers often prefer that to telling a viewer to hunt for the button. YouTube does not publish a comparison. Treat the preference as a test, not as a measured law.</w:t>
+        <w:t xml:space="preserve">A subscribe prompt is a separate test from the offer. From Customization, then Basic info, Studio can build a channel URL that ends in </w:t>
+      </w:r>
+      <w:r>
+        <w:rPr>
+          <w:rFonts w:ascii="Calibri" w:hAnsi="Calibri"/>
+        </w:rPr>
+        <w:t>?sub_confirmation=1</w:t>
+      </w:r>
+      <w:r>
+        <w:rPr>
+          <w:rFonts w:ascii="Calibri" w:hAnsi="Calibri"/>
+        </w:rPr>
+        <w:t xml:space="preserve"> and opens a subscribe prompt. Creators who track their own numbers often prefer that to telling a viewer to hunt for the button. YouTube does not publish a comparison. Treat the preference as a test, not as a measured law. Leave that URL out of the channel description, the video description, and the pinned comment. Those three repeat the offer link.</w:t>
       </w:r>
     </w:p>
     <w:p>
@@ -6191,7 +6025,7 @@
         <w:rPr>
           <w:rFonts w:ascii="Calibri" w:hAnsi="Calibri"/>
         </w:rPr>
-        <w:t>Ask once per video, not several times. One ask tied to a benefit is the version worth testing. A handful of generic asks is the version that costs attention. Again, this is a test, not a published weight.</w:t>
+        <w:t>If you test a subscribe line, say it once, not several times, and not in the sentence that names the price. One line tied to the next video is the version worth testing. A handful of generic asks is the version that costs attention. Again, this is a test, not a published weight.</w:t>
       </w:r>
     </w:p>
     <w:p>
@@ -6228,7 +6062,7 @@
         <w:rPr>
           <w:rFonts w:ascii="Calibri" w:hAnsi="Calibri"/>
         </w:rPr>
-        <w:t>Running a second channel is allowed: to protect a name, to redirect traffic, or to branch later into Shorts or another language. YouTube’s own rules permit multiple channels under one account. A channel can have no videos at all. You may link to the main channel in the About section, the banner, the description, the featured-channels list, and a pinned comment on a placeholder video. What crosses the line is spam, a name that impersonates someone else, or a trick meant to inflate the main channel’s numbers. A simple redirect is none of those.</w:t>
+        <w:t>Running a second channel is allowed: to protect a name, to redirect traffic, or to branch later into Shorts or another language. YouTube’s own rules permit multiple channels under one account. A channel can have no videos at all. You may link to the main channel in the About section, the banner, the description, the featured-channels list, and a pinned comment on a placeholder video. That pinned comment belongs to the placeholder. The selling channel’s pinned comment stays the offer. What crosses the line is spam, a name that impersonates someone else, or a trick meant to inflate the main channel’s numbers. A simple redirect is none of those.</w:t>
       </w:r>
     </w:p>
     <w:p>
@@ -6277,7 +6111,7 @@
                     <pic:cNvPicPr/>
                   </pic:nvPicPr>
                   <pic:blipFill>
-                    <a:blip r:embed="rId78"/>
+                    <a:blip r:embed="rId80"/>
                     <a:stretch>
                       <a:fillRect/>
                     </a:stretch>
@@ -6475,7 +6309,7 @@
         </w:rPr>
         <w:t xml:space="preserve">A pasted address is not a link until YouTube will make it clickable. </w:t>
       </w:r>
-      <w:hyperlink r:id="rId79">
+      <w:hyperlink r:id="rId81">
         <w:r>
           <w:rPr>
             <w:rStyle w:val="Hyperlink"/>
@@ -6499,7 +6333,7 @@
         </w:rPr>
         <w:t xml:space="preserve">An </w:t>
       </w:r>
-      <w:hyperlink r:id="rId80">
+      <w:hyperlink r:id="rId82">
         <w:r>
           <w:rPr>
             <w:rStyle w:val="Hyperlink"/>
@@ -6515,7 +6349,7 @@
         </w:rPr>
         <w:t xml:space="preserve"> or an </w:t>
       </w:r>
-      <w:hyperlink r:id="rId81">
+      <w:hyperlink r:id="rId83">
         <w:r>
           <w:rPr>
             <w:rStyle w:val="Hyperlink"/>
@@ -6531,7 +6365,7 @@
         </w:rPr>
         <w:t xml:space="preserve"> that opens a site outside YouTube requires the </w:t>
       </w:r>
-      <w:hyperlink r:id="rId76">
+      <w:hyperlink r:id="rId78">
         <w:r>
           <w:rPr>
             <w:rStyle w:val="Hyperlink"/>
@@ -6644,7 +6478,7 @@
         </w:rPr>
         <w:t xml:space="preserve">Instagram’s help lists “Add a website to your Instagram profile” from its </w:t>
       </w:r>
-      <w:hyperlink r:id="rId82">
+      <w:hyperlink r:id="rId84">
         <w:r>
           <w:rPr>
             <w:rStyle w:val="Hyperlink"/>
@@ -6660,7 +6494,7 @@
         </w:rPr>
         <w:t xml:space="preserve"> page. Separately, </w:t>
       </w:r>
-      <w:hyperlink r:id="rId83">
+      <w:hyperlink r:id="rId85">
         <w:r>
           <w:rPr>
             <w:rStyle w:val="Hyperlink"/>
@@ -6687,7 +6521,7 @@
         </w:rPr>
         <w:t xml:space="preserve">TikTok’s help has a page for </w:t>
       </w:r>
-      <w:hyperlink r:id="rId84">
+      <w:hyperlink r:id="rId86">
         <w:r>
           <w:rPr>
             <w:rStyle w:val="Hyperlink"/>
@@ -6910,7 +6744,7 @@
         <w:rPr>
           <w:rFonts w:ascii="Calibri" w:hAnsi="Calibri"/>
         </w:rPr>
-        <w:t>That Instagram and TikTok pay the way YouTube does. Both lean more heavily on viewer-funded tipping and invite-only bonus programs than on YouTube’s comparatively open, formula-based ad-revenue share.</w:t>
+        <w:t>That Instagram and TikTok pay the way YouTube does. TikTok’s Creator Rewards line in §III is a published program with its own follower and view floors. Instagram, in the month this chapter was checked, has no number in this book. Gifts there have no fixed floor on the page this chapter could cite, and the bonuses are described as invite-only.</w:t>
       </w:r>
     </w:p>
     <w:p>
@@ -6975,8 +6809,8 @@
     <w:p>
       <w:pPr>
         <w:sectPr>
-          <w:headerReference w:type="default" r:id="rId74"/>
-          <w:footerReference w:type="default" r:id="rId75"/>
+          <w:headerReference w:type="default" r:id="rId76"/>
+          <w:footerReference w:type="default" r:id="rId77"/>
           <w:pgSz w:w="10080" w:h="14400"/>
           <w:pgMar w:top="1008" w:right="1008" w:bottom="1008" w:left="1008" w:header="504" w:footer="504" w:gutter="0"/>
           <w:cols w:space="720"/>
@@ -7017,7 +6851,7 @@
         <w:rPr>
           <w:rFonts w:ascii="Calibri" w:hAnsi="Calibri"/>
         </w:rPr>
-        <w:t>Hours below are a modest pace for one person using the free tools in the production chapter. If you have less time, stretch a week into two. Do not delete the offer to save an evening.</w:t>
+        <w:t>Hours below are a modest pace for one person using the free tools in the production chapter. If you have less time, stretch a week into two. Do not delete the offer to save an evening. The $200 in the offer chapter is the offer video alone. The other seven videos have hours too. Write them on the money sheet before the decision in week six.</w:t>
       </w:r>
     </w:p>
     <w:p>
@@ -7077,7 +6911,7 @@
         <w:rPr>
           <w:rFonts w:ascii="Calibri" w:hAnsi="Calibri"/>
         </w:rPr>
-        <w:t>Publish both in the same week if they are ready. Tell three people who match the buyer sentence, not three people who like you, and ask them to try to find the price without your help. If they cannot, fix the description before you make video three.</w:t>
+        <w:t>Publish both in the same week if they are ready. Those two go up before the other six exist, on purpose, so a stranger can find a price while the rest of the set is still unfilmed. The order a stranger should watch is a different list. Week five’s last video names it. Tell three people who match the buyer sentence, not three people who like you, and ask them to try to find the price without your help. If they cannot, fix the description before you make video three.</w:t>
       </w:r>
     </w:p>
     <w:p>
@@ -7147,7 +6981,7 @@
         <w:rPr>
           <w:rFonts w:ascii="Calibri" w:hAnsi="Calibri"/>
         </w:rPr>
-        <w:t>Film the comparison: your offer versus the usual alternative, including doing nothing. Then film the short video whose only job is to name which of the other seven to watch next, in order, by title. Publish both. Then stop making new videos for several days and read only these counts, written down with the date:</w:t>
+        <w:t>Film the comparison: your offer versus the usual alternative, including doing nothing. Then film the video whose only job is to name which of the other seven to watch next, in order, by title. That video may be a long video, or a Short that points at one of them. The offer video may not be a Short. Publish both. This path video is the order a stranger should watch. The week-two pair was the early test. Then stop making new videos for several days and read only these counts, written down with the date:</w:t>
       </w:r>
     </w:p>
     <w:p>
@@ -7217,7 +7051,7 @@
         <w:rPr>
           <w:rFonts w:ascii="Calibri" w:hAnsi="Calibri"/>
         </w:rPr>
-        <w:t>Choose one of these, and write the reason in a sentence:</w:t>
+        <w:t>Read the money sheet first, including the hours of every video you have filmed. The offer chapter’s $200 was one video. Then choose one of these, and write the reason in a sentence:</w:t>
       </w:r>
     </w:p>
     <w:p>
@@ -7449,8 +7283,8 @@
     <w:p>
       <w:pPr>
         <w:sectPr>
-          <w:headerReference w:type="default" r:id="rId85"/>
-          <w:footerReference w:type="default" r:id="rId86"/>
+          <w:headerReference w:type="default" r:id="rId87"/>
+          <w:footerReference w:type="default" r:id="rId88"/>
           <w:pgSz w:w="10080" w:h="14400"/>
           <w:pgMar w:top="1008" w:right="1008" w:bottom="1008" w:left="1008" w:header="504" w:footer="504" w:gutter="0"/>
           <w:cols w:space="720"/>
@@ -7873,8 +7707,8 @@
     <w:p>
       <w:pPr>
         <w:sectPr>
-          <w:headerReference w:type="default" r:id="rId87"/>
-          <w:footerReference w:type="default" r:id="rId88"/>
+          <w:headerReference w:type="default" r:id="rId89"/>
+          <w:footerReference w:type="default" r:id="rId90"/>
           <w:pgSz w:w="10080" w:h="14400"/>
           <w:pgMar w:top="1008" w:right="1008" w:bottom="1008" w:left="1008" w:header="504" w:footer="504" w:gutter="0"/>
           <w:cols w:space="720"/>
@@ -7983,7 +7817,7 @@
         <w:rPr>
           <w:rFonts w:ascii="Calibri" w:hAnsi="Calibri"/>
         </w:rPr>
-        <w:t>Offer type: file, class, ticket, physical, license / call or done-for-you / one affiliate / monthly pass you bill / one sponsor</w:t>
+        <w:t>Offer type: file / ticket / a thing you ship / license / call / one affiliate product / monthly pass / one sponsor</w:t>
       </w:r>
     </w:p>
     <w:p>
@@ -8055,7 +7889,15 @@
         <w:rPr>
           <w:rFonts w:ascii="Calibri" w:hAnsi="Calibri"/>
         </w:rPr>
-        <w:t>Can you deliver ten sales this month without breaking the promise: yes / no</w:t>
+        <w:t>If you ship a thing: can you send ten this month without breaking the promise: yes / no</w:t>
+      </w:r>
+    </w:p>
+    <w:p>
+      <w:r>
+        <w:rPr>
+          <w:rFonts w:ascii="Calibri" w:hAnsi="Calibri"/>
+        </w:rPr>
+        <w:t>If this is a call: can you deliver the sales that cover the hours: yes / no</w:t>
       </w:r>
     </w:p>
     <w:p>
@@ -8365,7 +8207,7 @@
         <w:rPr>
           <w:rFonts w:ascii="Calibri" w:hAnsi="Calibri"/>
         </w:rPr>
-        <w:t>Hours are not nothing. If the video took ten hours and earned $20, write that down. You do not have to quit. You do have to see it. A channel that sells is allowed to be small. It is not allowed to pretend hours were free if you needed those hours for rent.</w:t>
+        <w:t>Hours are not nothing. If the video took ten hours and earned $20, write that down. You do not have to quit. You do have to see it. A channel that sells is allowed to be small. It is not allowed to pretend hours were free if you needed those hours for rent. The offer chapter’s $200 is one video. Add the hours of the other seven here before the week-six decision.</w:t>
       </w:r>
     </w:p>
     <w:p>
@@ -8513,7 +8355,7 @@
         <w:rPr>
           <w:rFonts w:ascii="Calibri" w:hAnsi="Calibri"/>
         </w:rPr>
-        <w:t>Offer type: a thing you made. Name: the bathroom quote checklist. Price after fees: $30 in the planning example. Your number goes here when you have one you can say. Included: the checklist, and one quote filled in line by line. Not included: a visit to the house, or a promise the contractor will honor the list. The page: one link, price visible, tested on your phone. Spoken version: “If you want a bathroom quote you can compare before you sign, I made a checklist. It costs $30. Here is the link. You do not have to buy it to use what this video already taught you.” Change the price if you cannot deliver the file, or if the same objection shows up twice. Ten sales this month: yes, because it is a file. If the honest answer is no, the offer is the wrong size.</w:t>
+        <w:t>Offer type: a file. Name: the bathroom quote checklist. Price after fees: $30 in the planning example. Your number goes here when you have one you can say. Included: the checklist, and one quote filled in line by line. Not included: a visit to the house, or a promise the contractor will honor the list. The page: one link, price visible, tested on your phone. Spoken version: “If you want a bathroom quote you can compare before you sign, I made a checklist. It costs $30. Here is the link. You do not have to buy it to use what this video already taught you.” Change the price if you cannot deliver the file, or if the same objection shows up twice. Sending ten of them does not apply. This is a file. The hours test does: at $30, the offer video’s eight hours are covered around the seventh sale. If you cannot see that path, sell the call instead, and take the file off the page.</w:t>
       </w:r>
     </w:p>
     <w:p>
@@ -8649,7 +8491,7 @@
         <w:rPr>
           <w:rFonts w:ascii="Calibri" w:hAnsi="Calibri"/>
         </w:rPr>
-        <w:t>A second shape, still hypothetical. Same buyer. The offer is a call, not the file. Do not run both in the same ninety days. Offer type: a service. Name: a 30-minute review of one bathroom quote. Price after fees: $150, the service figure from the offer chapter’s planning arithmetic. Included: you mark the missing lines on the quote they already have. Not included: a visit, a second quote, or a promise the contractor will honor the marks. Ten sales this month: only if you can take ten calls. If the answer is no, sell the $30 file instead, and take this call off the page.</w:t>
+        <w:t>A second shape, still hypothetical. Same buyer. The offer is a call, not the file. Do not run both in the same ninety days. Offer type: a call. Name: a 30-minute review of one bathroom quote. Price after fees: $150, the service figure from the offer chapter’s planning arithmetic. Included: you mark the missing lines on the quote they already have. Not included: a visit, a second quote, or a promise the contractor will honor the marks. Sending ten does not apply. Two sales of this call cover the same eight hours the file needed seven sales to cover, if you can take those two calls. If you cannot take two, shrink the promise or leave the call off the page. Do not answer that by putting the $30 file back beside it.</w:t>
       </w:r>
     </w:p>
     <w:tbl>
@@ -8738,7 +8580,7 @@
         <w:rPr>
           <w:rFonts w:ascii="Calibri" w:hAnsi="Calibri"/>
         </w:rPr>
-        <w:t>That a blank “can you deliver ten sales” box can stay blank. If the answer is no, shrink the offer until the answer is yes. Do not advertise a service you will resent on sale three.</w:t>
+        <w:t>That a blank shipping line can stay blank. If you ship a thing and cannot send ten this month, shrink the offer until you can. A call is judged by the sales that cover the hours, not by ten. Do not advertise a job you will resent on sale three.</w:t>
       </w:r>
     </w:p>
     <w:p>
@@ -8772,8 +8614,8 @@
     <w:p>
       <w:pPr>
         <w:sectPr>
-          <w:headerReference w:type="default" r:id="rId89"/>
-          <w:footerReference w:type="default" r:id="rId90"/>
+          <w:headerReference w:type="default" r:id="rId91"/>
+          <w:footerReference w:type="default" r:id="rId92"/>
           <w:pgSz w:w="10080" w:h="14400"/>
           <w:pgMar w:top="1008" w:right="1008" w:bottom="1008" w:left="1008" w:header="504" w:footer="504" w:gutter="0"/>
           <w:cols w:space="720"/>
@@ -9116,397 +8958,6 @@
     <w:p>
       <w:pPr>
         <w:sectPr>
-          <w:headerReference w:type="default" r:id="rId91"/>
-          <w:footerReference w:type="default" r:id="rId92"/>
-          <w:pgSz w:w="10080" w:h="14400"/>
-          <w:pgMar w:top="1008" w:right="1008" w:bottom="1008" w:left="1008" w:header="504" w:footer="504" w:gutter="0"/>
-          <w:cols w:space="720"/>
-          <w:titlePg/>
-          <w:docGrid w:linePitch="360"/>
-        </w:sectPr>
-      </w:pPr>
-    </w:p>
-    <w:p>
-      <w:bookmarkStart w:id="79" w:name="toc78"/>
-      <w:pPr>
-        <w:pStyle w:val="Heading1"/>
-      </w:pPr>
-      <w:r>
-        <w:t>Glossary</w:t>
-      </w:r>
-      <w:bookmarkEnd w:id="79"/>
-    </w:p>
-    <w:p>
-      <w:r>
-        <w:rPr>
-          <w:rFonts w:ascii="Calibri" w:hAnsi="Calibri"/>
-        </w:rPr>
-        <w:t>Short definitions for terms this book uses. A definition here is not a substitute for the platform page cited in the chapter.</w:t>
-      </w:r>
-    </w:p>
-    <w:p>
-      <w:r>
-        <w:rPr>
-          <w:rFonts w:ascii="Calibri" w:hAnsi="Calibri"/>
-          <w:b/>
-        </w:rPr>
-        <w:t xml:space="preserve">Eight jobs. </w:t>
-      </w:r>
-      <w:r>
-        <w:rPr>
-          <w:rFonts w:ascii="Calibri" w:hAnsi="Calibri"/>
-        </w:rPr>
-        <w:t>The only set of videos this book asks you to finish: who it is for, the problem in their words, the method, proof, the comparison, one objection, the offer, and which video to watch next. The click chapter and the six-week calendar use this same set.</w:t>
-      </w:r>
-    </w:p>
-    <w:p>
-      <w:r>
-        <w:rPr>
-          <w:rFonts w:ascii="Calibri" w:hAnsi="Calibri"/>
-          <w:b/>
-        </w:rPr>
-        <w:t xml:space="preserve">Phone test. </w:t>
-      </w:r>
-      <w:r>
-        <w:rPr>
-          <w:rFonts w:ascii="Calibri" w:hAnsi="Calibri"/>
-        </w:rPr>
-        <w:t>On your phone, open the offer link the way a stranger will, from the description, and finish a payment or a booking. The step where you stall is the step a buyer will abandon. Refund the test if the tool allows it.</w:t>
-      </w:r>
-    </w:p>
-    <w:p>
-      <w:r>
-        <w:rPr>
-          <w:rFonts w:ascii="Calibri" w:hAnsi="Calibri"/>
-          <w:b/>
-        </w:rPr>
-        <w:t xml:space="preserve">Ticket. </w:t>
-      </w:r>
-      <w:r>
-        <w:rPr>
-          <w:rFonts w:ascii="Calibri" w:hAnsi="Calibri"/>
-        </w:rPr>
-        <w:t>One workshop on one date, with the date, the length, and the price on the page. After that date, sell the recording as the file, or stop. Do not leave both for sale.</w:t>
-      </w:r>
-    </w:p>
-    <w:p>
-      <w:r>
-        <w:rPr>
-          <w:rFonts w:ascii="Calibri" w:hAnsi="Calibri"/>
-          <w:b/>
-        </w:rPr>
-        <w:t xml:space="preserve">Monthly pass. </w:t>
-      </w:r>
-      <w:r>
-        <w:rPr>
-          <w:rFonts w:ascii="Calibri" w:hAnsi="Calibri"/>
-        </w:rPr>
-        <w:t>The next file or the next call, billed by you, on your page. The page says what arrives each month and when the next charge happens. A video site’s own membership button can wait until you have cleared that site’s gate.</w:t>
-      </w:r>
-    </w:p>
-    <w:p>
-      <w:r>
-        <w:rPr>
-          <w:rFonts w:ascii="Calibri" w:hAnsi="Calibri"/>
-          <w:b/>
-        </w:rPr>
-        <w:t xml:space="preserve">Sponsor. </w:t>
-      </w:r>
-      <w:r>
-        <w:rPr>
-          <w:rFonts w:ascii="Calibri" w:hAnsi="Calibri"/>
-        </w:rPr>
-        <w:t>One company pays you for one video. Say so in the video and next to the link. Do not also pitch your own file in that video.</w:t>
-      </w:r>
-    </w:p>
-    <w:p>
-      <w:r>
-        <w:rPr>
-          <w:rFonts w:ascii="Calibri" w:hAnsi="Calibri"/>
-          <w:b/>
-        </w:rPr>
-        <w:t xml:space="preserve">Advanced features. </w:t>
-      </w:r>
-      <w:r>
-        <w:rPr>
-          <w:rFonts w:ascii="Calibri" w:hAnsi="Calibri"/>
-        </w:rPr>
-        <w:t>The Studio switch that makes an address in a long-form description, and in a long-form comment, clickable. Phone verification comes first. A Short’s description and comments stay unclickable after it is on.</w:t>
-      </w:r>
-    </w:p>
-    <w:p>
-      <w:r>
-        <w:rPr>
-          <w:rFonts w:ascii="Calibri" w:hAnsi="Calibri"/>
-          <w:b/>
-        </w:rPr>
-        <w:t xml:space="preserve">Qualified watch hours. </w:t>
-      </w:r>
-      <w:r>
-        <w:rPr>
-          <w:rFonts w:ascii="Calibri" w:hAnsi="Calibri"/>
-        </w:rPr>
-        <w:t>Public long-form viewing that YouTube counts toward the hour bars. Hours watched in the Shorts feed do not count. Private, unlisted, deleted, and ad-campaign views do not count.</w:t>
-      </w:r>
-    </w:p>
-    <w:p>
-      <w:r>
-        <w:rPr>
-          <w:rFonts w:ascii="Calibri" w:hAnsi="Calibri"/>
-          <w:b/>
-        </w:rPr>
-        <w:t xml:space="preserve">Expanded program. </w:t>
-      </w:r>
-      <w:r>
-        <w:rPr>
-          <w:rFonts w:ascii="Calibri" w:hAnsi="Calibri"/>
-        </w:rPr>
-        <w:t>In countries where YouTube has opened it, the earlier gate: 500 subscribers, three public uploads in 90 days, and either 3,000 long-form hours in a year or 3 million Shorts views in 90 days. Fan funding and Shopping. Not a share of watch-page ads.</w:t>
-      </w:r>
-    </w:p>
-    <w:p>
-      <w:r>
-        <w:rPr>
-          <w:rFonts w:ascii="Calibri" w:hAnsi="Calibri"/>
-          <w:b/>
-        </w:rPr>
-        <w:t xml:space="preserve">YouTube Partner Program. </w:t>
-      </w:r>
-      <w:r>
-        <w:rPr>
-          <w:rFonts w:ascii="Calibri" w:hAnsi="Calibri"/>
-        </w:rPr>
-        <w:t>The higher gate: 1,000 subscribers and either 4,000 long-form hours in 12 months or 10 million qualified Shorts views in 90 days. This is the gate that adds watch-page ads, Shorts Feed ads, and YouTube Premium revenue. The follower-floor chart’s YouTube bar is this gate.</w:t>
-      </w:r>
-    </w:p>
-    <w:p>
-      <w:r>
-        <w:rPr>
-          <w:rFonts w:ascii="Calibri" w:hAnsi="Calibri"/>
-          <w:b/>
-        </w:rPr>
-        <w:t xml:space="preserve">End screen. </w:t>
-      </w:r>
-      <w:r>
-        <w:rPr>
-          <w:rFonts w:ascii="Calibri" w:hAnsi="Calibri"/>
-        </w:rPr>
-        <w:t>An element in the last 5 to 20 seconds of a video at least 25 seconds long. One that opens a site outside YouTube requires the Partner Program.</w:t>
-      </w:r>
-    </w:p>
-    <w:p>
-      <w:r>
-        <w:rPr>
-          <w:rFonts w:ascii="Calibri" w:hAnsi="Calibri"/>
-          <w:b/>
-        </w:rPr>
-        <w:t xml:space="preserve">Info card. </w:t>
-      </w:r>
-      <w:r>
-        <w:rPr>
-          <w:rFonts w:ascii="Calibri" w:hAnsi="Calibri"/>
-        </w:rPr>
-        <w:t>A small panel attached to the video. One that opens a site outside YouTube also requires the Partner Program.</w:t>
-      </w:r>
-    </w:p>
-    <w:p>
-      <w:r>
-        <w:rPr>
-          <w:rFonts w:ascii="Calibri" w:hAnsi="Calibri"/>
-          <w:b/>
-        </w:rPr>
-        <w:t xml:space="preserve">AdSense. </w:t>
-      </w:r>
-      <w:r>
-        <w:rPr>
-          <w:rFonts w:ascii="Calibri" w:hAnsi="Calibri"/>
-        </w:rPr>
-        <w:t>The Google account YouTube uses to pay a channel it has accepted. Meeting a subscriber number does not open it. You apply, and YouTube reviews the channel.</w:t>
-      </w:r>
-    </w:p>
-    <w:p>
-      <w:r>
-        <w:rPr>
-          <w:rFonts w:ascii="Calibri" w:hAnsi="Calibri"/>
-          <w:b/>
-        </w:rPr>
-        <w:t xml:space="preserve">H.264. </w:t>
-      </w:r>
-      <w:r>
-        <w:rPr>
-          <w:rFonts w:ascii="Calibri" w:hAnsi="Calibri"/>
-        </w:rPr>
-        <w:t>The video codec named in YouTube’s recommended upload settings for an MP4. The audio codec named beside it is AAC-LC.</w:t>
-      </w:r>
-    </w:p>
-    <w:p>
-      <w:r>
-        <w:rPr>
-          <w:rFonts w:ascii="Calibri" w:hAnsi="Calibri"/>
-          <w:b/>
-        </w:rPr>
-        <w:t xml:space="preserve">9:16. </w:t>
-      </w:r>
-      <w:r>
-        <w:rPr>
-          <w:rFonts w:ascii="Calibri" w:hAnsi="Calibri"/>
-        </w:rPr>
-        <w:t>The vertical frame for a Short: 1080 pixels wide by 1920 tall. A horizontal video is 16:9, 1920 by 1080.</w:t>
-      </w:r>
-    </w:p>
-    <w:p>
-      <w:r>
-        <w:rPr>
-          <w:rFonts w:ascii="Calibri" w:hAnsi="Calibri"/>
-          <w:b/>
-        </w:rPr>
-        <w:t xml:space="preserve">Affiliate link. </w:t>
-      </w:r>
-      <w:r>
-        <w:rPr>
-          <w:rFonts w:ascii="Calibri" w:hAnsi="Calibri"/>
-        </w:rPr>
-        <w:t>A link that pays you if the viewer buys. Say so next to the link. The FTC pages in the sources list are the U.S. disclosure guidance this book points at.</w:t>
-      </w:r>
-    </w:p>
-    <w:p>
-      <w:r>
-        <w:rPr>
-          <w:rFonts w:ascii="Calibri" w:hAnsi="Calibri"/>
-          <w:b/>
-        </w:rPr>
-        <w:t xml:space="preserve">Closed captions. </w:t>
-      </w:r>
-      <w:r>
-        <w:rPr>
-          <w:rFonts w:ascii="Calibri" w:hAnsi="Calibri"/>
-        </w:rPr>
-        <w:t>A text track the viewer can turn on or off. The words can be searched. They are not burned into the picture.</w:t>
-      </w:r>
-    </w:p>
-    <w:p>
-      <w:r>
-        <w:rPr>
-          <w:rFonts w:ascii="Calibri" w:hAnsi="Calibri"/>
-          <w:b/>
-        </w:rPr>
-        <w:t xml:space="preserve">Burned-in captions. </w:t>
-      </w:r>
-      <w:r>
-        <w:rPr>
-          <w:rFonts w:ascii="Calibri" w:hAnsi="Calibri"/>
-        </w:rPr>
-        <w:t>Words that are part of the picture. They stay on. They are a different choice from closed captions.</w:t>
-      </w:r>
-    </w:p>
-    <w:p>
-      <w:r>
-        <w:rPr>
-          <w:rFonts w:ascii="Calibri" w:hAnsi="Calibri"/>
-          <w:b/>
-        </w:rPr>
-        <w:t xml:space="preserve">Series playlist. </w:t>
-      </w:r>
-      <w:r>
-        <w:rPr>
-          <w:rFonts w:ascii="Calibri" w:hAnsi="Calibri"/>
-        </w:rPr>
-        <w:t>A playlist YouTube can feature as the next video while someone is watching one of yours. The account has to be verified, the videos have to be yours, and a video can sit in only one series playlist.</w:t>
-      </w:r>
-    </w:p>
-    <w:p>
-      <w:r>
-        <w:rPr>
-          <w:rFonts w:ascii="Calibri" w:hAnsi="Calibri"/>
-          <w:b/>
-        </w:rPr>
-        <w:t xml:space="preserve">Fader. </w:t>
-      </w:r>
-      <w:r>
-        <w:rPr>
-          <w:rFonts w:ascii="Calibri" w:hAnsi="Calibri"/>
-        </w:rPr>
-        <w:t>The volume slider in an editor. A music fader at about a tenth to a fifth of the way up is a position on that slider, not a measurement of loudness.</w:t>
-      </w:r>
-    </w:p>
-    <w:p>
-      <w:r>
-        <w:rPr>
-          <w:rFonts w:ascii="Calibri" w:hAnsi="Calibri"/>
-          <w:b/>
-        </w:rPr>
-        <w:t xml:space="preserve">Text-to-speech. </w:t>
-      </w:r>
-      <w:r>
-        <w:rPr>
-          <w:rFonts w:ascii="Calibri" w:hAnsi="Calibri"/>
-        </w:rPr>
-        <w:t>A tool that reads a script aloud. Usable when the voice is not a clone of someone else. Cloning someone else’s voice is a consent question the tool does not answer for you.</w:t>
-      </w:r>
-    </w:p>
-    <w:p>
-      <w:r>
-        <w:rPr>
-          <w:rFonts w:ascii="Calibri" w:hAnsi="Calibri"/>
-          <w:b/>
-        </w:rPr>
-        <w:t xml:space="preserve">Stock license. </w:t>
-      </w:r>
-      <w:r>
-        <w:rPr>
-          <w:rFonts w:ascii="Calibri" w:hAnsi="Calibri"/>
-        </w:rPr>
-        <w:t>The terms on one clip or track. “Free” and “free to use commercially” are different sentences. Read the line on that file before you publish it, including on a second site.</w:t>
-      </w:r>
-    </w:p>
-    <w:p>
-      <w:r>
-        <w:rPr>
-          <w:rFonts w:ascii="Calibri" w:hAnsi="Calibri"/>
-          <w:b/>
-        </w:rPr>
-        <w:t xml:space="preserve">Offer page. </w:t>
-      </w:r>
-      <w:r>
-        <w:rPr>
-          <w:rFonts w:ascii="Calibri" w:hAnsi="Calibri"/>
-        </w:rPr>
-        <w:t>The page where a stranger sees the price and pays or books. The video is not that page unless the platform gives you a product shelf you are allowed to use.</w:t>
-      </w:r>
-    </w:p>
-    <w:p>
-      <w:r>
-        <w:rPr>
-          <w:rFonts w:ascii="Calibri" w:hAnsi="Calibri"/>
-          <w:b/>
-        </w:rPr>
-        <w:t xml:space="preserve">Short. </w:t>
-      </w:r>
-      <w:r>
-        <w:rPr>
-          <w:rFonts w:ascii="Calibri" w:hAnsi="Calibri"/>
-        </w:rPr>
-        <w:t>A vertical video, 1080 by 1920. On YouTube, an address in a Short’s description or comments is not clickable. A Short can point at a long video. It cannot be the checkout.</w:t>
-      </w:r>
-    </w:p>
-    <w:p>
-      <w:r>
-        <w:rPr>
-          <w:rFonts w:ascii="Calibri" w:hAnsi="Calibri"/>
-          <w:b/>
-        </w:rPr>
-        <w:t xml:space="preserve">Qualified Shorts views. </w:t>
-      </w:r>
-      <w:r>
-        <w:rPr>
-          <w:rFonts w:ascii="Calibri" w:hAnsi="Calibri"/>
-        </w:rPr>
-        <w:t>Public views of Shorts in the Shorts feed that YouTube counts toward the Shorts bars: 3 million in 90 days for the expanded program, or 10 million in 90 days for the Partner Program. They do not fill the long-form hour bars.</w:t>
-      </w:r>
-    </w:p>
-    <w:p>
-      <w:pPr>
-        <w:sectPr>
           <w:headerReference w:type="default" r:id="rId93"/>
           <w:footerReference w:type="default" r:id="rId94"/>
           <w:pgSz w:w="10080" w:h="14400"/>
@@ -9518,6 +8969,397 @@
       </w:pPr>
     </w:p>
     <w:p>
+      <w:bookmarkStart w:id="79" w:name="toc78"/>
+      <w:pPr>
+        <w:pStyle w:val="Heading1"/>
+      </w:pPr>
+      <w:r>
+        <w:t>Glossary</w:t>
+      </w:r>
+      <w:bookmarkEnd w:id="79"/>
+    </w:p>
+    <w:p>
+      <w:r>
+        <w:rPr>
+          <w:rFonts w:ascii="Calibri" w:hAnsi="Calibri"/>
+        </w:rPr>
+        <w:t>Short definitions for terms this book uses. A definition here is not a substitute for the platform page cited in the chapter.</w:t>
+      </w:r>
+    </w:p>
+    <w:p>
+      <w:r>
+        <w:rPr>
+          <w:rFonts w:ascii="Calibri" w:hAnsi="Calibri"/>
+          <w:b/>
+        </w:rPr>
+        <w:t xml:space="preserve">Eight jobs. </w:t>
+      </w:r>
+      <w:r>
+        <w:rPr>
+          <w:rFonts w:ascii="Calibri" w:hAnsi="Calibri"/>
+        </w:rPr>
+        <w:t>The only set of videos this book asks you to finish: who it is for, the problem in their words, the method, proof, the comparison, one objection, the offer, and which video to watch next. The click chapter and the six-week calendar use this same set.</w:t>
+      </w:r>
+    </w:p>
+    <w:p>
+      <w:r>
+        <w:rPr>
+          <w:rFonts w:ascii="Calibri" w:hAnsi="Calibri"/>
+          <w:b/>
+        </w:rPr>
+        <w:t xml:space="preserve">Phone test. </w:t>
+      </w:r>
+      <w:r>
+        <w:rPr>
+          <w:rFonts w:ascii="Calibri" w:hAnsi="Calibri"/>
+        </w:rPr>
+        <w:t>On your phone, open the offer link the way a stranger will, from the description, and finish a payment or a booking. The step where you stall is the step a buyer will abandon. Refund the test if the tool allows it.</w:t>
+      </w:r>
+    </w:p>
+    <w:p>
+      <w:r>
+        <w:rPr>
+          <w:rFonts w:ascii="Calibri" w:hAnsi="Calibri"/>
+          <w:b/>
+        </w:rPr>
+        <w:t xml:space="preserve">Ticket. </w:t>
+      </w:r>
+      <w:r>
+        <w:rPr>
+          <w:rFonts w:ascii="Calibri" w:hAnsi="Calibri"/>
+        </w:rPr>
+        <w:t>One workshop on one date, with the date, the length, and the price on the page. After that date, sell the recording as the file, or stop. Do not leave both for sale.</w:t>
+      </w:r>
+    </w:p>
+    <w:p>
+      <w:r>
+        <w:rPr>
+          <w:rFonts w:ascii="Calibri" w:hAnsi="Calibri"/>
+          <w:b/>
+        </w:rPr>
+        <w:t xml:space="preserve">Monthly pass. </w:t>
+      </w:r>
+      <w:r>
+        <w:rPr>
+          <w:rFonts w:ascii="Calibri" w:hAnsi="Calibri"/>
+        </w:rPr>
+        <w:t>The next file or the next call, billed by you, on your page. The page says what arrives each month and when the next charge happens. A video site’s own membership button can wait until you have cleared that site’s gate.</w:t>
+      </w:r>
+    </w:p>
+    <w:p>
+      <w:r>
+        <w:rPr>
+          <w:rFonts w:ascii="Calibri" w:hAnsi="Calibri"/>
+          <w:b/>
+        </w:rPr>
+        <w:t xml:space="preserve">Sponsor. </w:t>
+      </w:r>
+      <w:r>
+        <w:rPr>
+          <w:rFonts w:ascii="Calibri" w:hAnsi="Calibri"/>
+        </w:rPr>
+        <w:t>One company pays you for one video. Say so in the video and next to the link. Do not also pitch your own file in that video.</w:t>
+      </w:r>
+    </w:p>
+    <w:p>
+      <w:r>
+        <w:rPr>
+          <w:rFonts w:ascii="Calibri" w:hAnsi="Calibri"/>
+          <w:b/>
+        </w:rPr>
+        <w:t xml:space="preserve">Advanced features. </w:t>
+      </w:r>
+      <w:r>
+        <w:rPr>
+          <w:rFonts w:ascii="Calibri" w:hAnsi="Calibri"/>
+        </w:rPr>
+        <w:t>The Studio switch that makes an address in a long-form description, and in a long-form comment, clickable. Phone verification comes first. A Short’s description and comments stay unclickable after it is on.</w:t>
+      </w:r>
+    </w:p>
+    <w:p>
+      <w:r>
+        <w:rPr>
+          <w:rFonts w:ascii="Calibri" w:hAnsi="Calibri"/>
+          <w:b/>
+        </w:rPr>
+        <w:t xml:space="preserve">Qualified watch hours. </w:t>
+      </w:r>
+      <w:r>
+        <w:rPr>
+          <w:rFonts w:ascii="Calibri" w:hAnsi="Calibri"/>
+        </w:rPr>
+        <w:t>Public long-form viewing that YouTube counts toward the hour bars. Hours watched in the Shorts feed do not count. Private, unlisted, deleted, and ad-campaign views do not count.</w:t>
+      </w:r>
+    </w:p>
+    <w:p>
+      <w:r>
+        <w:rPr>
+          <w:rFonts w:ascii="Calibri" w:hAnsi="Calibri"/>
+          <w:b/>
+        </w:rPr>
+        <w:t xml:space="preserve">Expanded program. </w:t>
+      </w:r>
+      <w:r>
+        <w:rPr>
+          <w:rFonts w:ascii="Calibri" w:hAnsi="Calibri"/>
+        </w:rPr>
+        <w:t>In countries where YouTube has opened it, the earlier gate: 500 subscribers, three public uploads in 90 days, and either 3,000 long-form hours in a year or 3 million Shorts views in 90 days. Fan funding and Shopping. Not a share of watch-page ads.</w:t>
+      </w:r>
+    </w:p>
+    <w:p>
+      <w:r>
+        <w:rPr>
+          <w:rFonts w:ascii="Calibri" w:hAnsi="Calibri"/>
+          <w:b/>
+        </w:rPr>
+        <w:t xml:space="preserve">YouTube Partner Program. </w:t>
+      </w:r>
+      <w:r>
+        <w:rPr>
+          <w:rFonts w:ascii="Calibri" w:hAnsi="Calibri"/>
+        </w:rPr>
+        <w:t>The higher gate: 1,000 subscribers and either 4,000 long-form hours in 12 months or 10 million qualified Shorts views in 90 days. This is the gate that adds watch-page ads, Shorts Feed ads, and YouTube Premium revenue. The follower-floor chart’s YouTube bar is this gate.</w:t>
+      </w:r>
+    </w:p>
+    <w:p>
+      <w:r>
+        <w:rPr>
+          <w:rFonts w:ascii="Calibri" w:hAnsi="Calibri"/>
+          <w:b/>
+        </w:rPr>
+        <w:t xml:space="preserve">End screen. </w:t>
+      </w:r>
+      <w:r>
+        <w:rPr>
+          <w:rFonts w:ascii="Calibri" w:hAnsi="Calibri"/>
+        </w:rPr>
+        <w:t>An element in the last 5 to 20 seconds of a video at least 25 seconds long. One that opens a site outside YouTube requires the Partner Program.</w:t>
+      </w:r>
+    </w:p>
+    <w:p>
+      <w:r>
+        <w:rPr>
+          <w:rFonts w:ascii="Calibri" w:hAnsi="Calibri"/>
+          <w:b/>
+        </w:rPr>
+        <w:t xml:space="preserve">Info card. </w:t>
+      </w:r>
+      <w:r>
+        <w:rPr>
+          <w:rFonts w:ascii="Calibri" w:hAnsi="Calibri"/>
+        </w:rPr>
+        <w:t>A small panel attached to the video. One that opens a site outside YouTube also requires the Partner Program.</w:t>
+      </w:r>
+    </w:p>
+    <w:p>
+      <w:r>
+        <w:rPr>
+          <w:rFonts w:ascii="Calibri" w:hAnsi="Calibri"/>
+          <w:b/>
+        </w:rPr>
+        <w:t xml:space="preserve">AdSense. </w:t>
+      </w:r>
+      <w:r>
+        <w:rPr>
+          <w:rFonts w:ascii="Calibri" w:hAnsi="Calibri"/>
+        </w:rPr>
+        <w:t>The Google account YouTube uses to pay a channel it has accepted. Meeting a subscriber number does not open it. You apply, and YouTube reviews the channel.</w:t>
+      </w:r>
+    </w:p>
+    <w:p>
+      <w:r>
+        <w:rPr>
+          <w:rFonts w:ascii="Calibri" w:hAnsi="Calibri"/>
+          <w:b/>
+        </w:rPr>
+        <w:t xml:space="preserve">H.264. </w:t>
+      </w:r>
+      <w:r>
+        <w:rPr>
+          <w:rFonts w:ascii="Calibri" w:hAnsi="Calibri"/>
+        </w:rPr>
+        <w:t>The video codec named in YouTube’s recommended upload settings for an MP4. The audio codec named beside it is AAC-LC.</w:t>
+      </w:r>
+    </w:p>
+    <w:p>
+      <w:r>
+        <w:rPr>
+          <w:rFonts w:ascii="Calibri" w:hAnsi="Calibri"/>
+          <w:b/>
+        </w:rPr>
+        <w:t xml:space="preserve">9:16. </w:t>
+      </w:r>
+      <w:r>
+        <w:rPr>
+          <w:rFonts w:ascii="Calibri" w:hAnsi="Calibri"/>
+        </w:rPr>
+        <w:t>The vertical frame for a Short: 1080 pixels wide by 1920 tall. A horizontal video is 16:9, 1920 by 1080.</w:t>
+      </w:r>
+    </w:p>
+    <w:p>
+      <w:r>
+        <w:rPr>
+          <w:rFonts w:ascii="Calibri" w:hAnsi="Calibri"/>
+          <w:b/>
+        </w:rPr>
+        <w:t xml:space="preserve">Affiliate link. </w:t>
+      </w:r>
+      <w:r>
+        <w:rPr>
+          <w:rFonts w:ascii="Calibri" w:hAnsi="Calibri"/>
+        </w:rPr>
+        <w:t>A link that pays you if the viewer buys. Say so next to the link. The FTC pages in the sources list are the U.S. disclosure guidance this book points at.</w:t>
+      </w:r>
+    </w:p>
+    <w:p>
+      <w:r>
+        <w:rPr>
+          <w:rFonts w:ascii="Calibri" w:hAnsi="Calibri"/>
+          <w:b/>
+        </w:rPr>
+        <w:t xml:space="preserve">Closed captions. </w:t>
+      </w:r>
+      <w:r>
+        <w:rPr>
+          <w:rFonts w:ascii="Calibri" w:hAnsi="Calibri"/>
+        </w:rPr>
+        <w:t>A text track the viewer can turn on or off. The words can be searched. They are not burned into the picture.</w:t>
+      </w:r>
+    </w:p>
+    <w:p>
+      <w:r>
+        <w:rPr>
+          <w:rFonts w:ascii="Calibri" w:hAnsi="Calibri"/>
+          <w:b/>
+        </w:rPr>
+        <w:t xml:space="preserve">Burned-in captions. </w:t>
+      </w:r>
+      <w:r>
+        <w:rPr>
+          <w:rFonts w:ascii="Calibri" w:hAnsi="Calibri"/>
+        </w:rPr>
+        <w:t>Words that are part of the picture. They stay on. They are a different choice from closed captions.</w:t>
+      </w:r>
+    </w:p>
+    <w:p>
+      <w:r>
+        <w:rPr>
+          <w:rFonts w:ascii="Calibri" w:hAnsi="Calibri"/>
+          <w:b/>
+        </w:rPr>
+        <w:t xml:space="preserve">Series playlist. </w:t>
+      </w:r>
+      <w:r>
+        <w:rPr>
+          <w:rFonts w:ascii="Calibri" w:hAnsi="Calibri"/>
+        </w:rPr>
+        <w:t>A playlist YouTube can feature as the next video while someone is watching one of yours. The account has to be verified, the videos have to be yours, and a video can sit in only one series playlist.</w:t>
+      </w:r>
+    </w:p>
+    <w:p>
+      <w:r>
+        <w:rPr>
+          <w:rFonts w:ascii="Calibri" w:hAnsi="Calibri"/>
+          <w:b/>
+        </w:rPr>
+        <w:t xml:space="preserve">Fader. </w:t>
+      </w:r>
+      <w:r>
+        <w:rPr>
+          <w:rFonts w:ascii="Calibri" w:hAnsi="Calibri"/>
+        </w:rPr>
+        <w:t>The volume slider in an editor. A music fader at about a tenth to a fifth of the way up is a position on that slider, not a measurement of loudness.</w:t>
+      </w:r>
+    </w:p>
+    <w:p>
+      <w:r>
+        <w:rPr>
+          <w:rFonts w:ascii="Calibri" w:hAnsi="Calibri"/>
+          <w:b/>
+        </w:rPr>
+        <w:t xml:space="preserve">Text-to-speech. </w:t>
+      </w:r>
+      <w:r>
+        <w:rPr>
+          <w:rFonts w:ascii="Calibri" w:hAnsi="Calibri"/>
+        </w:rPr>
+        <w:t>A tool that reads a script aloud. Usable when the voice is not a clone of someone else. Cloning someone else’s voice is a consent question the tool does not answer for you.</w:t>
+      </w:r>
+    </w:p>
+    <w:p>
+      <w:r>
+        <w:rPr>
+          <w:rFonts w:ascii="Calibri" w:hAnsi="Calibri"/>
+          <w:b/>
+        </w:rPr>
+        <w:t xml:space="preserve">Stock license. </w:t>
+      </w:r>
+      <w:r>
+        <w:rPr>
+          <w:rFonts w:ascii="Calibri" w:hAnsi="Calibri"/>
+        </w:rPr>
+        <w:t>The terms on one clip or track. “Free” and “free to use commercially” are different sentences. Read the line on that file before you publish it, including on a second site.</w:t>
+      </w:r>
+    </w:p>
+    <w:p>
+      <w:r>
+        <w:rPr>
+          <w:rFonts w:ascii="Calibri" w:hAnsi="Calibri"/>
+          <w:b/>
+        </w:rPr>
+        <w:t xml:space="preserve">Offer page. </w:t>
+      </w:r>
+      <w:r>
+        <w:rPr>
+          <w:rFonts w:ascii="Calibri" w:hAnsi="Calibri"/>
+        </w:rPr>
+        <w:t>A page you control, where a stranger sees the price and pays or books, without an account on the video site. A pay button does that for a file. A booking page does it for a call. The video is not that page unless the platform gives you a product shelf you are allowed to use.</w:t>
+      </w:r>
+    </w:p>
+    <w:p>
+      <w:r>
+        <w:rPr>
+          <w:rFonts w:ascii="Calibri" w:hAnsi="Calibri"/>
+          <w:b/>
+        </w:rPr>
+        <w:t xml:space="preserve">Short. </w:t>
+      </w:r>
+      <w:r>
+        <w:rPr>
+          <w:rFonts w:ascii="Calibri" w:hAnsi="Calibri"/>
+        </w:rPr>
+        <w:t>A vertical video, 1080 by 1920. On YouTube, an address in a Short’s description or comments is not clickable. A Short can point at a long video. It cannot be the checkout.</w:t>
+      </w:r>
+    </w:p>
+    <w:p>
+      <w:r>
+        <w:rPr>
+          <w:rFonts w:ascii="Calibri" w:hAnsi="Calibri"/>
+          <w:b/>
+        </w:rPr>
+        <w:t xml:space="preserve">Qualified Shorts views. </w:t>
+      </w:r>
+      <w:r>
+        <w:rPr>
+          <w:rFonts w:ascii="Calibri" w:hAnsi="Calibri"/>
+        </w:rPr>
+        <w:t>Public views of Shorts in the Shorts feed that YouTube counts toward the Shorts bars: 3 million in 90 days for the expanded program, or 10 million in 90 days for the Partner Program. They do not fill the long-form hour bars.</w:t>
+      </w:r>
+    </w:p>
+    <w:p>
+      <w:pPr>
+        <w:sectPr>
+          <w:headerReference w:type="default" r:id="rId95"/>
+          <w:footerReference w:type="default" r:id="rId96"/>
+          <w:pgSz w:w="10080" w:h="14400"/>
+          <w:pgMar w:top="1008" w:right="1008" w:bottom="1008" w:left="1008" w:header="504" w:footer="504" w:gutter="0"/>
+          <w:cols w:space="720"/>
+          <w:titlePg/>
+          <w:docGrid w:linePitch="360"/>
+        </w:sectPr>
+      </w:pPr>
+    </w:p>
+    <w:p>
       <w:bookmarkStart w:id="80" w:name="toc79"/>
       <w:pPr>
         <w:pStyle w:val="Heading1"/>
@@ -9588,7 +9430,7 @@
       </w:r>
     </w:p>
     <w:p>
-      <w:hyperlink r:id="rId71">
+      <w:hyperlink r:id="rId73">
         <w:r>
           <w:rPr>
             <w:rStyle w:val="Hyperlink"/>
@@ -9624,7 +9466,7 @@
       </w:r>
     </w:p>
     <w:p>
-      <w:hyperlink r:id="rId76">
+      <w:hyperlink r:id="rId78">
         <w:r>
           <w:rPr>
             <w:rStyle w:val="Hyperlink"/>
@@ -9640,7 +9482,7 @@
         </w:rPr>
         <w:t xml:space="preserve">, </w:t>
       </w:r>
-      <w:hyperlink r:id="rId77">
+      <w:hyperlink r:id="rId79">
         <w:r>
           <w:rPr>
             <w:rStyle w:val="Hyperlink"/>
@@ -9656,7 +9498,7 @@
         </w:rPr>
         <w:t xml:space="preserve">, </w:t>
       </w:r>
-      <w:hyperlink r:id="rId79">
+      <w:hyperlink r:id="rId81">
         <w:r>
           <w:rPr>
             <w:rStyle w:val="Hyperlink"/>
@@ -9672,7 +9514,7 @@
         </w:rPr>
         <w:t xml:space="preserve">, </w:t>
       </w:r>
-      <w:hyperlink r:id="rId80">
+      <w:hyperlink r:id="rId82">
         <w:r>
           <w:rPr>
             <w:rStyle w:val="Hyperlink"/>
@@ -9688,7 +9530,7 @@
         </w:rPr>
         <w:t xml:space="preserve">, </w:t>
       </w:r>
-      <w:hyperlink r:id="rId81">
+      <w:hyperlink r:id="rId83">
         <w:r>
           <w:rPr>
             <w:rStyle w:val="Hyperlink"/>
@@ -9706,7 +9548,7 @@
       </w:r>
     </w:p>
     <w:p>
-      <w:hyperlink r:id="rId82">
+      <w:hyperlink r:id="rId84">
         <w:r>
           <w:rPr>
             <w:rStyle w:val="Hyperlink"/>
@@ -9722,7 +9564,7 @@
         </w:rPr>
         <w:t xml:space="preserve"> — lists adding a website to the profile. </w:t>
       </w:r>
-      <w:hyperlink r:id="rId83">
+      <w:hyperlink r:id="rId85">
         <w:r>
           <w:rPr>
             <w:rStyle w:val="Hyperlink"/>
@@ -9740,7 +9582,7 @@
       </w:r>
     </w:p>
     <w:p>
-      <w:hyperlink r:id="rId84">
+      <w:hyperlink r:id="rId86">
         <w:r>
           <w:rPr>
             <w:rStyle w:val="Hyperlink"/>
@@ -9758,7 +9600,7 @@
       </w:r>
     </w:p>
     <w:p>
-      <w:hyperlink r:id="rId97">
+      <w:hyperlink r:id="rId99">
         <w:r>
           <w:rPr>
             <w:rStyle w:val="Hyperlink"/>
@@ -9774,7 +9616,7 @@
         </w:rPr>
         <w:t xml:space="preserve"> and </w:t>
       </w:r>
-      <w:hyperlink r:id="rId98">
+      <w:hyperlink r:id="rId100">
         <w:r>
           <w:rPr>
             <w:rStyle w:val="Hyperlink"/>
@@ -9792,7 +9634,7 @@
       </w:r>
     </w:p>
     <w:p>
-      <w:hyperlink r:id="rId99">
+      <w:hyperlink r:id="rId101">
         <w:r>
           <w:rPr>
             <w:rStyle w:val="Hyperlink"/>
@@ -9808,7 +9650,7 @@
         </w:rPr>
         <w:t xml:space="preserve">. </w:t>
       </w:r>
-      <w:hyperlink r:id="rId100">
+      <w:hyperlink r:id="rId102">
         <w:r>
           <w:rPr>
             <w:rStyle w:val="Hyperlink"/>
@@ -9824,7 +9666,7 @@
         </w:rPr>
         <w:t xml:space="preserve">. </w:t>
       </w:r>
-      <w:hyperlink r:id="rId101">
+      <w:hyperlink r:id="rId103">
         <w:r>
           <w:rPr>
             <w:rStyle w:val="Hyperlink"/>
@@ -9840,7 +9682,7 @@
         </w:rPr>
         <w:t xml:space="preserve">. </w:t>
       </w:r>
-      <w:hyperlink r:id="rId102">
+      <w:hyperlink r:id="rId104">
         <w:r>
           <w:rPr>
             <w:rStyle w:val="Hyperlink"/>
@@ -9856,7 +9698,7 @@
         </w:rPr>
         <w:t xml:space="preserve">. </w:t>
       </w:r>
-      <w:hyperlink r:id="rId103">
+      <w:hyperlink r:id="rId105">
         <w:r>
           <w:rPr>
             <w:rStyle w:val="Hyperlink"/>
@@ -9874,8 +9716,8 @@
       </w:r>
     </w:p>
     <w:sectPr>
-      <w:headerReference w:type="default" r:id="rId95"/>
-      <w:footerReference w:type="default" r:id="rId96"/>
+      <w:headerReference w:type="default" r:id="rId97"/>
+      <w:footerReference w:type="default" r:id="rId98"/>
       <w:pgSz w:w="10080" w:h="14400"/>
       <w:pgMar w:top="1008" w:right="1008" w:bottom="1008" w:left="1008" w:header="504" w:footer="504" w:gutter="0"/>
       <w:cols w:space="720"/>

--- a/Your First YouTube Channel That Sells/Your First YouTube Channel That Sells.docx
+++ b/Your First YouTube Channel That Sells/Your First YouTube Channel That Sells.docx
@@ -27,7 +27,7 @@
     </w:p>
     <w:p>
       <w:r>
-        <w:t>Updated September 2026</w:t>
+        <w:t>Updated October 2026</w:t>
       </w:r>
     </w:p>
     <w:p>
@@ -1276,13 +1276,471 @@
             <w:color w:val="1F4E79"/>
             <w:u w:val="single"/>
           </w:rPr>
+          <w:t>10 Record It So They Stay</w:t>
+        </w:r>
+      </w:hyperlink>
+    </w:p>
+    <w:p>
+      <w:pPr>
+        <w:ind w:left="432"/>
+      </w:pPr>
+      <w:hyperlink w:anchor="toc79">
+        <w:r>
+          <w:rPr>
+            <w:rFonts w:ascii="Calibri" w:hAnsi="Calibri"/>
+            <w:sz w:val="20"/>
+            <w:color w:val="1F4E79"/>
+            <w:u w:val="single"/>
+          </w:rPr>
+          <w:t>I. The first thirty seconds are a contract</w:t>
+        </w:r>
+      </w:hyperlink>
+    </w:p>
+    <w:p>
+      <w:pPr>
+        <w:ind w:left="432"/>
+      </w:pPr>
+      <w:hyperlink w:anchor="toc80">
+        <w:r>
+          <w:rPr>
+            <w:rFonts w:ascii="Calibri" w:hAnsi="Calibri"/>
+            <w:sz w:val="20"/>
+            <w:color w:val="1F4E79"/>
+            <w:u w:val="single"/>
+          </w:rPr>
+          <w:t>II. Write for the ear</w:t>
+        </w:r>
+      </w:hyperlink>
+    </w:p>
+    <w:p>
+      <w:pPr>
+        <w:ind w:left="432"/>
+      </w:pPr>
+      <w:hyperlink w:anchor="toc81">
+        <w:r>
+          <w:rPr>
+            <w:rFonts w:ascii="Calibri" w:hAnsi="Calibri"/>
+            <w:sz w:val="20"/>
+            <w:color w:val="1F4E79"/>
+            <w:u w:val="single"/>
+          </w:rPr>
+          <w:t>III. Sound first, picture second</w:t>
+        </w:r>
+      </w:hyperlink>
+    </w:p>
+    <w:p>
+      <w:pPr>
+        <w:ind w:left="432"/>
+      </w:pPr>
+      <w:hyperlink w:anchor="toc82">
+        <w:r>
+          <w:rPr>
+            <w:rFonts w:ascii="Calibri" w:hAnsi="Calibri"/>
+            <w:sz w:val="20"/>
+            <w:color w:val="1F4E79"/>
+            <w:u w:val="single"/>
+          </w:rPr>
+          <w:t>IV. Light, frame, and a screen people can read</w:t>
+        </w:r>
+      </w:hyperlink>
+    </w:p>
+    <w:p>
+      <w:pPr>
+        <w:ind w:left="432"/>
+      </w:pPr>
+      <w:hyperlink w:anchor="toc83">
+        <w:r>
+          <w:rPr>
+            <w:rFonts w:ascii="Calibri" w:hAnsi="Calibri"/>
+            <w:sz w:val="20"/>
+            <w:color w:val="1F4E79"/>
+            <w:u w:val="single"/>
+          </w:rPr>
+          <w:t>V. Record in pieces, cut for pace</w:t>
+        </w:r>
+      </w:hyperlink>
+    </w:p>
+    <w:p>
+      <w:pPr>
+        <w:ind w:left="432"/>
+      </w:pPr>
+      <w:hyperlink w:anchor="toc84">
+        <w:r>
+          <w:rPr>
+            <w:rFonts w:ascii="Calibri" w:hAnsi="Calibri"/>
+            <w:sz w:val="20"/>
+            <w:color w:val="1F4E79"/>
+            <w:u w:val="single"/>
+          </w:rPr>
+          <w:t>VI. The end is one ask and one door</w:t>
+        </w:r>
+      </w:hyperlink>
+    </w:p>
+    <w:p>
+      <w:pPr>
+        <w:ind w:left="432"/>
+      </w:pPr>
+      <w:hyperlink w:anchor="toc85">
+        <w:r>
+          <w:rPr>
+            <w:rFonts w:ascii="Calibri" w:hAnsi="Calibri"/>
+            <w:sz w:val="20"/>
+            <w:color w:val="1F4E79"/>
+            <w:u w:val="single"/>
+          </w:rPr>
+          <w:t>VII. Do this before you press record</w:t>
+        </w:r>
+      </w:hyperlink>
+    </w:p>
+    <w:p>
+      <w:pPr>
+        <w:ind w:left="432"/>
+      </w:pPr>
+      <w:hyperlink w:anchor="toc86">
+        <w:r>
+          <w:rPr>
+            <w:rFonts w:ascii="Calibri" w:hAnsi="Calibri"/>
+            <w:sz w:val="20"/>
+            <w:color w:val="1F4E79"/>
+            <w:u w:val="single"/>
+          </w:rPr>
+          <w:t>VIII. Claims that do not survive a playback</w:t>
+        </w:r>
+      </w:hyperlink>
+    </w:p>
+    <w:p>
+      <w:pPr/>
+      <w:hyperlink w:anchor="toc87">
+        <w:r>
+          <w:rPr>
+            <w:rFonts w:ascii="Calibri" w:hAnsi="Calibri"/>
+            <w:sz w:val="22"/>
+            <w:color w:val="1F4E79"/>
+            <w:u w:val="single"/>
+          </w:rPr>
+          <w:t>11 Read the Count</w:t>
+        </w:r>
+      </w:hyperlink>
+    </w:p>
+    <w:p>
+      <w:pPr>
+        <w:ind w:left="432"/>
+      </w:pPr>
+      <w:hyperlink w:anchor="toc88">
+        <w:r>
+          <w:rPr>
+            <w:rFonts w:ascii="Calibri" w:hAnsi="Calibri"/>
+            <w:sz w:val="20"/>
+            <w:color w:val="1F4E79"/>
+            <w:u w:val="single"/>
+          </w:rPr>
+          <w:t>I. Three counts, three places</w:t>
+        </w:r>
+      </w:hyperlink>
+    </w:p>
+    <w:p>
+      <w:pPr>
+        <w:ind w:left="432"/>
+      </w:pPr>
+      <w:hyperlink w:anchor="toc89">
+        <w:r>
+          <w:rPr>
+            <w:rFonts w:ascii="Calibri" w:hAnsi="Calibri"/>
+            <w:sz w:val="20"/>
+            <w:color w:val="1F4E79"/>
+            <w:u w:val="single"/>
+          </w:rPr>
+          <w:t>II. Label the door, keep one destination</w:t>
+        </w:r>
+      </w:hyperlink>
+    </w:p>
+    <w:p>
+      <w:pPr>
+        <w:ind w:left="432"/>
+      </w:pPr>
+      <w:hyperlink w:anchor="toc90">
+        <w:r>
+          <w:rPr>
+            <w:rFonts w:ascii="Calibri" w:hAnsi="Calibri"/>
+            <w:sz w:val="20"/>
+            <w:color w:val="1F4E79"/>
+            <w:u w:val="single"/>
+          </w:rPr>
+          <w:t>III. Impressions and the click rate, read with YouTube’s own caveats</w:t>
+        </w:r>
+      </w:hyperlink>
+    </w:p>
+    <w:p>
+      <w:pPr>
+        <w:ind w:left="432"/>
+      </w:pPr>
+      <w:hyperlink w:anchor="toc91">
+        <w:r>
+          <w:rPr>
+            <w:rFonts w:ascii="Calibri" w:hAnsi="Calibri"/>
+            <w:sz w:val="20"/>
+            <w:color w:val="1F4E79"/>
+            <w:u w:val="single"/>
+          </w:rPr>
+          <w:t>IV. How they found you, and what it tells you about the buyer</w:t>
+        </w:r>
+      </w:hyperlink>
+    </w:p>
+    <w:p>
+      <w:pPr>
+        <w:ind w:left="432"/>
+      </w:pPr>
+      <w:hyperlink w:anchor="toc92">
+        <w:r>
+          <w:rPr>
+            <w:rFonts w:ascii="Calibri" w:hAnsi="Calibri"/>
+            <w:sz w:val="20"/>
+            <w:color w:val="1F4E79"/>
+            <w:u w:val="single"/>
+          </w:rPr>
+          <w:t>V. Where they left, measured against where you asked</w:t>
+        </w:r>
+      </w:hyperlink>
+    </w:p>
+    <w:p>
+      <w:pPr>
+        <w:ind w:left="432"/>
+      </w:pPr>
+      <w:hyperlink w:anchor="toc93">
+        <w:r>
+          <w:rPr>
+            <w:rFonts w:ascii="Calibri" w:hAnsi="Calibri"/>
+            <w:sz w:val="20"/>
+            <w:color w:val="1F4E79"/>
+            <w:u w:val="single"/>
+          </w:rPr>
+          <w:t>VI. The definitions move. Note the date.</w:t>
+        </w:r>
+      </w:hyperlink>
+    </w:p>
+    <w:p>
+      <w:pPr>
+        <w:ind w:left="432"/>
+      </w:pPr>
+      <w:hyperlink w:anchor="toc94">
+        <w:r>
+          <w:rPr>
+            <w:rFonts w:ascii="Calibri" w:hAnsi="Calibri"/>
+            <w:sz w:val="20"/>
+            <w:color w:val="1F4E79"/>
+            <w:u w:val="single"/>
+          </w:rPr>
+          <w:t>VII. Fifteen minutes, once a week</w:t>
+        </w:r>
+      </w:hyperlink>
+    </w:p>
+    <w:p>
+      <w:pPr>
+        <w:ind w:left="432"/>
+      </w:pPr>
+      <w:hyperlink w:anchor="toc95">
+        <w:r>
+          <w:rPr>
+            <w:rFonts w:ascii="Calibri" w:hAnsi="Calibri"/>
+            <w:sz w:val="20"/>
+            <w:color w:val="1F4E79"/>
+            <w:u w:val="single"/>
+          </w:rPr>
+          <w:t>VIII. Claims that do not survive the week sheet</w:t>
+        </w:r>
+      </w:hyperlink>
+    </w:p>
+    <w:p>
+      <w:pPr/>
+      <w:hyperlink w:anchor="toc96">
+        <w:r>
+          <w:rPr>
+            <w:rFonts w:ascii="Calibri" w:hAnsi="Calibri"/>
+            <w:sz w:val="22"/>
+            <w:color w:val="1F4E79"/>
+            <w:u w:val="single"/>
+          </w:rPr>
+          <w:t>12 The Rules That Can Close the Shop</w:t>
+        </w:r>
+      </w:hyperlink>
+    </w:p>
+    <w:p>
+      <w:pPr>
+        <w:ind w:left="432"/>
+      </w:pPr>
+      <w:hyperlink w:anchor="toc97">
+        <w:r>
+          <w:rPr>
+            <w:rFonts w:ascii="Calibri" w:hAnsi="Calibri"/>
+            <w:sz w:val="20"/>
+            <w:color w:val="1F4E79"/>
+            <w:u w:val="single"/>
+          </w:rPr>
+          <w:t>I. Four problems that look alike in your inbox</w:t>
+        </w:r>
+      </w:hyperlink>
+    </w:p>
+    <w:p>
+      <w:pPr>
+        <w:ind w:left="432"/>
+      </w:pPr>
+      <w:hyperlink w:anchor="toc98">
+        <w:r>
+          <w:rPr>
+            <w:rFonts w:ascii="Calibri" w:hAnsi="Calibri"/>
+            <w:sz w:val="20"/>
+            <w:color w:val="1F4E79"/>
+            <w:u w:val="single"/>
+          </w:rPr>
+          <w:t>II. Community Guidelines: the warning, then the clock</w:t>
+        </w:r>
+      </w:hyperlink>
+    </w:p>
+    <w:p>
+      <w:pPr>
+        <w:ind w:left="432"/>
+      </w:pPr>
+      <w:hyperlink w:anchor="toc99">
+        <w:r>
+          <w:rPr>
+            <w:rFonts w:ascii="Calibri" w:hAnsi="Calibri"/>
+            <w:sz w:val="20"/>
+            <w:color w:val="1F4E79"/>
+            <w:u w:val="single"/>
+          </w:rPr>
+          <w:t>III. Copyright strikes: a legal request, not an algorithm</w:t>
+        </w:r>
+      </w:hyperlink>
+    </w:p>
+    <w:p>
+      <w:pPr>
+        <w:ind w:left="432"/>
+      </w:pPr>
+      <w:hyperlink w:anchor="toc100">
+        <w:r>
+          <w:rPr>
+            <w:rFonts w:ascii="Calibri" w:hAnsi="Calibri"/>
+            <w:sz w:val="20"/>
+            <w:color w:val="1F4E79"/>
+            <w:u w:val="single"/>
+          </w:rPr>
+          <w:t>IV. Content ID claims: the video, not the channel</w:t>
+        </w:r>
+      </w:hyperlink>
+    </w:p>
+    <w:p>
+      <w:pPr>
+        <w:ind w:left="432"/>
+      </w:pPr>
+      <w:hyperlink w:anchor="toc101">
+        <w:r>
+          <w:rPr>
+            <w:rFonts w:ascii="Calibri" w:hAnsi="Calibri"/>
+            <w:sz w:val="20"/>
+            <w:color w:val="1F4E79"/>
+            <w:u w:val="single"/>
+          </w:rPr>
+          <w:t>V. Paid promotion: the box and the sentence</w:t>
+        </w:r>
+      </w:hyperlink>
+    </w:p>
+    <w:p>
+      <w:pPr>
+        <w:ind w:left="432"/>
+      </w:pPr>
+      <w:hyperlink w:anchor="toc102">
+        <w:r>
+          <w:rPr>
+            <w:rFonts w:ascii="Calibri" w:hAnsi="Calibri"/>
+            <w:sz w:val="20"/>
+            <w:color w:val="1F4E79"/>
+            <w:u w:val="single"/>
+          </w:rPr>
+          <w:t>VI. AI use: the setting for realistic generated material</w:t>
+        </w:r>
+      </w:hyperlink>
+    </w:p>
+    <w:p>
+      <w:pPr>
+        <w:ind w:left="432"/>
+      </w:pPr>
+      <w:hyperlink w:anchor="toc103">
+        <w:r>
+          <w:rPr>
+            <w:rFonts w:ascii="Calibri" w:hAnsi="Calibri"/>
+            <w:sz w:val="20"/>
+            <w:color w:val="1F4E79"/>
+            <w:u w:val="single"/>
+          </w:rPr>
+          <w:t>VII. Made for kids: a legal statement, not a reach setting</w:t>
+        </w:r>
+      </w:hyperlink>
+    </w:p>
+    <w:p>
+      <w:pPr>
+        <w:ind w:left="432"/>
+      </w:pPr>
+      <w:hyperlink w:anchor="toc104">
+        <w:r>
+          <w:rPr>
+            <w:rFonts w:ascii="Calibri" w:hAnsi="Calibri"/>
+            <w:sz w:val="20"/>
+            <w:color w:val="1F4E79"/>
+            <w:u w:val="single"/>
+          </w:rPr>
+          <w:t>VIII. Keep a small record</w:t>
+        </w:r>
+      </w:hyperlink>
+    </w:p>
+    <w:p>
+      <w:pPr>
+        <w:ind w:left="432"/>
+      </w:pPr>
+      <w:hyperlink w:anchor="toc105">
+        <w:r>
+          <w:rPr>
+            <w:rFonts w:ascii="Calibri" w:hAnsi="Calibri"/>
+            <w:sz w:val="20"/>
+            <w:color w:val="1F4E79"/>
+            <w:u w:val="single"/>
+          </w:rPr>
+          <w:t>IX. Before every upload</w:t>
+        </w:r>
+      </w:hyperlink>
+    </w:p>
+    <w:p>
+      <w:pPr>
+        <w:ind w:left="432"/>
+      </w:pPr>
+      <w:hyperlink w:anchor="toc106">
+        <w:r>
+          <w:rPr>
+            <w:rFonts w:ascii="Calibri" w:hAnsi="Calibri"/>
+            <w:sz w:val="20"/>
+            <w:color w:val="1F4E79"/>
+            <w:u w:val="single"/>
+          </w:rPr>
+          <w:t>X. Claims that do not survive a policy page</w:t>
+        </w:r>
+      </w:hyperlink>
+    </w:p>
+    <w:p>
+      <w:pPr/>
+      <w:hyperlink w:anchor="toc107">
+        <w:r>
+          <w:rPr>
+            <w:rFonts w:ascii="Calibri" w:hAnsi="Calibri"/>
+            <w:sz w:val="22"/>
+            <w:color w:val="1F4E79"/>
+            <w:u w:val="single"/>
+          </w:rPr>
           <w:t>Glossary</w:t>
         </w:r>
       </w:hyperlink>
     </w:p>
     <w:p>
       <w:pPr/>
-      <w:hyperlink w:anchor="toc79">
+      <w:hyperlink w:anchor="toc108">
         <w:r>
           <w:rPr>
             <w:rFonts w:ascii="Calibri" w:hAnsi="Calibri"/>
@@ -1317,7 +1775,7 @@
         <w:rPr>
           <w:rFonts w:ascii="Calibri" w:hAnsi="Calibri"/>
         </w:rPr>
-        <w:t>Read it in order if you are starting. If you already post, use the last chapter to find the earliest break, then go to the chapter that fixes that break.</w:t>
+        <w:t>Read it in order if you are starting. If you already post, use chapter 9 to find the earliest break, then go to the chapter that fixes that break.</w:t>
       </w:r>
     </w:p>
     <w:p>
@@ -1366,6 +1824,14 @@
           <w:rFonts w:ascii="Calibri" w:hAnsi="Calibri"/>
         </w:rPr>
         <w:t>Chapter 6 is six weeks to get that offer in front of strangers. Chapter 7 is wording you can paste and then make true. Chapter 8 is the notebook. Chapter 9 is what to fix when nothing sells.</w:t>
+      </w:r>
+    </w:p>
+    <w:p>
+      <w:r>
+        <w:rPr>
+          <w:rFonts w:ascii="Calibri" w:hAnsi="Calibri"/>
+        </w:rPr>
+        <w:t>Chapters 10 through 12 are the second pass, for when the path exists. Chapter 10 records the eight videos so the buyer stays to hear the price. Chapter 11 reads the counts: what Studio shows, what only your page shows, and which number answers which question. Chapter 12 is the rules that can take down a video or the channel, and the disclosure settings you control.</w:t>
       </w:r>
     </w:p>
     <w:p>
@@ -2002,7 +2468,24 @@
           <w:rFonts w:ascii="Calibri" w:hAnsi="Calibri"/>
           <w:i/>
         </w:rPr>
-        <w:t>Sources: The distinction between an offer and platform ad revenue follows from how those programs pay, as described in the money chapter of this book. The conversion arithmetic is a hypothetical planning example, not a measured rate. Disclosure expectations for affiliate recommendations are the same practical rule stated in that money chapter: say that the link pays you, next to the link. What a channel post can and cannot do follows [YouTube’s posts page](https://support.google.com/youtube/answer/9409631). Not legal, tax, or platform-policy advice.</w:t>
+        <w:t xml:space="preserve">Sources: The distinction between an offer and platform ad revenue follows from how those programs pay, as described in the money chapter of this book. The conversion arithmetic is a hypothetical planning example, not a measured rate. Disclosure expectations for affiliate recommendations are the same practical rule stated in that money chapter: say that the link pays you, next to the link. What a channel post can and cannot do follows </w:t>
+      </w:r>
+      <w:hyperlink r:id="rId13">
+        <w:r>
+          <w:rPr>
+            <w:rStyle w:val="Hyperlink"/>
+            <w:sz w:val="22"/>
+            <w:rFonts w:ascii="Calibri" w:hAnsi="Calibri"/>
+          </w:rPr>
+          <w:t xml:space="preserve">YouTube’s posts page</w:t>
+        </w:r>
+      </w:hyperlink>
+      <w:r>
+        <w:rPr>
+          <w:rFonts w:ascii="Calibri" w:hAnsi="Calibri"/>
+          <w:i/>
+        </w:rPr>
+        <w:t>. Not legal, tax, or platform-policy advice.</w:t>
       </w:r>
     </w:p>
     <w:p>
@@ -5276,7 +5759,41 @@
           <w:rFonts w:ascii="Calibri" w:hAnsi="Calibri"/>
           <w:i/>
         </w:rPr>
-        <w:t>Sources: Tool names and URLs in this chapter are drawn from the author’s own working bookmark lists of video, footage, music, and voice tools, current at the time of writing. Reference-image consistency, mixing as a fader position rather than a loudness law, and the workflow in §VI were taken as general technique from the author’s saved notes; specific projects were not used. Export settings are [YouTube’s recommended upload encoding settings](https://support.google.com/youtube/answer/1722171). The Audio Library location is [YouTube’s Audio Library help](https://support.google.com/youtube/answer/3376882). The claim that a higher upload resolution receives a better playback encode is labeled as creator talk, not as that page’s promise. Pricing, license terms, and feature availability change. Not legal advice on licensing, attribution, or AI-generated content rights.</w:t>
+        <w:t xml:space="preserve">Sources: Tool names and URLs in this chapter are drawn from the author’s own working bookmark lists of video, footage, music, and voice tools, current at the time of writing. Reference-image consistency, mixing as a fader position rather than a loudness law, and the workflow in §VI were taken as general technique from the author’s saved notes; specific projects were not used. Export settings are </w:t>
+      </w:r>
+      <w:hyperlink r:id="rId73">
+        <w:r>
+          <w:rPr>
+            <w:rStyle w:val="Hyperlink"/>
+            <w:sz w:val="22"/>
+            <w:rFonts w:ascii="Calibri" w:hAnsi="Calibri"/>
+          </w:rPr>
+          <w:t xml:space="preserve">YouTube’s recommended upload encoding settings</w:t>
+        </w:r>
+      </w:hyperlink>
+      <w:r>
+        <w:rPr>
+          <w:rFonts w:ascii="Calibri" w:hAnsi="Calibri"/>
+          <w:i/>
+        </w:rPr>
+        <w:t xml:space="preserve">. The Audio Library location is </w:t>
+      </w:r>
+      <w:hyperlink r:id="rId49">
+        <w:r>
+          <w:rPr>
+            <w:rStyle w:val="Hyperlink"/>
+            <w:sz w:val="22"/>
+            <w:rFonts w:ascii="Calibri" w:hAnsi="Calibri"/>
+          </w:rPr>
+          <w:t xml:space="preserve">YouTube’s Audio Library help</w:t>
+        </w:r>
+      </w:hyperlink>
+      <w:r>
+        <w:rPr>
+          <w:rFonts w:ascii="Calibri" w:hAnsi="Calibri"/>
+          <w:i/>
+        </w:rPr>
+        <w:t>. The claim that a higher upload resolution receives a better playback encode is labeled as creator talk, not as that page’s promise. Pricing, license terms, and feature availability change. Not legal advice on licensing, attribution, or AI-generated content rights.</w:t>
       </w:r>
     </w:p>
     <w:p>
@@ -5820,7 +6337,92 @@
           <w:rFonts w:ascii="Calibri" w:hAnsi="Calibri"/>
           <w:i/>
         </w:rPr>
-        <w:t>Sources: Title structure refers to the click chapter of this book. Production cost refers to the production chapter. Brownlee’s webcam start is from [Decoder with Nilay Patel, The Verge, January 2021](https://www.theverge.com/22231657/mkbhd-marques-brownlee-interview-youtube-creator-influencer-decoder). The Safari-for-Windows recollection, which he gives as on the order of 6,000 views, is from [Recode Media with Peter Kafka, April 2018](https://www.vox.com/2018/4/16/17241282/transcript-youtube-creator-marques-brownlee-mkbhd). Rea’s start is from [Mashed, “Andrew Rea Tells Us How Binging With Babish Got Started”](https://www.mashed.com/612523/andrew-rea-tells-us-how-binging-with-babish-got-started-exclusive-interview/). Basics with Babish and the later cookbook are the public record of that channel. Abdaal’s one-day editing course, and the later decision to sell his own course, are from [Mixergy, “YouTube’s Most Popular Productivity Creator”](https://mixergy.com/interviews/youtubes-most-popular-productivity-creator/). Hart’s first year, the webcam on a stack of books, the Photo Booth and iMovie workflow, the recollection of about 80,000 views on the first episode, and the later cookbook and memoir noted in the introduction, are from [The Verge, 19 October 2016](https://www.theverge.com/2016/10/19/13315924/hannah-hart-interview-youtube-buffering-my-drunk-kitchen). Those interviews are not evidence for the eight-video set. No platform ranking formula is claimed here. The instruction to watch the offer page rather than views is editorial guidance for a channel whose goal is a sale. Not platform-policy advice.</w:t>
+        <w:t xml:space="preserve">Sources: Title structure refers to the click chapter of this book. Production cost refers to the production chapter. Brownlee’s webcam start is from </w:t>
+      </w:r>
+      <w:hyperlink r:id="rId76">
+        <w:r>
+          <w:rPr>
+            <w:rStyle w:val="Hyperlink"/>
+            <w:sz w:val="22"/>
+            <w:rFonts w:ascii="Calibri" w:hAnsi="Calibri"/>
+          </w:rPr>
+          <w:t xml:space="preserve">Decoder with Nilay Patel, The Verge, January 2021</w:t>
+        </w:r>
+      </w:hyperlink>
+      <w:r>
+        <w:rPr>
+          <w:rFonts w:ascii="Calibri" w:hAnsi="Calibri"/>
+          <w:i/>
+        </w:rPr>
+        <w:t xml:space="preserve">. The Safari-for-Windows recollection, which he gives as on the order of 6,000 views, is from </w:t>
+      </w:r>
+      <w:hyperlink r:id="rId77">
+        <w:r>
+          <w:rPr>
+            <w:rStyle w:val="Hyperlink"/>
+            <w:sz w:val="22"/>
+            <w:rFonts w:ascii="Calibri" w:hAnsi="Calibri"/>
+          </w:rPr>
+          <w:t xml:space="preserve">Recode Media with Peter Kafka, April 2018</w:t>
+        </w:r>
+      </w:hyperlink>
+      <w:r>
+        <w:rPr>
+          <w:rFonts w:ascii="Calibri" w:hAnsi="Calibri"/>
+          <w:i/>
+        </w:rPr>
+        <w:t xml:space="preserve">. Rea’s start is from </w:t>
+      </w:r>
+      <w:hyperlink r:id="rId78">
+        <w:r>
+          <w:rPr>
+            <w:rStyle w:val="Hyperlink"/>
+            <w:sz w:val="22"/>
+            <w:rFonts w:ascii="Calibri" w:hAnsi="Calibri"/>
+          </w:rPr>
+          <w:t xml:space="preserve">Mashed, “Andrew Rea Tells Us How Binging With Babish Got Started”</w:t>
+        </w:r>
+      </w:hyperlink>
+      <w:r>
+        <w:rPr>
+          <w:rFonts w:ascii="Calibri" w:hAnsi="Calibri"/>
+          <w:i/>
+        </w:rPr>
+        <w:t xml:space="preserve">. Basics with Babish and the later cookbook are the public record of that channel. Abdaal’s one-day editing course, and the later decision to sell his own course, are from </w:t>
+      </w:r>
+      <w:hyperlink r:id="rId79">
+        <w:r>
+          <w:rPr>
+            <w:rStyle w:val="Hyperlink"/>
+            <w:sz w:val="22"/>
+            <w:rFonts w:ascii="Calibri" w:hAnsi="Calibri"/>
+          </w:rPr>
+          <w:t xml:space="preserve">Mixergy, “YouTube’s Most Popular Productivity Creator”</w:t>
+        </w:r>
+      </w:hyperlink>
+      <w:r>
+        <w:rPr>
+          <w:rFonts w:ascii="Calibri" w:hAnsi="Calibri"/>
+          <w:i/>
+        </w:rPr>
+        <w:t xml:space="preserve">. Hart’s first year, the webcam on a stack of books, the Photo Booth and iMovie workflow, the recollection of about 80,000 views on the first episode, and the later cookbook and memoir noted in the introduction, are from </w:t>
+      </w:r>
+      <w:hyperlink r:id="rId80">
+        <w:r>
+          <w:rPr>
+            <w:rStyle w:val="Hyperlink"/>
+            <w:sz w:val="22"/>
+            <w:rFonts w:ascii="Calibri" w:hAnsi="Calibri"/>
+          </w:rPr>
+          <w:t xml:space="preserve">The Verge, 19 October 2016</w:t>
+        </w:r>
+      </w:hyperlink>
+      <w:r>
+        <w:rPr>
+          <w:rFonts w:ascii="Calibri" w:hAnsi="Calibri"/>
+          <w:i/>
+        </w:rPr>
+        <w:t>. Those interviews are not evidence for the eight-video set. No platform ranking formula is claimed here. The instruction to watch the offer page rather than views is editorial guidance for a channel whose goal is a sale. Not platform-policy advice.</w:t>
       </w:r>
     </w:p>
     <w:p>
@@ -5888,7 +6490,7 @@
         </w:rPr>
         <w:t xml:space="preserve">YouTube pays through two gates, and neither one is the first money. The offer in chapter 1 can pay on a sale before either gate opens. YouTube’s own ads on your videos, before you are accepted, are not your revenue. </w:t>
       </w:r>
-      <w:hyperlink r:id="rId78">
+      <w:hyperlink r:id="rId83">
         <w:r>
           <w:rPr>
             <w:rStyle w:val="Hyperlink"/>
@@ -5912,7 +6514,7 @@
         </w:rPr>
         <w:t xml:space="preserve">In countries where YouTube has opened the expanded program, the first gate is fan funding and Shopping: channel memberships, Super Chat, Super Stickers, Super Thanks, and product tags. </w:t>
       </w:r>
-      <w:hyperlink r:id="rId79">
+      <w:hyperlink r:id="rId84">
         <w:r>
           <w:rPr>
             <w:rStyle w:val="Hyperlink"/>
@@ -6111,7 +6713,7 @@
                     <pic:cNvPicPr/>
                   </pic:nvPicPr>
                   <pic:blipFill>
-                    <a:blip r:embed="rId80"/>
+                    <a:blip r:embed="rId85"/>
                     <a:stretch>
                       <a:fillRect/>
                     </a:stretch>
@@ -6163,12 +6765,22 @@
       </w:r>
     </w:p>
     <w:p>
+      <w:hyperlink r:id="rId86">
+        <w:r>
+          <w:rPr>
+            <w:rStyle w:val="Hyperlink"/>
+            <w:sz w:val="22"/>
+            <w:rFonts w:ascii="Calibri" w:hAnsi="Calibri"/>
+          </w:rPr>
+          <w:t xml:space="preserve">TikTok — Creator Rewards</w:t>
+        </w:r>
+      </w:hyperlink>
       <w:r>
         <w:rPr>
           <w:rFonts w:ascii="Calibri" w:hAnsi="Calibri"/>
           <w:b/>
         </w:rPr>
-        <w:t>[TikTok — Creator Rewards](https://www.tiktok.com/creator-academy/article/eligibility).</w:t>
+        <w:t>.</w:t>
       </w:r>
       <w:r>
         <w:rPr>
@@ -6178,12 +6790,22 @@
       </w:r>
     </w:p>
     <w:p>
+      <w:hyperlink r:id="rId87">
+        <w:r>
+          <w:rPr>
+            <w:rStyle w:val="Hyperlink"/>
+            <w:sz w:val="22"/>
+            <w:rFonts w:ascii="Calibri" w:hAnsi="Calibri"/>
+          </w:rPr>
+          <w:t xml:space="preserve">Facebook — Content Monetization</w:t>
+        </w:r>
+      </w:hyperlink>
       <w:r>
         <w:rPr>
           <w:rFonts w:ascii="Calibri" w:hAnsi="Calibri"/>
           <w:b/>
         </w:rPr>
-        <w:t>[Facebook — Content Monetization](https://creators.facebook.com/tools/ad-breaks/v2/).</w:t>
+        <w:t>.</w:t>
       </w:r>
       <w:r>
         <w:rPr>
@@ -6193,12 +6815,22 @@
       </w:r>
     </w:p>
     <w:p>
+      <w:hyperlink r:id="rId88">
+        <w:r>
+          <w:rPr>
+            <w:rStyle w:val="Hyperlink"/>
+            <w:sz w:val="22"/>
+            <w:rFonts w:ascii="Calibri" w:hAnsi="Calibri"/>
+          </w:rPr>
+          <w:t xml:space="preserve">Snapchat — Spotlight</w:t>
+        </w:r>
+      </w:hyperlink>
       <w:r>
         <w:rPr>
           <w:rFonts w:ascii="Calibri" w:hAnsi="Calibri"/>
           <w:b/>
         </w:rPr>
-        <w:t>[Snapchat — Spotlight](https://help.snapchat.com/hc/en-us/articles/7012310905876).</w:t>
+        <w:t>.</w:t>
       </w:r>
       <w:r>
         <w:rPr>
@@ -6208,12 +6840,22 @@
       </w:r>
     </w:p>
     <w:p>
+      <w:hyperlink r:id="rId89">
+        <w:r>
+          <w:rPr>
+            <w:rStyle w:val="Hyperlink"/>
+            <w:sz w:val="22"/>
+            <w:rFonts w:ascii="Calibri" w:hAnsi="Calibri"/>
+          </w:rPr>
+          <w:t xml:space="preserve">X — Original Content Rewards</w:t>
+        </w:r>
+      </w:hyperlink>
       <w:r>
         <w:rPr>
           <w:rFonts w:ascii="Calibri" w:hAnsi="Calibri"/>
           <w:b/>
         </w:rPr>
-        <w:t>[X — Original Content Rewards](https://help.x.com/en/using-x/original-content-rewards).</w:t>
+        <w:t>.</w:t>
       </w:r>
       <w:r>
         <w:rPr>
@@ -6223,12 +6865,22 @@
       </w:r>
     </w:p>
     <w:p>
+      <w:hyperlink r:id="rId90">
+        <w:r>
+          <w:rPr>
+            <w:rStyle w:val="Hyperlink"/>
+            <w:sz w:val="22"/>
+            <w:rFonts w:ascii="Calibri" w:hAnsi="Calibri"/>
+          </w:rPr>
+          <w:t xml:space="preserve">Rumble — Partner Program</w:t>
+        </w:r>
+      </w:hyperlink>
       <w:r>
         <w:rPr>
           <w:rFonts w:ascii="Calibri" w:hAnsi="Calibri"/>
           <w:b/>
         </w:rPr>
-        <w:t>[Rumble — Partner Program](https://rumble.support/help/rumble-creator-program).</w:t>
+        <w:t>.</w:t>
       </w:r>
       <w:r>
         <w:rPr>
@@ -6238,12 +6890,22 @@
       </w:r>
     </w:p>
     <w:p>
+      <w:hyperlink r:id="rId91">
+        <w:r>
+          <w:rPr>
+            <w:rStyle w:val="Hyperlink"/>
+            <w:sz w:val="22"/>
+            <w:rFonts w:ascii="Calibri" w:hAnsi="Calibri"/>
+          </w:rPr>
+          <w:t xml:space="preserve">Tumblr</w:t>
+        </w:r>
+      </w:hyperlink>
       <w:r>
         <w:rPr>
           <w:rFonts w:ascii="Calibri" w:hAnsi="Calibri"/>
           <w:b/>
         </w:rPr>
-        <w:t>[Tumblr](https://help.tumblr.com/knowledge-base/paid-feature-eligibility/).</w:t>
+        <w:t>.</w:t>
       </w:r>
       <w:r>
         <w:rPr>
@@ -6309,7 +6971,7 @@
         </w:rPr>
         <w:t xml:space="preserve">A pasted address is not a link until YouTube will make it clickable. </w:t>
       </w:r>
-      <w:hyperlink r:id="rId81">
+      <w:hyperlink r:id="rId92">
         <w:r>
           <w:rPr>
             <w:rStyle w:val="Hyperlink"/>
@@ -6333,7 +6995,7 @@
         </w:rPr>
         <w:t xml:space="preserve">An </w:t>
       </w:r>
-      <w:hyperlink r:id="rId82">
+      <w:hyperlink r:id="rId93">
         <w:r>
           <w:rPr>
             <w:rStyle w:val="Hyperlink"/>
@@ -6349,7 +7011,7 @@
         </w:rPr>
         <w:t xml:space="preserve"> or an </w:t>
       </w:r>
-      <w:hyperlink r:id="rId83">
+      <w:hyperlink r:id="rId94">
         <w:r>
           <w:rPr>
             <w:rStyle w:val="Hyperlink"/>
@@ -6365,7 +7027,7 @@
         </w:rPr>
         <w:t xml:space="preserve"> that opens a site outside YouTube requires the </w:t>
       </w:r>
-      <w:hyperlink r:id="rId78">
+      <w:hyperlink r:id="rId83">
         <w:r>
           <w:rPr>
             <w:rStyle w:val="Hyperlink"/>
@@ -6478,7 +7140,7 @@
         </w:rPr>
         <w:t xml:space="preserve">Instagram’s help lists “Add a website to your Instagram profile” from its </w:t>
       </w:r>
-      <w:hyperlink r:id="rId84">
+      <w:hyperlink r:id="rId95">
         <w:r>
           <w:rPr>
             <w:rStyle w:val="Hyperlink"/>
@@ -6494,7 +7156,7 @@
         </w:rPr>
         <w:t xml:space="preserve"> page. Separately, </w:t>
       </w:r>
-      <w:hyperlink r:id="rId85">
+      <w:hyperlink r:id="rId96">
         <w:r>
           <w:rPr>
             <w:rStyle w:val="Hyperlink"/>
@@ -6521,7 +7183,7 @@
         </w:rPr>
         <w:t xml:space="preserve">TikTok’s help has a page for </w:t>
       </w:r>
-      <w:hyperlink r:id="rId86">
+      <w:hyperlink r:id="rId97">
         <w:r>
           <w:rPr>
             <w:rStyle w:val="Hyperlink"/>
@@ -6809,8 +7471,8 @@
     <w:p>
       <w:pPr>
         <w:sectPr>
-          <w:headerReference w:type="default" r:id="rId76"/>
-          <w:footerReference w:type="default" r:id="rId77"/>
+          <w:headerReference w:type="default" r:id="rId81"/>
+          <w:footerReference w:type="default" r:id="rId82"/>
           <w:pgSz w:w="10080" w:h="14400"/>
           <w:pgMar w:top="1008" w:right="1008" w:bottom="1008" w:left="1008" w:header="504" w:footer="504" w:gutter="0"/>
           <w:cols w:space="720"/>
@@ -7283,8 +7945,8 @@
     <w:p>
       <w:pPr>
         <w:sectPr>
-          <w:headerReference w:type="default" r:id="rId87"/>
-          <w:footerReference w:type="default" r:id="rId88"/>
+          <w:headerReference w:type="default" r:id="rId98"/>
+          <w:footerReference w:type="default" r:id="rId99"/>
           <w:pgSz w:w="10080" w:h="14400"/>
           <w:pgMar w:top="1008" w:right="1008" w:bottom="1008" w:left="1008" w:header="504" w:footer="504" w:gutter="0"/>
           <w:cols w:space="720"/>
@@ -7701,14 +8363,48 @@
           <w:rFonts w:ascii="Calibri" w:hAnsi="Calibri"/>
           <w:i/>
         </w:rPr>
-        <w:t>Sources: These are author templates, not platform-required wording. Affiliate disclosure follows the money chapter and the FTC’s [Endorsement Guides, 16 CFR Part 255](https://www.ecfr.gov/current/title-16/chapter-I/subchapter-B/part-255), plus FTC staff’s [Disclosures 101 for Social Media Influencers](https://www.ftc.gov/business-guidance/resources/disclosures-101-social-media-influencers). Say that a link pays you, next to the link. Confirm the current rule on the platform where you post. Not legal advice.</w:t>
+        <w:t xml:space="preserve">Sources: These are author templates, not platform-required wording. Affiliate disclosure follows the money chapter and the FTC’s </w:t>
+      </w:r>
+      <w:hyperlink r:id="rId102">
+        <w:r>
+          <w:rPr>
+            <w:rStyle w:val="Hyperlink"/>
+            <w:sz w:val="22"/>
+            <w:rFonts w:ascii="Calibri" w:hAnsi="Calibri"/>
+          </w:rPr>
+          <w:t xml:space="preserve">Endorsement Guides, 16 CFR Part 255</w:t>
+        </w:r>
+      </w:hyperlink>
+      <w:r>
+        <w:rPr>
+          <w:rFonts w:ascii="Calibri" w:hAnsi="Calibri"/>
+          <w:i/>
+        </w:rPr>
+        <w:t xml:space="preserve">, plus FTC staff’s </w:t>
+      </w:r>
+      <w:hyperlink r:id="rId103">
+        <w:r>
+          <w:rPr>
+            <w:rStyle w:val="Hyperlink"/>
+            <w:sz w:val="22"/>
+            <w:rFonts w:ascii="Calibri" w:hAnsi="Calibri"/>
+          </w:rPr>
+          <w:t xml:space="preserve">Disclosures 101 for Social Media Influencers</w:t>
+        </w:r>
+      </w:hyperlink>
+      <w:r>
+        <w:rPr>
+          <w:rFonts w:ascii="Calibri" w:hAnsi="Calibri"/>
+          <w:i/>
+        </w:rPr>
+        <w:t>. Say that a link pays you, next to the link. Confirm the current rule on the platform where you post. Not legal advice.</w:t>
       </w:r>
     </w:p>
     <w:p>
       <w:pPr>
         <w:sectPr>
-          <w:headerReference w:type="default" r:id="rId89"/>
-          <w:footerReference w:type="default" r:id="rId90"/>
+          <w:headerReference w:type="default" r:id="rId100"/>
+          <w:footerReference w:type="default" r:id="rId101"/>
           <w:pgSz w:w="10080" w:h="14400"/>
           <w:pgMar w:top="1008" w:right="1008" w:bottom="1008" w:left="1008" w:header="504" w:footer="504" w:gutter="0"/>
           <w:cols w:space="720"/>
@@ -8614,8 +9310,8 @@
     <w:p>
       <w:pPr>
         <w:sectPr>
-          <w:headerReference w:type="default" r:id="rId91"/>
-          <w:footerReference w:type="default" r:id="rId92"/>
+          <w:headerReference w:type="default" r:id="rId104"/>
+          <w:footerReference w:type="default" r:id="rId105"/>
           <w:pgSz w:w="10080" w:h="14400"/>
           <w:pgMar w:top="1008" w:right="1008" w:bottom="1008" w:left="1008" w:header="504" w:footer="504" w:gutter="0"/>
           <w:cols w:space="720"/>
@@ -8958,8 +9654,8 @@
     <w:p>
       <w:pPr>
         <w:sectPr>
-          <w:headerReference w:type="default" r:id="rId93"/>
-          <w:footerReference w:type="default" r:id="rId94"/>
+          <w:headerReference w:type="default" r:id="rId106"/>
+          <w:footerReference w:type="default" r:id="rId107"/>
           <w:pgSz w:w="10080" w:h="14400"/>
           <w:pgMar w:top="1008" w:right="1008" w:bottom="1008" w:left="1008" w:header="504" w:footer="504" w:gutter="0"/>
           <w:cols w:space="720"/>
@@ -8974,7 +9670,7 @@
         <w:pStyle w:val="Heading1"/>
       </w:pPr>
       <w:r>
-        <w:t>Glossary</w:t>
+        <w:t>10 Record It So They Stay</w:t>
       </w:r>
       <w:bookmarkEnd w:id="79"/>
     </w:p>
@@ -8982,375 +9678,1286 @@
       <w:r>
         <w:rPr>
           <w:rFonts w:ascii="Calibri" w:hAnsi="Calibri"/>
-        </w:rPr>
-        <w:t>Short definitions for terms this book uses. A definition here is not a substitute for the platform page cited in the chapter.</w:t>
-      </w:r>
-    </w:p>
-    <w:p>
+          <w:i/>
+        </w:rPr>
+        <w:t>A teaching video is a promise in the first breath, a sound people can stand, and cuts that keep the promise moving. None of it needs a studio.</w:t>
+      </w:r>
+    </w:p>
+    <w:p>
+      <w:r>
+        <w:rPr>
+          <w:rFonts w:ascii="Calibri" w:hAnsi="Calibri"/>
+        </w:rPr>
+        <w:t>A stranger gives a new video a few seconds of credit. They clicked because the title named their problem. The first thing they hear decides whether that click was a good bet. Most first videos spend that credit on a hello, a name, a request to subscribe, and a story about why the channel exists. By the time the teaching starts, the person it was for has gone back to the feed.</w:t>
+      </w:r>
+    </w:p>
+    <w:p>
+      <w:r>
+        <w:rPr>
+          <w:rFonts w:ascii="Calibri" w:hAnsi="Calibri"/>
+        </w:rPr>
+        <w:t>This chapter is how to record the eight videos so the buyer stays long enough to reach the method, the proof, and the one sentence with the price in it. The production chapter covered what the picture can be made of. This one covers the person talking, or the voice reading, and what happens between pressing record and pressing publish.</w:t>
+      </w:r>
+    </w:p>
+    <w:p>
+      <w:bookmarkStart w:id="80" w:name="toc79"/>
+      <w:pPr>
+        <w:pStyle w:val="Heading2"/>
+      </w:pPr>
+      <w:r>
+        <w:t>I. The first thirty seconds are a contract</w:t>
+      </w:r>
+      <w:bookmarkEnd w:id="80"/>
+    </w:p>
+    <w:p>
+      <w:r>
+        <w:rPr>
+          <w:rFonts w:ascii="Calibri" w:hAnsi="Calibri"/>
+        </w:rPr>
+        <w:t>The opening has one job: confirm the click. Say the result the title promised, say who it is for, and show where the video ends up. Then start.</w:t>
+      </w:r>
+    </w:p>
+    <w:p>
+      <w:r>
+        <w:rPr>
+          <w:rFonts w:ascii="Calibri" w:hAnsi="Calibri"/>
+        </w:rPr>
+        <w:t>Here is an opening that loses the buyer:</w:t>
+      </w:r>
+    </w:p>
+    <w:p>
+      <w:r>
+        <w:rPr>
+          <w:rFonts w:ascii="Calibri" w:hAnsi="Calibri"/>
+        </w:rPr>
+        <w:t>“Hey everyone, welcome back to the channel. If you’re new here, my name is Dana, and I’ve been teaching piano for about twelve years. Before we get started, make sure you hit subscribe. So today I wanted to talk about something a lot of you have been asking about…”</w:t>
+      </w:r>
+    </w:p>
+    <w:p>
+      <w:r>
+        <w:rPr>
+          <w:rFonts w:ascii="Calibri" w:hAnsi="Calibri"/>
+        </w:rPr>
+        <w:t>Forty words. Nothing a stranger came for. Here is the same video, opened as a contract:</w:t>
+      </w:r>
+    </w:p>
+    <w:p>
+      <w:r>
+        <w:rPr>
+          <w:rFonts w:ascii="Calibri" w:hAnsi="Calibri"/>
+        </w:rPr>
+        <w:t>“If you’re an adult who started piano and your hands still won’t play together, this is the practice order that fixes it. By the end of this video you’ll play the first line of this song with both hands — slowly, but both hands. Here’s what that sounds like.” Then four seconds of the line, played.</w:t>
+      </w:r>
+    </w:p>
+    <w:p>
+      <w:r>
+        <w:rPr>
+          <w:rFonts w:ascii="Calibri" w:hAnsi="Calibri"/>
+        </w:rPr>
+        <w:t>The second version names the buyer, names the result, and proves the result exists before asking for anything. The click chapter quotes YouTube’s own tip: the first 30 seconds should match what the thumbnail and title promised, and then get to the point. This is what that looks like when you write it down.</w:t>
+      </w:r>
+    </w:p>
+    <w:p>
+      <w:r>
+        <w:rPr>
+          <w:rFonts w:ascii="Calibri" w:hAnsi="Calibri"/>
+        </w:rPr>
+        <w:t>Three rules for the opening:</w:t>
+      </w:r>
+    </w:p>
+    <w:p>
+      <w:pPr>
+        <w:pStyle w:val="ListBullet"/>
+      </w:pPr>
       <w:r>
         <w:rPr>
           <w:rFonts w:ascii="Calibri" w:hAnsi="Calibri"/>
           <w:b/>
         </w:rPr>
-        <w:t xml:space="preserve">Eight jobs. </w:t>
-      </w:r>
-      <w:r>
-        <w:rPr>
-          <w:rFonts w:ascii="Calibri" w:hAnsi="Calibri"/>
-        </w:rPr>
-        <w:t>The only set of videos this book asks you to finish: who it is for, the problem in their words, the method, proof, the comparison, one objection, the offer, and which video to watch next. The click chapter and the six-week calendar use this same set.</w:t>
-      </w:r>
-    </w:p>
-    <w:p>
+        <w:t>Say the title’s promise in the first sentence,</w:t>
+      </w:r>
+      <w:r>
+        <w:rPr>
+          <w:rFonts w:ascii="Calibri" w:hAnsi="Calibri"/>
+        </w:rPr>
+        <w:t xml:space="preserve"> in nearly the title’s words. A viewer who clicked “Price a bathroom repair” and hears “Let’s talk about renovation” thinks they clicked the wrong thing.</w:t>
+      </w:r>
+    </w:p>
+    <w:p>
+      <w:pPr>
+        <w:pStyle w:val="ListBullet"/>
+      </w:pPr>
       <w:r>
         <w:rPr>
           <w:rFonts w:ascii="Calibri" w:hAnsi="Calibri"/>
           <w:b/>
         </w:rPr>
-        <w:t xml:space="preserve">Phone test. </w:t>
-      </w:r>
-      <w:r>
-        <w:rPr>
-          <w:rFonts w:ascii="Calibri" w:hAnsi="Calibri"/>
-        </w:rPr>
-        <w:t>On your phone, open the offer link the way a stranger will, from the description, and finish a payment or a booking. The step where you stall is the step a buyer will abandon. Refund the test if the tool allows it.</w:t>
-      </w:r>
-    </w:p>
-    <w:p>
+        <w:t>Show the end state early.</w:t>
+      </w:r>
+      <w:r>
+        <w:rPr>
+          <w:rFonts w:ascii="Calibri" w:hAnsi="Calibri"/>
+        </w:rPr>
+        <w:t xml:space="preserve"> The finished checklist, the line played, the corrected spreadsheet. A result seen at second ten is a reason to stay for minute six.</w:t>
+      </w:r>
+    </w:p>
+    <w:p>
+      <w:pPr>
+        <w:pStyle w:val="ListBullet"/>
+      </w:pPr>
       <w:r>
         <w:rPr>
           <w:rFonts w:ascii="Calibri" w:hAnsi="Calibri"/>
           <w:b/>
         </w:rPr>
-        <w:t xml:space="preserve">Ticket. </w:t>
-      </w:r>
-      <w:r>
-        <w:rPr>
-          <w:rFonts w:ascii="Calibri" w:hAnsi="Calibri"/>
-        </w:rPr>
-        <w:t>One workshop on one date, with the date, the length, and the price on the page. After that date, sell the recording as the file, or stop. Do not leave both for sale.</w:t>
-      </w:r>
-    </w:p>
-    <w:p>
+        <w:t>Move your name and the subscribe line to later, or delete them.</w:t>
+      </w:r>
+      <w:r>
+        <w:rPr>
+          <w:rFonts w:ascii="Calibri" w:hAnsi="Calibri"/>
+        </w:rPr>
+        <w:t xml:space="preserve"> Your name is in the channel header. </w:t>
+      </w:r>
+      <w:r>
+        <w:rPr>
+          <w:rFonts w:ascii="Calibri" w:hAnsi="Calibri"/>
+          <w:i/>
+        </w:rPr>
+        <w:t>Say This</w:t>
+      </w:r>
+      <w:r>
+        <w:rPr>
+          <w:rFonts w:ascii="Calibri" w:hAnsi="Calibri"/>
+        </w:rPr>
+        <w:t xml:space="preserve"> keeps the subscription request away from the price. Keep it out of the opening as well. The opening is for the buyer’s problem.</w:t>
+      </w:r>
+    </w:p>
+    <w:p>
+      <w:r>
+        <w:rPr>
+          <w:rFonts w:ascii="Calibri" w:hAnsi="Calibri"/>
+        </w:rPr>
+        <w:t>Not every video can open on a finished result. The objection video opens on the objection, in the buyer’s words: “You’re thinking a checklist is too thin to catch the missing line.” The comparison video opens on the two choices. The rule is the same. The first sentence is the reason they clicked.</w:t>
+      </w:r>
+    </w:p>
+    <w:p>
+      <w:bookmarkStart w:id="81" w:name="toc80"/>
+      <w:pPr>
+        <w:pStyle w:val="Heading2"/>
+      </w:pPr>
+      <w:r>
+        <w:t>II. Write for the ear</w:t>
+      </w:r>
+      <w:bookmarkEnd w:id="81"/>
+    </w:p>
+    <w:p>
+      <w:r>
+        <w:rPr>
+          <w:rFonts w:ascii="Calibri" w:hAnsi="Calibri"/>
+        </w:rPr>
+        <w:t>A script read aloud is a different document from an essay. The listener cannot reread a sentence. They cannot see your headings. They hear one word after another and lose the thread at the first long clause.</w:t>
+      </w:r>
+    </w:p>
+    <w:p>
+      <w:r>
+        <w:rPr>
+          <w:rFonts w:ascii="Calibri" w:hAnsi="Calibri"/>
+        </w:rPr>
+        <w:t>Write it the way you would explain it across a table:</w:t>
+      </w:r>
+    </w:p>
+    <w:p>
+      <w:pPr>
+        <w:pStyle w:val="ListBullet"/>
+      </w:pPr>
       <w:r>
         <w:rPr>
           <w:rFonts w:ascii="Calibri" w:hAnsi="Calibri"/>
           <w:b/>
         </w:rPr>
-        <w:t xml:space="preserve">Monthly pass. </w:t>
-      </w:r>
-      <w:r>
-        <w:rPr>
-          <w:rFonts w:ascii="Calibri" w:hAnsi="Calibri"/>
-        </w:rPr>
-        <w:t>The next file or the next call, billed by you, on your page. The page says what arrives each month and when the next charge happens. A video site’s own membership button can wait until you have cleared that site’s gate.</w:t>
-      </w:r>
-    </w:p>
-    <w:p>
+        <w:t>One idea a sentence.</w:t>
+      </w:r>
+      <w:r>
+        <w:rPr>
+          <w:rFonts w:ascii="Calibri" w:hAnsi="Calibri"/>
+        </w:rPr>
+        <w:t xml:space="preserve"> If you need a comma and a “which,” you need two sentences.</w:t>
+      </w:r>
+    </w:p>
+    <w:p>
+      <w:pPr>
+        <w:pStyle w:val="ListBullet"/>
+      </w:pPr>
       <w:r>
         <w:rPr>
           <w:rFonts w:ascii="Calibri" w:hAnsi="Calibri"/>
           <w:b/>
         </w:rPr>
-        <w:t xml:space="preserve">Sponsor. </w:t>
-      </w:r>
-      <w:r>
-        <w:rPr>
-          <w:rFonts w:ascii="Calibri" w:hAnsi="Calibri"/>
-        </w:rPr>
-        <w:t>One company pays you for one video. Say so in the video and next to the link. Do not also pitch your own file in that video.</w:t>
-      </w:r>
-    </w:p>
-    <w:p>
+        <w:t>Say a number once, then show it.</w:t>
+      </w:r>
+      <w:r>
+        <w:rPr>
+          <w:rFonts w:ascii="Calibri" w:hAnsi="Calibri"/>
+        </w:rPr>
+        <w:t xml:space="preserve"> “Eight dollars a month” said aloud and written on screen at the same moment. A spoken list of four numbers is noise.</w:t>
+      </w:r>
+    </w:p>
+    <w:p>
+      <w:pPr>
+        <w:pStyle w:val="ListBullet"/>
+      </w:pPr>
       <w:r>
         <w:rPr>
           <w:rFonts w:ascii="Calibri" w:hAnsi="Calibri"/>
           <w:b/>
         </w:rPr>
-        <w:t xml:space="preserve">Advanced features. </w:t>
-      </w:r>
-      <w:r>
-        <w:rPr>
-          <w:rFonts w:ascii="Calibri" w:hAnsi="Calibri"/>
-        </w:rPr>
-        <w:t>The Studio switch that makes an address in a long-form description, and in a long-form comment, clickable. Phone verification comes first. A Short’s description and comments stay unclickable after it is on.</w:t>
-      </w:r>
-    </w:p>
-    <w:p>
+        <w:t>Signpost the steps.</w:t>
+      </w:r>
+      <w:r>
+        <w:rPr>
+          <w:rFonts w:ascii="Calibri" w:hAnsi="Calibri"/>
+        </w:rPr>
+        <w:t xml:space="preserve"> “Step one.” “That’s the hard part. Here’s the easy part.” On a page, a heading does that. In a video, your voice does.</w:t>
+      </w:r>
+    </w:p>
+    <w:p>
+      <w:pPr>
+        <w:pStyle w:val="ListBullet"/>
+      </w:pPr>
       <w:r>
         <w:rPr>
           <w:rFonts w:ascii="Calibri" w:hAnsi="Calibri"/>
           <w:b/>
         </w:rPr>
-        <w:t xml:space="preserve">Qualified watch hours. </w:t>
-      </w:r>
-      <w:r>
-        <w:rPr>
-          <w:rFonts w:ascii="Calibri" w:hAnsi="Calibri"/>
-        </w:rPr>
-        <w:t>Public long-form viewing that YouTube counts toward the hour bars. Hours watched in the Shorts feed do not count. Private, unlisted, deleted, and ad-campaign views do not count.</w:t>
-      </w:r>
-    </w:p>
-    <w:p>
+        <w:t>Name the next thing before you do it.</w:t>
+      </w:r>
+      <w:r>
+        <w:rPr>
+          <w:rFonts w:ascii="Calibri" w:hAnsi="Calibri"/>
+        </w:rPr>
+        <w:t xml:space="preserve"> “Now we’ll put the left hand under it.” The viewer who knows where the next minute goes is the viewer who stays for it.</w:t>
+      </w:r>
+    </w:p>
+    <w:p>
+      <w:r>
+        <w:rPr>
+          <w:rFonts w:ascii="Calibri" w:hAnsi="Calibri"/>
+        </w:rPr>
+        <w:t>The shape below fits most of the eight jobs. It is a frame, not a template to fill with filler.</w:t>
+      </w:r>
+    </w:p>
+    <w:p>
+      <w:pPr>
+        <w:pStyle w:val="ListNumber"/>
+        <w:numPr>
+          <w:ilvl w:val="0"/>
+          <w:numId w:val="14"/>
+        </w:numPr>
+      </w:pPr>
       <w:r>
         <w:rPr>
           <w:rFonts w:ascii="Calibri" w:hAnsi="Calibri"/>
           <w:b/>
         </w:rPr>
-        <w:t xml:space="preserve">Expanded program. </w:t>
-      </w:r>
-      <w:r>
-        <w:rPr>
-          <w:rFonts w:ascii="Calibri" w:hAnsi="Calibri"/>
-        </w:rPr>
-        <w:t>In countries where YouTube has opened it, the earlier gate: 500 subscribers, three public uploads in 90 days, and either 3,000 long-form hours in a year or 3 million Shorts views in 90 days. Fan funding and Shopping. Not a share of watch-page ads.</w:t>
-      </w:r>
-    </w:p>
-    <w:p>
+        <w:t>The contract.</w:t>
+      </w:r>
+      <w:r>
+        <w:rPr>
+          <w:rFonts w:ascii="Calibri" w:hAnsi="Calibri"/>
+        </w:rPr>
+        <w:t xml:space="preserve"> The promise, the buyer, the end state. Under thirty seconds.</w:t>
+      </w:r>
+    </w:p>
+    <w:p>
+      <w:pPr>
+        <w:pStyle w:val="ListNumber"/>
+        <w:numPr>
+          <w:ilvl w:val="0"/>
+          <w:numId w:val="14"/>
+        </w:numPr>
+      </w:pPr>
       <w:r>
         <w:rPr>
           <w:rFonts w:ascii="Calibri" w:hAnsi="Calibri"/>
           <w:b/>
         </w:rPr>
-        <w:t xml:space="preserve">YouTube Partner Program. </w:t>
-      </w:r>
-      <w:r>
-        <w:rPr>
-          <w:rFonts w:ascii="Calibri" w:hAnsi="Calibri"/>
-        </w:rPr>
-        <w:t>The higher gate: 1,000 subscribers and either 4,000 long-form hours in 12 months or 10 million qualified Shorts views in 90 days. This is the gate that adds watch-page ads, Shorts Feed ads, and YouTube Premium revenue. The follower-floor chart’s YouTube bar is this gate.</w:t>
-      </w:r>
-    </w:p>
-    <w:p>
+        <w:t>The first step, done on screen.</w:t>
+      </w:r>
+      <w:r>
+        <w:rPr>
+          <w:rFonts w:ascii="Calibri" w:hAnsi="Calibri"/>
+        </w:rPr>
+        <w:t xml:space="preserve"> Not a preview of the steps. The first one, done.</w:t>
+      </w:r>
+    </w:p>
+    <w:p>
+      <w:pPr>
+        <w:pStyle w:val="ListNumber"/>
+        <w:numPr>
+          <w:ilvl w:val="0"/>
+          <w:numId w:val="14"/>
+        </w:numPr>
+      </w:pPr>
       <w:r>
         <w:rPr>
           <w:rFonts w:ascii="Calibri" w:hAnsi="Calibri"/>
           <w:b/>
         </w:rPr>
-        <w:t xml:space="preserve">End screen. </w:t>
-      </w:r>
-      <w:r>
-        <w:rPr>
-          <w:rFonts w:ascii="Calibri" w:hAnsi="Calibri"/>
-        </w:rPr>
-        <w:t>An element in the last 5 to 20 seconds of a video at least 25 seconds long. One that opens a site outside YouTube requires the Partner Program.</w:t>
-      </w:r>
-    </w:p>
-    <w:p>
+        <w:t>The remaining steps,</w:t>
+      </w:r>
+      <w:r>
+        <w:rPr>
+          <w:rFonts w:ascii="Calibri" w:hAnsi="Calibri"/>
+        </w:rPr>
+        <w:t xml:space="preserve"> each with the reason it comes in that order.</w:t>
+      </w:r>
+    </w:p>
+    <w:p>
+      <w:pPr>
+        <w:pStyle w:val="ListNumber"/>
+        <w:numPr>
+          <w:ilvl w:val="0"/>
+          <w:numId w:val="14"/>
+        </w:numPr>
+      </w:pPr>
       <w:r>
         <w:rPr>
           <w:rFonts w:ascii="Calibri" w:hAnsi="Calibri"/>
           <w:b/>
         </w:rPr>
-        <w:t xml:space="preserve">Info card. </w:t>
-      </w:r>
-      <w:r>
-        <w:rPr>
-          <w:rFonts w:ascii="Calibri" w:hAnsi="Calibri"/>
-        </w:rPr>
-        <w:t>A small panel attached to the video. One that opens a site outside YouTube also requires the Partner Program.</w:t>
-      </w:r>
-    </w:p>
-    <w:p>
+        <w:t>The hard part.</w:t>
+      </w:r>
+      <w:r>
+        <w:rPr>
+          <w:rFonts w:ascii="Calibri" w:hAnsi="Calibri"/>
+        </w:rPr>
+        <w:t xml:space="preserve"> The step where people get stuck, named as the hard part. This is the step a withholding video hides, and the step that earns the trust a purchase needs.</w:t>
+      </w:r>
+    </w:p>
+    <w:p>
+      <w:pPr>
+        <w:pStyle w:val="ListNumber"/>
+        <w:numPr>
+          <w:ilvl w:val="0"/>
+          <w:numId w:val="14"/>
+        </w:numPr>
+      </w:pPr>
       <w:r>
         <w:rPr>
           <w:rFonts w:ascii="Calibri" w:hAnsi="Calibri"/>
           <w:b/>
         </w:rPr>
-        <w:t xml:space="preserve">AdSense. </w:t>
-      </w:r>
-      <w:r>
-        <w:rPr>
-          <w:rFonts w:ascii="Calibri" w:hAnsi="Calibri"/>
-        </w:rPr>
-        <w:t>The Google account YouTube uses to pay a channel it has accepted. Meeting a subscriber number does not open it. You apply, and YouTube reviews the channel.</w:t>
-      </w:r>
-    </w:p>
-    <w:p>
+        <w:t>The proof,</w:t>
+      </w:r>
+      <w:r>
+        <w:rPr>
+          <w:rFonts w:ascii="Calibri" w:hAnsi="Calibri"/>
+        </w:rPr>
+        <w:t xml:space="preserve"> or a pointer to the proof video, if this is not that video.</w:t>
+      </w:r>
+    </w:p>
+    <w:p>
+      <w:pPr>
+        <w:pStyle w:val="ListNumber"/>
+        <w:numPr>
+          <w:ilvl w:val="0"/>
+          <w:numId w:val="14"/>
+        </w:numPr>
+      </w:pPr>
       <w:r>
         <w:rPr>
           <w:rFonts w:ascii="Calibri" w:hAnsi="Calibri"/>
           <w:b/>
         </w:rPr>
-        <w:t xml:space="preserve">H.264. </w:t>
-      </w:r>
-      <w:r>
-        <w:rPr>
-          <w:rFonts w:ascii="Calibri" w:hAnsi="Calibri"/>
-        </w:rPr>
-        <w:t>The video codec named in YouTube’s recommended upload settings for an MP4. The audio codec named beside it is AAC-LC.</w:t>
-      </w:r>
-    </w:p>
-    <w:p>
+        <w:t>The one ask.</w:t>
+      </w:r>
+      <w:r>
+        <w:rPr>
+          <w:rFonts w:ascii="Calibri" w:hAnsi="Calibri"/>
+        </w:rPr>
+        <w:t xml:space="preserve"> The twenty seconds from the offer chapter, said once. Then the name of the next video to watch.</w:t>
+      </w:r>
+    </w:p>
+    <w:p>
+      <w:r>
+        <w:rPr>
+          <w:rFonts w:ascii="Calibri" w:hAnsi="Calibri"/>
+        </w:rPr>
+        <w:t>Word for word or bullet points is a choice about you, not about the viewer. A full script keeps a nervous speaker accurate and gives you a caption file for free, which the click chapter says is the most accurate caption option. Bullets sound more natural if you already teach this material out loud. A useful middle: write the opening and the ask word for word, because those two have to be exact, and speak the middle from bullets.</w:t>
+      </w:r>
+    </w:p>
+    <w:p>
+      <w:r>
+        <w:rPr>
+          <w:rFonts w:ascii="Calibri" w:hAnsi="Calibri"/>
+        </w:rPr>
+        <w:t>Read the script aloud once before you record, with a timer. Every place you stumble is a sentence the viewer will stumble on. Rewrite it then, not in the edit.</w:t>
+      </w:r>
+    </w:p>
+    <w:tbl>
+      <w:tblPr>
+        <w:tblW w:type="auto" w:w="0"/>
+        <w:tblLayout w:type="fixed"/>
+        <w:tblLook w:firstColumn="1" w:firstRow="1" w:lastColumn="0" w:lastRow="0" w:noHBand="0" w:noVBand="1" w:val="04A0"/>
+      </w:tblPr>
+      <w:tblGrid>
+        <w:gridCol w:w="8064"/>
+      </w:tblGrid>
+      <w:tr>
+        <w:tc>
+          <w:tcPr>
+            <w:tcW w:type="dxa" w:w="8064"/>
+            <w:tcW w:w="8063" w:type="dxa"/>
+            <w:shd w:val="clear" w:color="auto" w:fill="F3F1EA"/>
+          </w:tcPr>
+          <w:p>
+            <w:pPr>
+              <w:spacing w:after="40" w:before="40"/>
+            </w:pPr>
+            <w:r>
+              <w:rPr>
+                <w:rFonts w:ascii="Calibri" w:hAnsi="Calibri"/>
+                <w:sz w:val="22"/>
+              </w:rPr>
+            </w:r>
+            <w:r>
+              <w:rPr>
+                <w:rFonts w:ascii="Calibri" w:hAnsi="Calibri"/>
+                <w:sz w:val="22"/>
+              </w:rPr>
+              <w:t>Worked example. Spoken English for a teaching video often lands somewhere around 130 to 160 words a minute. Treat that as a starting guess and time yourself; yours will differ. A 1,200-word script at 150 words a minute is about eight minutes before any demonstration is added. If the method takes three minutes to show on screen, the video is about eleven minutes. If your offer video is meant to be the four-minute version from the videos chapter, its script is around 450 to 600 words, including the twenty-second ask. Cut to fit the job. Do not stretch to fit a length you heard was “good for the algorithm.” YouTube publishes no such length.</w:t>
+            </w:r>
+          </w:p>
+        </w:tc>
+      </w:tr>
+    </w:tbl>
+    <w:p/>
+    <w:p>
+      <w:bookmarkStart w:id="82" w:name="toc81"/>
+      <w:pPr>
+        <w:pStyle w:val="Heading2"/>
+      </w:pPr>
+      <w:r>
+        <w:t>III. Sound first, picture second</w:t>
+      </w:r>
+      <w:bookmarkEnd w:id="82"/>
+    </w:p>
+    <w:p>
+      <w:r>
+        <w:rPr>
+          <w:rFonts w:ascii="Calibri" w:hAnsi="Calibri"/>
+        </w:rPr>
+        <w:t>Many creators will tell you viewers forgive a soft picture long before they forgive bad sound. That is creator consensus, not a published YouTube finding. It matches what you can test on yourself: watch a slightly grainy video with clean speech, then a sharp one with an echo and a humming fridge. You will finish the first.</w:t>
+      </w:r>
+    </w:p>
+    <w:p>
+      <w:r>
+        <w:rPr>
+          <w:rFonts w:ascii="Calibri" w:hAnsi="Calibri"/>
+        </w:rPr>
+        <w:t>Most bad sound comes from distance and from the room, not from the microphone.</w:t>
+      </w:r>
+    </w:p>
+    <w:p>
+      <w:pPr>
+        <w:pStyle w:val="ListBullet"/>
+      </w:pPr>
       <w:r>
         <w:rPr>
           <w:rFonts w:ascii="Calibri" w:hAnsi="Calibri"/>
           <w:b/>
         </w:rPr>
-        <w:t xml:space="preserve">9:16. </w:t>
-      </w:r>
-      <w:r>
-        <w:rPr>
-          <w:rFonts w:ascii="Calibri" w:hAnsi="Calibri"/>
-        </w:rPr>
-        <w:t>The vertical frame for a Short: 1080 pixels wide by 1920 tall. A horizontal video is 16:9, 1920 by 1080.</w:t>
-      </w:r>
-    </w:p>
-    <w:p>
+        <w:t>Get the microphone close.</w:t>
+      </w:r>
+      <w:r>
+        <w:rPr>
+          <w:rFonts w:ascii="Calibri" w:hAnsi="Calibri"/>
+        </w:rPr>
+        <w:t xml:space="preserve"> A phone across the room records the room. The same phone, or a cheap clip-on microphone, a hand’s width or two from your mouth records you. Distance matters more than price.</w:t>
+      </w:r>
+    </w:p>
+    <w:p>
+      <w:pPr>
+        <w:pStyle w:val="ListBullet"/>
+      </w:pPr>
       <w:r>
         <w:rPr>
           <w:rFonts w:ascii="Calibri" w:hAnsi="Calibri"/>
           <w:b/>
         </w:rPr>
-        <w:t xml:space="preserve">Affiliate link. </w:t>
-      </w:r>
-      <w:r>
-        <w:rPr>
-          <w:rFonts w:ascii="Calibri" w:hAnsi="Calibri"/>
-        </w:rPr>
-        <w:t>A link that pays you if the viewer buys. Say so next to the link. The FTC pages in the sources list are the U.S. disclosure guidance this book points at.</w:t>
-      </w:r>
-    </w:p>
-    <w:p>
+        <w:t>Pick the softest room you have.</w:t>
+      </w:r>
+      <w:r>
+        <w:rPr>
+          <w:rFonts w:ascii="Calibri" w:hAnsi="Calibri"/>
+        </w:rPr>
+        <w:t xml:space="preserve"> Bare walls and hard floors echo. A room with a bed, curtains, a rug, a full bookcase, or a closet of clothes swallows the echo. Recording a voiceover inside a wardrobe full of clothes is an old trick for exactly this reason.</w:t>
+      </w:r>
+    </w:p>
+    <w:p>
+      <w:pPr>
+        <w:pStyle w:val="ListBullet"/>
+      </w:pPr>
       <w:r>
         <w:rPr>
           <w:rFonts w:ascii="Calibri" w:hAnsi="Calibri"/>
           <w:b/>
         </w:rPr>
-        <w:t xml:space="preserve">Closed captions. </w:t>
-      </w:r>
-      <w:r>
-        <w:rPr>
-          <w:rFonts w:ascii="Calibri" w:hAnsi="Calibri"/>
-        </w:rPr>
-        <w:t>A text track the viewer can turn on or off. The words can be searched. They are not burned into the picture.</w:t>
-      </w:r>
-    </w:p>
-    <w:p>
+        <w:t>Turn off what hums.</w:t>
+      </w:r>
+      <w:r>
+        <w:rPr>
+          <w:rFonts w:ascii="Calibri" w:hAnsi="Calibri"/>
+        </w:rPr>
+        <w:t xml:space="preserve"> The refrigerator, the air conditioner, the fan, the notification sound on the laptop. You stop hearing them after a minute. The microphone never does.</w:t>
+      </w:r>
+    </w:p>
+    <w:p>
+      <w:pPr>
+        <w:pStyle w:val="ListBullet"/>
+      </w:pPr>
       <w:r>
         <w:rPr>
           <w:rFonts w:ascii="Calibri" w:hAnsi="Calibri"/>
           <w:b/>
         </w:rPr>
-        <w:t xml:space="preserve">Burned-in captions. </w:t>
-      </w:r>
-      <w:r>
-        <w:rPr>
-          <w:rFonts w:ascii="Calibri" w:hAnsi="Calibri"/>
-        </w:rPr>
-        <w:t>Words that are part of the picture. They stay on. They are a different choice from closed captions.</w:t>
-      </w:r>
-    </w:p>
-    <w:p>
+        <w:t>Record ten seconds of silence</w:t>
+      </w:r>
+      <w:r>
+        <w:rPr>
+          <w:rFonts w:ascii="Calibri" w:hAnsi="Calibri"/>
+        </w:rPr>
+        <w:t xml:space="preserve"> in the room before you talk. If your editor has a noise-reduction tool, that silence is what it learns from. If it does not, those ten seconds still tell you what is in the background before you have recorded an hour on top of it.</w:t>
+      </w:r>
+    </w:p>
+    <w:p>
+      <w:pPr>
+        <w:pStyle w:val="ListBullet"/>
+      </w:pPr>
       <w:r>
         <w:rPr>
           <w:rFonts w:ascii="Calibri" w:hAnsi="Calibri"/>
           <w:b/>
         </w:rPr>
-        <w:t xml:space="preserve">Series playlist. </w:t>
-      </w:r>
-      <w:r>
-        <w:rPr>
-          <w:rFonts w:ascii="Calibri" w:hAnsi="Calibri"/>
-        </w:rPr>
-        <w:t>A playlist YouTube can feature as the next video while someone is watching one of yours. The account has to be verified, the videos have to be yours, and a video can sit in only one series playlist.</w:t>
-      </w:r>
-    </w:p>
-    <w:p>
+        <w:t>Record a backup.</w:t>
+      </w:r>
+      <w:r>
+        <w:rPr>
+          <w:rFonts w:ascii="Calibri" w:hAnsi="Calibri"/>
+        </w:rPr>
+        <w:t xml:space="preserve"> If the camera records the picture, let a phone’s voice-memo app record the sound as well. Clap once on camera at the start. The spike in both tracks is where you line them up.</w:t>
+      </w:r>
+    </w:p>
+    <w:p>
+      <w:pPr>
+        <w:pStyle w:val="ListBullet"/>
+      </w:pPr>
       <w:r>
         <w:rPr>
           <w:rFonts w:ascii="Calibri" w:hAnsi="Calibri"/>
           <w:b/>
         </w:rPr>
-        <w:t xml:space="preserve">Fader. </w:t>
-      </w:r>
-      <w:r>
-        <w:rPr>
-          <w:rFonts w:ascii="Calibri" w:hAnsi="Calibri"/>
-        </w:rPr>
-        <w:t>The volume slider in an editor. A music fader at about a tenth to a fifth of the way up is a position on that slider, not a measurement of loudness.</w:t>
-      </w:r>
-    </w:p>
-    <w:p>
+        <w:t>Listen back on headphones</w:t>
+      </w:r>
+      <w:r>
+        <w:rPr>
+          <w:rFonts w:ascii="Calibri" w:hAnsi="Calibri"/>
+        </w:rPr>
+        <w:t xml:space="preserve"> after the first minute, not after the full take. A rustle from a clip-on microphone touching a collar is easy to fix at minute one and painful at minute eleven.</w:t>
+      </w:r>
+    </w:p>
+    <w:p>
+      <w:r>
+        <w:rPr>
+          <w:rFonts w:ascii="Calibri" w:hAnsi="Calibri"/>
+        </w:rPr>
+        <w:t>If you are using a generated voice instead, the production chapter’s rules on text-to-speech apply, including the line on consent for any voice that is not your own. Read the rules chapter for the disclosure setting a realistic generated voice may need.</w:t>
+      </w:r>
+    </w:p>
+    <w:p>
+      <w:bookmarkStart w:id="83" w:name="toc82"/>
+      <w:pPr>
+        <w:pStyle w:val="Heading2"/>
+      </w:pPr>
+      <w:r>
+        <w:t>IV. Light, frame, and a screen people can read</w:t>
+      </w:r>
+      <w:bookmarkEnd w:id="83"/>
+    </w:p>
+    <w:p>
+      <w:r>
+        <w:rPr>
+          <w:rFonts w:ascii="Calibri" w:hAnsi="Calibri"/>
+        </w:rPr>
+        <w:t>You do not need lights. You need one window and the discipline to face it.</w:t>
+      </w:r>
+    </w:p>
+    <w:p>
+      <w:pPr>
+        <w:pStyle w:val="ListBullet"/>
+      </w:pPr>
       <w:r>
         <w:rPr>
           <w:rFonts w:ascii="Calibri" w:hAnsi="Calibri"/>
           <w:b/>
         </w:rPr>
-        <w:t xml:space="preserve">Text-to-speech. </w:t>
-      </w:r>
-      <w:r>
-        <w:rPr>
-          <w:rFonts w:ascii="Calibri" w:hAnsi="Calibri"/>
-        </w:rPr>
-        <w:t>A tool that reads a script aloud. Usable when the voice is not a clone of someone else. Cloning someone else’s voice is a consent question the tool does not answer for you.</w:t>
-      </w:r>
-    </w:p>
-    <w:p>
+        <w:t>Face the light.</w:t>
+      </w:r>
+      <w:r>
+        <w:rPr>
+          <w:rFonts w:ascii="Calibri" w:hAnsi="Calibri"/>
+        </w:rPr>
+        <w:t xml:space="preserve"> Sit facing a window, or at an angle to it, so the daylight falls on your face. A window behind you turns you into a silhouette while the camera exposes for the sky.</w:t>
+      </w:r>
+    </w:p>
+    <w:p>
+      <w:pPr>
+        <w:pStyle w:val="ListBullet"/>
+      </w:pPr>
       <w:r>
         <w:rPr>
           <w:rFonts w:ascii="Calibri" w:hAnsi="Calibri"/>
           <w:b/>
         </w:rPr>
-        <w:t xml:space="preserve">Stock license. </w:t>
-      </w:r>
-      <w:r>
-        <w:rPr>
-          <w:rFonts w:ascii="Calibri" w:hAnsi="Calibri"/>
-        </w:rPr>
-        <w:t>The terms on one clip or track. “Free” and “free to use commercially” are different sentences. Read the line on that file before you publish it, including on a second site.</w:t>
-      </w:r>
-    </w:p>
-    <w:p>
+        <w:t>Camera at eye level.</w:t>
+      </w:r>
+      <w:r>
+        <w:rPr>
+          <w:rFonts w:ascii="Calibri" w:hAnsi="Calibri"/>
+        </w:rPr>
+        <w:t xml:space="preserve"> A laptop camera looking up from a desk shows the ceiling and your chin. Put the laptop or the phone on a stack of books until the lens is level with your eyes. Hannah Hart’s first year, cited in the videos chapter, was a laptop on a stack of books.</w:t>
+      </w:r>
+    </w:p>
+    <w:p>
+      <w:pPr>
+        <w:pStyle w:val="ListBullet"/>
+      </w:pPr>
       <w:r>
         <w:rPr>
           <w:rFonts w:ascii="Calibri" w:hAnsi="Calibri"/>
           <w:b/>
         </w:rPr>
-        <w:t xml:space="preserve">Offer page. </w:t>
-      </w:r>
-      <w:r>
-        <w:rPr>
-          <w:rFonts w:ascii="Calibri" w:hAnsi="Calibri"/>
-        </w:rPr>
-        <w:t>A page you control, where a stranger sees the price and pays or books, without an account on the video site. A pay button does that for a file. A booking page does it for a call. The video is not that page unless the platform gives you a product shelf you are allowed to use.</w:t>
-      </w:r>
-    </w:p>
-    <w:p>
+        <w:t>Horizontal for long videos.</w:t>
+      </w:r>
+      <w:r>
+        <w:rPr>
+          <w:rFonts w:ascii="Calibri" w:hAnsi="Calibri"/>
+        </w:rPr>
+        <w:t xml:space="preserve"> A long video plays in a 16:9 frame. A Short is the vertical 9:16 frame. Decide which one this recording is before you press record, because cropping a horizontal recording into a Short cuts off whatever was at the edges.</w:t>
+      </w:r>
+    </w:p>
+    <w:p>
+      <w:pPr>
+        <w:pStyle w:val="ListBullet"/>
+      </w:pPr>
       <w:r>
         <w:rPr>
           <w:rFonts w:ascii="Calibri" w:hAnsi="Calibri"/>
           <w:b/>
         </w:rPr>
-        <w:t xml:space="preserve">Short. </w:t>
-      </w:r>
-      <w:r>
-        <w:rPr>
-          <w:rFonts w:ascii="Calibri" w:hAnsi="Calibri"/>
-        </w:rPr>
-        <w:t>A vertical video, 1080 by 1920. On YouTube, an address in a Short’s description or comments is not clickable. A Short can point at a long video. It cannot be the checkout.</w:t>
-      </w:r>
-    </w:p>
-    <w:p>
+        <w:t>Lock exposure and focus</w:t>
+      </w:r>
+      <w:r>
+        <w:rPr>
+          <w:rFonts w:ascii="Calibri" w:hAnsi="Calibri"/>
+        </w:rPr>
+        <w:t xml:space="preserve"> if the camera app lets you, so the picture does not pulse every time you lean forward or lift a page. Many phone camera apps lock both with a long press on the screen. Check yours.</w:t>
+      </w:r>
+    </w:p>
+    <w:p>
+      <w:pPr>
+        <w:pStyle w:val="ListBullet"/>
+      </w:pPr>
       <w:r>
         <w:rPr>
           <w:rFonts w:ascii="Calibri" w:hAnsi="Calibri"/>
           <w:b/>
         </w:rPr>
-        <w:t xml:space="preserve">Qualified Shorts views. </w:t>
-      </w:r>
-      <w:r>
-        <w:rPr>
-          <w:rFonts w:ascii="Calibri" w:hAnsi="Calibri"/>
-        </w:rPr>
-        <w:t>Public views of Shorts in the Shorts feed that YouTube counts toward the Shorts bars: 3 million in 90 days for the expanded program, or 10 million in 90 days for the Partner Program. They do not fill the long-form hour bars.</w:t>
+        <w:t>Record at the resolution you will export.</w:t>
+      </w:r>
+      <w:r>
+        <w:rPr>
+          <w:rFonts w:ascii="Calibri" w:hAnsi="Calibri"/>
+        </w:rPr>
+        <w:t xml:space="preserve"> The production chapter lists YouTube’s recommended upload settings. Recording in a format your computer cannot edit smoothly is not quality. It is a slower evening.</w:t>
+      </w:r>
+    </w:p>
+    <w:p>
+      <w:r>
+        <w:rPr>
+          <w:rFonts w:ascii="Calibri" w:hAnsi="Calibri"/>
+        </w:rPr>
+        <w:t xml:space="preserve">Many of the eight jobs are better as a screen than as a face: the spreadsheet, the checklist, the software. A free screen recorder such as </w:t>
+      </w:r>
+      <w:hyperlink r:id="rId110">
+        <w:r>
+          <w:rPr>
+            <w:rStyle w:val="Hyperlink"/>
+            <w:sz w:val="22"/>
+            <w:rFonts w:ascii="Calibri" w:hAnsi="Calibri"/>
+          </w:rPr>
+          <w:t xml:space="preserve">OBS Studio</w:t>
+        </w:r>
+      </w:hyperlink>
+      <w:r>
+        <w:rPr>
+          <w:rFonts w:ascii="Calibri" w:hAnsi="Calibri"/>
+        </w:rPr>
+        <w:t xml:space="preserve"> records the screen and the microphone together. Before you record a screen:</w:t>
+      </w:r>
+    </w:p>
+    <w:p>
+      <w:pPr>
+        <w:pStyle w:val="ListBullet"/>
+      </w:pPr>
+      <w:r>
+        <w:rPr>
+          <w:rFonts w:ascii="Calibri" w:hAnsi="Calibri"/>
+        </w:rPr>
+        <w:t>Zoom the application until the text is readable on a phone. Most viewers of a demonstration are not watching on a large monitor, and a cell value nobody can read is not proof.</w:t>
+      </w:r>
+    </w:p>
+    <w:p>
+      <w:pPr>
+        <w:pStyle w:val="ListBullet"/>
+      </w:pPr>
+      <w:r>
+        <w:rPr>
+          <w:rFonts w:ascii="Calibri" w:hAnsi="Calibri"/>
+        </w:rPr>
+        <w:t>Turn off notifications. A message preview sliding into the corner of a recording is a privacy problem as well as a distraction.</w:t>
+      </w:r>
+    </w:p>
+    <w:p>
+      <w:pPr>
+        <w:pStyle w:val="ListBullet"/>
+      </w:pPr>
+      <w:r>
+        <w:rPr>
+          <w:rFonts w:ascii="Calibri" w:hAnsi="Calibri"/>
+        </w:rPr>
+        <w:t>Close every tab and file the viewer should not see, including anything with a customer’s name on it.</w:t>
+      </w:r>
+    </w:p>
+    <w:p>
+      <w:pPr>
+        <w:pStyle w:val="ListBullet"/>
+      </w:pPr>
+      <w:r>
+        <w:rPr>
+          <w:rFonts w:ascii="Calibri" w:hAnsi="Calibri"/>
+        </w:rPr>
+        <w:t>Move the mouse slowly. Point at the thing you are talking about, then stop moving.</w:t>
+      </w:r>
+    </w:p>
+    <w:p>
+      <w:bookmarkStart w:id="84" w:name="toc83"/>
+      <w:pPr>
+        <w:pStyle w:val="Heading2"/>
+      </w:pPr>
+      <w:r>
+        <w:t>V. Record in pieces, cut for pace</w:t>
+      </w:r>
+      <w:bookmarkEnd w:id="84"/>
+    </w:p>
+    <w:p>
+      <w:r>
+        <w:rPr>
+          <w:rFonts w:ascii="Calibri" w:hAnsi="Calibri"/>
+        </w:rPr>
+        <w:t>Nobody records eleven clean minutes. Record the video one section at a time, following the script’s shape from §II. If you stumble, pause, and start that sentence again from the beginning. Do not stop the recording. The pause is easy to find in the edit, and a clean restart is easier to cut than a correction mid-sentence.</w:t>
+      </w:r>
+    </w:p>
+    <w:p>
+      <w:r>
+        <w:rPr>
+          <w:rFonts w:ascii="Calibri" w:hAnsi="Calibri"/>
+        </w:rPr>
+        <w:t>In the edit, the job is pace, not polish:</w:t>
+      </w:r>
+    </w:p>
+    <w:p>
+      <w:pPr>
+        <w:pStyle w:val="ListBullet"/>
+      </w:pPr>
+      <w:r>
+        <w:rPr>
+          <w:rFonts w:ascii="Calibri" w:hAnsi="Calibri"/>
+          <w:b/>
+        </w:rPr>
+        <w:t>Cut the gaps where nothing is said.</w:t>
+      </w:r>
+      <w:r>
+        <w:rPr>
+          <w:rFonts w:ascii="Calibri" w:hAnsi="Calibri"/>
+        </w:rPr>
+        <w:t xml:space="preserve"> The breath before a sentence, the “um,” the look at the notes. A cut that jumps your head slightly between two sentences is normal on this platform. Viewers are used to it.</w:t>
+      </w:r>
+    </w:p>
+    <w:p>
+      <w:pPr>
+        <w:pStyle w:val="ListBullet"/>
+      </w:pPr>
+      <w:r>
+        <w:rPr>
+          <w:rFonts w:ascii="Calibri" w:hAnsi="Calibri"/>
+          <w:b/>
+        </w:rPr>
+        <w:t>Cover a jump with the thing you are describing.</w:t>
+      </w:r>
+      <w:r>
+        <w:rPr>
+          <w:rFonts w:ascii="Calibri" w:hAnsi="Calibri"/>
+        </w:rPr>
+        <w:t xml:space="preserve"> When you say “the second line of the quote,” cut to the second line of the quote. The production chapter’s free footage and screen recordings do this job.</w:t>
+      </w:r>
+    </w:p>
+    <w:p>
+      <w:pPr>
+        <w:pStyle w:val="ListBullet"/>
+      </w:pPr>
+      <w:r>
+        <w:rPr>
+          <w:rFonts w:ascii="Calibri" w:hAnsi="Calibri"/>
+          <w:b/>
+        </w:rPr>
+        <w:t>Cut the repeat.</w:t>
+      </w:r>
+      <w:r>
+        <w:rPr>
+          <w:rFonts w:ascii="Calibri" w:hAnsi="Calibri"/>
+        </w:rPr>
+        <w:t xml:space="preserve"> If you explained a step twice because the first take was rough, keep the better one. Teaching a step twice in the final video is not emphasis. It is a second take you forgot to delete.</w:t>
+      </w:r>
+    </w:p>
+    <w:p>
+      <w:pPr>
+        <w:pStyle w:val="ListBullet"/>
+      </w:pPr>
+      <w:r>
+        <w:rPr>
+          <w:rFonts w:ascii="Calibri" w:hAnsi="Calibri"/>
+          <w:b/>
+        </w:rPr>
+        <w:t>Leave the hard part slow.</w:t>
+      </w:r>
+      <w:r>
+        <w:rPr>
+          <w:rFonts w:ascii="Calibri" w:hAnsi="Calibri"/>
+        </w:rPr>
+        <w:t xml:space="preserve"> Pace means removing what does not teach. It does not mean rushing the step the viewer came for.</w:t>
+      </w:r>
+    </w:p>
+    <w:p>
+      <w:r>
+        <w:rPr>
+          <w:rFonts w:ascii="Calibri" w:hAnsi="Calibri"/>
+        </w:rPr>
+        <w:t xml:space="preserve">Then add chapters. YouTube’s </w:t>
+      </w:r>
+      <w:hyperlink r:id="rId111">
+        <w:r>
+          <w:rPr>
+            <w:rStyle w:val="Hyperlink"/>
+            <w:sz w:val="22"/>
+            <w:rFonts w:ascii="Calibri" w:hAnsi="Calibri"/>
+          </w:rPr>
+          <w:t xml:space="preserve">video chapters page</w:t>
+        </w:r>
+      </w:hyperlink>
+      <w:r>
+        <w:rPr>
+          <w:rFonts w:ascii="Calibri" w:hAnsi="Calibri"/>
+        </w:rPr>
+        <w:t xml:space="preserve"> sets the rules: list timestamps in the description, the first one at 00:00, at least three in ascending order, each chapter at least ten seconds long. A buyer who wants only the hard step can jump to it. That is a buyer who did not leave. Name each chapter in the buyer’s words, the way you named the title.</w:t>
+      </w:r>
+    </w:p>
+    <w:p>
+      <w:r>
+        <w:rPr>
+          <w:rFonts w:ascii="Calibri" w:hAnsi="Calibri"/>
+        </w:rPr>
+        <w:t>Before you export, watch the whole video once at normal speed, as the stranger. Not to admire it. To find the first moment you would have reached for the back button. Cut or fix that moment. Then look for the next one.</w:t>
+      </w:r>
+    </w:p>
+    <w:p>
+      <w:bookmarkStart w:id="85" w:name="toc84"/>
+      <w:pPr>
+        <w:pStyle w:val="Heading2"/>
+      </w:pPr>
+      <w:r>
+        <w:t>VI. The end is one ask and one door</w:t>
+      </w:r>
+      <w:bookmarkEnd w:id="85"/>
+    </w:p>
+    <w:p>
+      <w:r>
+        <w:rPr>
+          <w:rFonts w:ascii="Calibri" w:hAnsi="Calibri"/>
+        </w:rPr>
+        <w:t xml:space="preserve">The last minute of a teaching video is where most channels stack everything: subscribe, like, comment, the merch, the other channel, the newsletter, the sponsor. The rule in </w:t>
+      </w:r>
+      <w:r>
+        <w:rPr>
+          <w:rFonts w:ascii="Calibri" w:hAnsi="Calibri"/>
+          <w:i/>
+        </w:rPr>
+        <w:t>Say This</w:t>
+      </w:r>
+      <w:r>
+        <w:rPr>
+          <w:rFonts w:ascii="Calibri" w:hAnsi="Calibri"/>
+        </w:rPr>
+        <w:t xml:space="preserve"> is one ask. The videos chapter’s rule is one link. The recording has to obey both.</w:t>
+      </w:r>
+    </w:p>
+    <w:p>
+      <w:r>
+        <w:rPr>
+          <w:rFonts w:ascii="Calibri" w:hAnsi="Calibri"/>
+        </w:rPr>
+        <w:t>End like this. Summarize the result in one sentence. Say the twenty-second offer once, by name, with the price. Name the one video to watch next, by its title. Stop.</w:t>
+      </w:r>
+    </w:p>
+    <w:p>
+      <w:r>
+        <w:rPr>
+          <w:rFonts w:ascii="Calibri" w:hAnsi="Calibri"/>
+        </w:rPr>
+        <w:t xml:space="preserve">YouTube’s </w:t>
+      </w:r>
+      <w:hyperlink r:id="rId94">
+        <w:r>
+          <w:rPr>
+            <w:rStyle w:val="Hyperlink"/>
+            <w:sz w:val="22"/>
+            <w:rFonts w:ascii="Calibri" w:hAnsi="Calibri"/>
+          </w:rPr>
+          <w:t xml:space="preserve">end screen page</w:t>
+        </w:r>
+      </w:hyperlink>
+      <w:r>
+        <w:rPr>
+          <w:rFonts w:ascii="Calibri" w:hAnsi="Calibri"/>
+        </w:rPr>
+        <w:t xml:space="preserve"> says an end screen can be added in the last 5 to 20 seconds of a video at least 25 seconds long. If you will use one to point at the next video, leave those seconds on screen: talk over a calm shot, or hold on the finished result, so the boxes do not cover your face or the proof. The money chapter already says an end screen that opens a site outside YouTube needs the Partner Program. Until then, the end screen points at a video, and your voice points at the page.</w:t>
+      </w:r>
+    </w:p>
+    <w:tbl>
+      <w:tblPr>
+        <w:tblW w:type="auto" w:w="0"/>
+        <w:tblLayout w:type="fixed"/>
+        <w:tblLook w:firstColumn="1" w:firstRow="1" w:lastColumn="0" w:lastRow="0" w:noHBand="0" w:noVBand="1" w:val="04A0"/>
+      </w:tblPr>
+      <w:tblGrid>
+        <w:gridCol w:w="8064"/>
+      </w:tblGrid>
+      <w:tr>
+        <w:tc>
+          <w:tcPr>
+            <w:tcW w:type="dxa" w:w="8064"/>
+            <w:tcW w:w="8063" w:type="dxa"/>
+            <w:shd w:val="clear" w:color="auto" w:fill="F3F1EA"/>
+          </w:tcPr>
+          <w:p>
+            <w:pPr>
+              <w:spacing w:after="40" w:before="40"/>
+            </w:pPr>
+            <w:r>
+              <w:rPr>
+                <w:rFonts w:ascii="Calibri" w:hAnsi="Calibri"/>
+                <w:sz w:val="22"/>
+              </w:rPr>
+            </w:r>
+            <w:r>
+              <w:rPr>
+                <w:rFonts w:ascii="Calibri" w:hAnsi="Calibri"/>
+                <w:b/>
+                <w:sz w:val="22"/>
+              </w:rPr>
+              <w:t>Key takeaway:</w:t>
+            </w:r>
+            <w:r>
+              <w:rPr>
+                <w:rFonts w:ascii="Calibri" w:hAnsi="Calibri"/>
+                <w:sz w:val="22"/>
+              </w:rPr>
+              <w:t xml:space="preserve"> Open on the promise and the result. Get the microphone close. Cut what does not teach. End on one ask and one named video.</w:t>
+            </w:r>
+          </w:p>
+        </w:tc>
+      </w:tr>
+    </w:tbl>
+    <w:p/>
+    <w:p>
+      <w:bookmarkStart w:id="86" w:name="toc85"/>
+      <w:pPr>
+        <w:pStyle w:val="Heading2"/>
+      </w:pPr>
+      <w:r>
+        <w:t>VII. Do this before you press record</w:t>
+      </w:r>
+      <w:bookmarkEnd w:id="86"/>
+    </w:p>
+    <w:p>
+      <w:pPr>
+        <w:pStyle w:val="ListBullet"/>
+      </w:pPr>
+      <w:r>
+        <w:rPr>
+          <w:rFonts w:ascii="Calibri" w:hAnsi="Calibri"/>
+        </w:rPr>
+        <w:t>[ ] The first sentence says the title’s promise, in nearly the title’s words.</w:t>
+      </w:r>
+    </w:p>
+    <w:p>
+      <w:pPr>
+        <w:pStyle w:val="ListBullet"/>
+      </w:pPr>
+      <w:r>
+        <w:rPr>
+          <w:rFonts w:ascii="Calibri" w:hAnsi="Calibri"/>
+        </w:rPr>
+        <w:t>[ ] The end state is shown in the first thirty seconds, where the video has one.</w:t>
+      </w:r>
+    </w:p>
+    <w:p>
+      <w:pPr>
+        <w:pStyle w:val="ListBullet"/>
+      </w:pPr>
+      <w:r>
+        <w:rPr>
+          <w:rFonts w:ascii="Calibri" w:hAnsi="Calibri"/>
+        </w:rPr>
+        <w:t>[ ] The script was read aloud once, with a timer, and every stumble was rewritten.</w:t>
+      </w:r>
+    </w:p>
+    <w:p>
+      <w:pPr>
+        <w:pStyle w:val="ListBullet"/>
+      </w:pPr>
+      <w:r>
+        <w:rPr>
+          <w:rFonts w:ascii="Calibri" w:hAnsi="Calibri"/>
+        </w:rPr>
+        <w:t>[ ] The hard step is in the script and named as the hard step.</w:t>
+      </w:r>
+    </w:p>
+    <w:p>
+      <w:pPr>
+        <w:pStyle w:val="ListBullet"/>
+      </w:pPr>
+      <w:r>
+        <w:rPr>
+          <w:rFonts w:ascii="Calibri" w:hAnsi="Calibri"/>
+        </w:rPr>
+        <w:t>[ ] The microphone is close, the room is soft, and the fridge is off.</w:t>
+      </w:r>
+    </w:p>
+    <w:p>
+      <w:pPr>
+        <w:pStyle w:val="ListBullet"/>
+      </w:pPr>
+      <w:r>
+        <w:rPr>
+          <w:rFonts w:ascii="Calibri" w:hAnsi="Calibri"/>
+        </w:rPr>
+        <w:t>[ ] Ten seconds of room silence and one clap are at the start of the recording.</w:t>
+      </w:r>
+    </w:p>
+    <w:p>
+      <w:pPr>
+        <w:pStyle w:val="ListBullet"/>
+      </w:pPr>
+      <w:r>
+        <w:rPr>
+          <w:rFonts w:ascii="Calibri" w:hAnsi="Calibri"/>
+        </w:rPr>
+        <w:t>[ ] You are facing the light, with the lens at eye level, in the frame this video needs.</w:t>
+      </w:r>
+    </w:p>
+    <w:p>
+      <w:pPr>
+        <w:pStyle w:val="ListBullet"/>
+      </w:pPr>
+      <w:r>
+        <w:rPr>
+          <w:rFonts w:ascii="Calibri" w:hAnsi="Calibri"/>
+        </w:rPr>
+        <w:t>[ ] Notifications are off, private tabs are closed, and screen text is readable on a phone.</w:t>
+      </w:r>
+    </w:p>
+    <w:p>
+      <w:pPr>
+        <w:pStyle w:val="ListBullet"/>
+      </w:pPr>
+      <w:r>
+        <w:rPr>
+          <w:rFonts w:ascii="Calibri" w:hAnsi="Calibri"/>
+        </w:rPr>
+        <w:t>[ ] The ending says the offer once and names the next video by title.</w:t>
+      </w:r>
+    </w:p>
+    <w:p>
+      <w:bookmarkStart w:id="87" w:name="toc86"/>
+      <w:pPr>
+        <w:pStyle w:val="Heading2"/>
+      </w:pPr>
+      <w:r>
+        <w:t>VIII. Claims that do not survive a playback</w:t>
+      </w:r>
+      <w:bookmarkEnd w:id="87"/>
+    </w:p>
+    <w:p>
+      <w:pPr>
+        <w:pStyle w:val="ListBullet"/>
+      </w:pPr>
+      <w:r>
+        <w:rPr>
+          <w:rFonts w:ascii="Calibri" w:hAnsi="Calibri"/>
+        </w:rPr>
+        <w:t>That you need a camera upgrade before you start. Brownlee, Rea, and Hart, in the videos chapter, began with what was on the desk. A close microphone and a window do more than a new body.</w:t>
+      </w:r>
+    </w:p>
+    <w:p>
+      <w:pPr>
+        <w:pStyle w:val="ListBullet"/>
+      </w:pPr>
+      <w:r>
+        <w:rPr>
+          <w:rFonts w:ascii="Calibri" w:hAnsi="Calibri"/>
+        </w:rPr>
+        <w:t>That a long introduction builds a relationship. A stranger has no relationship with you yet. The promise, kept quickly, is how that starts.</w:t>
+      </w:r>
+    </w:p>
+    <w:p>
+      <w:pPr>
+        <w:pStyle w:val="ListBullet"/>
+      </w:pPr>
+      <w:r>
+        <w:rPr>
+          <w:rFonts w:ascii="Calibri" w:hAnsi="Calibri"/>
+        </w:rPr>
+        <w:t>That every video needs a subscribe request at the start. It costs the opening seconds the buyer uses to decide to stay. Ask later, separately, or not at all.</w:t>
+      </w:r>
+    </w:p>
+    <w:p>
+      <w:pPr>
+        <w:pStyle w:val="ListBullet"/>
+      </w:pPr>
+      <w:r>
+        <w:rPr>
+          <w:rFonts w:ascii="Calibri" w:hAnsi="Calibri"/>
+        </w:rPr>
+        <w:t>That there is an ideal video length. YouTube publishes none. The job decides the length. The offer video is short so you can remake it when the price changes.</w:t>
+      </w:r>
+    </w:p>
+    <w:p>
+      <w:pPr>
+        <w:pStyle w:val="ListBullet"/>
+      </w:pPr>
+      <w:r>
+        <w:rPr>
+          <w:rFonts w:ascii="Calibri" w:hAnsi="Calibri"/>
+        </w:rPr>
+        <w:t>That editing out every pause makes a video feel rushed. Cutting dead air is not rushing. Rushing is skipping the step the viewer came for.</w:t>
+      </w:r>
+    </w:p>
+    <w:p>
+      <w:pPr>
+        <w:pStyle w:val="ListBullet"/>
+      </w:pPr>
+      <w:r>
+        <w:rPr>
+          <w:rFonts w:ascii="Calibri" w:hAnsi="Calibri"/>
+        </w:rPr>
+        <w:t>That a script makes you sound robotic. Reading badly makes you sound robotic. A script written for the ear, read aloud once before recording, sounds like explaining.</w:t>
+      </w:r>
+    </w:p>
+    <w:p>
+      <w:pPr>
+        <w:pStyle w:val="ListBullet"/>
+      </w:pPr>
+      <w:r>
+        <w:rPr>
+          <w:rFonts w:ascii="Calibri" w:hAnsi="Calibri"/>
+        </w:rPr>
+        <w:t>That captions can wait because you scripted it. The script is the caption file. Upload it.</w:t>
+      </w:r>
+    </w:p>
+    <w:p>
+      <w:r>
+        <w:rPr>
+          <w:rFonts w:ascii="Calibri" w:hAnsi="Calibri"/>
+        </w:rPr>
+        <w:t>A last limit. This chapter will not make you comfortable on camera. Nobody is comfortable on the first one. It will refuse the version of a first video that spends the stranger’s first thirty seconds on a hello.</w:t>
+      </w:r>
+    </w:p>
+    <w:p>
+      <w:r>
+        <w:rPr>
+          <w:rFonts w:ascii="Calibri" w:hAnsi="Calibri"/>
+          <w:i/>
+        </w:rPr>
+        <w:t xml:space="preserve">Sources: The thirty-second opening refers to YouTube’s retention tip cited in the click chapter. Video chapter rules are from </w:t>
+      </w:r>
+      <w:hyperlink r:id="rId111">
+        <w:r>
+          <w:rPr>
+            <w:rStyle w:val="Hyperlink"/>
+            <w:sz w:val="22"/>
+            <w:rFonts w:ascii="Calibri" w:hAnsi="Calibri"/>
+          </w:rPr>
+          <w:t xml:space="preserve">YouTube’s video chapters page</w:t>
+        </w:r>
+      </w:hyperlink>
+      <w:r>
+        <w:rPr>
+          <w:rFonts w:ascii="Calibri" w:hAnsi="Calibri"/>
+          <w:i/>
+        </w:rPr>
+        <w:t xml:space="preserve">. End screen timing is from </w:t>
+      </w:r>
+      <w:hyperlink r:id="rId94">
+        <w:r>
+          <w:rPr>
+            <w:rStyle w:val="Hyperlink"/>
+            <w:sz w:val="22"/>
+            <w:rFonts w:ascii="Calibri" w:hAnsi="Calibri"/>
+          </w:rPr>
+          <w:t xml:space="preserve">YouTube’s end screen page</w:t>
+        </w:r>
+      </w:hyperlink>
+      <w:r>
+        <w:rPr>
+          <w:rFonts w:ascii="Calibri" w:hAnsi="Calibri"/>
+          <w:i/>
+        </w:rPr>
+        <w:t xml:space="preserve">; the external-link requirement is in the money chapter. Frame sizes and upload settings refer to the production chapter. The speaking-rate figure is a rough planning range for you to replace with your own timed reading, not a measured standard. That viewers forgive picture before sound is creator consensus, labeled as such. </w:t>
+      </w:r>
+      <w:hyperlink r:id="rId110">
+        <w:r>
+          <w:rPr>
+            <w:rStyle w:val="Hyperlink"/>
+            <w:sz w:val="22"/>
+            <w:rFonts w:ascii="Calibri" w:hAnsi="Calibri"/>
+          </w:rPr>
+          <w:t xml:space="preserve">OBS Studio</w:t>
+        </w:r>
+      </w:hyperlink>
+      <w:r>
+        <w:rPr>
+          <w:rFonts w:ascii="Calibri" w:hAnsi="Calibri"/>
+          <w:i/>
+        </w:rPr>
+        <w:t xml:space="preserve"> is free, open-source recording software. Not an official YouTube publication; confirm the current help pages before you rely on a number.</w:t>
       </w:r>
     </w:p>
     <w:p>
       <w:pPr>
         <w:sectPr>
-          <w:headerReference w:type="default" r:id="rId95"/>
-          <w:footerReference w:type="default" r:id="rId96"/>
+          <w:headerReference w:type="default" r:id="rId108"/>
+          <w:footerReference w:type="default" r:id="rId109"/>
           <w:pgSz w:w="10080" w:h="14400"/>
           <w:pgMar w:top="1008" w:right="1008" w:bottom="1008" w:left="1008" w:header="504" w:footer="504" w:gutter="0"/>
           <w:cols w:space="720"/>
@@ -9360,14 +10967,4176 @@
       </w:pPr>
     </w:p>
     <w:p>
-      <w:bookmarkStart w:id="80" w:name="toc79"/>
+      <w:bookmarkStart w:id="88" w:name="toc87"/>
       <w:pPr>
         <w:pStyle w:val="Heading1"/>
       </w:pPr>
       <w:r>
+        <w:t>11 Read the Count</w:t>
+      </w:r>
+      <w:bookmarkEnd w:id="88"/>
+    </w:p>
+    <w:p>
+      <w:r>
+        <w:rPr>
+          <w:rFonts w:ascii="Calibri" w:hAnsi="Calibri"/>
+          <w:i/>
+        </w:rPr>
+        <w:t>Studio shows how strangers arrived and when they left. Your page shows whether they paid. Read both, in that order, once a week.</w:t>
+      </w:r>
+    </w:p>
+    <w:p>
+      <w:r>
+        <w:rPr>
+          <w:rFonts w:ascii="Calibri" w:hAnsi="Calibri"/>
+        </w:rPr>
+        <w:t>YouTube Studio is generous with numbers. Open Analytics on a quiet Tuesday and you can find views, unique viewers, impressions, a click-through rate, average view duration, average percentage viewed, watch time, subscribers gained, new viewers, casual viewers, regular viewers, and a dozen traffic sources. Every one of them is real. Most of them are not the question this book asks.</w:t>
+      </w:r>
+    </w:p>
+    <w:p>
+      <w:r>
+        <w:rPr>
+          <w:rFonts w:ascii="Calibri" w:hAnsi="Calibri"/>
+        </w:rPr>
+        <w:t>The question is whether a stranger can find the price and pay it. Studio can answer the first half of that. It cannot answer the second, because the payment happens on a page YouTube does not own. This chapter is how to read the half Studio shows, collect the half it does not, and put the two side by side on the week sheet without fooling yourself.</w:t>
+      </w:r>
+    </w:p>
+    <w:p>
+      <w:bookmarkStart w:id="89" w:name="toc88"/>
+      <w:pPr>
+        <w:pStyle w:val="Heading2"/>
+      </w:pPr>
+      <w:r>
+        <w:t>I. Three counts, three places</w:t>
+      </w:r>
+      <w:bookmarkEnd w:id="89"/>
+    </w:p>
+    <w:p>
+      <w:r>
+        <w:rPr>
+          <w:rFonts w:ascii="Calibri" w:hAnsi="Calibri"/>
+        </w:rPr>
+        <w:t>A sale has three moments, and each one is counted somewhere different.</w:t>
+      </w:r>
+    </w:p>
+    <w:tbl>
+      <w:tblPr>
+        <w:tblStyle w:val="TableGrid"/>
+        <w:tblW w:type="auto" w:w="0"/>
+        <w:tblLayout w:type="fixed"/>
+        <w:tblLook w:firstColumn="1" w:firstRow="1" w:lastColumn="0" w:lastRow="0" w:noHBand="0" w:noVBand="1" w:val="04A0"/>
+        <w:tblW w:w="8063" w:type="dxa"/>
+      </w:tblPr>
+      <w:tblGrid>
+        <w:gridCol w:w="2688"/>
+        <w:gridCol w:w="2688"/>
+        <w:gridCol w:w="2688"/>
+      </w:tblGrid>
+      <w:tr>
+        <w:tc>
+          <w:tcPr>
+            <w:tcW w:type="dxa" w:w="2688"/>
+            <w:tcW w:w="2160" w:type="dxa"/>
+            <w:shd w:val="clear" w:color="auto" w:fill="F3F1EA"/>
+          </w:tcPr>
+          <w:p>
+            <w:pPr>
+              <w:spacing w:after="40" w:before="40"/>
+            </w:pPr>
+            <w:r>
+              <w:rPr>
+                <w:rFonts w:ascii="Calibri" w:hAnsi="Calibri"/>
+                <w:b/>
+                <w:sz w:val="21"/>
+              </w:rPr>
+            </w:r>
+            <w:r>
+              <w:rPr>
+                <w:rFonts w:ascii="Calibri" w:hAnsi="Calibri"/>
+                <w:b/>
+                <w:sz w:val="21"/>
+              </w:rPr>
+              <w:t>Moment</w:t>
+            </w:r>
+          </w:p>
+        </w:tc>
+        <w:tc>
+          <w:tcPr>
+            <w:tcW w:type="dxa" w:w="2688"/>
+            <w:tcW w:w="2160" w:type="dxa"/>
+            <w:shd w:val="clear" w:color="auto" w:fill="F3F1EA"/>
+          </w:tcPr>
+          <w:p>
+            <w:pPr>
+              <w:spacing w:after="40" w:before="40"/>
+            </w:pPr>
+            <w:r>
+              <w:rPr>
+                <w:rFonts w:ascii="Calibri" w:hAnsi="Calibri"/>
+                <w:b/>
+                <w:sz w:val="21"/>
+              </w:rPr>
+            </w:r>
+            <w:r>
+              <w:rPr>
+                <w:rFonts w:ascii="Calibri" w:hAnsi="Calibri"/>
+                <w:b/>
+                <w:sz w:val="21"/>
+              </w:rPr>
+              <w:t>Where it is counted</w:t>
+            </w:r>
+          </w:p>
+        </w:tc>
+        <w:tc>
+          <w:tcPr>
+            <w:tcW w:type="dxa" w:w="2688"/>
+            <w:tcW w:w="3744" w:type="dxa"/>
+            <w:shd w:val="clear" w:color="auto" w:fill="F3F1EA"/>
+          </w:tcPr>
+          <w:p>
+            <w:pPr>
+              <w:spacing w:after="40" w:before="40"/>
+            </w:pPr>
+            <w:r>
+              <w:rPr>
+                <w:rFonts w:ascii="Calibri" w:hAnsi="Calibri"/>
+                <w:b/>
+                <w:sz w:val="21"/>
+              </w:rPr>
+            </w:r>
+            <w:r>
+              <w:rPr>
+                <w:rFonts w:ascii="Calibri" w:hAnsi="Calibri"/>
+                <w:b/>
+                <w:sz w:val="21"/>
+              </w:rPr>
+              <w:t>The number to write down</w:t>
+            </w:r>
+          </w:p>
+        </w:tc>
+      </w:tr>
+      <w:tr>
+        <w:tc>
+          <w:tcPr>
+            <w:tcW w:type="dxa" w:w="2688"/>
+            <w:tcW w:w="2160" w:type="dxa"/>
+          </w:tcPr>
+          <w:p>
+            <w:pPr>
+              <w:spacing w:after="40" w:before="40"/>
+            </w:pPr>
+            <w:r>
+              <w:rPr>
+                <w:rFonts w:ascii="Calibri" w:hAnsi="Calibri"/>
+                <w:sz w:val="21"/>
+              </w:rPr>
+            </w:r>
+            <w:r>
+              <w:rPr>
+                <w:rFonts w:ascii="Calibri" w:hAnsi="Calibri"/>
+                <w:sz w:val="21"/>
+              </w:rPr>
+              <w:t>A stranger watched</w:t>
+            </w:r>
+          </w:p>
+        </w:tc>
+        <w:tc>
+          <w:tcPr>
+            <w:tcW w:type="dxa" w:w="2688"/>
+            <w:tcW w:w="2160" w:type="dxa"/>
+          </w:tcPr>
+          <w:p>
+            <w:pPr>
+              <w:spacing w:after="40" w:before="40"/>
+            </w:pPr>
+            <w:r>
+              <w:rPr>
+                <w:rFonts w:ascii="Calibri" w:hAnsi="Calibri"/>
+                <w:sz w:val="21"/>
+              </w:rPr>
+            </w:r>
+            <w:r>
+              <w:rPr>
+                <w:rFonts w:ascii="Calibri" w:hAnsi="Calibri"/>
+                <w:sz w:val="21"/>
+              </w:rPr>
+              <w:t>YouTube Studio, the video’s Analytics</w:t>
+            </w:r>
+          </w:p>
+        </w:tc>
+        <w:tc>
+          <w:tcPr>
+            <w:tcW w:type="dxa" w:w="2688"/>
+            <w:tcW w:w="3744" w:type="dxa"/>
+          </w:tcPr>
+          <w:p>
+            <w:pPr>
+              <w:spacing w:after="40" w:before="40"/>
+            </w:pPr>
+            <w:r>
+              <w:rPr>
+                <w:rFonts w:ascii="Calibri" w:hAnsi="Calibri"/>
+                <w:sz w:val="21"/>
+              </w:rPr>
+            </w:r>
+            <w:r>
+              <w:rPr>
+                <w:rFonts w:ascii="Calibri" w:hAnsi="Calibri"/>
+                <w:sz w:val="21"/>
+              </w:rPr>
+              <w:t>Views and average view duration on the offer video</w:t>
+            </w:r>
+          </w:p>
+        </w:tc>
+      </w:tr>
+      <w:tr>
+        <w:tc>
+          <w:tcPr>
+            <w:tcW w:type="dxa" w:w="2688"/>
+            <w:tcW w:w="2160" w:type="dxa"/>
+          </w:tcPr>
+          <w:p>
+            <w:pPr>
+              <w:spacing w:after="40" w:before="40"/>
+            </w:pPr>
+            <w:r>
+              <w:rPr>
+                <w:rFonts w:ascii="Calibri" w:hAnsi="Calibri"/>
+                <w:sz w:val="21"/>
+              </w:rPr>
+            </w:r>
+            <w:r>
+              <w:rPr>
+                <w:rFonts w:ascii="Calibri" w:hAnsi="Calibri"/>
+                <w:sz w:val="21"/>
+              </w:rPr>
+              <w:t>They went to the page</w:t>
+            </w:r>
+          </w:p>
+        </w:tc>
+        <w:tc>
+          <w:tcPr>
+            <w:tcW w:type="dxa" w:w="2688"/>
+            <w:tcW w:w="2160" w:type="dxa"/>
+          </w:tcPr>
+          <w:p>
+            <w:pPr>
+              <w:spacing w:after="40" w:before="40"/>
+            </w:pPr>
+            <w:r>
+              <w:rPr>
+                <w:rFonts w:ascii="Calibri" w:hAnsi="Calibri"/>
+                <w:sz w:val="21"/>
+              </w:rPr>
+            </w:r>
+            <w:r>
+              <w:rPr>
+                <w:rFonts w:ascii="Calibri" w:hAnsi="Calibri"/>
+                <w:sz w:val="21"/>
+              </w:rPr>
+              <w:t>Your page or link tool, not Studio</w:t>
+            </w:r>
+          </w:p>
+        </w:tc>
+        <w:tc>
+          <w:tcPr>
+            <w:tcW w:type="dxa" w:w="2688"/>
+            <w:tcW w:w="3744" w:type="dxa"/>
+          </w:tcPr>
+          <w:p>
+            <w:pPr>
+              <w:spacing w:after="40" w:before="40"/>
+            </w:pPr>
+            <w:r>
+              <w:rPr>
+                <w:rFonts w:ascii="Calibri" w:hAnsi="Calibri"/>
+                <w:sz w:val="21"/>
+              </w:rPr>
+            </w:r>
+            <w:r>
+              <w:rPr>
+                <w:rFonts w:ascii="Calibri" w:hAnsi="Calibri"/>
+                <w:sz w:val="21"/>
+              </w:rPr>
+              <w:t>Visits from YouTube, by video if you tagged the link</w:t>
+            </w:r>
+          </w:p>
+        </w:tc>
+      </w:tr>
+      <w:tr>
+        <w:tc>
+          <w:tcPr>
+            <w:tcW w:type="dxa" w:w="2688"/>
+            <w:tcW w:w="2160" w:type="dxa"/>
+          </w:tcPr>
+          <w:p>
+            <w:pPr>
+              <w:spacing w:after="40" w:before="40"/>
+            </w:pPr>
+            <w:r>
+              <w:rPr>
+                <w:rFonts w:ascii="Calibri" w:hAnsi="Calibri"/>
+                <w:sz w:val="21"/>
+              </w:rPr>
+            </w:r>
+            <w:r>
+              <w:rPr>
+                <w:rFonts w:ascii="Calibri" w:hAnsi="Calibri"/>
+                <w:sz w:val="21"/>
+              </w:rPr>
+              <w:t>They paid or booked</w:t>
+            </w:r>
+          </w:p>
+        </w:tc>
+        <w:tc>
+          <w:tcPr>
+            <w:tcW w:type="dxa" w:w="2688"/>
+            <w:tcW w:w="2160" w:type="dxa"/>
+          </w:tcPr>
+          <w:p>
+            <w:pPr>
+              <w:spacing w:after="40" w:before="40"/>
+            </w:pPr>
+            <w:r>
+              <w:rPr>
+                <w:rFonts w:ascii="Calibri" w:hAnsi="Calibri"/>
+                <w:sz w:val="21"/>
+              </w:rPr>
+            </w:r>
+            <w:r>
+              <w:rPr>
+                <w:rFonts w:ascii="Calibri" w:hAnsi="Calibri"/>
+                <w:sz w:val="21"/>
+              </w:rPr>
+              <w:t>Your payment or booking tool</w:t>
+            </w:r>
+          </w:p>
+        </w:tc>
+        <w:tc>
+          <w:tcPr>
+            <w:tcW w:type="dxa" w:w="2688"/>
+            <w:tcW w:w="3744" w:type="dxa"/>
+          </w:tcPr>
+          <w:p>
+            <w:pPr>
+              <w:spacing w:after="40" w:before="40"/>
+            </w:pPr>
+            <w:r>
+              <w:rPr>
+                <w:rFonts w:ascii="Calibri" w:hAnsi="Calibri"/>
+                <w:sz w:val="21"/>
+              </w:rPr>
+            </w:r>
+            <w:r>
+              <w:rPr>
+                <w:rFonts w:ascii="Calibri" w:hAnsi="Calibri"/>
+                <w:sz w:val="21"/>
+              </w:rPr>
+              <w:t>Payments, including zero</w:t>
+            </w:r>
+          </w:p>
+        </w:tc>
+      </w:tr>
+    </w:tbl>
+    <w:p/>
+    <w:p>
+      <w:r>
+        <w:rPr>
+          <w:rFonts w:ascii="Calibri" w:hAnsi="Calibri"/>
+        </w:rPr>
+        <w:t>Studio’s traffic reports describe how viewers reached your video. They are not built to report how many viewers left your video for your page. That count lives on the page side. If your page tool shows visits, and where they came from, that is where the second line of the week sheet comes from. If it shows nothing, the fallback is the one the calendar already uses: ask the people you sent in week two what they tapped.</w:t>
+      </w:r>
+    </w:p>
+    <w:p>
+      <w:r>
+        <w:rPr>
+          <w:rFonts w:ascii="Calibri" w:hAnsi="Calibri"/>
+        </w:rPr>
+        <w:t xml:space="preserve">Write all three, every week, for the offer video first. A channel with ten thousand views and no page visits has a different problem from a channel with two hundred views and four page visits. </w:t>
+      </w:r>
+      <w:r>
+        <w:rPr>
+          <w:rFonts w:ascii="Calibri" w:hAnsi="Calibri"/>
+          <w:i/>
+        </w:rPr>
+        <w:t>When Nothing Sells</w:t>
+      </w:r>
+      <w:r>
+        <w:rPr>
+          <w:rFonts w:ascii="Calibri" w:hAnsi="Calibri"/>
+        </w:rPr>
+        <w:t xml:space="preserve"> calls those different breaks. These three lines are how you know which one you have.</w:t>
+      </w:r>
+    </w:p>
+    <w:p>
+      <w:bookmarkStart w:id="90" w:name="toc89"/>
+      <w:pPr>
+        <w:pStyle w:val="Heading2"/>
+      </w:pPr>
+      <w:r>
+        <w:t>II. Label the door, keep one destination</w:t>
+      </w:r>
+      <w:bookmarkEnd w:id="90"/>
+    </w:p>
+    <w:p>
+      <w:r>
+        <w:rPr>
+          <w:rFonts w:ascii="Calibri" w:hAnsi="Calibri"/>
+        </w:rPr>
+        <w:t>The rule in this book is one URL. The description, the pinned comment, and one profile slot repeat it. A second product is a menu.</w:t>
+      </w:r>
+    </w:p>
+    <w:p>
+      <w:r>
+        <w:rPr>
+          <w:rFonts w:ascii="Calibri" w:hAnsi="Calibri"/>
+        </w:rPr>
+        <w:t xml:space="preserve">A tag does not break that rule. A tag is text after a question mark at the end of the same address, which many page and analytics tools read as a label for where the visit came from. The page is the same. The price is the same. Only the label differs. The widely used convention is a set of parameters whose names begin with </w:t>
+      </w:r>
+      <w:r>
+        <w:rPr>
+          <w:rFonts w:ascii="Calibri" w:hAnsi="Calibri"/>
+        </w:rPr>
+        <w:t>utm_</w:t>
+      </w:r>
+      <w:r>
+        <w:rPr>
+          <w:rFonts w:ascii="Calibri" w:hAnsi="Calibri"/>
+        </w:rPr>
+        <w:t>:</w:t>
+      </w:r>
+    </w:p>
+    <w:p>
+      <w:r>
+        <w:rPr>
+          <w:rFonts w:ascii="Calibri" w:hAnsi="Calibri"/>
+        </w:rPr>
+        <w:t>https://yourpage.example/checklist?utm_source=youtube&amp;utm_medium=description&amp;utm_campaign=offer-video</w:t>
+      </w:r>
+    </w:p>
+    <w:p>
+      <w:r>
+        <w:rPr>
+          <w:rFonts w:ascii="Calibri" w:hAnsi="Calibri"/>
+        </w:rPr>
+        <w:t xml:space="preserve">The pinned comment on the same video can carry </w:t>
+      </w:r>
+      <w:r>
+        <w:rPr>
+          <w:rFonts w:ascii="Calibri" w:hAnsi="Calibri"/>
+        </w:rPr>
+        <w:t>utm_medium=pinned</w:t>
+      </w:r>
+      <w:r>
+        <w:rPr>
+          <w:rFonts w:ascii="Calibri" w:hAnsi="Calibri"/>
+        </w:rPr>
+        <w:t xml:space="preserve">. The method video can carry </w:t>
+      </w:r>
+      <w:r>
+        <w:rPr>
+          <w:rFonts w:ascii="Calibri" w:hAnsi="Calibri"/>
+        </w:rPr>
+        <w:t>utm_campaign=method-video</w:t>
+      </w:r>
+      <w:r>
+        <w:rPr>
+          <w:rFonts w:ascii="Calibri" w:hAnsi="Calibri"/>
+        </w:rPr>
+        <w:t>. After a week, the page tool can tell you that four visits came from the offer video’s description and none from the pinned comment, which is a fact you can act on.</w:t>
+      </w:r>
+    </w:p>
+    <w:p>
+      <w:r>
+        <w:rPr>
+          <w:rFonts w:ascii="Calibri" w:hAnsi="Calibri"/>
+        </w:rPr>
+        <w:t>Three checks before you rely on it:</w:t>
+      </w:r>
+    </w:p>
+    <w:p>
+      <w:pPr>
+        <w:pStyle w:val="ListBullet"/>
+      </w:pPr>
+      <w:r>
+        <w:rPr>
+          <w:rFonts w:ascii="Calibri" w:hAnsi="Calibri"/>
+          <w:b/>
+        </w:rPr>
+        <w:t>Open the tagged link on your phone,</w:t>
+      </w:r>
+      <w:r>
+        <w:rPr>
+          <w:rFonts w:ascii="Calibri" w:hAnsi="Calibri"/>
+        </w:rPr>
+        <w:t xml:space="preserve"> from the description, the way the phone test in the offer chapter already asks. Confirm it lands on the same page with the price visible. Some tools drop the tag, and a few misbehave with it. If yours does, use the plain link and the fallback.</w:t>
+      </w:r>
+    </w:p>
+    <w:p>
+      <w:pPr>
+        <w:pStyle w:val="ListBullet"/>
+      </w:pPr>
+      <w:r>
+        <w:rPr>
+          <w:rFonts w:ascii="Calibri" w:hAnsi="Calibri"/>
+          <w:b/>
+        </w:rPr>
+        <w:t>Confirm your tool shows the tags.</w:t>
+      </w:r>
+      <w:r>
+        <w:rPr>
+          <w:rFonts w:ascii="Calibri" w:hAnsi="Calibri"/>
+        </w:rPr>
+        <w:t xml:space="preserve"> Look for a report of visit sources or campaigns. If there is none, the tag is harmless and useless. Do not add a second tool just to read it during the first six weeks.</w:t>
+      </w:r>
+    </w:p>
+    <w:p>
+      <w:pPr>
+        <w:pStyle w:val="ListBullet"/>
+      </w:pPr>
+      <w:r>
+        <w:rPr>
+          <w:rFonts w:ascii="Calibri" w:hAnsi="Calibri"/>
+          <w:b/>
+        </w:rPr>
+        <w:t>Keep the labels boring and consistent.</w:t>
+      </w:r>
+      <w:r>
+        <w:rPr>
+          <w:rFonts w:ascii="Calibri" w:hAnsi="Calibri"/>
+        </w:rPr>
+        <w:t xml:space="preserve"> Lowercase, one word per slot, written in the money sheet. “offer-video” this week and “OfferVid” next week are two rows that should have been one.</w:t>
+      </w:r>
+    </w:p>
+    <w:p>
+      <w:r>
+        <w:rPr>
+          <w:rFonts w:ascii="Calibri" w:hAnsi="Calibri"/>
+        </w:rPr>
+        <w:t>A link shortener that counts clicks does the same job, with one caution. A stranger can see where a plain address goes before they tap it. A short code hides that. For a channel asking a stranger to pay, a readable address is part of the trust.</w:t>
+      </w:r>
+    </w:p>
+    <w:p>
+      <w:bookmarkStart w:id="91" w:name="toc90"/>
+      <w:pPr>
+        <w:pStyle w:val="Heading2"/>
+      </w:pPr>
+      <w:r>
+        <w:t>III. Impressions and the click rate, read with YouTube’s own caveats</w:t>
+      </w:r>
+      <w:bookmarkEnd w:id="91"/>
+    </w:p>
+    <w:p>
+      <w:r>
+        <w:rPr>
+          <w:rFonts w:ascii="Calibri" w:hAnsi="Calibri"/>
+        </w:rPr>
+        <w:t xml:space="preserve">An impression, in Studio, is not every time your video exists somewhere. YouTube’s </w:t>
+      </w:r>
+      <w:hyperlink r:id="rId114">
+        <w:r>
+          <w:rPr>
+            <w:rStyle w:val="Hyperlink"/>
+            <w:sz w:val="22"/>
+            <w:rFonts w:ascii="Calibri" w:hAnsi="Calibri"/>
+          </w:rPr>
+          <w:t xml:space="preserve">impressions page</w:t>
+        </w:r>
+      </w:hyperlink>
+      <w:r>
+        <w:rPr>
+          <w:rFonts w:ascii="Calibri" w:hAnsi="Calibri"/>
+        </w:rPr>
+        <w:t xml:space="preserve"> counts one when a thumbnail is shown on YouTube for more than one second with at least half of it visible. It does not count impressions on external sites and embeds, the mobile website, the YouTube Kids and YouTube Music apps, or inside cards and end screens, or in emails and notifications. The impressions click-through rate is how often a counted impression turned into a view.</w:t>
+      </w:r>
+    </w:p>
+    <w:p>
+      <w:r>
+        <w:rPr>
+          <w:rFonts w:ascii="Calibri" w:hAnsi="Calibri"/>
+        </w:rPr>
+        <w:t xml:space="preserve">YouTube’s </w:t>
+      </w:r>
+      <w:hyperlink r:id="rId115">
+        <w:r>
+          <w:rPr>
+            <w:rStyle w:val="Hyperlink"/>
+            <w:sz w:val="22"/>
+            <w:rFonts w:ascii="Calibri" w:hAnsi="Calibri"/>
+          </w:rPr>
+          <w:t xml:space="preserve">impressions and click-through rate FAQ</w:t>
+        </w:r>
+      </w:hyperlink>
+      <w:r>
+        <w:rPr>
+          <w:rFonts w:ascii="Calibri" w:hAnsi="Calibri"/>
+        </w:rPr>
+        <w:t xml:space="preserve"> gives the most useful single number Studio has to offer about this: half of all channels and videos on YouTube have an impressions click-through rate somewhere between 2% and 10%. That is a wide band on purpose. The same page says the rate depends on the content, the audience, and where the thumbnail was shown; that a video shown widely on the home page will naturally have a lower rate; and that a video seen mostly from your own channel page may have a higher one. It also says new channels and videos with fewer than 100 views can see an even wider range.</w:t>
+      </w:r>
+    </w:p>
+    <w:p>
+      <w:r>
+        <w:rPr>
+          <w:rFonts w:ascii="Calibri" w:hAnsi="Calibri"/>
+        </w:rPr>
+        <w:t>So read it this way:</w:t>
+      </w:r>
+    </w:p>
+    <w:p>
+      <w:pPr>
+        <w:pStyle w:val="ListBullet"/>
+      </w:pPr>
+      <w:r>
+        <w:rPr>
+          <w:rFonts w:ascii="Calibri" w:hAnsi="Calibri"/>
+          <w:b/>
+        </w:rPr>
+        <w:t>Wait for enough impressions.</w:t>
+      </w:r>
+      <w:r>
+        <w:rPr>
+          <w:rFonts w:ascii="Calibri" w:hAnsi="Calibri"/>
+        </w:rPr>
+        <w:t xml:space="preserve"> YouTube’s FAQ says to avoid checking the rate right after uploading. On a new channel, a percentage built on forty impressions is a coin landing a few times.</w:t>
+      </w:r>
+    </w:p>
+    <w:p>
+      <w:pPr>
+        <w:pStyle w:val="ListBullet"/>
+      </w:pPr>
+      <w:r>
+        <w:rPr>
+          <w:rFonts w:ascii="Calibri" w:hAnsi="Calibri"/>
+          <w:b/>
+        </w:rPr>
+        <w:t>Compare a video to your own videos,</w:t>
+      </w:r>
+      <w:r>
+        <w:rPr>
+          <w:rFonts w:ascii="Calibri" w:hAnsi="Calibri"/>
+        </w:rPr>
+        <w:t xml:space="preserve"> over weeks, not to a number you read on someone else’s channel.</w:t>
+      </w:r>
+    </w:p>
+    <w:p>
+      <w:pPr>
+        <w:pStyle w:val="ListBullet"/>
+      </w:pPr>
+      <w:r>
+        <w:rPr>
+          <w:rFonts w:ascii="Calibri" w:hAnsi="Calibri"/>
+          <w:b/>
+        </w:rPr>
+        <w:t>Read it next to view duration.</w:t>
+      </w:r>
+      <w:r>
+        <w:rPr>
+          <w:rFonts w:ascii="Calibri" w:hAnsi="Calibri"/>
+        </w:rPr>
+        <w:t xml:space="preserve"> The same FAQ calls out the clickbait pattern: a high click rate with a low average view duration and fewer impressions than you expected. A thumbnail that wins the click and loses the viewer is not a win.</w:t>
+      </w:r>
+    </w:p>
+    <w:p>
+      <w:pPr>
+        <w:pStyle w:val="ListBullet"/>
+      </w:pPr>
+      <w:r>
+        <w:rPr>
+          <w:rFonts w:ascii="Calibri" w:hAnsi="Calibri"/>
+          <w:b/>
+        </w:rPr>
+        <w:t>Remember what it leaves out.</w:t>
+      </w:r>
+      <w:r>
+        <w:rPr>
+          <w:rFonts w:ascii="Calibri" w:hAnsi="Calibri"/>
+        </w:rPr>
+        <w:t xml:space="preserve"> Views from your email, your page, or a forum post are not impressions. A video can have more views than impressions if most of its traffic comes from outside YouTube. YouTube’s FAQ says so.</w:t>
+      </w:r>
+    </w:p>
+    <w:p>
+      <w:r>
+        <w:rPr>
+          <w:rFonts w:ascii="Calibri" w:hAnsi="Calibri"/>
+        </w:rPr>
+        <w:t>For a selling channel, the click rate matters on the four long videos a stranger has to reach. It matters less than any line in §I. A 9% rate on a video nobody follows to the page is a well-dressed dead end.</w:t>
+      </w:r>
+    </w:p>
+    <w:p>
+      <w:bookmarkStart w:id="92" w:name="toc91"/>
+      <w:pPr>
+        <w:pStyle w:val="Heading2"/>
+      </w:pPr>
+      <w:r>
+        <w:t>IV. How they found you, and what it tells you about the buyer</w:t>
+      </w:r>
+      <w:bookmarkEnd w:id="92"/>
+    </w:p>
+    <w:p>
+      <w:r>
+        <w:rPr>
+          <w:rFonts w:ascii="Calibri" w:hAnsi="Calibri"/>
+        </w:rPr>
+        <w:t xml:space="preserve">Open a video’s Analytics and choose Reach. The report YouTube’s </w:t>
+      </w:r>
+      <w:hyperlink r:id="rId116">
+        <w:r>
+          <w:rPr>
+            <w:rStyle w:val="Hyperlink"/>
+            <w:sz w:val="22"/>
+            <w:rFonts w:ascii="Calibri" w:hAnsi="Calibri"/>
+          </w:rPr>
+          <w:t xml:space="preserve">reach page</w:t>
+        </w:r>
+      </w:hyperlink>
+      <w:r>
+        <w:rPr>
+          <w:rFonts w:ascii="Calibri" w:hAnsi="Calibri"/>
+        </w:rPr>
+        <w:t xml:space="preserve"> calls “How viewers find this video” splits views by traffic source. The sources are YouTube’s definitions, and some of them are not what the name suggests.</w:t>
+      </w:r>
+    </w:p>
+    <w:tbl>
+      <w:tblPr>
+        <w:tblStyle w:val="TableGrid"/>
+        <w:tblW w:type="auto" w:w="0"/>
+        <w:tblLayout w:type="fixed"/>
+        <w:tblLook w:firstColumn="1" w:firstRow="1" w:lastColumn="0" w:lastRow="0" w:noHBand="0" w:noVBand="1" w:val="04A0"/>
+        <w:tblW w:w="8063" w:type="dxa"/>
+      </w:tblPr>
+      <w:tblGrid>
+        <w:gridCol w:w="2688"/>
+        <w:gridCol w:w="2688"/>
+        <w:gridCol w:w="2688"/>
+      </w:tblGrid>
+      <w:tr>
+        <w:tc>
+          <w:tcPr>
+            <w:tcW w:type="dxa" w:w="2688"/>
+            <w:tcW w:w="2160" w:type="dxa"/>
+            <w:shd w:val="clear" w:color="auto" w:fill="F3F1EA"/>
+          </w:tcPr>
+          <w:p>
+            <w:pPr>
+              <w:spacing w:after="40" w:before="40"/>
+            </w:pPr>
+            <w:r>
+              <w:rPr>
+                <w:rFonts w:ascii="Calibri" w:hAnsi="Calibri"/>
+                <w:b/>
+                <w:sz w:val="21"/>
+              </w:rPr>
+            </w:r>
+            <w:r>
+              <w:rPr>
+                <w:rFonts w:ascii="Calibri" w:hAnsi="Calibri"/>
+                <w:b/>
+                <w:sz w:val="21"/>
+              </w:rPr>
+              <w:t>Traffic source</w:t>
+            </w:r>
+          </w:p>
+        </w:tc>
+        <w:tc>
+          <w:tcPr>
+            <w:tcW w:type="dxa" w:w="2688"/>
+            <w:tcW w:w="2160" w:type="dxa"/>
+            <w:shd w:val="clear" w:color="auto" w:fill="F3F1EA"/>
+          </w:tcPr>
+          <w:p>
+            <w:pPr>
+              <w:spacing w:after="40" w:before="40"/>
+            </w:pPr>
+            <w:r>
+              <w:rPr>
+                <w:rFonts w:ascii="Calibri" w:hAnsi="Calibri"/>
+                <w:b/>
+                <w:sz w:val="21"/>
+              </w:rPr>
+            </w:r>
+            <w:r>
+              <w:rPr>
+                <w:rFonts w:ascii="Calibri" w:hAnsi="Calibri"/>
+                <w:b/>
+                <w:sz w:val="21"/>
+              </w:rPr>
+              <w:t>YouTube’s own definition, in short</w:t>
+            </w:r>
+          </w:p>
+        </w:tc>
+        <w:tc>
+          <w:tcPr>
+            <w:tcW w:type="dxa" w:w="2688"/>
+            <w:tcW w:w="3744" w:type="dxa"/>
+            <w:shd w:val="clear" w:color="auto" w:fill="F3F1EA"/>
+          </w:tcPr>
+          <w:p>
+            <w:pPr>
+              <w:spacing w:after="40" w:before="40"/>
+            </w:pPr>
+            <w:r>
+              <w:rPr>
+                <w:rFonts w:ascii="Calibri" w:hAnsi="Calibri"/>
+                <w:b/>
+                <w:sz w:val="21"/>
+              </w:rPr>
+            </w:r>
+            <w:r>
+              <w:rPr>
+                <w:rFonts w:ascii="Calibri" w:hAnsi="Calibri"/>
+                <w:b/>
+                <w:sz w:val="21"/>
+              </w:rPr>
+              <w:t>What it can tell a channel that sells</w:t>
+            </w:r>
+          </w:p>
+        </w:tc>
+      </w:tr>
+      <w:tr>
+        <w:tc>
+          <w:tcPr>
+            <w:tcW w:type="dxa" w:w="2688"/>
+            <w:tcW w:w="2160" w:type="dxa"/>
+          </w:tcPr>
+          <w:p>
+            <w:pPr>
+              <w:spacing w:after="40" w:before="40"/>
+            </w:pPr>
+            <w:r>
+              <w:rPr>
+                <w:rFonts w:ascii="Calibri" w:hAnsi="Calibri"/>
+                <w:sz w:val="21"/>
+              </w:rPr>
+            </w:r>
+            <w:r>
+              <w:rPr>
+                <w:rFonts w:ascii="Calibri" w:hAnsi="Calibri"/>
+                <w:sz w:val="21"/>
+              </w:rPr>
+              <w:t>YouTube search</w:t>
+            </w:r>
+          </w:p>
+        </w:tc>
+        <w:tc>
+          <w:tcPr>
+            <w:tcW w:type="dxa" w:w="2688"/>
+            <w:tcW w:w="2160" w:type="dxa"/>
+          </w:tcPr>
+          <w:p>
+            <w:pPr>
+              <w:spacing w:after="40" w:before="40"/>
+            </w:pPr>
+            <w:r>
+              <w:rPr>
+                <w:rFonts w:ascii="Calibri" w:hAnsi="Calibri"/>
+                <w:sz w:val="21"/>
+              </w:rPr>
+            </w:r>
+            <w:r>
+              <w:rPr>
+                <w:rFonts w:ascii="Calibri" w:hAnsi="Calibri"/>
+                <w:sz w:val="21"/>
+              </w:rPr>
+              <w:t>Views from search results. The search terms card lists the words people typed.</w:t>
+            </w:r>
+          </w:p>
+        </w:tc>
+        <w:tc>
+          <w:tcPr>
+            <w:tcW w:type="dxa" w:w="2688"/>
+            <w:tcW w:w="3744" w:type="dxa"/>
+          </w:tcPr>
+          <w:p>
+            <w:pPr>
+              <w:spacing w:after="40" w:before="40"/>
+            </w:pPr>
+            <w:r>
+              <w:rPr>
+                <w:rFonts w:ascii="Calibri" w:hAnsi="Calibri"/>
+                <w:sz w:val="21"/>
+              </w:rPr>
+            </w:r>
+            <w:r>
+              <w:rPr>
+                <w:rFonts w:ascii="Calibri" w:hAnsi="Calibri"/>
+                <w:sz w:val="21"/>
+              </w:rPr>
+              <w:t>Whether the buyer’s phrase from the offer chapter is the phrase they actually use.</w:t>
+            </w:r>
+          </w:p>
+        </w:tc>
+      </w:tr>
+      <w:tr>
+        <w:tc>
+          <w:tcPr>
+            <w:tcW w:type="dxa" w:w="2688"/>
+            <w:tcW w:w="2160" w:type="dxa"/>
+          </w:tcPr>
+          <w:p>
+            <w:pPr>
+              <w:spacing w:after="40" w:before="40"/>
+            </w:pPr>
+            <w:r>
+              <w:rPr>
+                <w:rFonts w:ascii="Calibri" w:hAnsi="Calibri"/>
+                <w:sz w:val="21"/>
+              </w:rPr>
+            </w:r>
+            <w:r>
+              <w:rPr>
+                <w:rFonts w:ascii="Calibri" w:hAnsi="Calibri"/>
+                <w:sz w:val="21"/>
+              </w:rPr>
+              <w:t>Suggested videos</w:t>
+            </w:r>
+          </w:p>
+        </w:tc>
+        <w:tc>
+          <w:tcPr>
+            <w:tcW w:type="dxa" w:w="2688"/>
+            <w:tcW w:w="2160" w:type="dxa"/>
+          </w:tcPr>
+          <w:p>
+            <w:pPr>
+              <w:spacing w:after="40" w:before="40"/>
+            </w:pPr>
+            <w:r>
+              <w:rPr>
+                <w:rFonts w:ascii="Calibri" w:hAnsi="Calibri"/>
+                <w:sz w:val="21"/>
+              </w:rPr>
+            </w:r>
+            <w:r>
+              <w:rPr>
+                <w:rFonts w:ascii="Calibri" w:hAnsi="Calibri"/>
+                <w:sz w:val="21"/>
+              </w:rPr>
+              <w:t>Views from suggestions beside or after other videos, and from links in video descriptions.</w:t>
+            </w:r>
+          </w:p>
+        </w:tc>
+        <w:tc>
+          <w:tcPr>
+            <w:tcW w:type="dxa" w:w="2688"/>
+            <w:tcW w:w="3744" w:type="dxa"/>
+          </w:tcPr>
+          <w:p>
+            <w:pPr>
+              <w:spacing w:after="40" w:before="40"/>
+            </w:pPr>
+            <w:r>
+              <w:rPr>
+                <w:rFonts w:ascii="Calibri" w:hAnsi="Calibri"/>
+                <w:sz w:val="21"/>
+              </w:rPr>
+            </w:r>
+            <w:r>
+              <w:rPr>
+                <w:rFonts w:ascii="Calibri" w:hAnsi="Calibri"/>
+                <w:sz w:val="21"/>
+              </w:rPr>
+              <w:t>Whether your eight are leading into each other, and which other channels’ videos you appear next to.</w:t>
+            </w:r>
+          </w:p>
+        </w:tc>
+      </w:tr>
+      <w:tr>
+        <w:tc>
+          <w:tcPr>
+            <w:tcW w:type="dxa" w:w="2688"/>
+            <w:tcW w:w="2160" w:type="dxa"/>
+          </w:tcPr>
+          <w:p>
+            <w:pPr>
+              <w:spacing w:after="40" w:before="40"/>
+            </w:pPr>
+            <w:r>
+              <w:rPr>
+                <w:rFonts w:ascii="Calibri" w:hAnsi="Calibri"/>
+                <w:sz w:val="21"/>
+              </w:rPr>
+            </w:r>
+            <w:r>
+              <w:rPr>
+                <w:rFonts w:ascii="Calibri" w:hAnsi="Calibri"/>
+                <w:sz w:val="21"/>
+              </w:rPr>
+              <w:t>Browse features</w:t>
+            </w:r>
+          </w:p>
+        </w:tc>
+        <w:tc>
+          <w:tcPr>
+            <w:tcW w:type="dxa" w:w="2688"/>
+            <w:tcW w:w="2160" w:type="dxa"/>
+          </w:tcPr>
+          <w:p>
+            <w:pPr>
+              <w:spacing w:after="40" w:before="40"/>
+            </w:pPr>
+            <w:r>
+              <w:rPr>
+                <w:rFonts w:ascii="Calibri" w:hAnsi="Calibri"/>
+                <w:sz w:val="21"/>
+              </w:rPr>
+            </w:r>
+            <w:r>
+              <w:rPr>
+                <w:rFonts w:ascii="Calibri" w:hAnsi="Calibri"/>
+                <w:sz w:val="21"/>
+              </w:rPr>
+              <w:t>Views from the home page, subscriptions, Watch Later, and other browsing features.</w:t>
+            </w:r>
+          </w:p>
+        </w:tc>
+        <w:tc>
+          <w:tcPr>
+            <w:tcW w:type="dxa" w:w="2688"/>
+            <w:tcW w:w="3744" w:type="dxa"/>
+          </w:tcPr>
+          <w:p>
+            <w:pPr>
+              <w:spacing w:after="40" w:before="40"/>
+            </w:pPr>
+            <w:r>
+              <w:rPr>
+                <w:rFonts w:ascii="Calibri" w:hAnsi="Calibri"/>
+                <w:sz w:val="21"/>
+              </w:rPr>
+            </w:r>
+            <w:r>
+              <w:rPr>
+                <w:rFonts w:ascii="Calibri" w:hAnsi="Calibri"/>
+                <w:sz w:val="21"/>
+              </w:rPr>
+              <w:t>Whether YouTube is offering the video to people who did not search for it.</w:t>
+            </w:r>
+          </w:p>
+        </w:tc>
+      </w:tr>
+      <w:tr>
+        <w:tc>
+          <w:tcPr>
+            <w:tcW w:type="dxa" w:w="2688"/>
+            <w:tcW w:w="2160" w:type="dxa"/>
+          </w:tcPr>
+          <w:p>
+            <w:pPr>
+              <w:spacing w:after="40" w:before="40"/>
+            </w:pPr>
+            <w:r>
+              <w:rPr>
+                <w:rFonts w:ascii="Calibri" w:hAnsi="Calibri"/>
+                <w:sz w:val="21"/>
+              </w:rPr>
+            </w:r>
+            <w:r>
+              <w:rPr>
+                <w:rFonts w:ascii="Calibri" w:hAnsi="Calibri"/>
+                <w:sz w:val="21"/>
+              </w:rPr>
+              <w:t>Channel pages</w:t>
+            </w:r>
+          </w:p>
+        </w:tc>
+        <w:tc>
+          <w:tcPr>
+            <w:tcW w:type="dxa" w:w="2688"/>
+            <w:tcW w:w="2160" w:type="dxa"/>
+          </w:tcPr>
+          <w:p>
+            <w:pPr>
+              <w:spacing w:after="40" w:before="40"/>
+            </w:pPr>
+            <w:r>
+              <w:rPr>
+                <w:rFonts w:ascii="Calibri" w:hAnsi="Calibri"/>
+                <w:sz w:val="21"/>
+              </w:rPr>
+            </w:r>
+            <w:r>
+              <w:rPr>
+                <w:rFonts w:ascii="Calibri" w:hAnsi="Calibri"/>
+                <w:sz w:val="21"/>
+              </w:rPr>
+              <w:t>Views from your channel page or other channels’ pages.</w:t>
+            </w:r>
+          </w:p>
+        </w:tc>
+        <w:tc>
+          <w:tcPr>
+            <w:tcW w:type="dxa" w:w="2688"/>
+            <w:tcW w:w="3744" w:type="dxa"/>
+          </w:tcPr>
+          <w:p>
+            <w:pPr>
+              <w:spacing w:after="40" w:before="40"/>
+            </w:pPr>
+            <w:r>
+              <w:rPr>
+                <w:rFonts w:ascii="Calibri" w:hAnsi="Calibri"/>
+                <w:sz w:val="21"/>
+              </w:rPr>
+            </w:r>
+            <w:r>
+              <w:rPr>
+                <w:rFonts w:ascii="Calibri" w:hAnsi="Calibri"/>
+                <w:sz w:val="21"/>
+              </w:rPr>
+              <w:t>Visitors already looking around your channel, often after another video.</w:t>
+            </w:r>
+          </w:p>
+        </w:tc>
+      </w:tr>
+      <w:tr>
+        <w:tc>
+          <w:tcPr>
+            <w:tcW w:type="dxa" w:w="2688"/>
+            <w:tcW w:w="2160" w:type="dxa"/>
+          </w:tcPr>
+          <w:p>
+            <w:pPr>
+              <w:spacing w:after="40" w:before="40"/>
+            </w:pPr>
+            <w:r>
+              <w:rPr>
+                <w:rFonts w:ascii="Calibri" w:hAnsi="Calibri"/>
+                <w:sz w:val="21"/>
+              </w:rPr>
+            </w:r>
+            <w:r>
+              <w:rPr>
+                <w:rFonts w:ascii="Calibri" w:hAnsi="Calibri"/>
+                <w:sz w:val="21"/>
+              </w:rPr>
+              <w:t>External</w:t>
+            </w:r>
+          </w:p>
+        </w:tc>
+        <w:tc>
+          <w:tcPr>
+            <w:tcW w:type="dxa" w:w="2688"/>
+            <w:tcW w:w="2160" w:type="dxa"/>
+          </w:tcPr>
+          <w:p>
+            <w:pPr>
+              <w:spacing w:after="40" w:before="40"/>
+            </w:pPr>
+            <w:r>
+              <w:rPr>
+                <w:rFonts w:ascii="Calibri" w:hAnsi="Calibri"/>
+                <w:sz w:val="21"/>
+              </w:rPr>
+            </w:r>
+            <w:r>
+              <w:rPr>
+                <w:rFonts w:ascii="Calibri" w:hAnsi="Calibri"/>
+                <w:sz w:val="21"/>
+              </w:rPr>
+              <w:t>Views from websites and apps that embed or link to the video.</w:t>
+            </w:r>
+          </w:p>
+        </w:tc>
+        <w:tc>
+          <w:tcPr>
+            <w:tcW w:type="dxa" w:w="2688"/>
+            <w:tcW w:w="3744" w:type="dxa"/>
+          </w:tcPr>
+          <w:p>
+            <w:pPr>
+              <w:spacing w:after="40" w:before="40"/>
+            </w:pPr>
+            <w:r>
+              <w:rPr>
+                <w:rFonts w:ascii="Calibri" w:hAnsi="Calibri"/>
+                <w:sz w:val="21"/>
+              </w:rPr>
+            </w:r>
+            <w:r>
+              <w:rPr>
+                <w:rFonts w:ascii="Calibri" w:hAnsi="Calibri"/>
+                <w:sz w:val="21"/>
+              </w:rPr>
+              <w:t>Whether your email, page, or a forum post is sending people back to watch.</w:t>
+            </w:r>
+          </w:p>
+        </w:tc>
+      </w:tr>
+      <w:tr>
+        <w:tc>
+          <w:tcPr>
+            <w:tcW w:type="dxa" w:w="2688"/>
+            <w:tcW w:w="2160" w:type="dxa"/>
+          </w:tcPr>
+          <w:p>
+            <w:pPr>
+              <w:spacing w:after="40" w:before="40"/>
+            </w:pPr>
+            <w:r>
+              <w:rPr>
+                <w:rFonts w:ascii="Calibri" w:hAnsi="Calibri"/>
+                <w:sz w:val="21"/>
+              </w:rPr>
+            </w:r>
+            <w:r>
+              <w:rPr>
+                <w:rFonts w:ascii="Calibri" w:hAnsi="Calibri"/>
+                <w:sz w:val="21"/>
+              </w:rPr>
+              <w:t>Direct or unknown</w:t>
+            </w:r>
+          </w:p>
+        </w:tc>
+        <w:tc>
+          <w:tcPr>
+            <w:tcW w:type="dxa" w:w="2688"/>
+            <w:tcW w:w="2160" w:type="dxa"/>
+          </w:tcPr>
+          <w:p>
+            <w:pPr>
+              <w:spacing w:after="40" w:before="40"/>
+            </w:pPr>
+            <w:r>
+              <w:rPr>
+                <w:rFonts w:ascii="Calibri" w:hAnsi="Calibri"/>
+                <w:sz w:val="21"/>
+              </w:rPr>
+            </w:r>
+            <w:r>
+              <w:rPr>
+                <w:rFonts w:ascii="Calibri" w:hAnsi="Calibri"/>
+                <w:sz w:val="21"/>
+              </w:rPr>
+              <w:t>Direct entry, bookmarks, signed-out viewers, unidentified apps.</w:t>
+            </w:r>
+          </w:p>
+        </w:tc>
+        <w:tc>
+          <w:tcPr>
+            <w:tcW w:type="dxa" w:w="2688"/>
+            <w:tcW w:w="3744" w:type="dxa"/>
+          </w:tcPr>
+          <w:p>
+            <w:pPr>
+              <w:spacing w:after="40" w:before="40"/>
+            </w:pPr>
+            <w:r>
+              <w:rPr>
+                <w:rFonts w:ascii="Calibri" w:hAnsi="Calibri"/>
+                <w:sz w:val="21"/>
+              </w:rPr>
+            </w:r>
+            <w:r>
+              <w:rPr>
+                <w:rFonts w:ascii="Calibri" w:hAnsi="Calibri"/>
+                <w:sz w:val="21"/>
+              </w:rPr>
+              <w:t>Not much. It is the bucket for what YouTube cannot attribute.</w:t>
+            </w:r>
+          </w:p>
+        </w:tc>
+      </w:tr>
+    </w:tbl>
+    <w:p/>
+    <w:p>
+      <w:r>
+        <w:rPr>
+          <w:rFonts w:ascii="Calibri" w:hAnsi="Calibri"/>
+        </w:rPr>
+        <w:t>Two of those deserve a weekly look.</w:t>
+      </w:r>
+    </w:p>
+    <w:p>
+      <w:r>
+        <w:rPr>
+          <w:rFonts w:ascii="Calibri" w:hAnsi="Calibri"/>
+          <w:b/>
+        </w:rPr>
+        <w:t>The search terms card is the buyer talking.</w:t>
+      </w:r>
+      <w:r>
+        <w:rPr>
+          <w:rFonts w:ascii="Calibri" w:hAnsi="Calibri"/>
+        </w:rPr>
+        <w:t xml:space="preserve"> It lists what people typed before they found the video. If your title says “quote checklist” and the search terms say “how much should a bathroom repair cost,” the buyer has told you their phrase. That is the problem video’s next title, and maybe the first line of the offer page. If the search terms are about something you do not sell, </w:t>
+      </w:r>
+      <w:r>
+        <w:rPr>
+          <w:rFonts w:ascii="Calibri" w:hAnsi="Calibri"/>
+          <w:i/>
+        </w:rPr>
+        <w:t>When Nothing Sells</w:t>
+      </w:r>
+      <w:r>
+        <w:rPr>
+          <w:rFonts w:ascii="Calibri" w:hAnsi="Calibri"/>
+        </w:rPr>
+        <w:t xml:space="preserve"> §III is the break: the wrong people are watching.</w:t>
+      </w:r>
+    </w:p>
+    <w:p>
+      <w:r>
+        <w:rPr>
+          <w:rFonts w:ascii="Calibri" w:hAnsi="Calibri"/>
+          <w:b/>
+        </w:rPr>
+        <w:t>Suggested videos includes your own description links.</w:t>
+      </w:r>
+      <w:r>
+        <w:rPr>
+          <w:rFonts w:ascii="Calibri" w:hAnsi="Calibri"/>
+        </w:rPr>
+        <w:t xml:space="preserve"> YouTube files views that came from links in video descriptions under Suggested videos. When the path video from the videos chapter links the other seven, those taps show up here, alongside any suggestions YouTube made. The “Content suggesting this video” card names the specific videos. If your method video sends people to your proof video, it is on that card. That is the path working.</w:t>
+      </w:r>
+    </w:p>
+    <w:p>
+      <w:r>
+        <w:rPr>
+          <w:rFonts w:ascii="Calibri" w:hAnsi="Calibri"/>
+        </w:rPr>
+        <w:t>Everything else on the Reach tab is context. It is worth a glance once a month. It is not worth a decision once a week.</w:t>
+      </w:r>
+    </w:p>
+    <w:p>
+      <w:bookmarkStart w:id="93" w:name="toc92"/>
+      <w:pPr>
+        <w:pStyle w:val="Heading2"/>
+      </w:pPr>
+      <w:r>
+        <w:t>V. Where they left, measured against where you asked</w:t>
+      </w:r>
+      <w:bookmarkEnd w:id="93"/>
+    </w:p>
+    <w:p>
+      <w:r>
+        <w:rPr>
+          <w:rFonts w:ascii="Calibri" w:hAnsi="Calibri"/>
+        </w:rPr>
+        <w:t>The click chapter covered the retention report: where to find it, the thirty-second intro line, and what “above typical intros” means. This section adds one reading that matters only to a channel that sells.</w:t>
+      </w:r>
+    </w:p>
+    <w:p>
+      <w:r>
+        <w:rPr>
+          <w:rFonts w:ascii="Calibri" w:hAnsi="Calibri"/>
+        </w:rPr>
+        <w:t>Open the offer video’s retention graph and find the moment you say the price. Note the percentage still watching at that second. Then note it on the method video at the moment you say the twenty-second offer near the end.</w:t>
+      </w:r>
+    </w:p>
+    <w:p>
+      <w:r>
+        <w:rPr>
+          <w:rFonts w:ascii="Calibri" w:hAnsi="Calibri"/>
+        </w:rPr>
+        <w:t>Those two numbers are the share of viewers who heard the price. A graph that drops off a cliff a minute before the price means most people never heard what you sell. That is not an offer problem. Move the ask earlier in the offer video, or make the offer video shorter, and say the price within its first minute. The videos chapter’s four-minute offer video exists for this reason.</w:t>
+      </w:r>
+    </w:p>
+    <w:p>
+      <w:r>
+        <w:rPr>
+          <w:rFonts w:ascii="Calibri" w:hAnsi="Calibri"/>
+        </w:rPr>
+        <w:t xml:space="preserve">Studio’s </w:t>
+      </w:r>
+      <w:hyperlink r:id="rId117">
+        <w:r>
+          <w:rPr>
+            <w:rStyle w:val="Hyperlink"/>
+            <w:sz w:val="22"/>
+            <w:rFonts w:ascii="Calibri" w:hAnsi="Calibri"/>
+          </w:rPr>
+          <w:t xml:space="preserve">content page</w:t>
+        </w:r>
+      </w:hyperlink>
+      <w:r>
+        <w:rPr>
+          <w:rFonts w:ascii="Calibri" w:hAnsi="Calibri"/>
+        </w:rPr>
+        <w:t xml:space="preserve"> also lists a report called “Key moments for audience retention,” which shows how different moments held attention and compares against your ten latest videos of similar length. Use it to find the sentence where people left. Watch that sentence as a stranger. Usually it is a repeat, a long setup, or a step you explained before you showed it.</w:t>
+      </w:r>
+    </w:p>
+    <w:p>
+      <w:bookmarkStart w:id="94" w:name="toc93"/>
+      <w:pPr>
+        <w:pStyle w:val="Heading2"/>
+      </w:pPr>
+      <w:r>
+        <w:t>VI. The definitions move. Note the date.</w:t>
+      </w:r>
+      <w:bookmarkEnd w:id="94"/>
+    </w:p>
+    <w:p>
+      <w:r>
+        <w:rPr>
+          <w:rFonts w:ascii="Calibri" w:hAnsi="Calibri"/>
+        </w:rPr>
+        <w:t>A count is only comparable to itself if it is counted the same way. YouTube changes how it counts.</w:t>
+      </w:r>
+    </w:p>
+    <w:p>
+      <w:r>
+        <w:rPr>
+          <w:rFonts w:ascii="Calibri" w:hAnsi="Calibri"/>
+        </w:rPr>
+        <w:t>YouTube’s content page says that beginning August 24, 2026, views are counted the moment a video starts to play, across Shorts, long videos, and live streams. It separates that from “engaged views,” which count viewers who stayed past the initial seconds, and it says Partner Program earnings and eligibility still rest on engaged and qualified counts, not on the new view count. The money chapter already warns that platform programs change underneath you. This is the same lesson for the analytics: a view in September 2026 is not the same measurement as a view in July 2026.</w:t>
+      </w:r>
+    </w:p>
+    <w:p>
+      <w:r>
+        <w:rPr>
+          <w:rFonts w:ascii="Calibri" w:hAnsi="Calibri"/>
+        </w:rPr>
+        <w:t>The practical rule: when YouTube announces a change to a metric you track, write the date in the decision log. Compare a video to itself on either side of that date only with that note beside it. And keep the three lines in §I as your main record, because two of them are counted by your own tools, which do not change their definitions because a video site did.</w:t>
+      </w:r>
+    </w:p>
+    <w:tbl>
+      <w:tblPr>
+        <w:tblW w:type="auto" w:w="0"/>
+        <w:tblLayout w:type="fixed"/>
+        <w:tblLook w:firstColumn="1" w:firstRow="1" w:lastColumn="0" w:lastRow="0" w:noHBand="0" w:noVBand="1" w:val="04A0"/>
+      </w:tblPr>
+      <w:tblGrid>
+        <w:gridCol w:w="8064"/>
+      </w:tblGrid>
+      <w:tr>
+        <w:tc>
+          <w:tcPr>
+            <w:tcW w:type="dxa" w:w="8064"/>
+            <w:tcW w:w="8063" w:type="dxa"/>
+            <w:shd w:val="clear" w:color="auto" w:fill="F3F1EA"/>
+          </w:tcPr>
+          <w:p>
+            <w:pPr>
+              <w:spacing w:after="40" w:before="40"/>
+            </w:pPr>
+            <w:r>
+              <w:rPr>
+                <w:rFonts w:ascii="Calibri" w:hAnsi="Calibri"/>
+                <w:sz w:val="22"/>
+              </w:rPr>
+            </w:r>
+            <w:r>
+              <w:rPr>
+                <w:rFonts w:ascii="Calibri" w:hAnsi="Calibri"/>
+                <w:sz w:val="22"/>
+              </w:rPr>
+              <w:t>Worked example. These are invented numbers to show the arithmetic, not results anyone measured. In week five, the bathroom quote checklist’s offer video has 1,000 impressions and a click-through rate of 4%, so about 40 views came from those impressions. Another 25 views came from the email and the forum post, which Studio files under External and which were never impressions. That is 65 views. The page tool shows 6 visits tagged with the offer video’s description and 1 tagged with the pinned comment. The payment tool shows 1 payment at $30 after fees. Read it in order: 7 of 65 viewers reached the page, about 1 in 9. One of 7 visitors paid. The retention graph shows 45% still watching at the moment the price is said. The earliest break is not the click and not the page. More than half the viewers never heard the price. The one change for next week is to say the price in the first minute. Same title, same thumbnail, same page.</w:t>
+            </w:r>
+          </w:p>
+        </w:tc>
+      </w:tr>
+    </w:tbl>
+    <w:p/>
+    <w:p>
+      <w:bookmarkStart w:id="95" w:name="toc94"/>
+      <w:pPr>
+        <w:pStyle w:val="Heading2"/>
+      </w:pPr>
+      <w:r>
+        <w:t>VII. Fifteen minutes, once a week</w:t>
+      </w:r>
+      <w:bookmarkEnd w:id="95"/>
+    </w:p>
+    <w:p>
+      <w:r>
+        <w:rPr>
+          <w:rFonts w:ascii="Calibri" w:hAnsi="Calibri"/>
+        </w:rPr>
+        <w:t xml:space="preserve">Pick a day. Open the week sheet from </w:t>
+      </w:r>
+      <w:r>
+        <w:rPr>
+          <w:rFonts w:ascii="Calibri" w:hAnsi="Calibri"/>
+          <w:i/>
+        </w:rPr>
+        <w:t>The Channel Workbook</w:t>
+      </w:r>
+      <w:r>
+        <w:rPr>
+          <w:rFonts w:ascii="Calibri" w:hAnsi="Calibri"/>
+        </w:rPr>
+        <w:t>. Do this, in this order, and nothing else:</w:t>
+      </w:r>
+    </w:p>
+    <w:p>
+      <w:pPr>
+        <w:pStyle w:val="ListNumber"/>
+        <w:numPr>
+          <w:ilvl w:val="0"/>
+          <w:numId w:val="15"/>
+        </w:numPr>
+      </w:pPr>
+      <w:r>
+        <w:rPr>
+          <w:rFonts w:ascii="Calibri" w:hAnsi="Calibri"/>
+        </w:rPr>
+        <w:t>Payments this week, from the payment tool, including zero.</w:t>
+      </w:r>
+    </w:p>
+    <w:p>
+      <w:pPr>
+        <w:pStyle w:val="ListNumber"/>
+        <w:numPr>
+          <w:ilvl w:val="0"/>
+          <w:numId w:val="15"/>
+        </w:numPr>
+      </w:pPr>
+      <w:r>
+        <w:rPr>
+          <w:rFonts w:ascii="Calibri" w:hAnsi="Calibri"/>
+        </w:rPr>
+        <w:t>Page visits from YouTube, by tag if you have tags.</w:t>
+      </w:r>
+    </w:p>
+    <w:p>
+      <w:pPr>
+        <w:pStyle w:val="ListNumber"/>
+        <w:numPr>
+          <w:ilvl w:val="0"/>
+          <w:numId w:val="15"/>
+        </w:numPr>
+      </w:pPr>
+      <w:r>
+        <w:rPr>
+          <w:rFonts w:ascii="Calibri" w:hAnsi="Calibri"/>
+        </w:rPr>
+        <w:t>Views and average view duration on the offer video.</w:t>
+      </w:r>
+    </w:p>
+    <w:p>
+      <w:pPr>
+        <w:pStyle w:val="ListNumber"/>
+        <w:numPr>
+          <w:ilvl w:val="0"/>
+          <w:numId w:val="15"/>
+        </w:numPr>
+      </w:pPr>
+      <w:r>
+        <w:rPr>
+          <w:rFonts w:ascii="Calibri" w:hAnsi="Calibri"/>
+        </w:rPr>
+        <w:t>The percentage still watching when the price is said, on the offer video.</w:t>
+      </w:r>
+    </w:p>
+    <w:p>
+      <w:pPr>
+        <w:pStyle w:val="ListNumber"/>
+        <w:numPr>
+          <w:ilvl w:val="0"/>
+          <w:numId w:val="15"/>
+        </w:numPr>
+      </w:pPr>
+      <w:r>
+        <w:rPr>
+          <w:rFonts w:ascii="Calibri" w:hAnsi="Calibri"/>
+        </w:rPr>
+        <w:t>The top three search terms on the offer video and the problem video, copied word for word.</w:t>
+      </w:r>
+    </w:p>
+    <w:p>
+      <w:pPr>
+        <w:pStyle w:val="ListNumber"/>
+        <w:numPr>
+          <w:ilvl w:val="0"/>
+          <w:numId w:val="15"/>
+        </w:numPr>
+      </w:pPr>
+      <w:r>
+        <w:rPr>
+          <w:rFonts w:ascii="Calibri" w:hAnsi="Calibri"/>
+        </w:rPr>
+        <w:t>The one change you will make, the date you will look again, and what you will not change.</w:t>
+      </w:r>
+    </w:p>
+    <w:p>
+      <w:r>
+        <w:rPr>
+          <w:rFonts w:ascii="Calibri" w:hAnsi="Calibri"/>
+        </w:rPr>
+        <w:t>Then close Studio. Reading the same graph every day is not research. A video’s numbers on day two are a forecast of almost nothing, and checking hourly is how a sensible plan turns into three changes before the first one had time to show.</w:t>
+      </w:r>
+    </w:p>
+    <w:tbl>
+      <w:tblPr>
+        <w:tblW w:type="auto" w:w="0"/>
+        <w:tblLayout w:type="fixed"/>
+        <w:tblLook w:firstColumn="1" w:firstRow="1" w:lastColumn="0" w:lastRow="0" w:noHBand="0" w:noVBand="1" w:val="04A0"/>
+      </w:tblPr>
+      <w:tblGrid>
+        <w:gridCol w:w="8064"/>
+      </w:tblGrid>
+      <w:tr>
+        <w:tc>
+          <w:tcPr>
+            <w:tcW w:type="dxa" w:w="8064"/>
+            <w:tcW w:w="8063" w:type="dxa"/>
+            <w:shd w:val="clear" w:color="auto" w:fill="F3F1EA"/>
+          </w:tcPr>
+          <w:p>
+            <w:pPr>
+              <w:spacing w:after="40" w:before="40"/>
+            </w:pPr>
+            <w:r>
+              <w:rPr>
+                <w:rFonts w:ascii="Calibri" w:hAnsi="Calibri"/>
+                <w:sz w:val="22"/>
+              </w:rPr>
+            </w:r>
+            <w:r>
+              <w:rPr>
+                <w:rFonts w:ascii="Calibri" w:hAnsi="Calibri"/>
+                <w:b/>
+                <w:sz w:val="22"/>
+              </w:rPr>
+              <w:t>Key takeaway:</w:t>
+            </w:r>
+            <w:r>
+              <w:rPr>
+                <w:rFonts w:ascii="Calibri" w:hAnsi="Calibri"/>
+                <w:sz w:val="22"/>
+              </w:rPr>
+              <w:t xml:space="preserve"> Count the watch in Studio, the visit on your page, and the payment in your payment tool. Read them in that order. Change one thing. Note the date when YouTube changes a definition.</w:t>
+            </w:r>
+          </w:p>
+        </w:tc>
+      </w:tr>
+    </w:tbl>
+    <w:p/>
+    <w:p>
+      <w:bookmarkStart w:id="96" w:name="toc95"/>
+      <w:pPr>
+        <w:pStyle w:val="Heading2"/>
+      </w:pPr>
+      <w:r>
+        <w:t>VIII. Claims that do not survive the week sheet</w:t>
+      </w:r>
+      <w:bookmarkEnd w:id="96"/>
+    </w:p>
+    <w:p>
+      <w:pPr>
+        <w:pStyle w:val="ListBullet"/>
+      </w:pPr>
+      <w:r>
+        <w:rPr>
+          <w:rFonts w:ascii="Calibri" w:hAnsi="Calibri"/>
+        </w:rPr>
+        <w:t>That a higher click-through rate is always better. YouTube’s own FAQ names high clicks with low view duration as the clickbait pattern, and says videos shown widely naturally have lower rates.</w:t>
+      </w:r>
+    </w:p>
+    <w:p>
+      <w:pPr>
+        <w:pStyle w:val="ListBullet"/>
+      </w:pPr>
+      <w:r>
+        <w:rPr>
+          <w:rFonts w:ascii="Calibri" w:hAnsi="Calibri"/>
+        </w:rPr>
+        <w:t>That there is a good click-through rate to aim for. YouTube says half of channels and videos fall between 2% and 10%, depending on content, audience, and placement. That is a band, not a target.</w:t>
+      </w:r>
+    </w:p>
+    <w:p>
+      <w:pPr>
+        <w:pStyle w:val="ListBullet"/>
+      </w:pPr>
+      <w:r>
+        <w:rPr>
+          <w:rFonts w:ascii="Calibri" w:hAnsi="Calibri"/>
+        </w:rPr>
+        <w:t>That Studio tells you how many people tapped your link. Studio describes how people reached the video. Your page tool counts who left it for the page.</w:t>
+      </w:r>
+    </w:p>
+    <w:p>
+      <w:pPr>
+        <w:pStyle w:val="ListBullet"/>
+      </w:pPr>
+      <w:r>
+        <w:rPr>
+          <w:rFonts w:ascii="Calibri" w:hAnsi="Calibri"/>
+        </w:rPr>
+        <w:t>That a tagged link is a second link. Same page, same price, same offer. The tag labels where the tap came from.</w:t>
+      </w:r>
+    </w:p>
+    <w:p>
+      <w:pPr>
+        <w:pStyle w:val="ListBullet"/>
+      </w:pPr>
+      <w:r>
+        <w:rPr>
+          <w:rFonts w:ascii="Calibri" w:hAnsi="Calibri"/>
+        </w:rPr>
+        <w:t>That views are a stable unit. YouTube changed when a view is counted on August 24, 2026. Note dates like that one.</w:t>
+      </w:r>
+    </w:p>
+    <w:p>
+      <w:pPr>
+        <w:pStyle w:val="ListBullet"/>
+      </w:pPr>
+      <w:r>
+        <w:rPr>
+          <w:rFonts w:ascii="Calibri" w:hAnsi="Calibri"/>
+        </w:rPr>
+        <w:t>That more data is better on day one. YouTube’s FAQ itself says to avoid reading the click rate right after upload. Read on the day you set.</w:t>
+      </w:r>
+    </w:p>
+    <w:p>
+      <w:pPr>
+        <w:pStyle w:val="ListBullet"/>
+      </w:pPr>
+      <w:r>
+        <w:rPr>
+          <w:rFonts w:ascii="Calibri" w:hAnsi="Calibri"/>
+        </w:rPr>
+        <w:t>That subscribers gained is the scoreboard. It is a separate test, covered in the money chapter. The payment line is the scoreboard this book keeps.</w:t>
+      </w:r>
+    </w:p>
+    <w:p>
+      <w:r>
+        <w:rPr>
+          <w:rFonts w:ascii="Calibri" w:hAnsi="Calibri"/>
+        </w:rPr>
+        <w:t>A last limit. This chapter will not tell you what a good number is for your channel. Nobody honest can. It will tell you which number answers which question, and refuse the habit of answering a payment question with a view count.</w:t>
+      </w:r>
+    </w:p>
+    <w:p>
+      <w:r>
+        <w:rPr>
+          <w:rFonts w:ascii="Calibri" w:hAnsi="Calibri"/>
+          <w:i/>
+        </w:rPr>
+        <w:t xml:space="preserve">Sources: Impression counting rules are from </w:t>
+      </w:r>
+      <w:hyperlink r:id="rId114">
+        <w:r>
+          <w:rPr>
+            <w:rStyle w:val="Hyperlink"/>
+            <w:sz w:val="22"/>
+            <w:rFonts w:ascii="Calibri" w:hAnsi="Calibri"/>
+          </w:rPr>
+          <w:t xml:space="preserve">YouTube’s impressions and watch-time page</w:t>
+        </w:r>
+      </w:hyperlink>
+      <w:r>
+        <w:rPr>
+          <w:rFonts w:ascii="Calibri" w:hAnsi="Calibri"/>
+          <w:i/>
+        </w:rPr>
+        <w:t xml:space="preserve">. The 2%–10% band, the clickbait pattern, the advice to wait before reading the rate, and views exceeding impressions are from </w:t>
+      </w:r>
+      <w:hyperlink r:id="rId115">
+        <w:r>
+          <w:rPr>
+            <w:rStyle w:val="Hyperlink"/>
+            <w:sz w:val="22"/>
+            <w:rFonts w:ascii="Calibri" w:hAnsi="Calibri"/>
+          </w:rPr>
+          <w:t xml:space="preserve">YouTube’s impressions and click-through rate FAQ</w:t>
+        </w:r>
+      </w:hyperlink>
+      <w:r>
+        <w:rPr>
+          <w:rFonts w:ascii="Calibri" w:hAnsi="Calibri"/>
+          <w:i/>
+        </w:rPr>
+        <w:t xml:space="preserve">. Traffic source definitions, the search terms card, and the “Content suggesting this video” card are from </w:t>
+      </w:r>
+      <w:hyperlink r:id="rId116">
+        <w:r>
+          <w:rPr>
+            <w:rStyle w:val="Hyperlink"/>
+            <w:sz w:val="22"/>
+            <w:rFonts w:ascii="Calibri" w:hAnsi="Calibri"/>
+          </w:rPr>
+          <w:t xml:space="preserve">YouTube’s reach page</w:t>
+        </w:r>
+      </w:hyperlink>
+      <w:r>
+        <w:rPr>
+          <w:rFonts w:ascii="Calibri" w:hAnsi="Calibri"/>
+          <w:i/>
+        </w:rPr>
+        <w:t xml:space="preserve">. The August 24, 2026 view-counting change, engaged views, and Key moments for audience retention are from </w:t>
+      </w:r>
+      <w:hyperlink r:id="rId117">
+        <w:r>
+          <w:rPr>
+            <w:rStyle w:val="Hyperlink"/>
+            <w:sz w:val="22"/>
+            <w:rFonts w:ascii="Calibri" w:hAnsi="Calibri"/>
+          </w:rPr>
+          <w:t xml:space="preserve">YouTube’s content performance page</w:t>
+        </w:r>
+      </w:hyperlink>
+      <w:r>
+        <w:rPr>
+          <w:rFonts w:ascii="Calibri" w:hAnsi="Calibri"/>
+          <w:i/>
+        </w:rPr>
+        <w:t xml:space="preserve">. Retention basics refer to the click chapter. Link tags beginning with </w:t>
+      </w:r>
+      <w:r>
+        <w:rPr>
+          <w:rFonts w:ascii="Calibri" w:hAnsi="Calibri"/>
+          <w:i/>
+        </w:rPr>
+        <w:t>utm_</w:t>
+      </w:r>
+      <w:r>
+        <w:rPr>
+          <w:rFonts w:ascii="Calibri" w:hAnsi="Calibri"/>
+          <w:i/>
+        </w:rPr>
+        <w:t xml:space="preserve"> are a widely used convention, not a YouTube feature; whether your page tool reads them is that tool’s documentation. The worked example is invented arithmetic. Checked October 2026. Not an official YouTube publication.</w:t>
+      </w:r>
+    </w:p>
+    <w:p>
+      <w:pPr>
+        <w:sectPr>
+          <w:headerReference w:type="default" r:id="rId112"/>
+          <w:footerReference w:type="default" r:id="rId113"/>
+          <w:pgSz w:w="10080" w:h="14400"/>
+          <w:pgMar w:top="1008" w:right="1008" w:bottom="1008" w:left="1008" w:header="504" w:footer="504" w:gutter="0"/>
+          <w:cols w:space="720"/>
+          <w:titlePg/>
+          <w:docGrid w:linePitch="360"/>
+        </w:sectPr>
+      </w:pPr>
+    </w:p>
+    <w:p>
+      <w:bookmarkStart w:id="97" w:name="toc96"/>
+      <w:pPr>
+        <w:pStyle w:val="Heading1"/>
+      </w:pPr>
+      <w:r>
+        <w:t>12 The Rules That Can Close the Shop</w:t>
+      </w:r>
+      <w:bookmarkEnd w:id="97"/>
+    </w:p>
+    <w:p>
+      <w:r>
+        <w:rPr>
+          <w:rFonts w:ascii="Calibri" w:hAnsi="Calibri"/>
+          <w:i/>
+        </w:rPr>
+        <w:t>A warning, a strike, a claim, and a missing disclosure are four different problems with four different clocks. Know which one you are holding before you react to it.</w:t>
+      </w:r>
+    </w:p>
+    <w:p>
+      <w:r>
+        <w:rPr>
+          <w:rFonts w:ascii="Calibri" w:hAnsi="Calibri"/>
+        </w:rPr>
+        <w:t>A channel that sells has more to lose from a rule than a hobby channel does. A hobby channel that loses a video loses a video. A channel that sells can lose the offer video in the week it was finally reaching the page, or lose the ability to upload at all in the week the ticket date was announced. The rules are not mysterious. YouTube publishes them, with the penalties and the clocks. Most first-time trouble comes from confusing one kind of problem with another and answering it the wrong way.</w:t>
+      </w:r>
+    </w:p>
+    <w:p>
+      <w:r>
+        <w:rPr>
+          <w:rFonts w:ascii="Calibri" w:hAnsi="Calibri"/>
+        </w:rPr>
+        <w:t>This chapter is the short map. It is not legal advice, and it is not a substitute for the policy page each section names. Those pages change. Open them before you rely on a detail.</w:t>
+      </w:r>
+    </w:p>
+    <w:p>
+      <w:bookmarkStart w:id="98" w:name="toc97"/>
+      <w:pPr>
+        <w:pStyle w:val="Heading2"/>
+      </w:pPr>
+      <w:r>
+        <w:t>I. Four problems that look alike in your inbox</w:t>
+      </w:r>
+      <w:bookmarkEnd w:id="98"/>
+    </w:p>
+    <w:tbl>
+      <w:tblPr>
+        <w:tblStyle w:val="TableGrid"/>
+        <w:tblW w:type="auto" w:w="0"/>
+        <w:tblLayout w:type="fixed"/>
+        <w:tblLook w:firstColumn="1" w:firstRow="1" w:lastColumn="0" w:lastRow="0" w:noHBand="0" w:noVBand="1" w:val="04A0"/>
+        <w:tblW w:w="8063" w:type="dxa"/>
+      </w:tblPr>
+      <w:tblGrid>
+        <w:gridCol w:w="2688"/>
+        <w:gridCol w:w="2688"/>
+        <w:gridCol w:w="2688"/>
+      </w:tblGrid>
+      <w:tr>
+        <w:tc>
+          <w:tcPr>
+            <w:tcW w:type="dxa" w:w="2688"/>
+            <w:tcW w:w="2160" w:type="dxa"/>
+            <w:shd w:val="clear" w:color="auto" w:fill="F3F1EA"/>
+          </w:tcPr>
+          <w:p>
+            <w:pPr>
+              <w:spacing w:after="40" w:before="40"/>
+            </w:pPr>
+            <w:r>
+              <w:rPr>
+                <w:rFonts w:ascii="Calibri" w:hAnsi="Calibri"/>
+                <w:b/>
+                <w:sz w:val="21"/>
+              </w:rPr>
+            </w:r>
+            <w:r>
+              <w:rPr>
+                <w:rFonts w:ascii="Calibri" w:hAnsi="Calibri"/>
+                <w:b/>
+                <w:sz w:val="21"/>
+              </w:rPr>
+              <w:t>Problem</w:t>
+            </w:r>
+          </w:p>
+        </w:tc>
+        <w:tc>
+          <w:tcPr>
+            <w:tcW w:type="dxa" w:w="2688"/>
+            <w:tcW w:w="2160" w:type="dxa"/>
+            <w:shd w:val="clear" w:color="auto" w:fill="F3F1EA"/>
+          </w:tcPr>
+          <w:p>
+            <w:pPr>
+              <w:spacing w:after="40" w:before="40"/>
+            </w:pPr>
+            <w:r>
+              <w:rPr>
+                <w:rFonts w:ascii="Calibri" w:hAnsi="Calibri"/>
+                <w:b/>
+                <w:sz w:val="21"/>
+              </w:rPr>
+            </w:r>
+            <w:r>
+              <w:rPr>
+                <w:rFonts w:ascii="Calibri" w:hAnsi="Calibri"/>
+                <w:b/>
+                <w:sz w:val="21"/>
+              </w:rPr>
+              <w:t>What causes it</w:t>
+            </w:r>
+          </w:p>
+        </w:tc>
+        <w:tc>
+          <w:tcPr>
+            <w:tcW w:type="dxa" w:w="2688"/>
+            <w:tcW w:w="3744" w:type="dxa"/>
+            <w:shd w:val="clear" w:color="auto" w:fill="F3F1EA"/>
+          </w:tcPr>
+          <w:p>
+            <w:pPr>
+              <w:spacing w:after="40" w:before="40"/>
+            </w:pPr>
+            <w:r>
+              <w:rPr>
+                <w:rFonts w:ascii="Calibri" w:hAnsi="Calibri"/>
+                <w:b/>
+                <w:sz w:val="21"/>
+              </w:rPr>
+            </w:r>
+            <w:r>
+              <w:rPr>
+                <w:rFonts w:ascii="Calibri" w:hAnsi="Calibri"/>
+                <w:b/>
+                <w:sz w:val="21"/>
+              </w:rPr>
+              <w:t>What it does</w:t>
+            </w:r>
+          </w:p>
+        </w:tc>
+      </w:tr>
+      <w:tr>
+        <w:tc>
+          <w:tcPr>
+            <w:tcW w:type="dxa" w:w="2688"/>
+            <w:tcW w:w="2160" w:type="dxa"/>
+          </w:tcPr>
+          <w:p>
+            <w:pPr>
+              <w:spacing w:after="40" w:before="40"/>
+            </w:pPr>
+            <w:r>
+              <w:rPr>
+                <w:rFonts w:ascii="Calibri" w:hAnsi="Calibri"/>
+                <w:sz w:val="21"/>
+              </w:rPr>
+            </w:r>
+            <w:r>
+              <w:rPr>
+                <w:rFonts w:ascii="Calibri" w:hAnsi="Calibri"/>
+                <w:sz w:val="21"/>
+              </w:rPr>
+              <w:t>Community Guidelines warning</w:t>
+            </w:r>
+          </w:p>
+        </w:tc>
+        <w:tc>
+          <w:tcPr>
+            <w:tcW w:type="dxa" w:w="2688"/>
+            <w:tcW w:w="2160" w:type="dxa"/>
+          </w:tcPr>
+          <w:p>
+            <w:pPr>
+              <w:spacing w:after="40" w:before="40"/>
+            </w:pPr>
+            <w:r>
+              <w:rPr>
+                <w:rFonts w:ascii="Calibri" w:hAnsi="Calibri"/>
+                <w:sz w:val="21"/>
+              </w:rPr>
+            </w:r>
+            <w:r>
+              <w:rPr>
+                <w:rFonts w:ascii="Calibri" w:hAnsi="Calibri"/>
+                <w:sz w:val="21"/>
+              </w:rPr>
+              <w:t>A first violation of a Community Guidelines policy</w:t>
+            </w:r>
+          </w:p>
+        </w:tc>
+        <w:tc>
+          <w:tcPr>
+            <w:tcW w:type="dxa" w:w="2688"/>
+            <w:tcW w:w="3744" w:type="dxa"/>
+          </w:tcPr>
+          <w:p>
+            <w:pPr>
+              <w:spacing w:after="40" w:before="40"/>
+            </w:pPr>
+            <w:r>
+              <w:rPr>
+                <w:rFonts w:ascii="Calibri" w:hAnsi="Calibri"/>
+                <w:sz w:val="21"/>
+              </w:rPr>
+            </w:r>
+            <w:r>
+              <w:rPr>
+                <w:rFonts w:ascii="Calibri" w:hAnsi="Calibri"/>
+                <w:sz w:val="21"/>
+              </w:rPr>
+              <w:t>No penalty at first. An optional policy training lets it expire.</w:t>
+            </w:r>
+          </w:p>
+        </w:tc>
+      </w:tr>
+      <w:tr>
+        <w:tc>
+          <w:tcPr>
+            <w:tcW w:type="dxa" w:w="2688"/>
+            <w:tcW w:w="2160" w:type="dxa"/>
+          </w:tcPr>
+          <w:p>
+            <w:pPr>
+              <w:spacing w:after="40" w:before="40"/>
+            </w:pPr>
+            <w:r>
+              <w:rPr>
+                <w:rFonts w:ascii="Calibri" w:hAnsi="Calibri"/>
+                <w:sz w:val="21"/>
+              </w:rPr>
+            </w:r>
+            <w:r>
+              <w:rPr>
+                <w:rFonts w:ascii="Calibri" w:hAnsi="Calibri"/>
+                <w:sz w:val="21"/>
+              </w:rPr>
+              <w:t>Community Guidelines strike</w:t>
+            </w:r>
+          </w:p>
+        </w:tc>
+        <w:tc>
+          <w:tcPr>
+            <w:tcW w:type="dxa" w:w="2688"/>
+            <w:tcW w:w="2160" w:type="dxa"/>
+          </w:tcPr>
+          <w:p>
+            <w:pPr>
+              <w:spacing w:after="40" w:before="40"/>
+            </w:pPr>
+            <w:r>
+              <w:rPr>
+                <w:rFonts w:ascii="Calibri" w:hAnsi="Calibri"/>
+                <w:sz w:val="21"/>
+              </w:rPr>
+            </w:r>
+            <w:r>
+              <w:rPr>
+                <w:rFonts w:ascii="Calibri" w:hAnsi="Calibri"/>
+                <w:sz w:val="21"/>
+              </w:rPr>
+              <w:t>A further violation after a warning</w:t>
+            </w:r>
+          </w:p>
+        </w:tc>
+        <w:tc>
+          <w:tcPr>
+            <w:tcW w:type="dxa" w:w="2688"/>
+            <w:tcW w:w="3744" w:type="dxa"/>
+          </w:tcPr>
+          <w:p>
+            <w:pPr>
+              <w:spacing w:after="40" w:before="40"/>
+            </w:pPr>
+            <w:r>
+              <w:rPr>
+                <w:rFonts w:ascii="Calibri" w:hAnsi="Calibri"/>
+                <w:sz w:val="21"/>
+              </w:rPr>
+            </w:r>
+            <w:r>
+              <w:rPr>
+                <w:rFonts w:ascii="Calibri" w:hAnsi="Calibri"/>
+                <w:sz w:val="21"/>
+              </w:rPr>
+              <w:t>A pause on posting. Three in 90 days can end the channel.</w:t>
+            </w:r>
+          </w:p>
+        </w:tc>
+      </w:tr>
+      <w:tr>
+        <w:tc>
+          <w:tcPr>
+            <w:tcW w:type="dxa" w:w="2688"/>
+            <w:tcW w:w="2160" w:type="dxa"/>
+          </w:tcPr>
+          <w:p>
+            <w:pPr>
+              <w:spacing w:after="40" w:before="40"/>
+            </w:pPr>
+            <w:r>
+              <w:rPr>
+                <w:rFonts w:ascii="Calibri" w:hAnsi="Calibri"/>
+                <w:sz w:val="21"/>
+              </w:rPr>
+            </w:r>
+            <w:r>
+              <w:rPr>
+                <w:rFonts w:ascii="Calibri" w:hAnsi="Calibri"/>
+                <w:sz w:val="21"/>
+              </w:rPr>
+              <w:t>Copyright strike</w:t>
+            </w:r>
+          </w:p>
+        </w:tc>
+        <w:tc>
+          <w:tcPr>
+            <w:tcW w:type="dxa" w:w="2688"/>
+            <w:tcW w:w="2160" w:type="dxa"/>
+          </w:tcPr>
+          <w:p>
+            <w:pPr>
+              <w:spacing w:after="40" w:before="40"/>
+            </w:pPr>
+            <w:r>
+              <w:rPr>
+                <w:rFonts w:ascii="Calibri" w:hAnsi="Calibri"/>
+                <w:sz w:val="21"/>
+              </w:rPr>
+            </w:r>
+            <w:r>
+              <w:rPr>
+                <w:rFonts w:ascii="Calibri" w:hAnsi="Calibri"/>
+                <w:sz w:val="21"/>
+              </w:rPr>
+              <w:t>A valid legal removal request from a rights holder</w:t>
+            </w:r>
+          </w:p>
+        </w:tc>
+        <w:tc>
+          <w:tcPr>
+            <w:tcW w:type="dxa" w:w="2688"/>
+            <w:tcW w:w="3744" w:type="dxa"/>
+          </w:tcPr>
+          <w:p>
+            <w:pPr>
+              <w:spacing w:after="40" w:before="40"/>
+            </w:pPr>
+            <w:r>
+              <w:rPr>
+                <w:rFonts w:ascii="Calibri" w:hAnsi="Calibri"/>
+                <w:sz w:val="21"/>
+              </w:rPr>
+            </w:r>
+            <w:r>
+              <w:rPr>
+                <w:rFonts w:ascii="Calibri" w:hAnsi="Calibri"/>
+                <w:sz w:val="21"/>
+              </w:rPr>
+              <w:t>The video comes down. Three in 90 days can end the channel.</w:t>
+            </w:r>
+          </w:p>
+        </w:tc>
+      </w:tr>
+      <w:tr>
+        <w:tc>
+          <w:tcPr>
+            <w:tcW w:type="dxa" w:w="2688"/>
+            <w:tcW w:w="2160" w:type="dxa"/>
+          </w:tcPr>
+          <w:p>
+            <w:pPr>
+              <w:spacing w:after="40" w:before="40"/>
+            </w:pPr>
+            <w:r>
+              <w:rPr>
+                <w:rFonts w:ascii="Calibri" w:hAnsi="Calibri"/>
+                <w:sz w:val="21"/>
+              </w:rPr>
+            </w:r>
+            <w:r>
+              <w:rPr>
+                <w:rFonts w:ascii="Calibri" w:hAnsi="Calibri"/>
+                <w:sz w:val="21"/>
+              </w:rPr>
+              <w:t>Content ID claim</w:t>
+            </w:r>
+          </w:p>
+        </w:tc>
+        <w:tc>
+          <w:tcPr>
+            <w:tcW w:type="dxa" w:w="2688"/>
+            <w:tcW w:w="2160" w:type="dxa"/>
+          </w:tcPr>
+          <w:p>
+            <w:pPr>
+              <w:spacing w:after="40" w:before="40"/>
+            </w:pPr>
+            <w:r>
+              <w:rPr>
+                <w:rFonts w:ascii="Calibri" w:hAnsi="Calibri"/>
+                <w:sz w:val="21"/>
+              </w:rPr>
+            </w:r>
+            <w:r>
+              <w:rPr>
+                <w:rFonts w:ascii="Calibri" w:hAnsi="Calibri"/>
+                <w:sz w:val="21"/>
+              </w:rPr>
+              <w:t>An automatic match against a rights holder’s reference file</w:t>
+            </w:r>
+          </w:p>
+        </w:tc>
+        <w:tc>
+          <w:tcPr>
+            <w:tcW w:type="dxa" w:w="2688"/>
+            <w:tcW w:w="3744" w:type="dxa"/>
+          </w:tcPr>
+          <w:p>
+            <w:pPr>
+              <w:spacing w:after="40" w:before="40"/>
+            </w:pPr>
+            <w:r>
+              <w:rPr>
+                <w:rFonts w:ascii="Calibri" w:hAnsi="Calibri"/>
+                <w:sz w:val="21"/>
+              </w:rPr>
+            </w:r>
+            <w:r>
+              <w:rPr>
+                <w:rFonts w:ascii="Calibri" w:hAnsi="Calibri"/>
+                <w:sz w:val="21"/>
+              </w:rPr>
+              <w:t>Affects that video’s money or visibility. Not a strike.</w:t>
+            </w:r>
+          </w:p>
+        </w:tc>
+      </w:tr>
+    </w:tbl>
+    <w:p/>
+    <w:p>
+      <w:r>
+        <w:rPr>
+          <w:rFonts w:ascii="Calibri" w:hAnsi="Calibri"/>
+        </w:rPr>
+        <w:t>A disclosure is a fifth thing, and it is the one you control completely. Sections V and VI cover the settings.</w:t>
+      </w:r>
+    </w:p>
+    <w:p>
+      <w:bookmarkStart w:id="99" w:name="toc98"/>
+      <w:pPr>
+        <w:pStyle w:val="Heading2"/>
+      </w:pPr>
+      <w:r>
+        <w:t>II. Community Guidelines: the warning, then the clock</w:t>
+      </w:r>
+      <w:bookmarkEnd w:id="99"/>
+    </w:p>
+    <w:p>
+      <w:r>
+        <w:rPr>
+          <w:rFonts w:ascii="Calibri" w:hAnsi="Calibri"/>
+        </w:rPr>
+        <w:t xml:space="preserve">YouTube’s </w:t>
+      </w:r>
+      <w:hyperlink r:id="rId120">
+        <w:r>
+          <w:rPr>
+            <w:rStyle w:val="Hyperlink"/>
+            <w:sz w:val="22"/>
+            <w:rFonts w:ascii="Calibri" w:hAnsi="Calibri"/>
+          </w:rPr>
+          <w:t xml:space="preserve">strike basics page</w:t>
+        </w:r>
+      </w:hyperlink>
+      <w:r>
+        <w:rPr>
+          <w:rFonts w:ascii="Calibri" w:hAnsi="Calibri"/>
+        </w:rPr>
+        <w:t xml:space="preserve"> says the Community Guidelines apply to all content, including unlisted and private videos, comments, links, posts, and thumbnails. Notice two words in that list. </w:t>
+      </w:r>
+      <w:r>
+        <w:rPr>
+          <w:rFonts w:ascii="Calibri" w:hAnsi="Calibri"/>
+          <w:b/>
+        </w:rPr>
+        <w:t>Links</w:t>
+      </w:r>
+      <w:r>
+        <w:rPr>
+          <w:rFonts w:ascii="Calibri" w:hAnsi="Calibri"/>
+        </w:rPr>
+        <w:t xml:space="preserve"> means the offer page you point at is inside the rules. </w:t>
+      </w:r>
+      <w:r>
+        <w:rPr>
+          <w:rFonts w:ascii="Calibri" w:hAnsi="Calibri"/>
+          <w:b/>
+        </w:rPr>
+        <w:t>Thumbnails</w:t>
+      </w:r>
+      <w:r>
+        <w:rPr>
+          <w:rFonts w:ascii="Calibri" w:hAnsi="Calibri"/>
+        </w:rPr>
+        <w:t xml:space="preserve"> means the picture is held to them too, not just the video.</w:t>
+      </w:r>
+    </w:p>
+    <w:p>
+      <w:r>
+        <w:rPr>
+          <w:rFonts w:ascii="Calibri" w:hAnsi="Calibri"/>
+        </w:rPr>
+        <w:t>The sequence, as YouTube describes it:</w:t>
+      </w:r>
+    </w:p>
+    <w:p>
+      <w:pPr>
+        <w:pStyle w:val="ListBullet"/>
+      </w:pPr>
+      <w:r>
+        <w:rPr>
+          <w:rFonts w:ascii="Calibri" w:hAnsi="Calibri"/>
+          <w:b/>
+        </w:rPr>
+        <w:t>The first violation is typically a warning.</w:t>
+      </w:r>
+      <w:r>
+        <w:rPr>
+          <w:rFonts w:ascii="Calibri" w:hAnsi="Calibri"/>
+        </w:rPr>
+        <w:t xml:space="preserve"> You can take an optional policy training. If you finish it, the warning expires 90 days after you finished the training, not 90 days after it was issued. Violate the same policy inside that window and the warning may not expire, and the channel may get a strike. Violate a different policy after the training and you get another warning. YouTube says not every warning is eligible for training, and that repeat offenders may lose the option.</w:t>
+      </w:r>
+    </w:p>
+    <w:p>
+      <w:pPr>
+        <w:pStyle w:val="ListBullet"/>
+      </w:pPr>
+      <w:r>
+        <w:rPr>
+          <w:rFonts w:ascii="Calibri" w:hAnsi="Calibri"/>
+          <w:b/>
+        </w:rPr>
+        <w:t>A first strike</w:t>
+      </w:r>
+      <w:r>
+        <w:rPr>
+          <w:rFonts w:ascii="Calibri" w:hAnsi="Calibri"/>
+        </w:rPr>
+        <w:t xml:space="preserve"> stops you posting for one week. YouTube’s </w:t>
+      </w:r>
+      <w:hyperlink r:id="rId121">
+        <w:r>
+          <w:rPr>
+            <w:rStyle w:val="Hyperlink"/>
+            <w:sz w:val="22"/>
+            <w:rFonts w:ascii="Calibri" w:hAnsi="Calibri"/>
+          </w:rPr>
+          <w:t xml:space="preserve">community guidelines tips</w:t>
+        </w:r>
+      </w:hyperlink>
+      <w:r>
+        <w:rPr>
+          <w:rFonts w:ascii="Calibri" w:hAnsi="Calibri"/>
+        </w:rPr>
+        <w:t xml:space="preserve"> spell out what that covers: videos, live streams, stories, custom thumbnails, and posts. The strike expires 90 days after it was issued.</w:t>
+      </w:r>
+    </w:p>
+    <w:p>
+      <w:pPr>
+        <w:pStyle w:val="ListBullet"/>
+      </w:pPr>
+      <w:r>
+        <w:rPr>
+          <w:rFonts w:ascii="Calibri" w:hAnsi="Calibri"/>
+          <w:b/>
+        </w:rPr>
+        <w:t>A second strike within 90 days</w:t>
+      </w:r>
+      <w:r>
+        <w:rPr>
+          <w:rFonts w:ascii="Calibri" w:hAnsi="Calibri"/>
+        </w:rPr>
+        <w:t xml:space="preserve"> stops posting for two more weeks.</w:t>
+      </w:r>
+    </w:p>
+    <w:p>
+      <w:pPr>
+        <w:pStyle w:val="ListBullet"/>
+      </w:pPr>
+      <w:r>
+        <w:rPr>
+          <w:rFonts w:ascii="Calibri" w:hAnsi="Calibri"/>
+          <w:b/>
+        </w:rPr>
+        <w:t>A third strike within the same 90 days</w:t>
+      </w:r>
+      <w:r>
+        <w:rPr>
+          <w:rFonts w:ascii="Calibri" w:hAnsi="Calibri"/>
+        </w:rPr>
+        <w:t xml:space="preserve"> terminates the channel.</w:t>
+      </w:r>
+    </w:p>
+    <w:p>
+      <w:pPr>
+        <w:pStyle w:val="ListBullet"/>
+      </w:pPr>
+      <w:r>
+        <w:rPr>
+          <w:rFonts w:ascii="Calibri" w:hAnsi="Calibri"/>
+          <w:b/>
+        </w:rPr>
+        <w:t>A single case of severe abuse</w:t>
+      </w:r>
+      <w:r>
+        <w:rPr>
+          <w:rFonts w:ascii="Calibri" w:hAnsi="Calibri"/>
+        </w:rPr>
+        <w:t xml:space="preserve"> can terminate a channel without the warning or the strikes.</w:t>
+      </w:r>
+    </w:p>
+    <w:p>
+      <w:r>
+        <w:rPr>
+          <w:rFonts w:ascii="Calibri" w:hAnsi="Calibri"/>
+        </w:rPr>
+        <w:t>If you believe the decision is wrong, appeal it from the notice. If you believe it is right, the useful response is to read the specific policy the email names, fix the pattern, and wait out the clock without testing the edge again.</w:t>
+      </w:r>
+    </w:p>
+    <w:p>
+      <w:r>
+        <w:rPr>
+          <w:rFonts w:ascii="Calibri" w:hAnsi="Calibri"/>
+        </w:rPr>
+        <w:t>Three policies matter more than the rest to a channel built around a price.</w:t>
+      </w:r>
+    </w:p>
+    <w:p>
+      <w:pPr>
+        <w:pStyle w:val="ListBullet"/>
+      </w:pPr>
+      <w:r>
+        <w:rPr>
+          <w:rFonts w:ascii="Calibri" w:hAnsi="Calibri"/>
+          <w:b/>
+        </w:rPr>
+        <w:t>Spam.</w:t>
+      </w:r>
+      <w:r>
+        <w:rPr>
+          <w:rFonts w:ascii="Calibri" w:hAnsi="Calibri"/>
+        </w:rPr>
+        <w:t xml:space="preserve"> YouTube’s </w:t>
+      </w:r>
+      <w:hyperlink r:id="rId122">
+        <w:r>
+          <w:rPr>
+            <w:rStyle w:val="Hyperlink"/>
+            <w:sz w:val="22"/>
+            <w:rFonts w:ascii="Calibri" w:hAnsi="Calibri"/>
+          </w:rPr>
+          <w:t xml:space="preserve">spam policy</w:t>
+        </w:r>
+      </w:hyperlink>
+      <w:r>
+        <w:rPr>
+          <w:rFonts w:ascii="Calibri" w:hAnsi="Calibri"/>
+        </w:rPr>
+        <w:t xml:space="preserve"> lists, among other things, maliciously misleading titles, thumbnails, and descriptions that promise what the video does not deliver; rewards offered in exchange for likes, views, or subscribers; repetitive comments posted to drive traffic; and “get rich quick” schemes. It says plainly that asking viewers to like, comment, or subscribe is fine. It also names automated or AI mass-production: high volumes of near-identical videos with minimal changes. The production chapter’s generated footage and synthetic voices are allowed tools. Forty copies of the same generated video with the keyword swapped are not a channel.</w:t>
+      </w:r>
+    </w:p>
+    <w:p>
+      <w:pPr>
+        <w:pStyle w:val="ListBullet"/>
+      </w:pPr>
+      <w:r>
+        <w:rPr>
+          <w:rFonts w:ascii="Calibri" w:hAnsi="Calibri"/>
+          <w:b/>
+        </w:rPr>
+        <w:t>Fake engagement.</w:t>
+      </w:r>
+      <w:r>
+        <w:rPr>
+          <w:rFonts w:ascii="Calibri" w:hAnsi="Calibri"/>
+        </w:rPr>
+        <w:t xml:space="preserve"> Paying a service for views, subscribers, or likes falls under YouTube’s </w:t>
+      </w:r>
+      <w:hyperlink r:id="rId123">
+        <w:r>
+          <w:rPr>
+            <w:rStyle w:val="Hyperlink"/>
+            <w:sz w:val="22"/>
+            <w:rFonts w:ascii="Calibri" w:hAnsi="Calibri"/>
+          </w:rPr>
+          <w:t xml:space="preserve">fake engagement policy</w:t>
+        </w:r>
+      </w:hyperlink>
+      <w:r>
+        <w:rPr>
+          <w:rFonts w:ascii="Calibri" w:hAnsi="Calibri"/>
+        </w:rPr>
+        <w:t xml:space="preserve">. </w:t>
+      </w:r>
+      <w:r>
+        <w:rPr>
+          <w:rFonts w:ascii="Calibri" w:hAnsi="Calibri"/>
+          <w:i/>
+        </w:rPr>
+        <w:t>When Nothing Sells</w:t>
+      </w:r>
+      <w:r>
+        <w:rPr>
+          <w:rFonts w:ascii="Calibri" w:hAnsi="Calibri"/>
+        </w:rPr>
+        <w:t xml:space="preserve"> already calls those services a faster loss. They are also a policy risk.</w:t>
+      </w:r>
+    </w:p>
+    <w:p>
+      <w:pPr>
+        <w:pStyle w:val="ListBullet"/>
+      </w:pPr>
+      <w:r>
+        <w:rPr>
+          <w:rFonts w:ascii="Calibri" w:hAnsi="Calibri"/>
+          <w:b/>
+        </w:rPr>
+        <w:t>External links.</w:t>
+      </w:r>
+      <w:r>
+        <w:rPr>
+          <w:rFonts w:ascii="Calibri" w:hAnsi="Calibri"/>
+        </w:rPr>
+        <w:t xml:space="preserve"> YouTube’s </w:t>
+      </w:r>
+      <w:hyperlink r:id="rId124">
+        <w:r>
+          <w:rPr>
+            <w:rStyle w:val="Hyperlink"/>
+            <w:sz w:val="22"/>
+            <w:rFonts w:ascii="Calibri" w:hAnsi="Calibri"/>
+          </w:rPr>
+          <w:t xml:space="preserve">external links policy</w:t>
+        </w:r>
+      </w:hyperlink>
+      <w:r>
+        <w:rPr>
+          <w:rFonts w:ascii="Calibri" w:hAnsi="Calibri"/>
+        </w:rPr>
+        <w:t xml:space="preserve"> bars links that send people to content that would break the guidelines, such as malware, phishing, or sites selling regulated goods. It covers typed links, addresses shown in the picture, spelled-out addresses, and addresses said aloud. It also says affiliate content does not violate YouTube’s Terms of Use, and that YouTube may remove a link it cannot verify as safe. Your offer page is a link. Keep it on a normal, secure checkout, and if the page makes a claim you could not make in the video, fix the page.</w:t>
+      </w:r>
+    </w:p>
+    <w:p>
+      <w:bookmarkStart w:id="100" w:name="toc99"/>
+      <w:pPr>
+        <w:pStyle w:val="Heading2"/>
+      </w:pPr>
+      <w:r>
+        <w:t>III. Copyright strikes: a legal request, not an algorithm</w:t>
+      </w:r>
+      <w:bookmarkEnd w:id="100"/>
+    </w:p>
+    <w:p>
+      <w:r>
+        <w:rPr>
+          <w:rFonts w:ascii="Calibri" w:hAnsi="Calibri"/>
+        </w:rPr>
+        <w:t xml:space="preserve">A copyright strike comes from a person or company sending YouTube a formal removal request. YouTube’s </w:t>
+      </w:r>
+      <w:hyperlink r:id="rId125">
+        <w:r>
+          <w:rPr>
+            <w:rStyle w:val="Hyperlink"/>
+            <w:sz w:val="22"/>
+            <w:rFonts w:ascii="Calibri" w:hAnsi="Calibri"/>
+          </w:rPr>
+          <w:t xml:space="preserve">copyright strike page</w:t>
+        </w:r>
+      </w:hyperlink>
+      <w:r>
+        <w:rPr>
+          <w:rFonts w:ascii="Calibri" w:hAnsi="Calibri"/>
+        </w:rPr>
+        <w:t xml:space="preserve"> says these requests are reviewed, and that if one appears valid, YouTube has to remove the content to comply with copyright law. The </w:t>
+      </w:r>
+      <w:hyperlink r:id="rId126">
+        <w:r>
+          <w:rPr>
+            <w:rStyle w:val="Hyperlink"/>
+            <w:sz w:val="22"/>
+            <w:rFonts w:ascii="Calibri" w:hAnsi="Calibri"/>
+          </w:rPr>
+          <w:t xml:space="preserve">strikes FAQ</w:t>
+        </w:r>
+      </w:hyperlink>
+      <w:r>
+        <w:rPr>
+          <w:rFonts w:ascii="Calibri" w:hAnsi="Calibri"/>
+        </w:rPr>
+        <w:t xml:space="preserve"> says there is no warning step for this one. The first valid request is a strike.</w:t>
+      </w:r>
+    </w:p>
+    <w:p>
+      <w:r>
+        <w:rPr>
+          <w:rFonts w:ascii="Calibri" w:hAnsi="Calibri"/>
+        </w:rPr>
+        <w:t xml:space="preserve">Some removal requests are scheduled. YouTube’s </w:t>
+      </w:r>
+      <w:hyperlink r:id="rId127">
+        <w:r>
+          <w:rPr>
+            <w:rStyle w:val="Hyperlink"/>
+            <w:sz w:val="22"/>
+            <w:rFonts w:ascii="Calibri" w:hAnsi="Calibri"/>
+          </w:rPr>
+          <w:t xml:space="preserve">removal request page</w:t>
+        </w:r>
+      </w:hyperlink>
+      <w:r>
+        <w:rPr>
+          <w:rFonts w:ascii="Calibri" w:hAnsi="Calibri"/>
+        </w:rPr>
+        <w:t xml:space="preserve"> says a scheduled request gives the uploader seven days to act, for example by removing the video or seeking a retraction, before the removal and the strike take effect. If you receive one, that week is the time to decide, not to argue in the comments.</w:t>
+      </w:r>
+    </w:p>
+    <w:p>
+      <w:r>
+        <w:rPr>
+          <w:rFonts w:ascii="Calibri" w:hAnsi="Calibri"/>
+        </w:rPr>
+        <w:t>Three ways a copyright strike is resolved, per YouTube:</w:t>
+      </w:r>
+    </w:p>
+    <w:p>
+      <w:pPr>
+        <w:pStyle w:val="ListNumber"/>
+        <w:numPr>
+          <w:ilvl w:val="0"/>
+          <w:numId w:val="16"/>
+        </w:numPr>
+      </w:pPr>
+      <w:r>
+        <w:rPr>
+          <w:rFonts w:ascii="Calibri" w:hAnsi="Calibri"/>
+          <w:b/>
+        </w:rPr>
+        <w:t>Complete Copyright School and wait.</w:t>
+      </w:r>
+      <w:r>
+        <w:rPr>
+          <w:rFonts w:ascii="Calibri" w:hAnsi="Calibri"/>
+        </w:rPr>
+        <w:t xml:space="preserve"> The strike expires 90 days after it was applied, once Copyright School is done and the channel has fewer than three strikes. The removed video is not reinstated.</w:t>
+      </w:r>
+    </w:p>
+    <w:p>
+      <w:pPr>
+        <w:pStyle w:val="ListNumber"/>
+        <w:numPr>
+          <w:ilvl w:val="0"/>
+          <w:numId w:val="16"/>
+        </w:numPr>
+      </w:pPr>
+      <w:r>
+        <w:rPr>
+          <w:rFonts w:ascii="Calibri" w:hAnsi="Calibri"/>
+          <w:b/>
+        </w:rPr>
+        <w:t>Ask for a retraction.</w:t>
+      </w:r>
+      <w:r>
+        <w:rPr>
+          <w:rFonts w:ascii="Calibri" w:hAnsi="Calibri"/>
+        </w:rPr>
+        <w:t xml:space="preserve"> Contact the person who filed the request and ask them to withdraw it. This is the route when the request was a mistake that a polite email can fix, such as a licensed clip you can show the license for.</w:t>
+      </w:r>
+    </w:p>
+    <w:p>
+      <w:pPr>
+        <w:pStyle w:val="ListNumber"/>
+        <w:numPr>
+          <w:ilvl w:val="0"/>
+          <w:numId w:val="16"/>
+        </w:numPr>
+      </w:pPr>
+      <w:r>
+        <w:rPr>
+          <w:rFonts w:ascii="Calibri" w:hAnsi="Calibri"/>
+          <w:b/>
+        </w:rPr>
+        <w:t>File a counter notification.</w:t>
+      </w:r>
+      <w:r>
+        <w:rPr>
+          <w:rFonts w:ascii="Calibri" w:hAnsi="Calibri"/>
+        </w:rPr>
+        <w:t xml:space="preserve"> A legal statement that the removal was a mistake, or that the use qualifies as an exception such as fair use. YouTube says it cannot decide ownership or mediate between you and the rights holder. A counter notification is a legal step. Treat it as one.</w:t>
+      </w:r>
+    </w:p>
+    <w:p>
+      <w:r>
+        <w:rPr>
+          <w:rFonts w:ascii="Calibri" w:hAnsi="Calibri"/>
+        </w:rPr>
+        <w:t>Three copyright strikes within 90 days make the channel subject to termination. For a channel that sells, the defense is upstream. The production chapter’s rule is to read the license on every clip and track before you publish. Keep the proof that you did: a screenshot of the license page with the date, saved next to the project file. When a request arrives two years later, that screenshot is the retraction email.</w:t>
+      </w:r>
+    </w:p>
+    <w:p>
+      <w:bookmarkStart w:id="101" w:name="toc100"/>
+      <w:pPr>
+        <w:pStyle w:val="Heading2"/>
+      </w:pPr>
+      <w:r>
+        <w:t>IV. Content ID claims: the video, not the channel</w:t>
+      </w:r>
+      <w:bookmarkEnd w:id="101"/>
+    </w:p>
+    <w:p>
+      <w:r>
+        <w:rPr>
+          <w:rFonts w:ascii="Calibri" w:hAnsi="Calibri"/>
+        </w:rPr>
+        <w:t xml:space="preserve">A Content ID claim is generated automatically when an upload matches a reference file a rights holder has given YouTube. YouTube’s </w:t>
+      </w:r>
+      <w:hyperlink r:id="rId128">
+        <w:r>
+          <w:rPr>
+            <w:rStyle w:val="Hyperlink"/>
+            <w:sz w:val="22"/>
+            <w:rFonts w:ascii="Calibri" w:hAnsi="Calibri"/>
+          </w:rPr>
+          <w:t xml:space="preserve">claims page</w:t>
+        </w:r>
+      </w:hyperlink>
+      <w:r>
+        <w:rPr>
+          <w:rFonts w:ascii="Calibri" w:hAnsi="Calibri"/>
+        </w:rPr>
+        <w:t xml:space="preserve"> says the rights holder chooses what happens: monetize, track, or block. Monetize is the most common choice for music. A claimed video longer than three minutes that is tracked or monetized stays up. A Short between one and three minutes long with an active claim is blocked, whatever the policy. YouTube says claims affect videos and usually do not affect the channel, and that a claim is not a strike.</w:t>
+      </w:r>
+    </w:p>
+    <w:p>
+      <w:r>
+        <w:rPr>
+          <w:rFonts w:ascii="Calibri" w:hAnsi="Calibri"/>
+        </w:rPr>
+        <w:t>The trap is in the dispute. The same page says that if you dispute a claim without a valid reason, the rights holder can send a removal request, and if that request is valid, the channel gets a copyright strike. A claim you could have lived with becomes a strike you cannot ignore.</w:t>
+      </w:r>
+    </w:p>
+    <w:p>
+      <w:r>
+        <w:rPr>
+          <w:rFonts w:ascii="Calibri" w:hAnsi="Calibri"/>
+        </w:rPr>
+        <w:t>What a claim means for a channel that sells:</w:t>
+      </w:r>
+    </w:p>
+    <w:p>
+      <w:pPr>
+        <w:pStyle w:val="ListBullet"/>
+      </w:pPr>
+      <w:r>
+        <w:rPr>
+          <w:rFonts w:ascii="Calibri" w:hAnsi="Calibri"/>
+          <w:b/>
+        </w:rPr>
+        <w:t>A monetize claim on the offer video can put ads on it for someone else.</w:t>
+      </w:r>
+      <w:r>
+        <w:rPr>
+          <w:rFonts w:ascii="Calibri" w:hAnsi="Calibri"/>
+        </w:rPr>
+        <w:t xml:space="preserve"> That is a stranger’s first look at your price with an advertisement from a business that is not yours. If the claimed part is a music bed, replacing the track is usually faster than disputing it, if your editor or Studio’s own tools let you remove or swap the claimed audio. Check what Studio offers on that video’s claim before you re-upload anything.</w:t>
+      </w:r>
+    </w:p>
+    <w:p>
+      <w:pPr>
+        <w:pStyle w:val="ListBullet"/>
+      </w:pPr>
+      <w:r>
+        <w:rPr>
+          <w:rFonts w:ascii="Calibri" w:hAnsi="Calibri"/>
+          <w:b/>
+        </w:rPr>
+        <w:t>A block can break the path in some countries or everywhere.</w:t>
+      </w:r>
+      <w:r>
+        <w:rPr>
+          <w:rFonts w:ascii="Calibri" w:hAnsi="Calibri"/>
+        </w:rPr>
+        <w:t xml:space="preserve"> If the path video sends people to a blocked method video, the path has a hole in it. Fix the video, or point the path at another one.</w:t>
+      </w:r>
+    </w:p>
+    <w:p>
+      <w:pPr>
+        <w:pStyle w:val="ListBullet"/>
+      </w:pPr>
+      <w:r>
+        <w:rPr>
+          <w:rFonts w:ascii="Calibri" w:hAnsi="Calibri"/>
+          <w:b/>
+        </w:rPr>
+        <w:t>Dispute only when you have the reason in writing.</w:t>
+      </w:r>
+      <w:r>
+        <w:rPr>
+          <w:rFonts w:ascii="Calibri" w:hAnsi="Calibri"/>
+        </w:rPr>
+        <w:t xml:space="preserve"> A license you can show, music you composed, a public-domain recording you can document. A dispute is a statement, not a lottery ticket.</w:t>
+      </w:r>
+    </w:p>
+    <w:p>
+      <w:bookmarkStart w:id="102" w:name="toc101"/>
+      <w:pPr>
+        <w:pStyle w:val="Heading2"/>
+      </w:pPr>
+      <w:r>
+        <w:t>V. Paid promotion: the box and the sentence</w:t>
+      </w:r>
+      <w:bookmarkEnd w:id="102"/>
+    </w:p>
+    <w:p>
+      <w:r>
+        <w:rPr>
+          <w:rFonts w:ascii="Calibri" w:hAnsi="Calibri"/>
+        </w:rPr>
+        <w:t xml:space="preserve">If a company paid you, gave you the product, or otherwise compensated you for a video, YouTube’s </w:t>
+      </w:r>
+      <w:hyperlink r:id="rId129">
+        <w:r>
+          <w:rPr>
+            <w:rStyle w:val="Hyperlink"/>
+            <w:sz w:val="22"/>
+            <w:rFonts w:ascii="Calibri" w:hAnsi="Calibri"/>
+          </w:rPr>
+          <w:t xml:space="preserve">paid promotion page</w:t>
+        </w:r>
+      </w:hyperlink>
+      <w:r>
+        <w:rPr>
+          <w:rFonts w:ascii="Calibri" w:hAnsi="Calibri"/>
+        </w:rPr>
+        <w:t xml:space="preserve"> says you have to tell YouTube by ticking the box that reads, “My video contains paid promotion like a product placement, sponsorship, or endorsement.” On a computer it is in Studio, in the video’s details, under more options. On the mobile apps it sits under paid promotion and brands. Once it is ticked, YouTube shows viewers a disclosure message at the start of the video. YouTube’s </w:t>
+      </w:r>
+      <w:hyperlink r:id="rId130">
+        <w:r>
+          <w:rPr>
+            <w:rStyle w:val="Hyperlink"/>
+            <w:sz w:val="22"/>
+            <w:rFonts w:ascii="Calibri" w:hAnsi="Calibri"/>
+          </w:rPr>
+          <w:t xml:space="preserve">branded content policies</w:t>
+        </w:r>
+      </w:hyperlink>
+      <w:r>
+        <w:rPr>
+          <w:rFonts w:ascii="Calibri" w:hAnsi="Calibri"/>
+        </w:rPr>
+        <w:t xml:space="preserve"> add that if its systems detect undisclosed branded content, they may apply the label themselves and notify you.</w:t>
+      </w:r>
+    </w:p>
+    <w:p>
+      <w:r>
+        <w:rPr>
+          <w:rFonts w:ascii="Calibri" w:hAnsi="Calibri"/>
+        </w:rPr>
+        <w:t>The box is not the whole disclosure. YouTube’s own page says you may have further obligations under the laws where you are, and its branded content policies say you are ultimately responsible for making the disclosure clear and prominent. The offer chapter’s sponsor sentence — “[Sponsor] paid for this video. The link is theirs.” — is the part a viewer hears. The money chapter’s FTC links are the US guidance on what clear means. Do both: the box for YouTube, the sentence for the person watching.</w:t>
+      </w:r>
+    </w:p>
+    <w:p>
+      <w:r>
+        <w:rPr>
+          <w:rFonts w:ascii="Calibri" w:hAnsi="Calibri"/>
+        </w:rPr>
+        <w:t>An affiliate link alone is a commission on a sale, not necessarily a paid placement. Whether your particular arrangement also needs the box is a question for the paid promotion page and the affiliate program’s own terms. The disclosure next to the link, which this book already requires, is not optional either way.</w:t>
+      </w:r>
+    </w:p>
+    <w:p>
+      <w:bookmarkStart w:id="103" w:name="toc102"/>
+      <w:pPr>
+        <w:pStyle w:val="Heading2"/>
+      </w:pPr>
+      <w:r>
+        <w:t>VI. AI use: the setting for realistic generated material</w:t>
+      </w:r>
+      <w:bookmarkEnd w:id="103"/>
+    </w:p>
+    <w:p>
+      <w:r>
+        <w:rPr>
+          <w:rFonts w:ascii="Calibri" w:hAnsi="Calibri"/>
+        </w:rPr>
+        <w:t>The production chapter shows how to make a video without a camera: generated footage, a generated presenter, a synthetic voice. YouTube asks you to say so when the result could be mistaken for real.</w:t>
+      </w:r>
+    </w:p>
+    <w:p>
+      <w:r>
+        <w:rPr>
+          <w:rFonts w:ascii="Calibri" w:hAnsi="Calibri"/>
+        </w:rPr>
+        <w:t xml:space="preserve">YouTube’s </w:t>
+      </w:r>
+      <w:hyperlink r:id="rId131">
+        <w:r>
+          <w:rPr>
+            <w:rStyle w:val="Hyperlink"/>
+            <w:sz w:val="22"/>
+            <w:rFonts w:ascii="Calibri" w:hAnsi="Calibri"/>
+          </w:rPr>
+          <w:t xml:space="preserve">AI disclosure page</w:t>
+        </w:r>
+      </w:hyperlink>
+      <w:r>
+        <w:rPr>
+          <w:rFonts w:ascii="Calibri" w:hAnsi="Calibri"/>
+        </w:rPr>
+        <w:t xml:space="preserve"> requires disclosure when generative AI is used to meaningfully alter or generate content that appears realistic: making a real person appear to say or do something they did not, altering footage of a real event or place, or generating a realistic scene that did not happen. The setting is under “AI use” in the upload flow in Studio, on a computer or a phone. Answer Yes when the video meets that bar.</w:t>
+      </w:r>
+    </w:p>
+    <w:p>
+      <w:r>
+        <w:rPr>
+          <w:rFonts w:ascii="Calibri" w:hAnsi="Calibri"/>
+        </w:rPr>
+        <w:t xml:space="preserve">What does not need it, per YouTube’s </w:t>
+      </w:r>
+      <w:hyperlink r:id="rId132">
+        <w:r>
+          <w:rPr>
+            <w:rStyle w:val="Hyperlink"/>
+            <w:sz w:val="22"/>
+            <w:rFonts w:ascii="Calibri" w:hAnsi="Calibri"/>
+          </w:rPr>
+          <w:t xml:space="preserve">announcement of the requirement</w:t>
+        </w:r>
+      </w:hyperlink>
+      <w:r>
+        <w:rPr>
+          <w:rFonts w:ascii="Calibri" w:hAnsi="Calibri"/>
+        </w:rPr>
+        <w:t>: clearly unrealistic or animated content, color and lighting adjustments, special effects, and AI used for productivity, such as writing a script, generating ideas, or making automatic captions. A script drafted with an assistant and read by you in your own voice is the last case.</w:t>
+      </w:r>
+    </w:p>
+    <w:p>
+      <w:r>
+        <w:rPr>
+          <w:rFonts w:ascii="Calibri" w:hAnsi="Calibri"/>
+        </w:rPr>
+        <w:t xml:space="preserve">Two changes are worth knowing. YouTube’s </w:t>
+      </w:r>
+      <w:hyperlink r:id="rId133">
+        <w:r>
+          <w:rPr>
+            <w:rStyle w:val="Hyperlink"/>
+            <w:sz w:val="22"/>
+            <w:rFonts w:ascii="Calibri" w:hAnsi="Calibri"/>
+          </w:rPr>
+          <w:t xml:space="preserve">2026 update on AI labels</w:t>
+        </w:r>
+      </w:hyperlink>
+      <w:r>
+        <w:rPr>
+          <w:rFonts w:ascii="Calibri" w:hAnsi="Calibri"/>
+        </w:rPr>
+        <w:t xml:space="preserve"> moved the label for photorealistic AI content to a more prominent place: below the player on long videos, as an overlay on Shorts. The same post says that starting in May 2026, YouTube began automatically labeling videos its systems detect as having significant photorealistic AI use, where the creator had not answered either way. It also says the label by itself does not change how a video is recommended or whether it can earn money.</w:t>
+      </w:r>
+    </w:p>
+    <w:p>
+      <w:r>
+        <w:rPr>
+          <w:rFonts w:ascii="Calibri" w:hAnsi="Calibri"/>
+        </w:rPr>
+        <w:t>For a channel that sells, the reasoning is short. The offer video is where a stranger decides whether to trust you with money. A generated presenter that looks like a real person, undisclosed, and then labeled by YouTube under the player, is a bad way to learn that trust was the product. When the video meets the bar, answer Yes. The production chapter’s line on voice consent still applies on top of this: a disclosure does not make cloning someone else’s voice acceptable.</w:t>
+      </w:r>
+    </w:p>
+    <w:p>
+      <w:bookmarkStart w:id="104" w:name="toc103"/>
+      <w:pPr>
+        <w:pStyle w:val="Heading2"/>
+      </w:pPr>
+      <w:r>
+        <w:t>VII. Made for kids: a legal statement, not a reach setting</w:t>
+      </w:r>
+      <w:bookmarkEnd w:id="104"/>
+    </w:p>
+    <w:p>
+      <w:r>
+        <w:rPr>
+          <w:rFonts w:ascii="Calibri" w:hAnsi="Calibri"/>
+        </w:rPr>
+        <w:t xml:space="preserve">Every channel and every video has an audience setting: made for kids, or not. YouTube’s </w:t>
+      </w:r>
+      <w:hyperlink r:id="rId134">
+        <w:r>
+          <w:rPr>
+            <w:rStyle w:val="Hyperlink"/>
+            <w:sz w:val="22"/>
+            <w:rFonts w:ascii="Calibri" w:hAnsi="Calibri"/>
+          </w:rPr>
+          <w:t xml:space="preserve">audience setting page</w:t>
+        </w:r>
+      </w:hyperlink>
+      <w:r>
+        <w:rPr>
+          <w:rFonts w:ascii="Calibri" w:hAnsi="Calibri"/>
+        </w:rPr>
+        <w:t xml:space="preserve"> says the setting exists to comply with the US Children’s Online Privacy Protection Act, COPPA, and other laws. When a video is set as made for kids, YouTube turns off a long list of features on it. The list includes comments, cards and end screens, the notification bell, personalized advertising, merchandise and ticketing, the miniplayer, and saving to a playlist or Watch Later. A channel set as made for kids also loses posts and channel memberships, among others.</w:t>
+      </w:r>
+    </w:p>
+    <w:p>
+      <w:r>
+        <w:rPr>
+          <w:rFonts w:ascii="Calibri" w:hAnsi="Calibri"/>
+        </w:rPr>
+        <w:t>For most channels in this book the answer is plainly no. The buyer is an adult with a card. The setting describes who the video is directed to, not who it helps in the end. A channel teaching parents how to choose a reading tutor is directed to parents. A cartoon of the alphabet song is directed to children, whatever the parent who pressed play intended.</w:t>
+      </w:r>
+    </w:p>
+    <w:p>
+      <w:r>
+        <w:rPr>
+          <w:rFonts w:ascii="Calibri" w:hAnsi="Calibri"/>
+        </w:rPr>
+        <w:t>If your videos really are directed to children, the setting is not a marketing choice. Mark them correctly, and accept that the features the rest of this book relies on — the comment where people ask the price, the end screen that names the next video — will not be there. A channel that needs to sell to adults should make videos for adults.</w:t>
+      </w:r>
+    </w:p>
+    <w:p>
+      <w:bookmarkStart w:id="105" w:name="toc104"/>
+      <w:pPr>
+        <w:pStyle w:val="Heading2"/>
+      </w:pPr>
+      <w:r>
+        <w:t>VIII. Keep a small record</w:t>
+      </w:r>
+      <w:bookmarkEnd w:id="105"/>
+    </w:p>
+    <w:p>
+      <w:r>
+        <w:rPr>
+          <w:rFonts w:ascii="Calibri" w:hAnsi="Calibri"/>
+        </w:rPr>
+        <w:t>Nothing in this chapter requires a lawyer to follow. It does require a memory you will not have in two years. Keep three short lists next to the money sheet:</w:t>
+      </w:r>
+    </w:p>
+    <w:p>
+      <w:pPr>
+        <w:pStyle w:val="ListBullet"/>
+      </w:pPr>
+      <w:r>
+        <w:rPr>
+          <w:rFonts w:ascii="Calibri" w:hAnsi="Calibri"/>
+          <w:b/>
+        </w:rPr>
+        <w:t>License log.</w:t>
+      </w:r>
+      <w:r>
+        <w:rPr>
+          <w:rFonts w:ascii="Calibri" w:hAnsi="Calibri"/>
+        </w:rPr>
+        <w:t xml:space="preserve"> For each video: every clip, image, and track you did not make, where it came from, the license line, and the date you saved a screenshot of it.</w:t>
+      </w:r>
+    </w:p>
+    <w:p>
+      <w:pPr>
+        <w:pStyle w:val="ListBullet"/>
+      </w:pPr>
+      <w:r>
+        <w:rPr>
+          <w:rFonts w:ascii="Calibri" w:hAnsi="Calibri"/>
+          <w:b/>
+        </w:rPr>
+        <w:t>Disclosure log.</w:t>
+      </w:r>
+      <w:r>
+        <w:rPr>
+          <w:rFonts w:ascii="Calibri" w:hAnsi="Calibri"/>
+        </w:rPr>
+        <w:t xml:space="preserve"> For each video: paid promotion yes or no, AI use yes or no, audience setting, and the affiliate disclosure line if there is one.</w:t>
+      </w:r>
+    </w:p>
+    <w:p>
+      <w:pPr>
+        <w:pStyle w:val="ListBullet"/>
+      </w:pPr>
+      <w:r>
+        <w:rPr>
+          <w:rFonts w:ascii="Calibri" w:hAnsi="Calibri"/>
+          <w:b/>
+        </w:rPr>
+        <w:t>Notice log.</w:t>
+      </w:r>
+      <w:r>
+        <w:rPr>
+          <w:rFonts w:ascii="Calibri" w:hAnsi="Calibri"/>
+        </w:rPr>
+        <w:t xml:space="preserve"> Any warning, strike, or claim: the date, the video, the policy or the claimant, what you did, and the date the clock runs out.</w:t>
+      </w:r>
+    </w:p>
+    <w:p>
+      <w:r>
+        <w:rPr>
+          <w:rFonts w:ascii="Calibri" w:hAnsi="Calibri"/>
+        </w:rPr>
+        <w:t>The notice log is how you know, before you upload a borderline video, whether the channel has room for a mistake this month. With an active strike, the answer is no.</w:t>
+      </w:r>
+    </w:p>
+    <w:tbl>
+      <w:tblPr>
+        <w:tblW w:type="auto" w:w="0"/>
+        <w:tblLayout w:type="fixed"/>
+        <w:tblLook w:firstColumn="1" w:firstRow="1" w:lastColumn="0" w:lastRow="0" w:noHBand="0" w:noVBand="1" w:val="04A0"/>
+      </w:tblPr>
+      <w:tblGrid>
+        <w:gridCol w:w="8064"/>
+      </w:tblGrid>
+      <w:tr>
+        <w:tc>
+          <w:tcPr>
+            <w:tcW w:type="dxa" w:w="8064"/>
+            <w:tcW w:w="8063" w:type="dxa"/>
+            <w:shd w:val="clear" w:color="auto" w:fill="F3F1EA"/>
+          </w:tcPr>
+          <w:p>
+            <w:pPr>
+              <w:spacing w:after="40" w:before="40"/>
+            </w:pPr>
+            <w:r>
+              <w:rPr>
+                <w:rFonts w:ascii="Calibri" w:hAnsi="Calibri"/>
+                <w:sz w:val="22"/>
+              </w:rPr>
+            </w:r>
+            <w:r>
+              <w:rPr>
+                <w:rFonts w:ascii="Calibri" w:hAnsi="Calibri"/>
+                <w:b/>
+                <w:sz w:val="22"/>
+              </w:rPr>
+              <w:t>Key takeaway:</w:t>
+            </w:r>
+            <w:r>
+              <w:rPr>
+                <w:rFonts w:ascii="Calibri" w:hAnsi="Calibri"/>
+                <w:sz w:val="22"/>
+              </w:rPr>
+              <w:t xml:space="preserve"> A warning has a training. A strike has a 90-day clock. A copyright strike is a legal request. A claim is about one video. Tick the paid promotion and AI use settings when they apply, set the audience honestly, and keep the license screenshots.</w:t>
+            </w:r>
+          </w:p>
+        </w:tc>
+      </w:tr>
+    </w:tbl>
+    <w:p/>
+    <w:p>
+      <w:bookmarkStart w:id="106" w:name="toc105"/>
+      <w:pPr>
+        <w:pStyle w:val="Heading2"/>
+      </w:pPr>
+      <w:r>
+        <w:t>IX. Before every upload</w:t>
+      </w:r>
+      <w:bookmarkEnd w:id="106"/>
+    </w:p>
+    <w:p>
+      <w:pPr>
+        <w:pStyle w:val="ListBullet"/>
+      </w:pPr>
+      <w:r>
+        <w:rPr>
+          <w:rFonts w:ascii="Calibri" w:hAnsi="Calibri"/>
+        </w:rPr>
+        <w:t>[ ] Every clip, image, and track has a license line and a dated screenshot in the license log.</w:t>
+      </w:r>
+    </w:p>
+    <w:p>
+      <w:pPr>
+        <w:pStyle w:val="ListBullet"/>
+      </w:pPr>
+      <w:r>
+        <w:rPr>
+          <w:rFonts w:ascii="Calibri" w:hAnsi="Calibri"/>
+        </w:rPr>
+        <w:t>[ ] The title and the thumbnail promise only what the video contains.</w:t>
+      </w:r>
+    </w:p>
+    <w:p>
+      <w:pPr>
+        <w:pStyle w:val="ListBullet"/>
+      </w:pPr>
+      <w:r>
+        <w:rPr>
+          <w:rFonts w:ascii="Calibri" w:hAnsi="Calibri"/>
+        </w:rPr>
+        <w:t>[ ] The offer page linked in the description makes no claim you could not make in the video.</w:t>
+      </w:r>
+    </w:p>
+    <w:p>
+      <w:pPr>
+        <w:pStyle w:val="ListBullet"/>
+      </w:pPr>
+      <w:r>
+        <w:rPr>
+          <w:rFonts w:ascii="Calibri" w:hAnsi="Calibri"/>
+        </w:rPr>
+        <w:t>[ ] If a company paid you or gave you the product, the paid promotion box is ticked and you said so out loud.</w:t>
+      </w:r>
+    </w:p>
+    <w:p>
+      <w:pPr>
+        <w:pStyle w:val="ListBullet"/>
+      </w:pPr>
+      <w:r>
+        <w:rPr>
+          <w:rFonts w:ascii="Calibri" w:hAnsi="Calibri"/>
+        </w:rPr>
+        <w:t>[ ] If any realistic scene, person, or voice was generated or meaningfully altered, AI use is set to Yes.</w:t>
+      </w:r>
+    </w:p>
+    <w:p>
+      <w:pPr>
+        <w:pStyle w:val="ListBullet"/>
+      </w:pPr>
+      <w:r>
+        <w:rPr>
+          <w:rFonts w:ascii="Calibri" w:hAnsi="Calibri"/>
+        </w:rPr>
+        <w:t>[ ] The audience setting says who the video is directed to.</w:t>
+      </w:r>
+    </w:p>
+    <w:p>
+      <w:pPr>
+        <w:pStyle w:val="ListBullet"/>
+      </w:pPr>
+      <w:r>
+        <w:rPr>
+          <w:rFonts w:ascii="Calibri" w:hAnsi="Calibri"/>
+        </w:rPr>
+        <w:t>[ ] The notice log has no active strike that this video’s subject could add to.</w:t>
+      </w:r>
+    </w:p>
+    <w:p>
+      <w:bookmarkStart w:id="107" w:name="toc106"/>
+      <w:pPr>
+        <w:pStyle w:val="Heading2"/>
+      </w:pPr>
+      <w:r>
+        <w:t>X. Claims that do not survive a policy page</w:t>
+      </w:r>
+      <w:bookmarkEnd w:id="107"/>
+    </w:p>
+    <w:p>
+      <w:pPr>
+        <w:pStyle w:val="ListBullet"/>
+      </w:pPr>
+      <w:r>
+        <w:rPr>
+          <w:rFonts w:ascii="Calibri" w:hAnsi="Calibri"/>
+        </w:rPr>
+        <w:t>That a first mistake ends a channel. YouTube says a first Community Guidelines violation is typically a warning, with a training that lets it expire. Severe abuse is the exception.</w:t>
+      </w:r>
+    </w:p>
+    <w:p>
+      <w:pPr>
+        <w:pStyle w:val="ListBullet"/>
+      </w:pPr>
+      <w:r>
+        <w:rPr>
+          <w:rFonts w:ascii="Calibri" w:hAnsi="Calibri"/>
+        </w:rPr>
+        <w:t>That a Content ID claim is a strike. YouTube says it is not. Disputing one without a valid reason is how it can become one.</w:t>
+      </w:r>
+    </w:p>
+    <w:p>
+      <w:pPr>
+        <w:pStyle w:val="ListBullet"/>
+      </w:pPr>
+      <w:r>
+        <w:rPr>
+          <w:rFonts w:ascii="Calibri" w:hAnsi="Calibri"/>
+        </w:rPr>
+        <w:t>That private and unlisted videos are outside the rules. The strike basics page says the guidelines apply to them, and to links and thumbnails as well.</w:t>
+      </w:r>
+    </w:p>
+    <w:p>
+      <w:pPr>
+        <w:pStyle w:val="ListBullet"/>
+      </w:pPr>
+      <w:r>
+        <w:rPr>
+          <w:rFonts w:ascii="Calibri" w:hAnsi="Calibri"/>
+        </w:rPr>
+        <w:t>That an affiliate link breaks YouTube’s rules. The external links policy says affiliate content does not violate the Terms of Use. The disclosure is still yours to make.</w:t>
+      </w:r>
+    </w:p>
+    <w:p>
+      <w:pPr>
+        <w:pStyle w:val="ListBullet"/>
+      </w:pPr>
+      <w:r>
+        <w:rPr>
+          <w:rFonts w:ascii="Calibri" w:hAnsi="Calibri"/>
+        </w:rPr>
+        <w:t>That crediting the artist makes a track legal to use. Credit is not a license. The production chapter’s license line is what decides it.</w:t>
+      </w:r>
+    </w:p>
+    <w:p>
+      <w:pPr>
+        <w:pStyle w:val="ListBullet"/>
+      </w:pPr>
+      <w:r>
+        <w:rPr>
+          <w:rFonts w:ascii="Calibri" w:hAnsi="Calibri"/>
+        </w:rPr>
+        <w:t>That ticking the paid promotion box is the whole disclosure. YouTube’s own page says local law may require more. Say it in the video and next to the link.</w:t>
+      </w:r>
+    </w:p>
+    <w:p>
+      <w:pPr>
+        <w:pStyle w:val="ListBullet"/>
+      </w:pPr>
+      <w:r>
+        <w:rPr>
+          <w:rFonts w:ascii="Calibri" w:hAnsi="Calibri"/>
+        </w:rPr>
+        <w:t>That the AI label hurts reach. YouTube says the label by itself does not change recommendations or earning eligibility. Whether a stranger trusts an undisclosed fake is a separate question, and it is the one that sells.</w:t>
+      </w:r>
+    </w:p>
+    <w:p>
+      <w:pPr>
+        <w:pStyle w:val="ListBullet"/>
+      </w:pPr>
+      <w:r>
+        <w:rPr>
+          <w:rFonts w:ascii="Calibri" w:hAnsi="Calibri"/>
+        </w:rPr>
+        <w:t>That made for kids is a way to reach more families. It is a legal designation that removes comments, end screens, and more. Set it for who the video is directed to.</w:t>
+      </w:r>
+    </w:p>
+    <w:p>
+      <w:r>
+        <w:rPr>
+          <w:rFonts w:ascii="Calibri" w:hAnsi="Calibri"/>
+        </w:rPr>
+        <w:t>A last limit. This chapter will not keep a determined rights holder from filing a request, or tell you whether a particular use is fair use. It will keep you from turning a claim into a strike, a warning into a pause, or a missing checkbox into a label you did not choose.</w:t>
+      </w:r>
+    </w:p>
+    <w:p>
+      <w:r>
+        <w:rPr>
+          <w:rFonts w:ascii="Calibri" w:hAnsi="Calibri"/>
+          <w:i/>
+        </w:rPr>
+        <w:t xml:space="preserve">Sources: Warning, training, strike, and termination rules are from </w:t>
+      </w:r>
+      <w:hyperlink r:id="rId120">
+        <w:r>
+          <w:rPr>
+            <w:rStyle w:val="Hyperlink"/>
+            <w:sz w:val="22"/>
+            <w:rFonts w:ascii="Calibri" w:hAnsi="Calibri"/>
+          </w:rPr>
+          <w:t xml:space="preserve">YouTube’s Community Guidelines strike basics</w:t>
+        </w:r>
+      </w:hyperlink>
+      <w:r>
+        <w:rPr>
+          <w:rFonts w:ascii="Calibri" w:hAnsi="Calibri"/>
+          <w:i/>
+        </w:rPr>
+        <w:t xml:space="preserve">, its </w:t>
+      </w:r>
+      <w:hyperlink r:id="rId121">
+        <w:r>
+          <w:rPr>
+            <w:rStyle w:val="Hyperlink"/>
+            <w:sz w:val="22"/>
+            <w:rFonts w:ascii="Calibri" w:hAnsi="Calibri"/>
+          </w:rPr>
+          <w:t xml:space="preserve">community guidelines tips</w:t>
+        </w:r>
+      </w:hyperlink>
+      <w:r>
+        <w:rPr>
+          <w:rFonts w:ascii="Calibri" w:hAnsi="Calibri"/>
+          <w:i/>
+        </w:rPr>
+        <w:t xml:space="preserve">, and its </w:t>
+      </w:r>
+      <w:hyperlink r:id="rId126">
+        <w:r>
+          <w:rPr>
+            <w:rStyle w:val="Hyperlink"/>
+            <w:sz w:val="22"/>
+            <w:rFonts w:ascii="Calibri" w:hAnsi="Calibri"/>
+          </w:rPr>
+          <w:t xml:space="preserve">strikes FAQ</w:t>
+        </w:r>
+      </w:hyperlink>
+      <w:r>
+        <w:rPr>
+          <w:rFonts w:ascii="Calibri" w:hAnsi="Calibri"/>
+          <w:i/>
+        </w:rPr>
+        <w:t xml:space="preserve">. Copyright strike resolution is from </w:t>
+      </w:r>
+      <w:hyperlink r:id="rId125">
+        <w:r>
+          <w:rPr>
+            <w:rStyle w:val="Hyperlink"/>
+            <w:sz w:val="22"/>
+            <w:rFonts w:ascii="Calibri" w:hAnsi="Calibri"/>
+          </w:rPr>
+          <w:t xml:space="preserve">YouTube’s copyright strike page</w:t>
+        </w:r>
+      </w:hyperlink>
+      <w:r>
+        <w:rPr>
+          <w:rFonts w:ascii="Calibri" w:hAnsi="Calibri"/>
+          <w:i/>
+        </w:rPr>
+        <w:t xml:space="preserve"> and its </w:t>
+      </w:r>
+      <w:hyperlink r:id="rId127">
+        <w:r>
+          <w:rPr>
+            <w:rStyle w:val="Hyperlink"/>
+            <w:sz w:val="22"/>
+            <w:rFonts w:ascii="Calibri" w:hAnsi="Calibri"/>
+          </w:rPr>
+          <w:t xml:space="preserve">removal request page</w:t>
+        </w:r>
+      </w:hyperlink>
+      <w:r>
+        <w:rPr>
+          <w:rFonts w:ascii="Calibri" w:hAnsi="Calibri"/>
+          <w:i/>
+        </w:rPr>
+        <w:t xml:space="preserve">. Content ID claim policies and the Shorts blocking rule are from </w:t>
+      </w:r>
+      <w:hyperlink r:id="rId128">
+        <w:r>
+          <w:rPr>
+            <w:rStyle w:val="Hyperlink"/>
+            <w:sz w:val="22"/>
+            <w:rFonts w:ascii="Calibri" w:hAnsi="Calibri"/>
+          </w:rPr>
+          <w:t xml:space="preserve">YouTube’s claims page</w:t>
+        </w:r>
+      </w:hyperlink>
+      <w:r>
+        <w:rPr>
+          <w:rFonts w:ascii="Calibri" w:hAnsi="Calibri"/>
+          <w:i/>
+        </w:rPr>
+        <w:t xml:space="preserve">. The paid promotion checkbox and disclosure message are from </w:t>
+      </w:r>
+      <w:hyperlink r:id="rId129">
+        <w:r>
+          <w:rPr>
+            <w:rStyle w:val="Hyperlink"/>
+            <w:sz w:val="22"/>
+            <w:rFonts w:ascii="Calibri" w:hAnsi="Calibri"/>
+          </w:rPr>
+          <w:t xml:space="preserve">YouTube’s paid promotion page</w:t>
+        </w:r>
+      </w:hyperlink>
+      <w:r>
+        <w:rPr>
+          <w:rFonts w:ascii="Calibri" w:hAnsi="Calibri"/>
+          <w:i/>
+        </w:rPr>
+        <w:t xml:space="preserve"> and its </w:t>
+      </w:r>
+      <w:hyperlink r:id="rId130">
+        <w:r>
+          <w:rPr>
+            <w:rStyle w:val="Hyperlink"/>
+            <w:sz w:val="22"/>
+            <w:rFonts w:ascii="Calibri" w:hAnsi="Calibri"/>
+          </w:rPr>
+          <w:t xml:space="preserve">branded content policies</w:t>
+        </w:r>
+      </w:hyperlink>
+      <w:r>
+        <w:rPr>
+          <w:rFonts w:ascii="Calibri" w:hAnsi="Calibri"/>
+          <w:i/>
+        </w:rPr>
+        <w:t xml:space="preserve">. AI disclosure requirements are from </w:t>
+      </w:r>
+      <w:hyperlink r:id="rId131">
+        <w:r>
+          <w:rPr>
+            <w:rStyle w:val="Hyperlink"/>
+            <w:sz w:val="22"/>
+            <w:rFonts w:ascii="Calibri" w:hAnsi="Calibri"/>
+          </w:rPr>
+          <w:t xml:space="preserve">YouTube’s AI disclosure page</w:t>
+        </w:r>
+      </w:hyperlink>
+      <w:r>
+        <w:rPr>
+          <w:rFonts w:ascii="Calibri" w:hAnsi="Calibri"/>
+          <w:i/>
+        </w:rPr>
+        <w:t xml:space="preserve">, the </w:t>
+      </w:r>
+      <w:hyperlink r:id="rId132">
+        <w:r>
+          <w:rPr>
+            <w:rStyle w:val="Hyperlink"/>
+            <w:sz w:val="22"/>
+            <w:rFonts w:ascii="Calibri" w:hAnsi="Calibri"/>
+          </w:rPr>
+          <w:t xml:space="preserve">2024 announcement</w:t>
+        </w:r>
+      </w:hyperlink>
+      <w:r>
+        <w:rPr>
+          <w:rFonts w:ascii="Calibri" w:hAnsi="Calibri"/>
+          <w:i/>
+        </w:rPr>
+        <w:t xml:space="preserve">, and the </w:t>
+      </w:r>
+      <w:hyperlink r:id="rId133">
+        <w:r>
+          <w:rPr>
+            <w:rStyle w:val="Hyperlink"/>
+            <w:sz w:val="22"/>
+            <w:rFonts w:ascii="Calibri" w:hAnsi="Calibri"/>
+          </w:rPr>
+          <w:t xml:space="preserve">2026 label update</w:t>
+        </w:r>
+      </w:hyperlink>
+      <w:r>
+        <w:rPr>
+          <w:rFonts w:ascii="Calibri" w:hAnsi="Calibri"/>
+          <w:i/>
+        </w:rPr>
+        <w:t xml:space="preserve">. Made-for-kids features are from </w:t>
+      </w:r>
+      <w:hyperlink r:id="rId134">
+        <w:r>
+          <w:rPr>
+            <w:rStyle w:val="Hyperlink"/>
+            <w:sz w:val="22"/>
+            <w:rFonts w:ascii="Calibri" w:hAnsi="Calibri"/>
+          </w:rPr>
+          <w:t xml:space="preserve">YouTube’s audience setting page</w:t>
+        </w:r>
+      </w:hyperlink>
+      <w:r>
+        <w:rPr>
+          <w:rFonts w:ascii="Calibri" w:hAnsi="Calibri"/>
+          <w:i/>
+        </w:rPr>
+        <w:t>. Spam, fake engagement, and external-link rules are from the policy pages linked in §II. Checked October 2026. Not legal advice and not an official YouTube publication.</w:t>
+      </w:r>
+    </w:p>
+    <w:p>
+      <w:pPr>
+        <w:sectPr>
+          <w:headerReference w:type="default" r:id="rId118"/>
+          <w:footerReference w:type="default" r:id="rId119"/>
+          <w:pgSz w:w="10080" w:h="14400"/>
+          <w:pgMar w:top="1008" w:right="1008" w:bottom="1008" w:left="1008" w:header="504" w:footer="504" w:gutter="0"/>
+          <w:cols w:space="720"/>
+          <w:titlePg/>
+          <w:docGrid w:linePitch="360"/>
+        </w:sectPr>
+      </w:pPr>
+    </w:p>
+    <w:p>
+      <w:bookmarkStart w:id="108" w:name="toc107"/>
+      <w:pPr>
+        <w:pStyle w:val="Heading1"/>
+      </w:pPr>
+      <w:r>
+        <w:t>Glossary</w:t>
+      </w:r>
+      <w:bookmarkEnd w:id="108"/>
+    </w:p>
+    <w:p>
+      <w:r>
+        <w:rPr>
+          <w:rFonts w:ascii="Calibri" w:hAnsi="Calibri"/>
+        </w:rPr>
+        <w:t>Short definitions for terms this book uses. A definition here is not a substitute for the platform page cited in the chapter.</w:t>
+      </w:r>
+    </w:p>
+    <w:p>
+      <w:r>
+        <w:rPr>
+          <w:rFonts w:ascii="Calibri" w:hAnsi="Calibri"/>
+          <w:b/>
+        </w:rPr>
+        <w:t xml:space="preserve">Eight jobs. </w:t>
+      </w:r>
+      <w:r>
+        <w:rPr>
+          <w:rFonts w:ascii="Calibri" w:hAnsi="Calibri"/>
+        </w:rPr>
+        <w:t>The only set of videos this book asks you to finish: who it is for, the problem in their words, the method, proof, the comparison, one objection, the offer, and which video to watch next. The click chapter and the six-week calendar use this same set.</w:t>
+      </w:r>
+    </w:p>
+    <w:p>
+      <w:r>
+        <w:rPr>
+          <w:rFonts w:ascii="Calibri" w:hAnsi="Calibri"/>
+          <w:b/>
+        </w:rPr>
+        <w:t xml:space="preserve">Phone test. </w:t>
+      </w:r>
+      <w:r>
+        <w:rPr>
+          <w:rFonts w:ascii="Calibri" w:hAnsi="Calibri"/>
+        </w:rPr>
+        <w:t>On your phone, open the offer link the way a stranger will, from the description, and finish a payment or a booking. The step where you stall is the step a buyer will abandon. Refund the test if the tool allows it.</w:t>
+      </w:r>
+    </w:p>
+    <w:p>
+      <w:r>
+        <w:rPr>
+          <w:rFonts w:ascii="Calibri" w:hAnsi="Calibri"/>
+          <w:b/>
+        </w:rPr>
+        <w:t xml:space="preserve">Ticket. </w:t>
+      </w:r>
+      <w:r>
+        <w:rPr>
+          <w:rFonts w:ascii="Calibri" w:hAnsi="Calibri"/>
+        </w:rPr>
+        <w:t>One workshop on one date, with the date, the length, and the price on the page. After that date, sell the recording as the file, or stop. Do not leave both for sale.</w:t>
+      </w:r>
+    </w:p>
+    <w:p>
+      <w:r>
+        <w:rPr>
+          <w:rFonts w:ascii="Calibri" w:hAnsi="Calibri"/>
+          <w:b/>
+        </w:rPr>
+        <w:t xml:space="preserve">Monthly pass. </w:t>
+      </w:r>
+      <w:r>
+        <w:rPr>
+          <w:rFonts w:ascii="Calibri" w:hAnsi="Calibri"/>
+        </w:rPr>
+        <w:t>The next file or the next call, billed by you, on your page. The page says what arrives each month and when the next charge happens. A video site’s own membership button can wait until you have cleared that site’s gate.</w:t>
+      </w:r>
+    </w:p>
+    <w:p>
+      <w:r>
+        <w:rPr>
+          <w:rFonts w:ascii="Calibri" w:hAnsi="Calibri"/>
+          <w:b/>
+        </w:rPr>
+        <w:t xml:space="preserve">Sponsor. </w:t>
+      </w:r>
+      <w:r>
+        <w:rPr>
+          <w:rFonts w:ascii="Calibri" w:hAnsi="Calibri"/>
+        </w:rPr>
+        <w:t>One company pays you for one video. Say so in the video and next to the link. Do not also pitch your own file in that video.</w:t>
+      </w:r>
+    </w:p>
+    <w:p>
+      <w:r>
+        <w:rPr>
+          <w:rFonts w:ascii="Calibri" w:hAnsi="Calibri"/>
+          <w:b/>
+        </w:rPr>
+        <w:t xml:space="preserve">Advanced features. </w:t>
+      </w:r>
+      <w:r>
+        <w:rPr>
+          <w:rFonts w:ascii="Calibri" w:hAnsi="Calibri"/>
+        </w:rPr>
+        <w:t>The Studio switch that makes an address in a long-form description, and in a long-form comment, clickable. Phone verification comes first. A Short’s description and comments stay unclickable after it is on.</w:t>
+      </w:r>
+    </w:p>
+    <w:p>
+      <w:r>
+        <w:rPr>
+          <w:rFonts w:ascii="Calibri" w:hAnsi="Calibri"/>
+          <w:b/>
+        </w:rPr>
+        <w:t xml:space="preserve">Qualified watch hours. </w:t>
+      </w:r>
+      <w:r>
+        <w:rPr>
+          <w:rFonts w:ascii="Calibri" w:hAnsi="Calibri"/>
+        </w:rPr>
+        <w:t>Public long-form viewing that YouTube counts toward the hour bars. Hours watched in the Shorts feed do not count. Private, unlisted, deleted, and ad-campaign views do not count.</w:t>
+      </w:r>
+    </w:p>
+    <w:p>
+      <w:r>
+        <w:rPr>
+          <w:rFonts w:ascii="Calibri" w:hAnsi="Calibri"/>
+          <w:b/>
+        </w:rPr>
+        <w:t xml:space="preserve">Expanded program. </w:t>
+      </w:r>
+      <w:r>
+        <w:rPr>
+          <w:rFonts w:ascii="Calibri" w:hAnsi="Calibri"/>
+        </w:rPr>
+        <w:t>In countries where YouTube has opened it, the earlier gate: 500 subscribers, three public uploads in 90 days, and either 3,000 long-form hours in a year or 3 million Shorts views in 90 days. Fan funding and Shopping. Not a share of watch-page ads.</w:t>
+      </w:r>
+    </w:p>
+    <w:p>
+      <w:r>
+        <w:rPr>
+          <w:rFonts w:ascii="Calibri" w:hAnsi="Calibri"/>
+          <w:b/>
+        </w:rPr>
+        <w:t xml:space="preserve">YouTube Partner Program. </w:t>
+      </w:r>
+      <w:r>
+        <w:rPr>
+          <w:rFonts w:ascii="Calibri" w:hAnsi="Calibri"/>
+        </w:rPr>
+        <w:t>The higher gate: 1,000 subscribers and either 4,000 long-form hours in 12 months or 10 million qualified Shorts views in 90 days. This is the gate that adds watch-page ads, Shorts Feed ads, and YouTube Premium revenue. The follower-floor chart’s YouTube bar is this gate.</w:t>
+      </w:r>
+    </w:p>
+    <w:p>
+      <w:r>
+        <w:rPr>
+          <w:rFonts w:ascii="Calibri" w:hAnsi="Calibri"/>
+          <w:b/>
+        </w:rPr>
+        <w:t xml:space="preserve">End screen. </w:t>
+      </w:r>
+      <w:r>
+        <w:rPr>
+          <w:rFonts w:ascii="Calibri" w:hAnsi="Calibri"/>
+        </w:rPr>
+        <w:t>An element in the last 5 to 20 seconds of a video at least 25 seconds long. One that opens a site outside YouTube requires the Partner Program.</w:t>
+      </w:r>
+    </w:p>
+    <w:p>
+      <w:r>
+        <w:rPr>
+          <w:rFonts w:ascii="Calibri" w:hAnsi="Calibri"/>
+          <w:b/>
+        </w:rPr>
+        <w:t xml:space="preserve">Info card. </w:t>
+      </w:r>
+      <w:r>
+        <w:rPr>
+          <w:rFonts w:ascii="Calibri" w:hAnsi="Calibri"/>
+        </w:rPr>
+        <w:t>A small panel attached to the video. One that opens a site outside YouTube also requires the Partner Program.</w:t>
+      </w:r>
+    </w:p>
+    <w:p>
+      <w:r>
+        <w:rPr>
+          <w:rFonts w:ascii="Calibri" w:hAnsi="Calibri"/>
+          <w:b/>
+        </w:rPr>
+        <w:t xml:space="preserve">AdSense. </w:t>
+      </w:r>
+      <w:r>
+        <w:rPr>
+          <w:rFonts w:ascii="Calibri" w:hAnsi="Calibri"/>
+        </w:rPr>
+        <w:t>The Google account YouTube uses to pay a channel it has accepted. Meeting a subscriber number does not open it. You apply, and YouTube reviews the channel.</w:t>
+      </w:r>
+    </w:p>
+    <w:p>
+      <w:r>
+        <w:rPr>
+          <w:rFonts w:ascii="Calibri" w:hAnsi="Calibri"/>
+          <w:b/>
+        </w:rPr>
+        <w:t xml:space="preserve">H.264. </w:t>
+      </w:r>
+      <w:r>
+        <w:rPr>
+          <w:rFonts w:ascii="Calibri" w:hAnsi="Calibri"/>
+        </w:rPr>
+        <w:t>The video codec named in YouTube’s recommended upload settings for an MP4. The audio codec named beside it is AAC-LC.</w:t>
+      </w:r>
+    </w:p>
+    <w:p>
+      <w:r>
+        <w:rPr>
+          <w:rFonts w:ascii="Calibri" w:hAnsi="Calibri"/>
+          <w:b/>
+        </w:rPr>
+        <w:t xml:space="preserve">9:16. </w:t>
+      </w:r>
+      <w:r>
+        <w:rPr>
+          <w:rFonts w:ascii="Calibri" w:hAnsi="Calibri"/>
+        </w:rPr>
+        <w:t>The vertical frame for a Short: 1080 pixels wide by 1920 tall. A horizontal video is 16:9, 1920 by 1080.</w:t>
+      </w:r>
+    </w:p>
+    <w:p>
+      <w:r>
+        <w:rPr>
+          <w:rFonts w:ascii="Calibri" w:hAnsi="Calibri"/>
+          <w:b/>
+        </w:rPr>
+        <w:t xml:space="preserve">Affiliate link. </w:t>
+      </w:r>
+      <w:r>
+        <w:rPr>
+          <w:rFonts w:ascii="Calibri" w:hAnsi="Calibri"/>
+        </w:rPr>
+        <w:t>A link that pays you if the viewer buys. Say so next to the link. The FTC pages in the sources list are the U.S. disclosure guidance this book points at.</w:t>
+      </w:r>
+    </w:p>
+    <w:p>
+      <w:r>
+        <w:rPr>
+          <w:rFonts w:ascii="Calibri" w:hAnsi="Calibri"/>
+          <w:b/>
+        </w:rPr>
+        <w:t xml:space="preserve">Closed captions. </w:t>
+      </w:r>
+      <w:r>
+        <w:rPr>
+          <w:rFonts w:ascii="Calibri" w:hAnsi="Calibri"/>
+        </w:rPr>
+        <w:t>A text track the viewer can turn on or off. The words can be searched. They are not burned into the picture.</w:t>
+      </w:r>
+    </w:p>
+    <w:p>
+      <w:r>
+        <w:rPr>
+          <w:rFonts w:ascii="Calibri" w:hAnsi="Calibri"/>
+          <w:b/>
+        </w:rPr>
+        <w:t xml:space="preserve">Burned-in captions. </w:t>
+      </w:r>
+      <w:r>
+        <w:rPr>
+          <w:rFonts w:ascii="Calibri" w:hAnsi="Calibri"/>
+        </w:rPr>
+        <w:t>Words that are part of the picture. They stay on. They are a different choice from closed captions.</w:t>
+      </w:r>
+    </w:p>
+    <w:p>
+      <w:r>
+        <w:rPr>
+          <w:rFonts w:ascii="Calibri" w:hAnsi="Calibri"/>
+          <w:b/>
+        </w:rPr>
+        <w:t xml:space="preserve">Series playlist. </w:t>
+      </w:r>
+      <w:r>
+        <w:rPr>
+          <w:rFonts w:ascii="Calibri" w:hAnsi="Calibri"/>
+        </w:rPr>
+        <w:t>A playlist YouTube can feature as the next video while someone is watching one of yours. The account has to be verified, the videos have to be yours, and a video can sit in only one series playlist.</w:t>
+      </w:r>
+    </w:p>
+    <w:p>
+      <w:r>
+        <w:rPr>
+          <w:rFonts w:ascii="Calibri" w:hAnsi="Calibri"/>
+          <w:b/>
+        </w:rPr>
+        <w:t xml:space="preserve">Fader. </w:t>
+      </w:r>
+      <w:r>
+        <w:rPr>
+          <w:rFonts w:ascii="Calibri" w:hAnsi="Calibri"/>
+        </w:rPr>
+        <w:t>The volume slider in an editor. A music fader at about a tenth to a fifth of the way up is a position on that slider, not a measurement of loudness.</w:t>
+      </w:r>
+    </w:p>
+    <w:p>
+      <w:r>
+        <w:rPr>
+          <w:rFonts w:ascii="Calibri" w:hAnsi="Calibri"/>
+          <w:b/>
+        </w:rPr>
+        <w:t xml:space="preserve">Text-to-speech. </w:t>
+      </w:r>
+      <w:r>
+        <w:rPr>
+          <w:rFonts w:ascii="Calibri" w:hAnsi="Calibri"/>
+        </w:rPr>
+        <w:t>A tool that reads a script aloud. Usable when the voice is not a clone of someone else. Cloning someone else’s voice is a consent question the tool does not answer for you.</w:t>
+      </w:r>
+    </w:p>
+    <w:p>
+      <w:r>
+        <w:rPr>
+          <w:rFonts w:ascii="Calibri" w:hAnsi="Calibri"/>
+          <w:b/>
+        </w:rPr>
+        <w:t xml:space="preserve">Stock license. </w:t>
+      </w:r>
+      <w:r>
+        <w:rPr>
+          <w:rFonts w:ascii="Calibri" w:hAnsi="Calibri"/>
+        </w:rPr>
+        <w:t>The terms on one clip or track. “Free” and “free to use commercially” are different sentences. Read the line on that file before you publish it, including on a second site.</w:t>
+      </w:r>
+    </w:p>
+    <w:p>
+      <w:r>
+        <w:rPr>
+          <w:rFonts w:ascii="Calibri" w:hAnsi="Calibri"/>
+          <w:b/>
+        </w:rPr>
+        <w:t xml:space="preserve">Offer page. </w:t>
+      </w:r>
+      <w:r>
+        <w:rPr>
+          <w:rFonts w:ascii="Calibri" w:hAnsi="Calibri"/>
+        </w:rPr>
+        <w:t>A page you control, where a stranger sees the price and pays or books, without an account on the video site. A pay button does that for a file. A booking page does it for a call. The video is not that page unless the platform gives you a product shelf you are allowed to use.</w:t>
+      </w:r>
+    </w:p>
+    <w:p>
+      <w:r>
+        <w:rPr>
+          <w:rFonts w:ascii="Calibri" w:hAnsi="Calibri"/>
+          <w:b/>
+        </w:rPr>
+        <w:t xml:space="preserve">Short. </w:t>
+      </w:r>
+      <w:r>
+        <w:rPr>
+          <w:rFonts w:ascii="Calibri" w:hAnsi="Calibri"/>
+        </w:rPr>
+        <w:t>A vertical video, 1080 by 1920. On YouTube, an address in a Short’s description or comments is not clickable. A Short can point at a long video. It cannot be the checkout.</w:t>
+      </w:r>
+    </w:p>
+    <w:p>
+      <w:r>
+        <w:rPr>
+          <w:rFonts w:ascii="Calibri" w:hAnsi="Calibri"/>
+          <w:b/>
+        </w:rPr>
+        <w:t xml:space="preserve">Impression. </w:t>
+      </w:r>
+      <w:r>
+        <w:rPr>
+          <w:rFonts w:ascii="Calibri" w:hAnsi="Calibri"/>
+        </w:rPr>
+        <w:t>In Studio, a thumbnail shown on YouTube for more than one second with at least half of it visible. Thumbnails on other websites, in end screens, and in notifications are not counted.</w:t>
+      </w:r>
+    </w:p>
+    <w:p>
+      <w:r>
+        <w:rPr>
+          <w:rFonts w:ascii="Calibri" w:hAnsi="Calibri"/>
+          <w:b/>
+        </w:rPr>
+        <w:t xml:space="preserve">Impressions click-through rate. </w:t>
+      </w:r>
+      <w:r>
+        <w:rPr>
+          <w:rFonts w:ascii="Calibri" w:hAnsi="Calibri"/>
+        </w:rPr>
+        <w:t>How often a counted impression became a view. YouTube says half of channels and videos fall between 2% and 10%. It is a band, not a target.</w:t>
+      </w:r>
+    </w:p>
+    <w:p>
+      <w:r>
+        <w:rPr>
+          <w:rFonts w:ascii="Calibri" w:hAnsi="Calibri"/>
+          <w:b/>
+        </w:rPr>
+        <w:t xml:space="preserve">Traffic source. </w:t>
+      </w:r>
+      <w:r>
+        <w:rPr>
+          <w:rFonts w:ascii="Calibri" w:hAnsi="Calibri"/>
+        </w:rPr>
+        <w:t>Studio’s label for how a viewer reached a video: search, suggested videos, browse features, external, and others. Views from links in video descriptions are filed under suggested videos.</w:t>
+      </w:r>
+    </w:p>
+    <w:p>
+      <w:r>
+        <w:rPr>
+          <w:rFonts w:ascii="Calibri" w:hAnsi="Calibri"/>
+          <w:b/>
+        </w:rPr>
+        <w:t xml:space="preserve">Link tag. </w:t>
+      </w:r>
+      <w:r>
+        <w:rPr>
+          <w:rFonts w:ascii="Calibri" w:hAnsi="Calibri"/>
+        </w:rPr>
+        <w:t>Text after a question mark at the end of your page address, often parameters beginning with utm_, that a page tool can read as the place a visit came from. Same page, same price. Not a second link.</w:t>
+      </w:r>
+    </w:p>
+    <w:p>
+      <w:r>
+        <w:rPr>
+          <w:rFonts w:ascii="Calibri" w:hAnsi="Calibri"/>
+          <w:b/>
+        </w:rPr>
+        <w:t xml:space="preserve">Video chapters. </w:t>
+      </w:r>
+      <w:r>
+        <w:rPr>
+          <w:rFonts w:ascii="Calibri" w:hAnsi="Calibri"/>
+        </w:rPr>
+        <w:t>Timestamps in the description that split a video into named parts. The first is 00:00, there are at least three, and each part is at least ten seconds.</w:t>
+      </w:r>
+    </w:p>
+    <w:p>
+      <w:r>
+        <w:rPr>
+          <w:rFonts w:ascii="Calibri" w:hAnsi="Calibri"/>
+          <w:b/>
+        </w:rPr>
+        <w:t xml:space="preserve">Community Guidelines warning. </w:t>
+      </w:r>
+      <w:r>
+        <w:rPr>
+          <w:rFonts w:ascii="Calibri" w:hAnsi="Calibri"/>
+        </w:rPr>
+        <w:t>What a first violation typically gets. An optional policy training lets it expire 90 days after the training. A further violation of the same policy in that window can become a strike.</w:t>
+      </w:r>
+    </w:p>
+    <w:p>
+      <w:r>
+        <w:rPr>
+          <w:rFonts w:ascii="Calibri" w:hAnsi="Calibri"/>
+          <w:b/>
+        </w:rPr>
+        <w:t xml:space="preserve">Copyright strike. </w:t>
+      </w:r>
+      <w:r>
+        <w:rPr>
+          <w:rFonts w:ascii="Calibri" w:hAnsi="Calibri"/>
+        </w:rPr>
+        <w:t>The result of a valid legal removal request. The video comes down. It expires 90 days after it was applied once Copyright School is done, or it can be resolved by a retraction or a counter notification.</w:t>
+      </w:r>
+    </w:p>
+    <w:p>
+      <w:r>
+        <w:rPr>
+          <w:rFonts w:ascii="Calibri" w:hAnsi="Calibri"/>
+          <w:b/>
+        </w:rPr>
+        <w:t xml:space="preserve">Content ID claim. </w:t>
+      </w:r>
+      <w:r>
+        <w:rPr>
+          <w:rFonts w:ascii="Calibri" w:hAnsi="Calibri"/>
+        </w:rPr>
+        <w:t>An automatic match against a rights holder’s file. It affects that video: monetize, track, or block. It is not a strike, unless a dispute without a valid reason leads to a removal request.</w:t>
+      </w:r>
+    </w:p>
+    <w:p>
+      <w:r>
+        <w:rPr>
+          <w:rFonts w:ascii="Calibri" w:hAnsi="Calibri"/>
+          <w:b/>
+        </w:rPr>
+        <w:t xml:space="preserve">Paid promotion box. </w:t>
+      </w:r>
+      <w:r>
+        <w:rPr>
+          <w:rFonts w:ascii="Calibri" w:hAnsi="Calibri"/>
+        </w:rPr>
+        <w:t>The Studio setting you tick when a company paid you or gave you the product for a video. YouTube then shows a disclosure. Say it in the video as well.</w:t>
+      </w:r>
+    </w:p>
+    <w:p>
+      <w:r>
+        <w:rPr>
+          <w:rFonts w:ascii="Calibri" w:hAnsi="Calibri"/>
+          <w:b/>
+        </w:rPr>
+        <w:t xml:space="preserve">AI use. </w:t>
+      </w:r>
+      <w:r>
+        <w:rPr>
+          <w:rFonts w:ascii="Calibri" w:hAnsi="Calibri"/>
+        </w:rPr>
+        <w:t>The upload setting for realistic content that generative AI made or meaningfully altered. Scripts, ideas, and captions made with AI do not need it.</w:t>
+      </w:r>
+    </w:p>
+    <w:p>
+      <w:r>
+        <w:rPr>
+          <w:rFonts w:ascii="Calibri" w:hAnsi="Calibri"/>
+          <w:b/>
+        </w:rPr>
+        <w:t xml:space="preserve">Made for kids. </w:t>
+      </w:r>
+      <w:r>
+        <w:rPr>
+          <w:rFonts w:ascii="Calibri" w:hAnsi="Calibri"/>
+        </w:rPr>
+        <w:t>The audience setting for videos directed to children, required under US law. It turns off comments, cards, end screens, and more on those videos.</w:t>
+      </w:r>
+    </w:p>
+    <w:p>
+      <w:r>
+        <w:rPr>
+          <w:rFonts w:ascii="Calibri" w:hAnsi="Calibri"/>
+          <w:b/>
+        </w:rPr>
+        <w:t xml:space="preserve">Qualified Shorts views. </w:t>
+      </w:r>
+      <w:r>
+        <w:rPr>
+          <w:rFonts w:ascii="Calibri" w:hAnsi="Calibri"/>
+        </w:rPr>
+        <w:t>Public views of Shorts in the Shorts feed that YouTube counts toward the Shorts bars: 3 million in 90 days for the expanded program, or 10 million in 90 days for the Partner Program. They do not fill the long-form hour bars.</w:t>
+      </w:r>
+    </w:p>
+    <w:p>
+      <w:pPr>
+        <w:sectPr>
+          <w:headerReference w:type="default" r:id="rId135"/>
+          <w:footerReference w:type="default" r:id="rId136"/>
+          <w:pgSz w:w="10080" w:h="14400"/>
+          <w:pgMar w:top="1008" w:right="1008" w:bottom="1008" w:left="1008" w:header="504" w:footer="504" w:gutter="0"/>
+          <w:cols w:space="720"/>
+          <w:titlePg/>
+          <w:docGrid w:linePitch="360"/>
+        </w:sectPr>
+      </w:pPr>
+    </w:p>
+    <w:p>
+      <w:bookmarkStart w:id="109" w:name="toc108"/>
+      <w:pPr>
+        <w:pStyle w:val="Heading1"/>
+      </w:pPr>
+      <w:r>
         <w:t>Official sources and updates</w:t>
       </w:r>
-      <w:bookmarkEnd w:id="80"/>
+      <w:bookmarkEnd w:id="109"/>
     </w:p>
     <w:p>
       <w:r>
@@ -9411,6 +15180,33 @@
           <w:i/>
         </w:rPr>
         <w:t>Chapter 5. YouTube Partner Program requirements were checked against YouTube’s own monetization guidance. Other platforms on the list were checked against the linked help page in September 2026. Instagram, Dailymotion, and Vimeo have no number in the chapter. One URL, repeated, is the rule. The FTC pages are US guidance.</w:t>
+      </w:r>
+    </w:p>
+    <w:p>
+      <w:r>
+        <w:rPr>
+          <w:rFonts w:ascii="Calibri" w:hAnsi="Calibri"/>
+          <w:i/>
+        </w:rPr>
+        <w:t>Chapter 10. Video chapter rules and end screen timing are cited to YouTube’s own help pages in the chapter. The speaking-rate range is a planning guess to replace with your own timed reading. That viewers forgive picture before sound is creator consensus, and the chapter says so.</w:t>
+      </w:r>
+    </w:p>
+    <w:p>
+      <w:r>
+        <w:rPr>
+          <w:rFonts w:ascii="Calibri" w:hAnsi="Calibri"/>
+          <w:i/>
+        </w:rPr>
+        <w:t>Chapter 11. Impression counting, the 2%–10% click-through band, traffic source definitions, and the August 24, 2026 change to when a view is counted are cited to YouTube’s Analytics help pages. Link tags beginning with utm_ are a common convention, not a YouTube feature. The worked example is invented arithmetic. Checked October 2026.</w:t>
+      </w:r>
+    </w:p>
+    <w:p>
+      <w:r>
+        <w:rPr>
+          <w:rFonts w:ascii="Calibri" w:hAnsi="Calibri"/>
+          <w:i/>
+        </w:rPr>
+        <w:t>Chapter 12. Warnings, strikes, copyright removal, Content ID claims, paid promotion, AI use disclosure, made-for-kids features, and the spam, fake engagement, and external links policies are cited to YouTube’s own help pages and blog in the chapter. Checked October 2026. Not legal advice.</w:t>
       </w:r>
     </w:p>
     <w:p>
@@ -9466,7 +15262,7 @@
       </w:r>
     </w:p>
     <w:p>
-      <w:hyperlink r:id="rId78">
+      <w:hyperlink r:id="rId83">
         <w:r>
           <w:rPr>
             <w:rStyle w:val="Hyperlink"/>
@@ -9482,7 +15278,7 @@
         </w:rPr>
         <w:t xml:space="preserve">, </w:t>
       </w:r>
-      <w:hyperlink r:id="rId79">
+      <w:hyperlink r:id="rId84">
         <w:r>
           <w:rPr>
             <w:rStyle w:val="Hyperlink"/>
@@ -9498,7 +15294,7 @@
         </w:rPr>
         <w:t xml:space="preserve">, </w:t>
       </w:r>
-      <w:hyperlink r:id="rId81">
+      <w:hyperlink r:id="rId92">
         <w:r>
           <w:rPr>
             <w:rStyle w:val="Hyperlink"/>
@@ -9514,7 +15310,7 @@
         </w:rPr>
         <w:t xml:space="preserve">, </w:t>
       </w:r>
-      <w:hyperlink r:id="rId82">
+      <w:hyperlink r:id="rId93">
         <w:r>
           <w:rPr>
             <w:rStyle w:val="Hyperlink"/>
@@ -9530,7 +15326,7 @@
         </w:rPr>
         <w:t xml:space="preserve">, </w:t>
       </w:r>
-      <w:hyperlink r:id="rId83">
+      <w:hyperlink r:id="rId94">
         <w:r>
           <w:rPr>
             <w:rStyle w:val="Hyperlink"/>
@@ -9548,7 +15344,7 @@
       </w:r>
     </w:p>
     <w:p>
-      <w:hyperlink r:id="rId84">
+      <w:hyperlink r:id="rId95">
         <w:r>
           <w:rPr>
             <w:rStyle w:val="Hyperlink"/>
@@ -9564,7 +15360,7 @@
         </w:rPr>
         <w:t xml:space="preserve"> — lists adding a website to the profile. </w:t>
       </w:r>
-      <w:hyperlink r:id="rId85">
+      <w:hyperlink r:id="rId96">
         <w:r>
           <w:rPr>
             <w:rStyle w:val="Hyperlink"/>
@@ -9582,7 +15378,7 @@
       </w:r>
     </w:p>
     <w:p>
-      <w:hyperlink r:id="rId86">
+      <w:hyperlink r:id="rId97">
         <w:r>
           <w:rPr>
             <w:rStyle w:val="Hyperlink"/>
@@ -9600,7 +15396,7 @@
       </w:r>
     </w:p>
     <w:p>
-      <w:hyperlink r:id="rId99">
+      <w:hyperlink r:id="rId102">
         <w:r>
           <w:rPr>
             <w:rStyle w:val="Hyperlink"/>
@@ -9616,7 +15412,7 @@
         </w:rPr>
         <w:t xml:space="preserve"> and </w:t>
       </w:r>
-      <w:hyperlink r:id="rId100">
+      <w:hyperlink r:id="rId103">
         <w:r>
           <w:rPr>
             <w:rStyle w:val="Hyperlink"/>
@@ -9634,7 +15430,219 @@
       </w:r>
     </w:p>
     <w:p>
-      <w:hyperlink r:id="rId101">
+      <w:hyperlink r:id="rId111">
+        <w:r>
+          <w:rPr>
+            <w:rStyle w:val="Hyperlink"/>
+            <w:sz w:val="22"/>
+            <w:rFonts w:ascii="Calibri" w:hAnsi="Calibri"/>
+          </w:rPr>
+          <w:t xml:space="preserve">Video chapters</w:t>
+        </w:r>
+      </w:hyperlink>
+      <w:r>
+        <w:rPr>
+          <w:rFonts w:ascii="Calibri" w:hAnsi="Calibri"/>
+        </w:rPr>
+        <w:t xml:space="preserve">. </w:t>
+      </w:r>
+      <w:hyperlink r:id="rId114">
+        <w:r>
+          <w:rPr>
+            <w:rStyle w:val="Hyperlink"/>
+            <w:sz w:val="22"/>
+            <w:rFonts w:ascii="Calibri" w:hAnsi="Calibri"/>
+          </w:rPr>
+          <w:t xml:space="preserve">Impressions and watch time</w:t>
+        </w:r>
+      </w:hyperlink>
+      <w:r>
+        <w:rPr>
+          <w:rFonts w:ascii="Calibri" w:hAnsi="Calibri"/>
+        </w:rPr>
+        <w:t xml:space="preserve">, </w:t>
+      </w:r>
+      <w:hyperlink r:id="rId115">
+        <w:r>
+          <w:rPr>
+            <w:rStyle w:val="Hyperlink"/>
+            <w:sz w:val="22"/>
+            <w:rFonts w:ascii="Calibri" w:hAnsi="Calibri"/>
+          </w:rPr>
+          <w:t xml:space="preserve">impressions and click-through rate FAQ</w:t>
+        </w:r>
+      </w:hyperlink>
+      <w:r>
+        <w:rPr>
+          <w:rFonts w:ascii="Calibri" w:hAnsi="Calibri"/>
+        </w:rPr>
+        <w:t xml:space="preserve">, </w:t>
+      </w:r>
+      <w:hyperlink r:id="rId116">
+        <w:r>
+          <w:rPr>
+            <w:rStyle w:val="Hyperlink"/>
+            <w:sz w:val="22"/>
+            <w:rFonts w:ascii="Calibri" w:hAnsi="Calibri"/>
+          </w:rPr>
+          <w:t xml:space="preserve">reach reports</w:t>
+        </w:r>
+      </w:hyperlink>
+      <w:r>
+        <w:rPr>
+          <w:rFonts w:ascii="Calibri" w:hAnsi="Calibri"/>
+        </w:rPr>
+        <w:t xml:space="preserve">, </w:t>
+      </w:r>
+      <w:hyperlink r:id="rId117">
+        <w:r>
+          <w:rPr>
+            <w:rStyle w:val="Hyperlink"/>
+            <w:sz w:val="22"/>
+            <w:rFonts w:ascii="Calibri" w:hAnsi="Calibri"/>
+          </w:rPr>
+          <w:t xml:space="preserve">content performance</w:t>
+        </w:r>
+      </w:hyperlink>
+      <w:r>
+        <w:rPr>
+          <w:rFonts w:ascii="Calibri" w:hAnsi="Calibri"/>
+        </w:rPr>
+        <w:t>.</w:t>
+      </w:r>
+    </w:p>
+    <w:p>
+      <w:hyperlink r:id="rId120">
+        <w:r>
+          <w:rPr>
+            <w:rStyle w:val="Hyperlink"/>
+            <w:sz w:val="22"/>
+            <w:rFonts w:ascii="Calibri" w:hAnsi="Calibri"/>
+          </w:rPr>
+          <w:t xml:space="preserve">Community Guidelines strike basics</w:t>
+        </w:r>
+      </w:hyperlink>
+      <w:r>
+        <w:rPr>
+          <w:rFonts w:ascii="Calibri" w:hAnsi="Calibri"/>
+        </w:rPr>
+        <w:t xml:space="preserve">, </w:t>
+      </w:r>
+      <w:hyperlink r:id="rId125">
+        <w:r>
+          <w:rPr>
+            <w:rStyle w:val="Hyperlink"/>
+            <w:sz w:val="22"/>
+            <w:rFonts w:ascii="Calibri" w:hAnsi="Calibri"/>
+          </w:rPr>
+          <w:t xml:space="preserve">copyright strikes</w:t>
+        </w:r>
+      </w:hyperlink>
+      <w:r>
+        <w:rPr>
+          <w:rFonts w:ascii="Calibri" w:hAnsi="Calibri"/>
+        </w:rPr>
+        <w:t xml:space="preserve">, </w:t>
+      </w:r>
+      <w:hyperlink r:id="rId128">
+        <w:r>
+          <w:rPr>
+            <w:rStyle w:val="Hyperlink"/>
+            <w:sz w:val="22"/>
+            <w:rFonts w:ascii="Calibri" w:hAnsi="Calibri"/>
+          </w:rPr>
+          <w:t xml:space="preserve">copyright claims</w:t>
+        </w:r>
+      </w:hyperlink>
+      <w:r>
+        <w:rPr>
+          <w:rFonts w:ascii="Calibri" w:hAnsi="Calibri"/>
+        </w:rPr>
+        <w:t xml:space="preserve">, </w:t>
+      </w:r>
+      <w:hyperlink r:id="rId129">
+        <w:r>
+          <w:rPr>
+            <w:rStyle w:val="Hyperlink"/>
+            <w:sz w:val="22"/>
+            <w:rFonts w:ascii="Calibri" w:hAnsi="Calibri"/>
+          </w:rPr>
+          <w:t xml:space="preserve">paid promotion</w:t>
+        </w:r>
+      </w:hyperlink>
+      <w:r>
+        <w:rPr>
+          <w:rFonts w:ascii="Calibri" w:hAnsi="Calibri"/>
+        </w:rPr>
+        <w:t xml:space="preserve">, </w:t>
+      </w:r>
+      <w:hyperlink r:id="rId131">
+        <w:r>
+          <w:rPr>
+            <w:rStyle w:val="Hyperlink"/>
+            <w:sz w:val="22"/>
+            <w:rFonts w:ascii="Calibri" w:hAnsi="Calibri"/>
+          </w:rPr>
+          <w:t xml:space="preserve">disclosing AI use</w:t>
+        </w:r>
+      </w:hyperlink>
+      <w:r>
+        <w:rPr>
+          <w:rFonts w:ascii="Calibri" w:hAnsi="Calibri"/>
+        </w:rPr>
+        <w:t xml:space="preserve">, </w:t>
+      </w:r>
+      <w:hyperlink r:id="rId134">
+        <w:r>
+          <w:rPr>
+            <w:rStyle w:val="Hyperlink"/>
+            <w:sz w:val="22"/>
+            <w:rFonts w:ascii="Calibri" w:hAnsi="Calibri"/>
+          </w:rPr>
+          <w:t xml:space="preserve">audience setting and made for kids</w:t>
+        </w:r>
+      </w:hyperlink>
+      <w:r>
+        <w:rPr>
+          <w:rFonts w:ascii="Calibri" w:hAnsi="Calibri"/>
+        </w:rPr>
+        <w:t xml:space="preserve">, </w:t>
+      </w:r>
+      <w:hyperlink r:id="rId122">
+        <w:r>
+          <w:rPr>
+            <w:rStyle w:val="Hyperlink"/>
+            <w:sz w:val="22"/>
+            <w:rFonts w:ascii="Calibri" w:hAnsi="Calibri"/>
+          </w:rPr>
+          <w:t xml:space="preserve">spam policy</w:t>
+        </w:r>
+      </w:hyperlink>
+      <w:r>
+        <w:rPr>
+          <w:rFonts w:ascii="Calibri" w:hAnsi="Calibri"/>
+        </w:rPr>
+        <w:t xml:space="preserve">, </w:t>
+      </w:r>
+      <w:hyperlink r:id="rId124">
+        <w:r>
+          <w:rPr>
+            <w:rStyle w:val="Hyperlink"/>
+            <w:sz w:val="22"/>
+            <w:rFonts w:ascii="Calibri" w:hAnsi="Calibri"/>
+          </w:rPr>
+          <w:t xml:space="preserve">external links policy</w:t>
+        </w:r>
+      </w:hyperlink>
+      <w:r>
+        <w:rPr>
+          <w:rFonts w:ascii="Calibri" w:hAnsi="Calibri"/>
+        </w:rPr>
+        <w:t>.</w:t>
+      </w:r>
+    </w:p>
+    <w:p>
+      <w:hyperlink r:id="rId76">
         <w:r>
           <w:rPr>
             <w:rStyle w:val="Hyperlink"/>
@@ -9650,7 +15658,7 @@
         </w:rPr>
         <w:t xml:space="preserve">. </w:t>
       </w:r>
-      <w:hyperlink r:id="rId102">
+      <w:hyperlink r:id="rId77">
         <w:r>
           <w:rPr>
             <w:rStyle w:val="Hyperlink"/>
@@ -9666,7 +15674,7 @@
         </w:rPr>
         <w:t xml:space="preserve">. </w:t>
       </w:r>
-      <w:hyperlink r:id="rId103">
+      <w:hyperlink r:id="rId78">
         <w:r>
           <w:rPr>
             <w:rStyle w:val="Hyperlink"/>
@@ -9682,7 +15690,7 @@
         </w:rPr>
         <w:t xml:space="preserve">. </w:t>
       </w:r>
-      <w:hyperlink r:id="rId104">
+      <w:hyperlink r:id="rId79">
         <w:r>
           <w:rPr>
             <w:rStyle w:val="Hyperlink"/>
@@ -9698,7 +15706,7 @@
         </w:rPr>
         <w:t xml:space="preserve">. </w:t>
       </w:r>
-      <w:hyperlink r:id="rId105">
+      <w:hyperlink r:id="rId80">
         <w:r>
           <w:rPr>
             <w:rStyle w:val="Hyperlink"/>
@@ -9716,8 +15724,8 @@
       </w:r>
     </w:p>
     <w:sectPr>
-      <w:headerReference w:type="default" r:id="rId97"/>
-      <w:footerReference w:type="default" r:id="rId98"/>
+      <w:headerReference w:type="default" r:id="rId137"/>
+      <w:footerReference w:type="default" r:id="rId138"/>
       <w:pgSz w:w="10080" w:h="14400"/>
       <w:pgMar w:top="1008" w:right="1008" w:bottom="1008" w:left="1008" w:header="504" w:footer="504" w:gutter="0"/>
       <w:cols w:space="720"/>
@@ -9856,6 +15864,102 @@
 </w:ftr>
 </file>
 
+<file path=word/footer13.xml><?xml version="1.0" encoding="utf-8"?>
+<w:ftr xmlns:m="http://schemas.openxmlformats.org/officeDocument/2006/math" xmlns:mc="http://schemas.openxmlformats.org/markup-compatibility/2006" xmlns:mo="http://schemas.microsoft.com/office/mac/office/2008/main" xmlns:mv="urn:schemas-microsoft-com:mac:vml" xmlns:o="urn:schemas-microsoft-com:office:office" xmlns:r="http://schemas.openxmlformats.org/officeDocument/2006/relationships" xmlns:v="urn:schemas-microsoft-com:vml" xmlns:w10="urn:schemas-microsoft-com:office:word" xmlns:w14="http://schemas.microsoft.com/office/word/2010/wordml" xmlns:w="http://schemas.openxmlformats.org/wordprocessingml/2006/main" xmlns:wne="http://schemas.microsoft.com/office/word/2006/wordml" xmlns:wp14="http://schemas.microsoft.com/office/word/2010/wordprocessingDrawing" xmlns:wp="http://schemas.openxmlformats.org/drawingml/2006/wordprocessingDrawing" xmlns:wpc="http://schemas.microsoft.com/office/word/2010/wordprocessingCanvas" xmlns:wpg="http://schemas.microsoft.com/office/word/2010/wordprocessingGroup" xmlns:wpi="http://schemas.microsoft.com/office/word/2010/wordprocessingInk" xmlns:wps="http://schemas.microsoft.com/office/word/2010/wordprocessingShape" mc:Ignorable="w14 wp14">
+  <w:p>
+    <w:pPr>
+      <w:pStyle w:val="Footer"/>
+      <w:jc w:val="center"/>
+    </w:pPr>
+    <w:r>
+      <w:rPr>
+        <w:rFonts w:ascii="Calibri" w:hAnsi="Calibri"/>
+        <w:sz w:val="18"/>
+      </w:rPr>
+      <w:fldChar w:fldCharType="begin"/>
+    </w:r>
+    <w:r>
+      <w:rPr>
+        <w:rFonts w:ascii="Calibri" w:hAnsi="Calibri"/>
+        <w:sz w:val="18"/>
+      </w:rPr>
+      <w:instrText xml:space="preserve"> PAGE </w:instrText>
+    </w:r>
+    <w:r>
+      <w:rPr>
+        <w:rFonts w:ascii="Calibri" w:hAnsi="Calibri"/>
+        <w:sz w:val="18"/>
+      </w:rPr>
+      <w:fldChar w:fldCharType="end"/>
+    </w:r>
+  </w:p>
+</w:ftr>
+</file>
+
+<file path=word/footer14.xml><?xml version="1.0" encoding="utf-8"?>
+<w:ftr xmlns:m="http://schemas.openxmlformats.org/officeDocument/2006/math" xmlns:mc="http://schemas.openxmlformats.org/markup-compatibility/2006" xmlns:mo="http://schemas.microsoft.com/office/mac/office/2008/main" xmlns:mv="urn:schemas-microsoft-com:mac:vml" xmlns:o="urn:schemas-microsoft-com:office:office" xmlns:r="http://schemas.openxmlformats.org/officeDocument/2006/relationships" xmlns:v="urn:schemas-microsoft-com:vml" xmlns:w10="urn:schemas-microsoft-com:office:word" xmlns:w14="http://schemas.microsoft.com/office/word/2010/wordml" xmlns:w="http://schemas.openxmlformats.org/wordprocessingml/2006/main" xmlns:wne="http://schemas.microsoft.com/office/word/2006/wordml" xmlns:wp14="http://schemas.microsoft.com/office/word/2010/wordprocessingDrawing" xmlns:wp="http://schemas.openxmlformats.org/drawingml/2006/wordprocessingDrawing" xmlns:wpc="http://schemas.microsoft.com/office/word/2010/wordprocessingCanvas" xmlns:wpg="http://schemas.microsoft.com/office/word/2010/wordprocessingGroup" xmlns:wpi="http://schemas.microsoft.com/office/word/2010/wordprocessingInk" xmlns:wps="http://schemas.microsoft.com/office/word/2010/wordprocessingShape" mc:Ignorable="w14 wp14">
+  <w:p>
+    <w:pPr>
+      <w:pStyle w:val="Footer"/>
+      <w:jc w:val="center"/>
+    </w:pPr>
+    <w:r>
+      <w:rPr>
+        <w:rFonts w:ascii="Calibri" w:hAnsi="Calibri"/>
+        <w:sz w:val="18"/>
+      </w:rPr>
+      <w:fldChar w:fldCharType="begin"/>
+    </w:r>
+    <w:r>
+      <w:rPr>
+        <w:rFonts w:ascii="Calibri" w:hAnsi="Calibri"/>
+        <w:sz w:val="18"/>
+      </w:rPr>
+      <w:instrText xml:space="preserve"> PAGE </w:instrText>
+    </w:r>
+    <w:r>
+      <w:rPr>
+        <w:rFonts w:ascii="Calibri" w:hAnsi="Calibri"/>
+        <w:sz w:val="18"/>
+      </w:rPr>
+      <w:fldChar w:fldCharType="end"/>
+    </w:r>
+  </w:p>
+</w:ftr>
+</file>
+
+<file path=word/footer15.xml><?xml version="1.0" encoding="utf-8"?>
+<w:ftr xmlns:m="http://schemas.openxmlformats.org/officeDocument/2006/math" xmlns:mc="http://schemas.openxmlformats.org/markup-compatibility/2006" xmlns:mo="http://schemas.microsoft.com/office/mac/office/2008/main" xmlns:mv="urn:schemas-microsoft-com:mac:vml" xmlns:o="urn:schemas-microsoft-com:office:office" xmlns:r="http://schemas.openxmlformats.org/officeDocument/2006/relationships" xmlns:v="urn:schemas-microsoft-com:vml" xmlns:w10="urn:schemas-microsoft-com:office:word" xmlns:w14="http://schemas.microsoft.com/office/word/2010/wordml" xmlns:w="http://schemas.openxmlformats.org/wordprocessingml/2006/main" xmlns:wne="http://schemas.microsoft.com/office/word/2006/wordml" xmlns:wp14="http://schemas.microsoft.com/office/word/2010/wordprocessingDrawing" xmlns:wp="http://schemas.openxmlformats.org/drawingml/2006/wordprocessingDrawing" xmlns:wpc="http://schemas.microsoft.com/office/word/2010/wordprocessingCanvas" xmlns:wpg="http://schemas.microsoft.com/office/word/2010/wordprocessingGroup" xmlns:wpi="http://schemas.microsoft.com/office/word/2010/wordprocessingInk" xmlns:wps="http://schemas.microsoft.com/office/word/2010/wordprocessingShape" mc:Ignorable="w14 wp14">
+  <w:p>
+    <w:pPr>
+      <w:pStyle w:val="Footer"/>
+      <w:jc w:val="center"/>
+    </w:pPr>
+    <w:r>
+      <w:rPr>
+        <w:rFonts w:ascii="Calibri" w:hAnsi="Calibri"/>
+        <w:sz w:val="18"/>
+      </w:rPr>
+      <w:fldChar w:fldCharType="begin"/>
+    </w:r>
+    <w:r>
+      <w:rPr>
+        <w:rFonts w:ascii="Calibri" w:hAnsi="Calibri"/>
+        <w:sz w:val="18"/>
+      </w:rPr>
+      <w:instrText xml:space="preserve"> PAGE </w:instrText>
+    </w:r>
+    <w:r>
+      <w:rPr>
+        <w:rFonts w:ascii="Calibri" w:hAnsi="Calibri"/>
+        <w:sz w:val="18"/>
+      </w:rPr>
+      <w:fldChar w:fldCharType="end"/>
+    </w:r>
+  </w:p>
+</w:ftr>
+</file>
+
 <file path=word/footer2.xml><?xml version="1.0" encoding="utf-8"?>
 <w:ftr xmlns:m="http://schemas.openxmlformats.org/officeDocument/2006/math" xmlns:mc="http://schemas.openxmlformats.org/markup-compatibility/2006" xmlns:mo="http://schemas.microsoft.com/office/mac/office/2008/main" xmlns:mv="urn:schemas-microsoft-com:mac:vml" xmlns:o="urn:schemas-microsoft-com:office:office" xmlns:r="http://schemas.openxmlformats.org/officeDocument/2006/relationships" xmlns:v="urn:schemas-microsoft-com:vml" xmlns:w10="urn:schemas-microsoft-com:office:word" xmlns:w14="http://schemas.microsoft.com/office/word/2010/wordml" xmlns:w="http://schemas.openxmlformats.org/wordprocessingml/2006/main" xmlns:wne="http://schemas.microsoft.com/office/word/2006/wordml" xmlns:wp14="http://schemas.microsoft.com/office/word/2010/wordprocessingDrawing" xmlns:wp="http://schemas.openxmlformats.org/drawingml/2006/wordprocessingDrawing" xmlns:wpc="http://schemas.microsoft.com/office/word/2010/wordprocessingCanvas" xmlns:wpg="http://schemas.microsoft.com/office/word/2010/wordprocessingGroup" xmlns:wpi="http://schemas.microsoft.com/office/word/2010/wordprocessingInk" xmlns:wps="http://schemas.microsoft.com/office/word/2010/wordprocessingShape" mc:Ignorable="w14 wp14">
   <w:p>
@@ -10166,13 +16270,73 @@
         <w:color w:val="444444"/>
         <w:sz w:val="18"/>
       </w:rPr>
+      <w:t>10  Record It So They Stay</w:t>
+    </w:r>
+  </w:p>
+</w:hdr>
+</file>
+
+<file path=word/header12.xml><?xml version="1.0" encoding="utf-8"?>
+<w:hdr xmlns:m="http://schemas.openxmlformats.org/officeDocument/2006/math" xmlns:mc="http://schemas.openxmlformats.org/markup-compatibility/2006" xmlns:mo="http://schemas.microsoft.com/office/mac/office/2008/main" xmlns:mv="urn:schemas-microsoft-com:mac:vml" xmlns:o="urn:schemas-microsoft-com:office:office" xmlns:r="http://schemas.openxmlformats.org/officeDocument/2006/relationships" xmlns:v="urn:schemas-microsoft-com:vml" xmlns:w10="urn:schemas-microsoft-com:office:word" xmlns:w14="http://schemas.microsoft.com/office/word/2010/wordml" xmlns:w="http://schemas.openxmlformats.org/wordprocessingml/2006/main" xmlns:wne="http://schemas.microsoft.com/office/word/2006/wordml" xmlns:wp14="http://schemas.microsoft.com/office/word/2010/wordprocessingDrawing" xmlns:wp="http://schemas.openxmlformats.org/drawingml/2006/wordprocessingDrawing" xmlns:wpc="http://schemas.microsoft.com/office/word/2010/wordprocessingCanvas" xmlns:wpg="http://schemas.microsoft.com/office/word/2010/wordprocessingGroup" xmlns:wpi="http://schemas.microsoft.com/office/word/2010/wordprocessingInk" xmlns:wps="http://schemas.microsoft.com/office/word/2010/wordprocessingShape" mc:Ignorable="w14 wp14">
+  <w:p>
+    <w:pPr>
+      <w:pStyle w:val="Header"/>
+      <w:jc w:val="right"/>
+    </w:pPr>
+    <w:r>
+      <w:rPr>
+        <w:rFonts w:ascii="Calibri" w:hAnsi="Calibri"/>
+        <w:i/>
+        <w:color w:val="444444"/>
+        <w:sz w:val="18"/>
+      </w:rPr>
+      <w:t>11  Read the Count</w:t>
+    </w:r>
+  </w:p>
+</w:hdr>
+</file>
+
+<file path=word/header13.xml><?xml version="1.0" encoding="utf-8"?>
+<w:hdr xmlns:m="http://schemas.openxmlformats.org/officeDocument/2006/math" xmlns:mc="http://schemas.openxmlformats.org/markup-compatibility/2006" xmlns:mo="http://schemas.microsoft.com/office/mac/office/2008/main" xmlns:mv="urn:schemas-microsoft-com:mac:vml" xmlns:o="urn:schemas-microsoft-com:office:office" xmlns:r="http://schemas.openxmlformats.org/officeDocument/2006/relationships" xmlns:v="urn:schemas-microsoft-com:vml" xmlns:w10="urn:schemas-microsoft-com:office:word" xmlns:w14="http://schemas.microsoft.com/office/word/2010/wordml" xmlns:w="http://schemas.openxmlformats.org/wordprocessingml/2006/main" xmlns:wne="http://schemas.microsoft.com/office/word/2006/wordml" xmlns:wp14="http://schemas.microsoft.com/office/word/2010/wordprocessingDrawing" xmlns:wp="http://schemas.openxmlformats.org/drawingml/2006/wordprocessingDrawing" xmlns:wpc="http://schemas.microsoft.com/office/word/2010/wordprocessingCanvas" xmlns:wpg="http://schemas.microsoft.com/office/word/2010/wordprocessingGroup" xmlns:wpi="http://schemas.microsoft.com/office/word/2010/wordprocessingInk" xmlns:wps="http://schemas.microsoft.com/office/word/2010/wordprocessingShape" mc:Ignorable="w14 wp14">
+  <w:p>
+    <w:pPr>
+      <w:pStyle w:val="Header"/>
+      <w:jc w:val="right"/>
+    </w:pPr>
+    <w:r>
+      <w:rPr>
+        <w:rFonts w:ascii="Calibri" w:hAnsi="Calibri"/>
+        <w:i/>
+        <w:color w:val="444444"/>
+        <w:sz w:val="18"/>
+      </w:rPr>
+      <w:t>12  The Rules That Can Close the Shop</w:t>
+    </w:r>
+  </w:p>
+</w:hdr>
+</file>
+
+<file path=word/header14.xml><?xml version="1.0" encoding="utf-8"?>
+<w:hdr xmlns:m="http://schemas.openxmlformats.org/officeDocument/2006/math" xmlns:mc="http://schemas.openxmlformats.org/markup-compatibility/2006" xmlns:mo="http://schemas.microsoft.com/office/mac/office/2008/main" xmlns:mv="urn:schemas-microsoft-com:mac:vml" xmlns:o="urn:schemas-microsoft-com:office:office" xmlns:r="http://schemas.openxmlformats.org/officeDocument/2006/relationships" xmlns:v="urn:schemas-microsoft-com:vml" xmlns:w10="urn:schemas-microsoft-com:office:word" xmlns:w14="http://schemas.microsoft.com/office/word/2010/wordml" xmlns:w="http://schemas.openxmlformats.org/wordprocessingml/2006/main" xmlns:wne="http://schemas.microsoft.com/office/word/2006/wordml" xmlns:wp14="http://schemas.microsoft.com/office/word/2010/wordprocessingDrawing" xmlns:wp="http://schemas.openxmlformats.org/drawingml/2006/wordprocessingDrawing" xmlns:wpc="http://schemas.microsoft.com/office/word/2010/wordprocessingCanvas" xmlns:wpg="http://schemas.microsoft.com/office/word/2010/wordprocessingGroup" xmlns:wpi="http://schemas.microsoft.com/office/word/2010/wordprocessingInk" xmlns:wps="http://schemas.microsoft.com/office/word/2010/wordprocessingShape" mc:Ignorable="w14 wp14">
+  <w:p>
+    <w:pPr>
+      <w:pStyle w:val="Header"/>
+      <w:jc w:val="right"/>
+    </w:pPr>
+    <w:r>
+      <w:rPr>
+        <w:rFonts w:ascii="Calibri" w:hAnsi="Calibri"/>
+        <w:i/>
+        <w:color w:val="444444"/>
+        <w:sz w:val="18"/>
+      </w:rPr>
       <w:t>Glossary</w:t>
     </w:r>
   </w:p>
 </w:hdr>
 </file>
 
-<file path=word/header12.xml><?xml version="1.0" encoding="utf-8"?>
+<file path=word/header15.xml><?xml version="1.0" encoding="utf-8"?>
 <w:hdr xmlns:m="http://schemas.openxmlformats.org/officeDocument/2006/math" xmlns:mc="http://schemas.openxmlformats.org/markup-compatibility/2006" xmlns:mo="http://schemas.microsoft.com/office/mac/office/2008/main" xmlns:mv="urn:schemas-microsoft-com:mac:vml" xmlns:o="urn:schemas-microsoft-com:office:office" xmlns:r="http://schemas.openxmlformats.org/officeDocument/2006/relationships" xmlns:v="urn:schemas-microsoft-com:vml" xmlns:w10="urn:schemas-microsoft-com:office:word" xmlns:w14="http://schemas.microsoft.com/office/word/2010/wordml" xmlns:w="http://schemas.openxmlformats.org/wordprocessingml/2006/main" xmlns:wne="http://schemas.microsoft.com/office/word/2006/wordml" xmlns:wp14="http://schemas.microsoft.com/office/word/2010/wordprocessingDrawing" xmlns:wp="http://schemas.openxmlformats.org/drawingml/2006/wordprocessingDrawing" xmlns:wpc="http://schemas.microsoft.com/office/word/2010/wordprocessingCanvas" xmlns:wpg="http://schemas.microsoft.com/office/word/2010/wordprocessingGroup" xmlns:wpi="http://schemas.microsoft.com/office/word/2010/wordprocessingInk" xmlns:wps="http://schemas.microsoft.com/office/word/2010/wordprocessingShape" mc:Ignorable="w14 wp14">
   <w:p>
     <w:pPr>
@@ -10571,6 +16735,24 @@
     </w:lvlOverride>
   </w:num>
   <w:num w:numId="13">
+    <w:abstractNumId w:val="7"/>
+    <w:lvlOverride w:ilvl="0">
+      <w:startOverride w:val="1"/>
+    </w:lvlOverride>
+  </w:num>
+  <w:num w:numId="14">
+    <w:abstractNumId w:val="7"/>
+    <w:lvlOverride w:ilvl="0">
+      <w:startOverride w:val="1"/>
+    </w:lvlOverride>
+  </w:num>
+  <w:num w:numId="15">
+    <w:abstractNumId w:val="7"/>
+    <w:lvlOverride w:ilvl="0">
+      <w:startOverride w:val="1"/>
+    </w:lvlOverride>
+  </w:num>
+  <w:num w:numId="16">
     <w:abstractNumId w:val="7"/>
     <w:lvlOverride w:ilvl="0">
       <w:startOverride w:val="1"/>

--- a/Your First YouTube Channel That Sells/Your First YouTube Channel That Sells.docx
+++ b/Your First YouTube Channel That Sells/Your First YouTube Channel That Sells.docx
@@ -5244,7 +5244,7 @@
         <w:rPr>
           <w:rFonts w:ascii="Calibri" w:hAnsi="Calibri"/>
         </w:rPr>
-        <w:t>A generated song can sit under a voiceover. It can also be the video: a jingle built around one idea. Read that tool’s commercial-use terms before the song leaves the edit. The legal status of generated music is less settled than the legal status of generated video. If the song and the on-screen performer come from two tools, mute the picture and keep the song. Line the mouth up to that track. Throw away the picture’s own audio.</w:t>
+        <w:t>A generated song can sit under a voiceover. It can also be the video: a jingle built around one idea. Read that tool’s commercial-use terms before the song leaves the edit. The legal status of generated music is less settled than the legal status of generated video. YouTube’s AI disclosure page also lists AI-generated music among the things you must disclose, so a generated song means AI use is set to Yes. Chapter 12 has the setting. If the song and the on-screen performer come from two tools, mute the picture and keep the song. Line the mouth up to that track. Throw away the picture’s own audio.</w:t>
       </w:r>
     </w:p>
     <w:p>
@@ -6536,7 +6536,7 @@
         <w:rPr>
           <w:rFonts w:ascii="Calibri" w:hAnsi="Calibri"/>
         </w:rPr>
-        <w:t>The second gate is that ad share, plus Shorts Feed ads and YouTube Premium revenue. It needs 1,000 subscribers and either 4,000 qualified long-form watch hours in the last 12 months or 10 million qualified Shorts views in the last 90 days. Watch hours from Shorts in the Shorts feed do not count toward the 3,000-hour bar or the 4,000-hour bar. Private, unlisted, and deleted videos do not count. An ad campaign’s views do not count.</w:t>
+        <w:t>The second gate is that ad share, plus Shorts Feed ads and YouTube Premium revenue. Through 31 January 2027 it needs 1,000 subscribers and either 4,000 qualified long-form watch hours in the last 12 months or 10 million qualified Shorts views in the last 90 days. For a channel that applies on or after 1 February 2027, the bar doubles: 1,000 subscribers and either 8,000 qualified watch hours in the last 365 days or 20 million qualified Shorts views in the last 90 days. YouTube announced that change on its blog in August 2026. It does not move channels already in the program, and it does not move the first gate. Watch hours from Shorts in the Shorts feed do not count toward the 3,000-hour bar or the 4,000-hour bar. Private, unlisted, and deleted videos do not count. An ad campaign’s views do not count.</w:t>
       </w:r>
     </w:p>
     <w:p>
@@ -6553,6 +6553,22 @@
           <w:rFonts w:ascii="Calibri" w:hAnsi="Calibri"/>
         </w:rPr>
         <w:t>Both gates also require the channel monetization policies, no active Community Guidelines strikes, and 2-Step Verification. They require advanced features, an AdSense for YouTube account, and a country where the program is offered. Meeting the number does not accept you. You apply under Earn in YouTube Studio and accept the terms. YouTube then reviews the whole channel. It says that review typically takes about a month. If the count drops while you wait, the review still proceeds. If the review says no, you can appeal within 21 days. You can apply again after 30 days, or after 90 days if this was not the first rejection. Starting 1 February 2027, creators who want to keep full monetization must accept updated terms in Studio by 31 January 2027. That date is on YouTube’s eligibility page. Confirm the live checklist in Earn before you plan a month around any figure here. The lower gate did not exist in this form a few years ago.</w:t>
+      </w:r>
+    </w:p>
+    <w:p>
+      <w:r>
+        <w:rPr>
+          <w:rFonts w:ascii="Calibri" w:hAnsi="Calibri"/>
+        </w:rPr>
+        <w:t>Three more points matter once you are inside. First, Shorts money gets its own floor. From 1 February 2027, a channel earns from the Shorts Creator Pool in a given month only if it had at least 10 million qualified Shorts views in the 90 days before. Below that line the channel stays in the program and keeps earning on long videos. Second, the split itself does not change. YouTube’s pages give creators 55% of net ad revenue on long-form watch pages and 45% of their allocation from the Shorts pool. Third, “active” gets a definition. Trade reporting of the new help pages says a channel counts as active with 1,000 qualified watch hours in the past year, or 1 million qualified Shorts views in 90 days, or two long videos or five Shorts uploaded every 90 days. Until then, YouTube’s eligibility page says it may switch off monetization on a channel that has not uploaded or posted for six months.</w:t>
+      </w:r>
+    </w:p>
+    <w:p>
+      <w:r>
+        <w:rPr>
+          <w:rFonts w:ascii="Calibri" w:hAnsi="Calibri"/>
+        </w:rPr>
+        <w:t>For this book the arithmetic is simple. A channel with fewer than 10 million qualified Shorts views in 90 days will not see Shorts pool money from February 2027. The offer link on a long video was always the first dollar. Now it is also the only near-term one for most new channels.</w:t>
       </w:r>
     </w:p>
     <w:p>
@@ -6761,7 +6777,7 @@
         <w:rPr>
           <w:rFonts w:ascii="Calibri" w:hAnsi="Calibri"/>
         </w:rPr>
-        <w:t xml:space="preserve"> Ad revenue share. 1,000 subscribers and 4,000 long-form watch hours in 12 months, or 10 million Shorts views in 90 days. The page is the eligibility link in §I.</w:t>
+        <w:t xml:space="preserve"> Ad revenue share. 1,000 subscribers and 4,000 long-form watch hours in 12 months, or 10 million Shorts views in 90 days. For new applicants from 1 February 2027: 8,000 hours in 365 days, or 20 million Shorts views in 90 days. Checked October 2026. The page is the eligibility link in §I.</w:t>
       </w:r>
     </w:p>
     <w:p>
@@ -7351,6 +7367,17 @@
         <w:rPr>
           <w:rFonts w:ascii="Calibri" w:hAnsi="Calibri"/>
         </w:rPr>
+        <w:t>That getting into the Partner Program means every Short earns. From 1 February 2027, Shorts pool money needs 10 million qualified Shorts views in the previous 90 days, every month. Below that, Shorts earn nothing from the pool, even for a channel that is in the program.</w:t>
+      </w:r>
+    </w:p>
+    <w:p>
+      <w:pPr>
+        <w:pStyle w:val="ListBullet"/>
+      </w:pPr>
+      <w:r>
+        <w:rPr>
+          <w:rFonts w:ascii="Calibri" w:hAnsi="Calibri"/>
+        </w:rPr>
         <w:t>That a platform’s monetization program, once joined, is permanent. Facebook’s entire In-Stream Ads program and X’s original revenue-sharing program both ended within the year this chapter was written, each replaced by a different program with different rules.</w:t>
       </w:r>
     </w:p>
@@ -7456,7 +7483,75 @@
           <w:rFonts w:ascii="Calibri" w:hAnsi="Calibri"/>
           <w:i/>
         </w:rPr>
-        <w:t>Sources: YouTube Partner Program requirements verified against YouTube’s own creator-facing monetization guidance, checked September 2026. TikTok, Facebook, Snapchat, X, Rumble, and Tumblr figures in §III were taken from the linked page on each line, the same month. Instagram, Dailymotion, and Vimeo are named only to say this chapter has no number for them. Subscriber-conversion tactics in §I are creator consensus, labeled as tests, not published platform policy. One URL, repeated, is the rule in §IV. Which YouTube addresses are clickable, and which overlays can leave the site, are taken from YouTube’s own sharing-links, feature-eligibility, cards, and end-screen help. The second-channel rules in §II reflect YouTube’s own stated policy on multiple channels. The offer shapes in the first chapter, and the instruction in §V to use one offer on every site, are editorial. The FTC pages linked from the back of the book are US guidance. Other countries have their own disclosure rules. Instagram’s profile-website article is listed from its editing-your-profile help, and its link-sticker page says an organic Story sticker can send a tap to a website. TikTok’s help has a page for adding a website to a profile. Where a link can be tapped on any other site, confirm that site’s own help, on your phone, before you rely on a caption.</w:t>
+        <w:t xml:space="preserve">Sources: YouTube Partner Program requirements verified against YouTube’s own </w:t>
+      </w:r>
+      <w:hyperlink r:id="rId83">
+        <w:r>
+          <w:rPr>
+            <w:rStyle w:val="Hyperlink"/>
+            <w:sz w:val="22"/>
+            <w:rFonts w:ascii="Calibri" w:hAnsi="Calibri"/>
+          </w:rPr>
+          <w:t xml:space="preserve">eligibility page</w:t>
+        </w:r>
+      </w:hyperlink>
+      <w:r>
+        <w:rPr>
+          <w:rFonts w:ascii="Calibri" w:hAnsi="Calibri"/>
+          <w:i/>
+        </w:rPr>
+        <w:t xml:space="preserve">, </w:t>
+      </w:r>
+      <w:hyperlink r:id="rId98">
+        <w:r>
+          <w:rPr>
+            <w:rStyle w:val="Hyperlink"/>
+            <w:sz w:val="22"/>
+            <w:rFonts w:ascii="Calibri" w:hAnsi="Calibri"/>
+          </w:rPr>
+          <w:t xml:space="preserve">Shorts monetization policies</w:t>
+        </w:r>
+      </w:hyperlink>
+      <w:r>
+        <w:rPr>
+          <w:rFonts w:ascii="Calibri" w:hAnsi="Calibri"/>
+          <w:i/>
+        </w:rPr>
+        <w:t xml:space="preserve">, </w:t>
+      </w:r>
+      <w:hyperlink r:id="rId99">
+        <w:r>
+          <w:rPr>
+            <w:rStyle w:val="Hyperlink"/>
+            <w:sz w:val="22"/>
+            <w:rFonts w:ascii="Calibri" w:hAnsi="Calibri"/>
+          </w:rPr>
+          <w:t xml:space="preserve">partner earnings overview</w:t>
+        </w:r>
+      </w:hyperlink>
+      <w:r>
+        <w:rPr>
+          <w:rFonts w:ascii="Calibri" w:hAnsi="Calibri"/>
+          <w:i/>
+        </w:rPr>
+        <w:t xml:space="preserve">, and the </w:t>
+      </w:r>
+      <w:hyperlink r:id="rId100">
+        <w:r>
+          <w:rPr>
+            <w:rStyle w:val="Hyperlink"/>
+            <w:sz w:val="22"/>
+            <w:rFonts w:ascii="Calibri" w:hAnsi="Calibri"/>
+          </w:rPr>
+          <w:t xml:space="preserve">August 2026 announcement of the 2027 changes</w:t>
+        </w:r>
+      </w:hyperlink>
+      <w:r>
+        <w:rPr>
+          <w:rFonts w:ascii="Calibri" w:hAnsi="Calibri"/>
+          <w:i/>
+        </w:rPr>
+        <w:t>, checked 1 October 2026. The 2027 activity definition is from Search Engine Journal’s report of YouTube’s help pages, 11 August 2026. TikTok, Facebook, Snapchat, X, Rumble, and Tumblr figures in §III were taken from the linked page on each line, the same month. Instagram, Dailymotion, and Vimeo are named only to say this chapter has no number for them. Subscriber-conversion tactics in §I are creator consensus, labeled as tests, not published platform policy. One URL, repeated, is the rule in §IV. Which YouTube addresses are clickable, and which overlays can leave the site, are taken from YouTube’s own sharing-links, feature-eligibility, cards, and end-screen help. The second-channel rules in §II reflect YouTube’s own stated policy on multiple channels. The offer shapes in the first chapter, and the instruction in §V to use one offer on every site, are editorial. The FTC pages linked from the back of the book are US guidance. Other countries have their own disclosure rules. Instagram’s profile-website article is listed from its editing-your-profile help, and its link-sticker page says an organic Story sticker can send a tap to a website. TikTok’s help has a page for adding a website to a profile. Where a link can be tapped on any other site, confirm that site’s own help, on your phone, before you rely on a caption.</w:t>
       </w:r>
     </w:p>
     <w:p>
@@ -7945,8 +8040,8 @@
     <w:p>
       <w:pPr>
         <w:sectPr>
-          <w:headerReference w:type="default" r:id="rId98"/>
-          <w:footerReference w:type="default" r:id="rId99"/>
+          <w:headerReference w:type="default" r:id="rId101"/>
+          <w:footerReference w:type="default" r:id="rId102"/>
           <w:pgSz w:w="10080" w:h="14400"/>
           <w:pgMar w:top="1008" w:right="1008" w:bottom="1008" w:left="1008" w:header="504" w:footer="504" w:gutter="0"/>
           <w:cols w:space="720"/>
@@ -8365,7 +8460,7 @@
         </w:rPr>
         <w:t xml:space="preserve">Sources: These are author templates, not platform-required wording. Affiliate disclosure follows the money chapter and the FTC’s </w:t>
       </w:r>
-      <w:hyperlink r:id="rId102">
+      <w:hyperlink r:id="rId105">
         <w:r>
           <w:rPr>
             <w:rStyle w:val="Hyperlink"/>
@@ -8382,7 +8477,7 @@
         </w:rPr>
         <w:t xml:space="preserve">, plus FTC staff’s </w:t>
       </w:r>
-      <w:hyperlink r:id="rId103">
+      <w:hyperlink r:id="rId106">
         <w:r>
           <w:rPr>
             <w:rStyle w:val="Hyperlink"/>
@@ -8403,8 +8498,8 @@
     <w:p>
       <w:pPr>
         <w:sectPr>
-          <w:headerReference w:type="default" r:id="rId100"/>
-          <w:footerReference w:type="default" r:id="rId101"/>
+          <w:headerReference w:type="default" r:id="rId103"/>
+          <w:footerReference w:type="default" r:id="rId104"/>
           <w:pgSz w:w="10080" w:h="14400"/>
           <w:pgMar w:top="1008" w:right="1008" w:bottom="1008" w:left="1008" w:header="504" w:footer="504" w:gutter="0"/>
           <w:cols w:space="720"/>
@@ -9310,8 +9405,8 @@
     <w:p>
       <w:pPr>
         <w:sectPr>
-          <w:headerReference w:type="default" r:id="rId104"/>
-          <w:footerReference w:type="default" r:id="rId105"/>
+          <w:headerReference w:type="default" r:id="rId107"/>
+          <w:footerReference w:type="default" r:id="rId108"/>
           <w:pgSz w:w="10080" w:h="14400"/>
           <w:pgMar w:top="1008" w:right="1008" w:bottom="1008" w:left="1008" w:header="504" w:footer="504" w:gutter="0"/>
           <w:cols w:space="720"/>
@@ -9654,8 +9749,8 @@
     <w:p>
       <w:pPr>
         <w:sectPr>
-          <w:headerReference w:type="default" r:id="rId106"/>
-          <w:footerReference w:type="default" r:id="rId107"/>
+          <w:headerReference w:type="default" r:id="rId109"/>
+          <w:footerReference w:type="default" r:id="rId110"/>
           <w:pgSz w:w="10080" w:h="14400"/>
           <w:pgMar w:top="1008" w:right="1008" w:bottom="1008" w:left="1008" w:header="504" w:footer="504" w:gutter="0"/>
           <w:cols w:space="720"/>
@@ -10389,7 +10484,7 @@
         </w:rPr>
         <w:t xml:space="preserve">Many of the eight jobs are better as a screen than as a face: the spreadsheet, the checklist, the software. A free screen recorder such as </w:t>
       </w:r>
-      <w:hyperlink r:id="rId110">
+      <w:hyperlink r:id="rId113">
         <w:r>
           <w:rPr>
             <w:rStyle w:val="Hyperlink"/>
@@ -10555,7 +10650,7 @@
         </w:rPr>
         <w:t xml:space="preserve">Then add chapters. YouTube’s </w:t>
       </w:r>
-      <w:hyperlink r:id="rId111">
+      <w:hyperlink r:id="rId114">
         <w:r>
           <w:rPr>
             <w:rStyle w:val="Hyperlink"/>
@@ -10901,7 +10996,7 @@
         </w:rPr>
         <w:t xml:space="preserve">Sources: The thirty-second opening refers to YouTube’s retention tip cited in the click chapter. Video chapter rules are from </w:t>
       </w:r>
-      <w:hyperlink r:id="rId111">
+      <w:hyperlink r:id="rId114">
         <w:r>
           <w:rPr>
             <w:rStyle w:val="Hyperlink"/>
@@ -10935,7 +11030,7 @@
         </w:rPr>
         <w:t xml:space="preserve">; the external-link requirement is in the money chapter. Frame sizes and upload settings refer to the production chapter. The speaking-rate figure is a rough planning range for you to replace with your own timed reading, not a measured standard. That viewers forgive picture before sound is creator consensus, labeled as such. </w:t>
       </w:r>
-      <w:hyperlink r:id="rId110">
+      <w:hyperlink r:id="rId113">
         <w:r>
           <w:rPr>
             <w:rStyle w:val="Hyperlink"/>
@@ -10956,8 +11051,8 @@
     <w:p>
       <w:pPr>
         <w:sectPr>
-          <w:headerReference w:type="default" r:id="rId108"/>
-          <w:footerReference w:type="default" r:id="rId109"/>
+          <w:headerReference w:type="default" r:id="rId111"/>
+          <w:footerReference w:type="default" r:id="rId112"/>
           <w:pgSz w:w="10080" w:h="14400"/>
           <w:pgMar w:top="1008" w:right="1008" w:bottom="1008" w:left="1008" w:header="504" w:footer="504" w:gutter="0"/>
           <w:cols w:space="720"/>
@@ -11533,7 +11628,7 @@
         </w:rPr>
         <w:t xml:space="preserve">An impression, in Studio, is not every time your video exists somewhere. YouTube’s </w:t>
       </w:r>
-      <w:hyperlink r:id="rId114">
+      <w:hyperlink r:id="rId117">
         <w:r>
           <w:rPr>
             <w:rStyle w:val="Hyperlink"/>
@@ -11557,7 +11652,7 @@
         </w:rPr>
         <w:t xml:space="preserve">YouTube’s </w:t>
       </w:r>
-      <w:hyperlink r:id="rId115">
+      <w:hyperlink r:id="rId118">
         <w:r>
           <w:rPr>
             <w:rStyle w:val="Hyperlink"/>
@@ -11679,7 +11774,7 @@
         </w:rPr>
         <w:t xml:space="preserve">Open a video’s Analytics and choose Reach. The report YouTube’s </w:t>
       </w:r>
-      <w:hyperlink r:id="rId116">
+      <w:hyperlink r:id="rId119">
         <w:r>
           <w:rPr>
             <w:rStyle w:val="Hyperlink"/>
@@ -12338,7 +12433,7 @@
         </w:rPr>
         <w:t xml:space="preserve">Studio’s </w:t>
       </w:r>
-      <w:hyperlink r:id="rId117">
+      <w:hyperlink r:id="rId120">
         <w:r>
           <w:rPr>
             <w:rStyle w:val="Hyperlink"/>
@@ -12705,7 +12800,7 @@
         </w:rPr>
         <w:t xml:space="preserve">Sources: Impression counting rules are from </w:t>
       </w:r>
-      <w:hyperlink r:id="rId114">
+      <w:hyperlink r:id="rId117">
         <w:r>
           <w:rPr>
             <w:rStyle w:val="Hyperlink"/>
@@ -12722,7 +12817,7 @@
         </w:rPr>
         <w:t xml:space="preserve">. The 2%–10% band, the clickbait pattern, the advice to wait before reading the rate, and views exceeding impressions are from </w:t>
       </w:r>
-      <w:hyperlink r:id="rId115">
+      <w:hyperlink r:id="rId118">
         <w:r>
           <w:rPr>
             <w:rStyle w:val="Hyperlink"/>
@@ -12739,7 +12834,7 @@
         </w:rPr>
         <w:t xml:space="preserve">. Traffic source definitions, the search terms card, and the “Content suggesting this video” card are from </w:t>
       </w:r>
-      <w:hyperlink r:id="rId116">
+      <w:hyperlink r:id="rId119">
         <w:r>
           <w:rPr>
             <w:rStyle w:val="Hyperlink"/>
@@ -12756,7 +12851,7 @@
         </w:rPr>
         <w:t xml:space="preserve">. The August 24, 2026 view-counting change, engaged views, and Key moments for audience retention are from </w:t>
       </w:r>
-      <w:hyperlink r:id="rId117">
+      <w:hyperlink r:id="rId120">
         <w:r>
           <w:rPr>
             <w:rStyle w:val="Hyperlink"/>
@@ -12791,8 +12886,8 @@
     <w:p>
       <w:pPr>
         <w:sectPr>
-          <w:headerReference w:type="default" r:id="rId112"/>
-          <w:footerReference w:type="default" r:id="rId113"/>
+          <w:headerReference w:type="default" r:id="rId115"/>
+          <w:footerReference w:type="default" r:id="rId116"/>
           <w:pgSz w:w="10080" w:h="14400"/>
           <w:pgMar w:top="1008" w:right="1008" w:bottom="1008" w:left="1008" w:header="504" w:footer="504" w:gutter="0"/>
           <w:cols w:space="720"/>
@@ -13265,7 +13360,7 @@
         </w:rPr>
         <w:t xml:space="preserve">YouTube’s </w:t>
       </w:r>
-      <w:hyperlink r:id="rId120">
+      <w:hyperlink r:id="rId123">
         <w:r>
           <w:rPr>
             <w:rStyle w:val="Hyperlink"/>
@@ -13351,7 +13446,7 @@
         </w:rPr>
         <w:t xml:space="preserve"> stops you posting for one week. YouTube’s </w:t>
       </w:r>
-      <w:hyperlink r:id="rId121">
+      <w:hyperlink r:id="rId124">
         <w:r>
           <w:rPr>
             <w:rStyle w:val="Hyperlink"/>
@@ -13455,7 +13550,7 @@
         </w:rPr>
         <w:t xml:space="preserve"> YouTube’s </w:t>
       </w:r>
-      <w:hyperlink r:id="rId122">
+      <w:hyperlink r:id="rId125">
         <w:r>
           <w:rPr>
             <w:rStyle w:val="Hyperlink"/>
@@ -13489,7 +13584,7 @@
         </w:rPr>
         <w:t xml:space="preserve"> Paying a service for views, subscribers, or likes falls under YouTube’s </w:t>
       </w:r>
-      <w:hyperlink r:id="rId123">
+      <w:hyperlink r:id="rId126">
         <w:r>
           <w:rPr>
             <w:rStyle w:val="Hyperlink"/>
@@ -13536,7 +13631,7 @@
         </w:rPr>
         <w:t xml:space="preserve"> YouTube’s </w:t>
       </w:r>
-      <w:hyperlink r:id="rId124">
+      <w:hyperlink r:id="rId127">
         <w:r>
           <w:rPr>
             <w:rStyle w:val="Hyperlink"/>
@@ -13570,7 +13665,7 @@
         </w:rPr>
         <w:t xml:space="preserve">A copyright strike comes from a person or company sending YouTube a formal removal request. YouTube’s </w:t>
       </w:r>
-      <w:hyperlink r:id="rId125">
+      <w:hyperlink r:id="rId128">
         <w:r>
           <w:rPr>
             <w:rStyle w:val="Hyperlink"/>
@@ -13586,7 +13681,7 @@
         </w:rPr>
         <w:t xml:space="preserve"> says these requests are reviewed, and that if one appears valid, YouTube has to remove the content to comply with copyright law. The </w:t>
       </w:r>
-      <w:hyperlink r:id="rId126">
+      <w:hyperlink r:id="rId129">
         <w:r>
           <w:rPr>
             <w:rStyle w:val="Hyperlink"/>
@@ -13610,7 +13705,7 @@
         </w:rPr>
         <w:t xml:space="preserve">Some removal requests are scheduled. YouTube’s </w:t>
       </w:r>
-      <w:hyperlink r:id="rId127">
+      <w:hyperlink r:id="rId130">
         <w:r>
           <w:rPr>
             <w:rStyle w:val="Hyperlink"/>
@@ -13726,7 +13821,7 @@
         </w:rPr>
         <w:t xml:space="preserve">A Content ID claim is generated automatically when an upload matches a reference file a rights holder has given YouTube. YouTube’s </w:t>
       </w:r>
-      <w:hyperlink r:id="rId128">
+      <w:hyperlink r:id="rId131">
         <w:r>
           <w:rPr>
             <w:rStyle w:val="Hyperlink"/>
@@ -13830,7 +13925,7 @@
         </w:rPr>
         <w:t xml:space="preserve">If a company paid you, gave you the product, or otherwise compensated you for a video, YouTube’s </w:t>
       </w:r>
-      <w:hyperlink r:id="rId129">
+      <w:hyperlink r:id="rId132">
         <w:r>
           <w:rPr>
             <w:rStyle w:val="Hyperlink"/>
@@ -13846,7 +13941,7 @@
         </w:rPr>
         <w:t xml:space="preserve"> says you have to tell YouTube by ticking the box that reads, “My video contains paid promotion like a product placement, sponsorship, or endorsement.” On a computer it is in Studio, in the video’s details, under more options. On the mobile apps it sits under paid promotion and brands. Once it is ticked, YouTube shows viewers a disclosure message at the start of the video. YouTube’s </w:t>
       </w:r>
-      <w:hyperlink r:id="rId130">
+      <w:hyperlink r:id="rId133">
         <w:r>
           <w:rPr>
             <w:rStyle w:val="Hyperlink"/>
@@ -13904,7 +13999,7 @@
         </w:rPr>
         <w:t xml:space="preserve">YouTube’s </w:t>
       </w:r>
-      <w:hyperlink r:id="rId131">
+      <w:hyperlink r:id="rId134">
         <w:r>
           <w:rPr>
             <w:rStyle w:val="Hyperlink"/>
@@ -13926,9 +14021,9 @@
         <w:rPr>
           <w:rFonts w:ascii="Calibri" w:hAnsi="Calibri"/>
         </w:rPr>
-        <w:t xml:space="preserve">What does not need it, per YouTube’s </w:t>
-      </w:r>
-      <w:hyperlink r:id="rId132">
+        <w:t xml:space="preserve">What does not need it, per the same page and YouTube’s </w:t>
+      </w:r>
+      <w:hyperlink r:id="rId135">
         <w:r>
           <w:rPr>
             <w:rStyle w:val="Hyperlink"/>
@@ -13942,7 +14037,15 @@
         <w:rPr>
           <w:rFonts w:ascii="Calibri" w:hAnsi="Calibri"/>
         </w:rPr>
-        <w:t>: clearly unrealistic or animated content, color and lighting adjustments, special effects, and AI used for productivity, such as writing a script, generating ideas, or making automatic captions. A script drafted with an assistant and read by you in your own voice is the last case.</w:t>
+        <w:t>: clearly unrealistic or animated content, color and lighting adjustments, beauty and special-effects filters, and AI used for production help, such as writing a script, an outline, a title, or a thumbnail, generating ideas, or making captions. A script drafted with an assistant and read by you in your own voice is that case. So is a clone of your own voice used for a voice-over or a dub. The page lists AI-generated music, and generated footage of a real place, among the things that do need it.</w:t>
+      </w:r>
+    </w:p>
+    <w:p>
+      <w:r>
+        <w:rPr>
+          <w:rFonts w:ascii="Calibri" w:hAnsi="Calibri"/>
+        </w:rPr>
+        <w:t>The page adds two warnings. YouTube can apply the label itself: to content made with its own AI tools, to files carrying C2PA content credentials, and to content its systems detect, and a label from the first two or from a manual review cannot be switched off. And a creator who consistently fails to disclose can be labeled by hand, have content removed, or be suspended from the Partner Program.</w:t>
       </w:r>
     </w:p>
     <w:p>
@@ -13952,7 +14055,7 @@
         </w:rPr>
         <w:t xml:space="preserve">Two changes are worth knowing. YouTube’s </w:t>
       </w:r>
-      <w:hyperlink r:id="rId133">
+      <w:hyperlink r:id="rId136">
         <w:r>
           <w:rPr>
             <w:rStyle w:val="Hyperlink"/>
@@ -13974,6 +14077,30 @@
         <w:rPr>
           <w:rFonts w:ascii="Calibri" w:hAnsi="Calibri"/>
         </w:rPr>
+        <w:t xml:space="preserve">A separate monetization rule sits on top of the label. YouTube’s </w:t>
+      </w:r>
+      <w:hyperlink r:id="rId137">
+        <w:r>
+          <w:rPr>
+            <w:rStyle w:val="Hyperlink"/>
+            <w:sz w:val="22"/>
+            <w:rFonts w:ascii="Calibri" w:hAnsi="Calibri"/>
+          </w:rPr>
+          <w:t xml:space="preserve">channel monetization policies</w:t>
+        </w:r>
+      </w:hyperlink>
+      <w:r>
+        <w:rPr>
+          <w:rFonts w:ascii="Calibri" w:hAnsi="Calibri"/>
+        </w:rPr>
+        <w:t xml:space="preserve"> renamed “repetitious content” to “inauthentic content” in July 2025. It covers templated, mass-produced videos, including AI-generated videos made from generic templates with none of the creator’s own insight. The same page bars monetization for channels that use an AI persona presented as a human expert giving health, legal, financial, or political advice. If your offer is advice in one of those areas, put yourself on camera or your own voice on the track, not a generated expert.</w:t>
+      </w:r>
+    </w:p>
+    <w:p>
+      <w:r>
+        <w:rPr>
+          <w:rFonts w:ascii="Calibri" w:hAnsi="Calibri"/>
+        </w:rPr>
         <w:t>For a channel that sells, the reasoning is short. The offer video is where a stranger decides whether to trust you with money. A generated presenter that looks like a real person, undisclosed, and then labeled by YouTube under the player, is a bad way to learn that trust was the product. When the video meets the bar, answer Yes. The production chapter’s line on voice consent still applies on top of this: a disclosure does not make cloning someone else’s voice acceptable.</w:t>
       </w:r>
     </w:p>
@@ -13994,7 +14121,7 @@
         </w:rPr>
         <w:t xml:space="preserve">Every channel and every video has an audience setting: made for kids, or not. YouTube’s </w:t>
       </w:r>
-      <w:hyperlink r:id="rId134">
+      <w:hyperlink r:id="rId138">
         <w:r>
           <w:rPr>
             <w:rStyle w:val="Hyperlink"/>
@@ -14335,6 +14462,17 @@
         <w:rPr>
           <w:rFonts w:ascii="Calibri" w:hAnsi="Calibri"/>
         </w:rPr>
+        <w:t>That a generated presenter is fine for any subject. A channel that uses an AI persona posing as a human expert on health, legal, financial, or political advice is not allowed to monetize, under YouTube’s monetization policies.</w:t>
+      </w:r>
+    </w:p>
+    <w:p>
+      <w:pPr>
+        <w:pStyle w:val="ListBullet"/>
+      </w:pPr>
+      <w:r>
+        <w:rPr>
+          <w:rFonts w:ascii="Calibri" w:hAnsi="Calibri"/>
+        </w:rPr>
         <w:t>That made for kids is a way to reach more families. It is a legal designation that removes comments, end screens, and more. Set it for who the video is directed to.</w:t>
       </w:r>
     </w:p>
@@ -14354,7 +14492,7 @@
         </w:rPr>
         <w:t xml:space="preserve">Sources: Warning, training, strike, and termination rules are from </w:t>
       </w:r>
-      <w:hyperlink r:id="rId120">
+      <w:hyperlink r:id="rId123">
         <w:r>
           <w:rPr>
             <w:rStyle w:val="Hyperlink"/>
@@ -14371,7 +14509,7 @@
         </w:rPr>
         <w:t xml:space="preserve">, its </w:t>
       </w:r>
-      <w:hyperlink r:id="rId121">
+      <w:hyperlink r:id="rId124">
         <w:r>
           <w:rPr>
             <w:rStyle w:val="Hyperlink"/>
@@ -14388,7 +14526,7 @@
         </w:rPr>
         <w:t xml:space="preserve">, and its </w:t>
       </w:r>
-      <w:hyperlink r:id="rId126">
+      <w:hyperlink r:id="rId129">
         <w:r>
           <w:rPr>
             <w:rStyle w:val="Hyperlink"/>
@@ -14405,7 +14543,7 @@
         </w:rPr>
         <w:t xml:space="preserve">. Copyright strike resolution is from </w:t>
       </w:r>
-      <w:hyperlink r:id="rId125">
+      <w:hyperlink r:id="rId128">
         <w:r>
           <w:rPr>
             <w:rStyle w:val="Hyperlink"/>
@@ -14422,7 +14560,7 @@
         </w:rPr>
         <w:t xml:space="preserve"> and its </w:t>
       </w:r>
-      <w:hyperlink r:id="rId127">
+      <w:hyperlink r:id="rId130">
         <w:r>
           <w:rPr>
             <w:rStyle w:val="Hyperlink"/>
@@ -14439,7 +14577,7 @@
         </w:rPr>
         <w:t xml:space="preserve">. Content ID claim policies and the Shorts blocking rule are from </w:t>
       </w:r>
-      <w:hyperlink r:id="rId128">
+      <w:hyperlink r:id="rId131">
         <w:r>
           <w:rPr>
             <w:rStyle w:val="Hyperlink"/>
@@ -14456,7 +14594,7 @@
         </w:rPr>
         <w:t xml:space="preserve">. The paid promotion checkbox and disclosure message are from </w:t>
       </w:r>
-      <w:hyperlink r:id="rId129">
+      <w:hyperlink r:id="rId132">
         <w:r>
           <w:rPr>
             <w:rStyle w:val="Hyperlink"/>
@@ -14473,7 +14611,7 @@
         </w:rPr>
         <w:t xml:space="preserve"> and its </w:t>
       </w:r>
-      <w:hyperlink r:id="rId130">
+      <w:hyperlink r:id="rId133">
         <w:r>
           <w:rPr>
             <w:rStyle w:val="Hyperlink"/>
@@ -14490,7 +14628,7 @@
         </w:rPr>
         <w:t xml:space="preserve">. AI disclosure requirements are from </w:t>
       </w:r>
-      <w:hyperlink r:id="rId131">
+      <w:hyperlink r:id="rId134">
         <w:r>
           <w:rPr>
             <w:rStyle w:val="Hyperlink"/>
@@ -14507,7 +14645,7 @@
         </w:rPr>
         <w:t xml:space="preserve">, the </w:t>
       </w:r>
-      <w:hyperlink r:id="rId132">
+      <w:hyperlink r:id="rId135">
         <w:r>
           <w:rPr>
             <w:rStyle w:val="Hyperlink"/>
@@ -14524,7 +14662,7 @@
         </w:rPr>
         <w:t xml:space="preserve">, and the </w:t>
       </w:r>
-      <w:hyperlink r:id="rId133">
+      <w:hyperlink r:id="rId136">
         <w:r>
           <w:rPr>
             <w:rStyle w:val="Hyperlink"/>
@@ -14539,9 +14677,26 @@
           <w:rFonts w:ascii="Calibri" w:hAnsi="Calibri"/>
           <w:i/>
         </w:rPr>
+        <w:t xml:space="preserve">. The inauthentic content and AI persona rules are from </w:t>
+      </w:r>
+      <w:hyperlink r:id="rId137">
+        <w:r>
+          <w:rPr>
+            <w:rStyle w:val="Hyperlink"/>
+            <w:sz w:val="22"/>
+            <w:rFonts w:ascii="Calibri" w:hAnsi="Calibri"/>
+          </w:rPr>
+          <w:t xml:space="preserve">YouTube’s channel monetization policies</w:t>
+        </w:r>
+      </w:hyperlink>
+      <w:r>
+        <w:rPr>
+          <w:rFonts w:ascii="Calibri" w:hAnsi="Calibri"/>
+          <w:i/>
+        </w:rPr>
         <w:t xml:space="preserve">. Made-for-kids features are from </w:t>
       </w:r>
-      <w:hyperlink r:id="rId134">
+      <w:hyperlink r:id="rId138">
         <w:r>
           <w:rPr>
             <w:rStyle w:val="Hyperlink"/>
@@ -14562,8 +14717,8 @@
     <w:p>
       <w:pPr>
         <w:sectPr>
-          <w:headerReference w:type="default" r:id="rId118"/>
-          <w:footerReference w:type="default" r:id="rId119"/>
+          <w:headerReference w:type="default" r:id="rId121"/>
+          <w:footerReference w:type="default" r:id="rId122"/>
           <w:pgSz w:w="10080" w:h="14400"/>
           <w:pgMar w:top="1008" w:right="1008" w:bottom="1008" w:left="1008" w:header="504" w:footer="504" w:gutter="0"/>
           <w:cols w:space="720"/>
@@ -14722,7 +14877,7 @@
         <w:rPr>
           <w:rFonts w:ascii="Calibri" w:hAnsi="Calibri"/>
         </w:rPr>
-        <w:t>The higher gate: 1,000 subscribers and either 4,000 long-form hours in 12 months or 10 million qualified Shorts views in 90 days. This is the gate that adds watch-page ads, Shorts Feed ads, and YouTube Premium revenue. The follower-floor chart’s YouTube bar is this gate.</w:t>
+        <w:t>The higher gate: 1,000 subscribers and either 4,000 long-form hours in 12 months or 10 million qualified Shorts views in 90 days. For channels that apply from 1 February 2027: 8,000 hours in 365 days or 20 million Shorts views in 90 days. This is the gate that adds watch-page ads, Shorts Feed ads, and YouTube Premium revenue. The follower-floor chart’s YouTube bar is this gate.</w:t>
       </w:r>
     </w:p>
     <w:p>
@@ -14731,6 +14886,36 @@
           <w:rFonts w:ascii="Calibri" w:hAnsi="Calibri"/>
           <w:b/>
         </w:rPr>
+        <w:t xml:space="preserve">Shorts Creator Pool. </w:t>
+      </w:r>
+      <w:r>
+        <w:rPr>
+          <w:rFonts w:ascii="Calibri" w:hAnsi="Calibri"/>
+        </w:rPr>
+        <w:t>The monthly pot of Shorts Feed ad revenue that YouTube shares out by each monetizing channel’s share of engaged Shorts views. The channel keeps 45% of its allocation. From 1 February 2027, a month counts only if the channel had 10 million qualified Shorts views in the previous 90 days.</w:t>
+      </w:r>
+    </w:p>
+    <w:p>
+      <w:r>
+        <w:rPr>
+          <w:rFonts w:ascii="Calibri" w:hAnsi="Calibri"/>
+          <w:b/>
+        </w:rPr>
+        <w:t xml:space="preserve">Inauthentic content. </w:t>
+      </w:r>
+      <w:r>
+        <w:rPr>
+          <w:rFonts w:ascii="Calibri" w:hAnsi="Calibri"/>
+        </w:rPr>
+        <w:t>YouTube’s monetization name, since July 2025, for templated, repetitive, or mass-produced videos, including generic AI-made ones. It can keep a whole channel out of the Partner Program.</w:t>
+      </w:r>
+    </w:p>
+    <w:p>
+      <w:r>
+        <w:rPr>
+          <w:rFonts w:ascii="Calibri" w:hAnsi="Calibri"/>
+          <w:b/>
+        </w:rPr>
         <w:t xml:space="preserve">End screen. </w:t>
       </w:r>
       <w:r>
@@ -15082,7 +15267,7 @@
         <w:rPr>
           <w:rFonts w:ascii="Calibri" w:hAnsi="Calibri"/>
         </w:rPr>
-        <w:t>The upload setting for realistic content that generative AI made or meaningfully altered. Scripts, ideas, and captions made with AI do not need it.</w:t>
+        <w:t>The upload setting for realistic content that generative AI made or meaningfully altered, including AI-generated music. Scripts, ideas, captions, thumbnails, and a clone of your own voice do not need it.</w:t>
       </w:r>
     </w:p>
     <w:p>
@@ -15112,14 +15297,14 @@
         <w:rPr>
           <w:rFonts w:ascii="Calibri" w:hAnsi="Calibri"/>
         </w:rPr>
-        <w:t>Public views of Shorts in the Shorts feed that YouTube counts toward the Shorts bars: 3 million in 90 days for the expanded program, or 10 million in 90 days for the Partner Program. They do not fill the long-form hour bars.</w:t>
+        <w:t>Public views of Shorts in the Shorts feed that YouTube counts toward the Shorts bars: 3 million in 90 days for the expanded program, or 10 million in 90 days for the Partner Program (20 million for channels applying from 1 February 2027). They do not fill the long-form hour bars.</w:t>
       </w:r>
     </w:p>
     <w:p>
       <w:pPr>
         <w:sectPr>
-          <w:headerReference w:type="default" r:id="rId135"/>
-          <w:footerReference w:type="default" r:id="rId136"/>
+          <w:headerReference w:type="default" r:id="rId139"/>
+          <w:footerReference w:type="default" r:id="rId140"/>
           <w:pgSz w:w="10080" w:h="14400"/>
           <w:pgMar w:top="1008" w:right="1008" w:bottom="1008" w:left="1008" w:header="504" w:footer="504" w:gutter="0"/>
           <w:cols w:space="720"/>
@@ -15143,7 +15328,7 @@
         <w:rPr>
           <w:rFonts w:ascii="Calibri" w:hAnsi="Calibri"/>
         </w:rPr>
-        <w:t>These notes support the claims in the chapters. Planning methods, worksheets, and creator-consensus tactics are editorial guidance, not platform requirements. The sample conversion figures are arithmetic placeholders, not measured rates. Accessed September 2026.</w:t>
+        <w:t>These notes support the claims in the chapters. Planning methods, worksheets, and creator-consensus tactics are editorial guidance, not platform requirements. The sample conversion figures are arithmetic placeholders, not measured rates. Pages accessed September and October 2026. YouTube’s monetization and AI-disclosure pages were rechecked on 1 October 2026.</w:t>
       </w:r>
     </w:p>
     <w:p>
@@ -15179,7 +15364,7 @@
           <w:rFonts w:ascii="Calibri" w:hAnsi="Calibri"/>
           <w:i/>
         </w:rPr>
-        <w:t>Chapter 5. YouTube Partner Program requirements were checked against YouTube’s own monetization guidance. Other platforms on the list were checked against the linked help page in September 2026. Instagram, Dailymotion, and Vimeo have no number in the chapter. One URL, repeated, is the rule. The FTC pages are US guidance.</w:t>
+        <w:t>Chapter 5. YouTube Partner Program requirements, including the changes that take effect on 1 February 2027, were checked against YouTube’s own monetization guidance and its August 2026 announcement on 1 October 2026. Other platforms on the list were checked against the linked help page in September 2026. Instagram, Dailymotion, and Vimeo have no number in the chapter. One URL, repeated, is the rule. The FTC pages are US guidance.</w:t>
       </w:r>
     </w:p>
     <w:p>
@@ -15206,7 +15391,7 @@
           <w:rFonts w:ascii="Calibri" w:hAnsi="Calibri"/>
           <w:i/>
         </w:rPr>
-        <w:t>Chapter 12. Warnings, strikes, copyright removal, Content ID claims, paid promotion, AI use disclosure, made-for-kids features, and the spam, fake engagement, and external links policies are cited to YouTube’s own help pages and blog in the chapter. Checked October 2026. Not legal advice.</w:t>
+        <w:t>Chapter 12. Warnings, strikes, copyright removal, Content ID claims, paid promotion, AI use disclosure, made-for-kids features, the spam, fake engagement, and external links policies, and the inauthentic-content and AI-persona monetization rules are cited to YouTube’s own help pages and blog in the chapter. Checked October 2026. Not legal advice.</w:t>
       </w:r>
     </w:p>
     <w:p>
@@ -15278,6 +15463,70 @@
         </w:rPr>
         <w:t xml:space="preserve">, </w:t>
       </w:r>
+      <w:hyperlink r:id="rId100">
+        <w:r>
+          <w:rPr>
+            <w:rStyle w:val="Hyperlink"/>
+            <w:sz w:val="22"/>
+            <w:rFonts w:ascii="Calibri" w:hAnsi="Calibri"/>
+          </w:rPr>
+          <w:t xml:space="preserve">2027 Partner Program changes</w:t>
+        </w:r>
+      </w:hyperlink>
+      <w:r>
+        <w:rPr>
+          <w:rFonts w:ascii="Calibri" w:hAnsi="Calibri"/>
+        </w:rPr>
+        <w:t xml:space="preserve">, </w:t>
+      </w:r>
+      <w:hyperlink r:id="rId98">
+        <w:r>
+          <w:rPr>
+            <w:rStyle w:val="Hyperlink"/>
+            <w:sz w:val="22"/>
+            <w:rFonts w:ascii="Calibri" w:hAnsi="Calibri"/>
+          </w:rPr>
+          <w:t xml:space="preserve">Shorts monetization policies</w:t>
+        </w:r>
+      </w:hyperlink>
+      <w:r>
+        <w:rPr>
+          <w:rFonts w:ascii="Calibri" w:hAnsi="Calibri"/>
+        </w:rPr>
+        <w:t xml:space="preserve">, </w:t>
+      </w:r>
+      <w:hyperlink r:id="rId99">
+        <w:r>
+          <w:rPr>
+            <w:rStyle w:val="Hyperlink"/>
+            <w:sz w:val="22"/>
+            <w:rFonts w:ascii="Calibri" w:hAnsi="Calibri"/>
+          </w:rPr>
+          <w:t xml:space="preserve">partner earnings overview</w:t>
+        </w:r>
+      </w:hyperlink>
+      <w:r>
+        <w:rPr>
+          <w:rFonts w:ascii="Calibri" w:hAnsi="Calibri"/>
+        </w:rPr>
+        <w:t xml:space="preserve">, </w:t>
+      </w:r>
+      <w:hyperlink r:id="rId137">
+        <w:r>
+          <w:rPr>
+            <w:rStyle w:val="Hyperlink"/>
+            <w:sz w:val="22"/>
+            <w:rFonts w:ascii="Calibri" w:hAnsi="Calibri"/>
+          </w:rPr>
+          <w:t xml:space="preserve">channel monetization policies</w:t>
+        </w:r>
+      </w:hyperlink>
+      <w:r>
+        <w:rPr>
+          <w:rFonts w:ascii="Calibri" w:hAnsi="Calibri"/>
+        </w:rPr>
+        <w:t xml:space="preserve">, </w:t>
+      </w:r>
       <w:hyperlink r:id="rId84">
         <w:r>
           <w:rPr>
@@ -15396,7 +15645,7 @@
       </w:r>
     </w:p>
     <w:p>
-      <w:hyperlink r:id="rId102">
+      <w:hyperlink r:id="rId105">
         <w:r>
           <w:rPr>
             <w:rStyle w:val="Hyperlink"/>
@@ -15412,7 +15661,7 @@
         </w:rPr>
         <w:t xml:space="preserve"> and </w:t>
       </w:r>
-      <w:hyperlink r:id="rId103">
+      <w:hyperlink r:id="rId106">
         <w:r>
           <w:rPr>
             <w:rStyle w:val="Hyperlink"/>
@@ -15430,7 +15679,7 @@
       </w:r>
     </w:p>
     <w:p>
-      <w:hyperlink r:id="rId111">
+      <w:hyperlink r:id="rId114">
         <w:r>
           <w:rPr>
             <w:rStyle w:val="Hyperlink"/>
@@ -15446,7 +15695,7 @@
         </w:rPr>
         <w:t xml:space="preserve">. </w:t>
       </w:r>
-      <w:hyperlink r:id="rId114">
+      <w:hyperlink r:id="rId117">
         <w:r>
           <w:rPr>
             <w:rStyle w:val="Hyperlink"/>
@@ -15462,7 +15711,7 @@
         </w:rPr>
         <w:t xml:space="preserve">, </w:t>
       </w:r>
-      <w:hyperlink r:id="rId115">
+      <w:hyperlink r:id="rId118">
         <w:r>
           <w:rPr>
             <w:rStyle w:val="Hyperlink"/>
@@ -15478,7 +15727,7 @@
         </w:rPr>
         <w:t xml:space="preserve">, </w:t>
       </w:r>
-      <w:hyperlink r:id="rId116">
+      <w:hyperlink r:id="rId119">
         <w:r>
           <w:rPr>
             <w:rStyle w:val="Hyperlink"/>
@@ -15494,7 +15743,7 @@
         </w:rPr>
         <w:t xml:space="preserve">, </w:t>
       </w:r>
-      <w:hyperlink r:id="rId117">
+      <w:hyperlink r:id="rId120">
         <w:r>
           <w:rPr>
             <w:rStyle w:val="Hyperlink"/>
@@ -15512,7 +15761,7 @@
       </w:r>
     </w:p>
     <w:p>
-      <w:hyperlink r:id="rId120">
+      <w:hyperlink r:id="rId123">
         <w:r>
           <w:rPr>
             <w:rStyle w:val="Hyperlink"/>
@@ -15528,7 +15777,7 @@
         </w:rPr>
         <w:t xml:space="preserve">, </w:t>
       </w:r>
-      <w:hyperlink r:id="rId125">
+      <w:hyperlink r:id="rId128">
         <w:r>
           <w:rPr>
             <w:rStyle w:val="Hyperlink"/>
@@ -15544,7 +15793,7 @@
         </w:rPr>
         <w:t xml:space="preserve">, </w:t>
       </w:r>
-      <w:hyperlink r:id="rId128">
+      <w:hyperlink r:id="rId131">
         <w:r>
           <w:rPr>
             <w:rStyle w:val="Hyperlink"/>
@@ -15560,7 +15809,7 @@
         </w:rPr>
         <w:t xml:space="preserve">, </w:t>
       </w:r>
-      <w:hyperlink r:id="rId129">
+      <w:hyperlink r:id="rId132">
         <w:r>
           <w:rPr>
             <w:rStyle w:val="Hyperlink"/>
@@ -15576,7 +15825,7 @@
         </w:rPr>
         <w:t xml:space="preserve">, </w:t>
       </w:r>
-      <w:hyperlink r:id="rId131">
+      <w:hyperlink r:id="rId134">
         <w:r>
           <w:rPr>
             <w:rStyle w:val="Hyperlink"/>
@@ -15592,7 +15841,7 @@
         </w:rPr>
         <w:t xml:space="preserve">, </w:t>
       </w:r>
-      <w:hyperlink r:id="rId134">
+      <w:hyperlink r:id="rId138">
         <w:r>
           <w:rPr>
             <w:rStyle w:val="Hyperlink"/>
@@ -15608,7 +15857,7 @@
         </w:rPr>
         <w:t xml:space="preserve">, </w:t>
       </w:r>
-      <w:hyperlink r:id="rId122">
+      <w:hyperlink r:id="rId125">
         <w:r>
           <w:rPr>
             <w:rStyle w:val="Hyperlink"/>
@@ -15624,7 +15873,7 @@
         </w:rPr>
         <w:t xml:space="preserve">, </w:t>
       </w:r>
-      <w:hyperlink r:id="rId124">
+      <w:hyperlink r:id="rId127">
         <w:r>
           <w:rPr>
             <w:rStyle w:val="Hyperlink"/>
@@ -15724,8 +15973,8 @@
       </w:r>
     </w:p>
     <w:sectPr>
-      <w:headerReference w:type="default" r:id="rId137"/>
-      <w:footerReference w:type="default" r:id="rId138"/>
+      <w:headerReference w:type="default" r:id="rId141"/>
+      <w:footerReference w:type="default" r:id="rId142"/>
       <w:pgSz w:w="10080" w:h="14400"/>
       <w:pgMar w:top="1008" w:right="1008" w:bottom="1008" w:left="1008" w:header="504" w:footer="504" w:gutter="0"/>
       <w:cols w:space="720"/>

--- a/Your First YouTube Channel That Sells/Your First YouTube Channel That Sells.docx
+++ b/Your First YouTube Channel That Sells/Your First YouTube Channel That Sells.docx
@@ -27,7 +27,20 @@
     </w:p>
     <w:p>
       <w:r>
+        <w:rPr>
+          <w:b/>
+        </w:rPr>
+        <w:t>Lothar J. Musiol</w:t>
+      </w:r>
+    </w:p>
+    <w:p>
+      <w:r>
         <w:t>Updated October 2026</w:t>
+      </w:r>
+    </w:p>
+    <w:p>
+      <w:r>
+        <w:t>Copyright © 2026 Lothar J. Musiol. All rights reserved.</w:t>
       </w:r>
     </w:p>
     <w:p>
